--- a/SWE_CoverLetterTemplate.docx
+++ b/SWE_CoverLetterTemplate.docx
@@ -21,7 +21,6 @@
           <w:lang w:val="en-CA"/>
         </w:rPr>
       </w:pPr>
-      <w:proofErr w:type="gramStart"/>
       <w:r>
         <w:rPr>
           <w:rFonts w:ascii="Calibri Light" w:eastAsia="Cambria" w:hAnsi="Calibri Light" w:cs="Calibri Light"/>
@@ -30,9 +29,8 @@
           <w:szCs w:val="18"/>
           <w:lang w:val="en-CA"/>
         </w:rPr>
-        <w:t>{{ t</w:t>
-      </w:r>
-      <w:proofErr w:type="gramEnd"/>
+        <w:t xml:space="preserve">{{ t }} </w:t>
+      </w:r>
       <w:r>
         <w:rPr>
           <w:rFonts w:ascii="Calibri Light" w:eastAsia="Cambria" w:hAnsi="Calibri Light" w:cs="Calibri Light"/>
@@ -41,7 +39,7 @@
           <w:szCs w:val="18"/>
           <w:lang w:val="en-CA"/>
         </w:rPr>
-        <w:t xml:space="preserve"> }} </w:t>
+        <w:br/>
       </w:r>
       <w:r>
         <w:rPr>
@@ -52,7 +50,9 @@
           <w:lang w:val="en-CA"/>
         </w:rPr>
         <w:br/>
-      </w:r>
+        <w:t xml:space="preserve">{{ </w:t>
+      </w:r>
+      <w:proofErr w:type="spellStart"/>
       <w:r>
         <w:rPr>
           <w:rFonts w:ascii="Calibri Light" w:eastAsia="Cambria" w:hAnsi="Calibri Light" w:cs="Calibri Light"/>
@@ -61,9 +61,9 @@
           <w:szCs w:val="18"/>
           <w:lang w:val="en-CA"/>
         </w:rPr>
-        <w:br/>
-      </w:r>
-      <w:proofErr w:type="gramStart"/>
+        <w:t>company_name</w:t>
+      </w:r>
+      <w:proofErr w:type="spellEnd"/>
       <w:r>
         <w:rPr>
           <w:rFonts w:ascii="Calibri Light" w:eastAsia="Cambria" w:hAnsi="Calibri Light" w:cs="Calibri Light"/>
@@ -72,9 +72,8 @@
           <w:szCs w:val="18"/>
           <w:lang w:val="en-CA"/>
         </w:rPr>
-        <w:t xml:space="preserve">{{ </w:t>
-      </w:r>
-      <w:proofErr w:type="spellStart"/>
+        <w:t xml:space="preserve"> }}</w:t>
+      </w:r>
       <w:r>
         <w:rPr>
           <w:rFonts w:ascii="Calibri Light" w:eastAsia="Cambria" w:hAnsi="Calibri Light" w:cs="Calibri Light"/>
@@ -83,9 +82,10 @@
           <w:szCs w:val="18"/>
           <w:lang w:val="en-CA"/>
         </w:rPr>
-        <w:t>company</w:t>
-      </w:r>
-      <w:proofErr w:type="gramEnd"/>
+        <w:br/>
+        <w:t xml:space="preserve">{{ </w:t>
+      </w:r>
+      <w:proofErr w:type="spellStart"/>
       <w:r>
         <w:rPr>
           <w:rFonts w:ascii="Calibri Light" w:eastAsia="Cambria" w:hAnsi="Calibri Light" w:cs="Calibri Light"/>
@@ -94,7 +94,7 @@
           <w:szCs w:val="18"/>
           <w:lang w:val="en-CA"/>
         </w:rPr>
-        <w:t>_name</w:t>
+        <w:t>company_address</w:t>
       </w:r>
       <w:proofErr w:type="spellEnd"/>
       <w:r>
@@ -105,7 +105,7 @@
           <w:szCs w:val="18"/>
           <w:lang w:val="en-CA"/>
         </w:rPr>
-        <w:t xml:space="preserve"> }}</w:t>
+        <w:t xml:space="preserve"> }} </w:t>
       </w:r>
       <w:r>
         <w:rPr>
@@ -116,8 +116,9 @@
           <w:lang w:val="en-CA"/>
         </w:rPr>
         <w:br/>
-      </w:r>
-      <w:proofErr w:type="gramStart"/>
+        <w:t xml:space="preserve">{{ </w:t>
+      </w:r>
+      <w:proofErr w:type="spellStart"/>
       <w:r>
         <w:rPr>
           <w:rFonts w:ascii="Calibri Light" w:eastAsia="Cambria" w:hAnsi="Calibri Light" w:cs="Calibri Light"/>
@@ -126,9 +127,9 @@
           <w:szCs w:val="18"/>
           <w:lang w:val="en-CA"/>
         </w:rPr>
-        <w:t xml:space="preserve">{{ </w:t>
-      </w:r>
-      <w:proofErr w:type="spellStart"/>
+        <w:t>company_city</w:t>
+      </w:r>
+      <w:proofErr w:type="spellEnd"/>
       <w:r>
         <w:rPr>
           <w:rFonts w:ascii="Calibri Light" w:eastAsia="Cambria" w:hAnsi="Calibri Light" w:cs="Calibri Light"/>
@@ -137,9 +138,9 @@
           <w:szCs w:val="18"/>
           <w:lang w:val="en-CA"/>
         </w:rPr>
-        <w:t>company</w:t>
-      </w:r>
-      <w:proofErr w:type="gramEnd"/>
+        <w:t xml:space="preserve"> }}, {{ </w:t>
+      </w:r>
+      <w:proofErr w:type="spellStart"/>
       <w:r>
         <w:rPr>
           <w:rFonts w:ascii="Calibri Light" w:eastAsia="Cambria" w:hAnsi="Calibri Light" w:cs="Calibri Light"/>
@@ -148,9 +149,9 @@
           <w:szCs w:val="18"/>
           <w:lang w:val="en-CA"/>
         </w:rPr>
-        <w:t>_</w:t>
-      </w:r>
-      <w:proofErr w:type="gramStart"/>
+        <w:t>company_province</w:t>
+      </w:r>
+      <w:proofErr w:type="spellEnd"/>
       <w:r>
         <w:rPr>
           <w:rFonts w:ascii="Calibri Light" w:eastAsia="Cambria" w:hAnsi="Calibri Light" w:cs="Calibri Light"/>
@@ -159,9 +160,8 @@
           <w:szCs w:val="18"/>
           <w:lang w:val="en-CA"/>
         </w:rPr>
-        <w:t>address</w:t>
-      </w:r>
-      <w:proofErr w:type="spellEnd"/>
+        <w:t xml:space="preserve"> }}</w:t>
+      </w:r>
       <w:r>
         <w:rPr>
           <w:rFonts w:ascii="Calibri Light" w:eastAsia="Cambria" w:hAnsi="Calibri Light" w:cs="Calibri Light"/>
@@ -170,9 +170,10 @@
           <w:szCs w:val="18"/>
           <w:lang w:val="en-CA"/>
         </w:rPr>
-        <w:t xml:space="preserve"> }</w:t>
-      </w:r>
-      <w:proofErr w:type="gramEnd"/>
+        <w:br/>
+        <w:t xml:space="preserve">{{ </w:t>
+      </w:r>
+      <w:proofErr w:type="spellStart"/>
       <w:r>
         <w:rPr>
           <w:rFonts w:ascii="Calibri Light" w:eastAsia="Cambria" w:hAnsi="Calibri Light" w:cs="Calibri Light"/>
@@ -181,8 +182,9 @@
           <w:szCs w:val="18"/>
           <w:lang w:val="en-CA"/>
         </w:rPr>
-        <w:t xml:space="preserve">} </w:t>
-      </w:r>
+        <w:t>company_postal</w:t>
+      </w:r>
+      <w:proofErr w:type="spellEnd"/>
       <w:r>
         <w:rPr>
           <w:rFonts w:ascii="Calibri Light" w:eastAsia="Cambria" w:hAnsi="Calibri Light" w:cs="Calibri Light"/>
@@ -191,193 +193,7 @@
           <w:szCs w:val="18"/>
           <w:lang w:val="en-CA"/>
         </w:rPr>
-        <w:br/>
-      </w:r>
-      <w:proofErr w:type="gramStart"/>
-      <w:r>
-        <w:rPr>
-          <w:rFonts w:ascii="Calibri Light" w:eastAsia="Cambria" w:hAnsi="Calibri Light" w:cs="Calibri Light"/>
-          <w:bCs/>
-          <w:sz w:val="18"/>
-          <w:szCs w:val="18"/>
-          <w:lang w:val="en-CA"/>
-        </w:rPr>
-        <w:t xml:space="preserve">{{ </w:t>
-      </w:r>
-      <w:proofErr w:type="spellStart"/>
-      <w:r>
-        <w:rPr>
-          <w:rFonts w:ascii="Calibri Light" w:eastAsia="Cambria" w:hAnsi="Calibri Light" w:cs="Calibri Light"/>
-          <w:bCs/>
-          <w:sz w:val="18"/>
-          <w:szCs w:val="18"/>
-          <w:lang w:val="en-CA"/>
-        </w:rPr>
-        <w:t>company</w:t>
-      </w:r>
-      <w:proofErr w:type="gramEnd"/>
-      <w:r>
-        <w:rPr>
-          <w:rFonts w:ascii="Calibri Light" w:eastAsia="Cambria" w:hAnsi="Calibri Light" w:cs="Calibri Light"/>
-          <w:bCs/>
-          <w:sz w:val="18"/>
-          <w:szCs w:val="18"/>
-          <w:lang w:val="en-CA"/>
-        </w:rPr>
-        <w:t>_</w:t>
-      </w:r>
-      <w:proofErr w:type="gramStart"/>
-      <w:r>
-        <w:rPr>
-          <w:rFonts w:ascii="Calibri Light" w:eastAsia="Cambria" w:hAnsi="Calibri Light" w:cs="Calibri Light"/>
-          <w:bCs/>
-          <w:sz w:val="18"/>
-          <w:szCs w:val="18"/>
-          <w:lang w:val="en-CA"/>
-        </w:rPr>
-        <w:t>city</w:t>
-      </w:r>
-      <w:proofErr w:type="spellEnd"/>
-      <w:r>
-        <w:rPr>
-          <w:rFonts w:ascii="Calibri Light" w:eastAsia="Cambria" w:hAnsi="Calibri Light" w:cs="Calibri Light"/>
-          <w:bCs/>
-          <w:sz w:val="18"/>
-          <w:szCs w:val="18"/>
-          <w:lang w:val="en-CA"/>
-        </w:rPr>
-        <w:t xml:space="preserve"> }</w:t>
-      </w:r>
-      <w:proofErr w:type="gramEnd"/>
-      <w:r>
-        <w:rPr>
-          <w:rFonts w:ascii="Calibri Light" w:eastAsia="Cambria" w:hAnsi="Calibri Light" w:cs="Calibri Light"/>
-          <w:bCs/>
-          <w:sz w:val="18"/>
-          <w:szCs w:val="18"/>
-          <w:lang w:val="en-CA"/>
-        </w:rPr>
-        <w:t xml:space="preserve">}, </w:t>
-      </w:r>
-      <w:proofErr w:type="gramStart"/>
-      <w:r>
-        <w:rPr>
-          <w:rFonts w:ascii="Calibri Light" w:eastAsia="Cambria" w:hAnsi="Calibri Light" w:cs="Calibri Light"/>
-          <w:bCs/>
-          <w:sz w:val="18"/>
-          <w:szCs w:val="18"/>
-          <w:lang w:val="en-CA"/>
-        </w:rPr>
-        <w:t xml:space="preserve">{{ </w:t>
-      </w:r>
-      <w:proofErr w:type="spellStart"/>
-      <w:r>
-        <w:rPr>
-          <w:rFonts w:ascii="Calibri Light" w:eastAsia="Cambria" w:hAnsi="Calibri Light" w:cs="Calibri Light"/>
-          <w:bCs/>
-          <w:sz w:val="18"/>
-          <w:szCs w:val="18"/>
-          <w:lang w:val="en-CA"/>
-        </w:rPr>
-        <w:t>company</w:t>
-      </w:r>
-      <w:proofErr w:type="gramEnd"/>
-      <w:r>
-        <w:rPr>
-          <w:rFonts w:ascii="Calibri Light" w:eastAsia="Cambria" w:hAnsi="Calibri Light" w:cs="Calibri Light"/>
-          <w:bCs/>
-          <w:sz w:val="18"/>
-          <w:szCs w:val="18"/>
-          <w:lang w:val="en-CA"/>
-        </w:rPr>
-        <w:t>_province</w:t>
-      </w:r>
-      <w:proofErr w:type="spellEnd"/>
-      <w:r>
-        <w:rPr>
-          <w:rFonts w:ascii="Calibri Light" w:eastAsia="Cambria" w:hAnsi="Calibri Light" w:cs="Calibri Light"/>
-          <w:bCs/>
-          <w:sz w:val="18"/>
-          <w:szCs w:val="18"/>
-          <w:lang w:val="en-CA"/>
-        </w:rPr>
         <w:t xml:space="preserve"> }}</w:t>
-      </w:r>
-      <w:r>
-        <w:rPr>
-          <w:rFonts w:ascii="Calibri Light" w:eastAsia="Cambria" w:hAnsi="Calibri Light" w:cs="Calibri Light"/>
-          <w:bCs/>
-          <w:sz w:val="18"/>
-          <w:szCs w:val="18"/>
-          <w:lang w:val="en-CA"/>
-        </w:rPr>
-        <w:br/>
-      </w:r>
-      <w:proofErr w:type="gramStart"/>
-      <w:r>
-        <w:rPr>
-          <w:rFonts w:ascii="Calibri Light" w:eastAsia="Cambria" w:hAnsi="Calibri Light" w:cs="Calibri Light"/>
-          <w:bCs/>
-          <w:sz w:val="18"/>
-          <w:szCs w:val="18"/>
-          <w:lang w:val="en-CA"/>
-        </w:rPr>
-        <w:t xml:space="preserve">{{ </w:t>
-      </w:r>
-      <w:proofErr w:type="spellStart"/>
-      <w:r>
-        <w:rPr>
-          <w:rFonts w:ascii="Calibri Light" w:eastAsia="Cambria" w:hAnsi="Calibri Light" w:cs="Calibri Light"/>
-          <w:bCs/>
-          <w:sz w:val="18"/>
-          <w:szCs w:val="18"/>
-          <w:lang w:val="en-CA"/>
-        </w:rPr>
-        <w:t>company</w:t>
-      </w:r>
-      <w:proofErr w:type="gramEnd"/>
-      <w:r>
-        <w:rPr>
-          <w:rFonts w:ascii="Calibri Light" w:eastAsia="Cambria" w:hAnsi="Calibri Light" w:cs="Calibri Light"/>
-          <w:bCs/>
-          <w:sz w:val="18"/>
-          <w:szCs w:val="18"/>
-          <w:lang w:val="en-CA"/>
-        </w:rPr>
-        <w:t>_</w:t>
-      </w:r>
-      <w:proofErr w:type="gramStart"/>
-      <w:r>
-        <w:rPr>
-          <w:rFonts w:ascii="Calibri Light" w:eastAsia="Cambria" w:hAnsi="Calibri Light" w:cs="Calibri Light"/>
-          <w:bCs/>
-          <w:sz w:val="18"/>
-          <w:szCs w:val="18"/>
-          <w:lang w:val="en-CA"/>
-        </w:rPr>
-        <w:t>postal</w:t>
-      </w:r>
-      <w:proofErr w:type="spellEnd"/>
-      <w:r>
-        <w:rPr>
-          <w:rFonts w:ascii="Calibri Light" w:eastAsia="Cambria" w:hAnsi="Calibri Light" w:cs="Calibri Light"/>
-          <w:bCs/>
-          <w:sz w:val="18"/>
-          <w:szCs w:val="18"/>
-          <w:lang w:val="en-CA"/>
-        </w:rPr>
-        <w:t xml:space="preserve"> }</w:t>
-      </w:r>
-      <w:proofErr w:type="gramEnd"/>
-      <w:r>
-        <w:rPr>
-          <w:rFonts w:ascii="Calibri Light" w:eastAsia="Cambria" w:hAnsi="Calibri Light" w:cs="Calibri Light"/>
-          <w:bCs/>
-          <w:sz w:val="18"/>
-          <w:szCs w:val="18"/>
-          <w:lang w:val="en-CA"/>
-        </w:rPr>
-        <w:t>}</w:t>
       </w:r>
     </w:p>
     <w:p>
@@ -407,7 +223,49 @@
           <w:szCs w:val="19"/>
           <w:lang w:val="en-CA"/>
         </w:rPr>
-        <w:t>Dear Hiring Manager,</w:t>
+        <w:t xml:space="preserve">Dear </w:t>
+      </w:r>
+      <w:r>
+        <w:rPr>
+          <w:rFonts w:ascii="Calibri Light" w:eastAsia="Cambria" w:hAnsi="Calibri Light" w:cs="Calibri Light"/>
+          <w:bCs/>
+          <w:sz w:val="19"/>
+          <w:szCs w:val="19"/>
+          <w:lang w:val="en-CA"/>
+        </w:rPr>
+        <w:t xml:space="preserve">{{ </w:t>
+      </w:r>
+      <w:proofErr w:type="spellStart"/>
+      <w:r>
+        <w:rPr>
+          <w:rFonts w:ascii="Calibri Light" w:eastAsia="Cambria" w:hAnsi="Calibri Light" w:cs="Calibri Light"/>
+          <w:bCs/>
+          <w:sz w:val="19"/>
+          <w:szCs w:val="19"/>
+          <w:lang w:val="en-CA"/>
+        </w:rPr>
+        <w:t>letter_addressee</w:t>
+      </w:r>
+      <w:proofErr w:type="spellEnd"/>
+      <w:r>
+        <w:rPr>
+          <w:rFonts w:ascii="Calibri Light" w:eastAsia="Cambria" w:hAnsi="Calibri Light" w:cs="Calibri Light"/>
+          <w:bCs/>
+          <w:sz w:val="19"/>
+          <w:szCs w:val="19"/>
+          <w:lang w:val="en-CA"/>
+        </w:rPr>
+        <w:t xml:space="preserve"> }}</w:t>
+      </w:r>
+      <w:r>
+        <w:rPr>
+          <w:rFonts w:ascii="Calibri Light" w:eastAsia="Cambria" w:hAnsi="Calibri Light" w:cs="Calibri Light"/>
+          <w:bCs/>
+          <w:sz w:val="19"/>
+          <w:szCs w:val="19"/>
+          <w:lang w:val="en-CA"/>
+        </w:rPr>
+        <w:t>,</w:t>
       </w:r>
     </w:p>
     <w:p>
@@ -470,7 +328,6 @@
         </w:rPr>
         <w:t xml:space="preserve"> </w:t>
       </w:r>
-      <w:proofErr w:type="gramStart"/>
       <w:r>
         <w:rPr>
           <w:rFonts w:ascii="Calibri Light" w:eastAsia="Cambria" w:hAnsi="Calibri Light" w:cs="Calibri Light"/>
@@ -490,9 +347,9 @@
           <w:szCs w:val="18"/>
           <w:lang w:val="en-CA"/>
         </w:rPr>
-        <w:t>position</w:t>
-      </w:r>
-      <w:proofErr w:type="gramEnd"/>
+        <w:t>position_name</w:t>
+      </w:r>
+      <w:proofErr w:type="spellEnd"/>
       <w:r>
         <w:rPr>
           <w:rFonts w:ascii="Calibri Light" w:eastAsia="Cambria" w:hAnsi="Calibri Light" w:cs="Calibri Light"/>
@@ -501,9 +358,18 @@
           <w:szCs w:val="18"/>
           <w:lang w:val="en-CA"/>
         </w:rPr>
-        <w:t>_</w:t>
-      </w:r>
-      <w:proofErr w:type="gramStart"/>
+        <w:t xml:space="preserve"> }}</w:t>
+      </w:r>
+      <w:r>
+        <w:rPr>
+          <w:rFonts w:ascii="Calibri Light" w:eastAsia="Cambria" w:hAnsi="Calibri Light" w:cs="Calibri Light"/>
+          <w:bCs/>
+          <w:sz w:val="19"/>
+          <w:szCs w:val="19"/>
+          <w:lang w:val="en-CA"/>
+        </w:rPr>
+        <w:t xml:space="preserve"> position with </w:t>
+      </w:r>
       <w:r>
         <w:rPr>
           <w:rFonts w:ascii="Calibri Light" w:eastAsia="Cambria" w:hAnsi="Calibri Light" w:cs="Calibri Light"/>
@@ -512,9 +378,9 @@
           <w:szCs w:val="18"/>
           <w:lang w:val="en-CA"/>
         </w:rPr>
-        <w:t>name</w:t>
-      </w:r>
-      <w:proofErr w:type="spellEnd"/>
+        <w:t xml:space="preserve"> {{ </w:t>
+      </w:r>
+      <w:proofErr w:type="spellStart"/>
       <w:r>
         <w:rPr>
           <w:rFonts w:ascii="Calibri Light" w:eastAsia="Cambria" w:hAnsi="Calibri Light" w:cs="Calibri Light"/>
@@ -523,9 +389,9 @@
           <w:szCs w:val="18"/>
           <w:lang w:val="en-CA"/>
         </w:rPr>
-        <w:t xml:space="preserve"> }</w:t>
-      </w:r>
-      <w:proofErr w:type="gramEnd"/>
+        <w:t>company_name</w:t>
+      </w:r>
+      <w:proofErr w:type="spellEnd"/>
       <w:r>
         <w:rPr>
           <w:rFonts w:ascii="Calibri Light" w:eastAsia="Cambria" w:hAnsi="Calibri Light" w:cs="Calibri Light"/>
@@ -534,28 +400,219 @@
           <w:szCs w:val="18"/>
           <w:lang w:val="en-CA"/>
         </w:rPr>
-        <w:t>}</w:t>
-      </w:r>
-      <w:r>
-        <w:rPr>
-          <w:rFonts w:ascii="Calibri Light" w:eastAsia="Cambria" w:hAnsi="Calibri Light" w:cs="Calibri Light"/>
-          <w:bCs/>
-          <w:sz w:val="19"/>
-          <w:szCs w:val="19"/>
-          <w:lang w:val="en-CA"/>
-        </w:rPr>
-        <w:t xml:space="preserve"> position </w:t>
-      </w:r>
-      <w:proofErr w:type="gramStart"/>
-      <w:r>
-        <w:rPr>
-          <w:rFonts w:ascii="Calibri Light" w:eastAsia="Cambria" w:hAnsi="Calibri Light" w:cs="Calibri Light"/>
-          <w:bCs/>
-          <w:sz w:val="19"/>
-          <w:szCs w:val="19"/>
-          <w:lang w:val="en-CA"/>
-        </w:rPr>
-        <w:t xml:space="preserve">with </w:t>
+        <w:t xml:space="preserve"> }}</w:t>
+      </w:r>
+      <w:r>
+        <w:rPr>
+          <w:rFonts w:ascii="Calibri Light" w:eastAsia="Cambria" w:hAnsi="Calibri Light" w:cs="Calibri Light"/>
+          <w:bCs/>
+          <w:sz w:val="19"/>
+          <w:szCs w:val="19"/>
+          <w:lang w:val="en-CA"/>
+        </w:rPr>
+        <w:t xml:space="preserve">. As a former healthcare professional who is currently transitioning into </w:t>
+      </w:r>
+      <w:r>
+        <w:rPr>
+          <w:rFonts w:ascii="Calibri Light" w:eastAsia="Cambria" w:hAnsi="Calibri Light" w:cs="Calibri Light"/>
+          <w:bCs/>
+          <w:sz w:val="19"/>
+          <w:szCs w:val="19"/>
+          <w:lang w:val="en-CA"/>
+        </w:rPr>
+        <w:t>tech</w:t>
+      </w:r>
+      <w:r>
+        <w:rPr>
+          <w:rFonts w:ascii="Calibri Light" w:eastAsia="Cambria" w:hAnsi="Calibri Light" w:cs="Calibri Light"/>
+          <w:bCs/>
+          <w:sz w:val="19"/>
+          <w:szCs w:val="19"/>
+          <w:lang w:val="en-CA"/>
+        </w:rPr>
+        <w:t xml:space="preserve">, I </w:t>
+      </w:r>
+      <w:r>
+        <w:rPr>
+          <w:rFonts w:ascii="Calibri Light" w:eastAsia="Cambria" w:hAnsi="Calibri Light" w:cs="Calibri Light"/>
+          <w:bCs/>
+          <w:sz w:val="19"/>
+          <w:szCs w:val="19"/>
+          <w:lang w:val="en-CA"/>
+        </w:rPr>
+        <w:t xml:space="preserve">have developed a strong passion towards building </w:t>
+      </w:r>
+      <w:r>
+        <w:rPr>
+          <w:rFonts w:ascii="Calibri Light" w:eastAsia="Cambria" w:hAnsi="Calibri Light" w:cs="Calibri Light"/>
+          <w:bCs/>
+          <w:sz w:val="19"/>
+          <w:szCs w:val="19"/>
+          <w:lang w:val="en-CA"/>
+        </w:rPr>
+        <w:t xml:space="preserve">intuitive, </w:t>
+      </w:r>
+      <w:r>
+        <w:rPr>
+          <w:rFonts w:ascii="Calibri Light" w:eastAsia="Cambria" w:hAnsi="Calibri Light" w:cs="Calibri Light"/>
+          <w:bCs/>
+          <w:sz w:val="19"/>
+          <w:szCs w:val="19"/>
+          <w:lang w:val="en-CA"/>
+        </w:rPr>
+        <w:t>user-friendly solutions that are scalable and makes positive impact.</w:t>
+      </w:r>
+      <w:r>
+        <w:rPr>
+          <w:rFonts w:ascii="Calibri Light" w:eastAsia="Cambria" w:hAnsi="Calibri Light" w:cs="Calibri Light"/>
+          <w:bCs/>
+          <w:sz w:val="19"/>
+          <w:szCs w:val="19"/>
+          <w:lang w:val="en-CA"/>
+        </w:rPr>
+        <w:t xml:space="preserve"> I </w:t>
+      </w:r>
+      <w:r>
+        <w:rPr>
+          <w:rFonts w:ascii="Calibri Light" w:eastAsia="Cambria" w:hAnsi="Calibri Light" w:cs="Calibri Light"/>
+          <w:bCs/>
+          <w:sz w:val="19"/>
+          <w:szCs w:val="19"/>
+          <w:lang w:val="en-CA"/>
+        </w:rPr>
+        <w:t xml:space="preserve">am excited for this </w:t>
+      </w:r>
+      <w:r>
+        <w:rPr>
+          <w:rFonts w:ascii="Calibri Light" w:eastAsia="Cambria" w:hAnsi="Calibri Light" w:cs="Calibri Light"/>
+          <w:bCs/>
+          <w:sz w:val="19"/>
+          <w:szCs w:val="19"/>
+          <w:lang w:val="en-CA"/>
+        </w:rPr>
+        <w:t xml:space="preserve">potential opportunity, as I </w:t>
+      </w:r>
+      <w:r>
+        <w:rPr>
+          <w:rFonts w:ascii="Calibri Light" w:eastAsia="Cambria" w:hAnsi="Calibri Light" w:cs="Calibri Light"/>
+          <w:bCs/>
+          <w:sz w:val="19"/>
+          <w:szCs w:val="19"/>
+          <w:lang w:val="en-CA"/>
+        </w:rPr>
+        <w:t xml:space="preserve">appreciate </w:t>
+      </w:r>
+      <w:r>
+        <w:rPr>
+          <w:rFonts w:ascii="Calibri Light" w:eastAsia="Cambria" w:hAnsi="Calibri Light" w:cs="Calibri Light"/>
+          <w:bCs/>
+          <w:sz w:val="19"/>
+          <w:szCs w:val="19"/>
+          <w:lang w:val="en-CA"/>
+        </w:rPr>
+        <w:t xml:space="preserve">{{ </w:t>
+      </w:r>
+      <w:proofErr w:type="spellStart"/>
+      <w:r>
+        <w:rPr>
+          <w:rFonts w:ascii="Calibri Light" w:eastAsia="Cambria" w:hAnsi="Calibri Light" w:cs="Calibri Light"/>
+          <w:bCs/>
+          <w:sz w:val="19"/>
+          <w:szCs w:val="19"/>
+          <w:lang w:val="en-CA"/>
+        </w:rPr>
+        <w:t>mission_statement</w:t>
+      </w:r>
+      <w:proofErr w:type="spellEnd"/>
+      <w:r>
+        <w:rPr>
+          <w:rFonts w:ascii="Calibri Light" w:eastAsia="Cambria" w:hAnsi="Calibri Light" w:cs="Calibri Light"/>
+          <w:bCs/>
+          <w:sz w:val="19"/>
+          <w:szCs w:val="19"/>
+          <w:lang w:val="en-CA"/>
+        </w:rPr>
+        <w:t xml:space="preserve"> }}</w:t>
+      </w:r>
+      <w:r>
+        <w:rPr>
+          <w:rFonts w:ascii="Calibri Light" w:eastAsia="Cambria" w:hAnsi="Calibri Light" w:cs="Calibri Light"/>
+          <w:bCs/>
+          <w:sz w:val="19"/>
+          <w:szCs w:val="19"/>
+          <w:lang w:val="en-CA"/>
+        </w:rPr>
+        <w:t xml:space="preserve">: all of which are values that I embodied in my prior experience in healthcare, as well as my technical </w:t>
+      </w:r>
+      <w:r>
+        <w:rPr>
+          <w:rFonts w:ascii="Calibri Light" w:eastAsia="Cambria" w:hAnsi="Calibri Light" w:cs="Calibri Light"/>
+          <w:bCs/>
+          <w:sz w:val="19"/>
+          <w:szCs w:val="19"/>
+          <w:lang w:val="en-CA"/>
+        </w:rPr>
+        <w:t>experience</w:t>
+      </w:r>
+      <w:r>
+        <w:rPr>
+          <w:rFonts w:ascii="Calibri Light" w:eastAsia="Cambria" w:hAnsi="Calibri Light" w:cs="Calibri Light"/>
+          <w:bCs/>
+          <w:sz w:val="19"/>
+          <w:szCs w:val="19"/>
+          <w:lang w:val="en-CA"/>
+        </w:rPr>
+        <w:t xml:space="preserve">. </w:t>
+      </w:r>
+      <w:r>
+        <w:rPr>
+          <w:rFonts w:ascii="Calibri Light" w:eastAsia="Cambria" w:hAnsi="Calibri Light" w:cs="Calibri Light"/>
+          <w:bCs/>
+          <w:sz w:val="19"/>
+          <w:szCs w:val="19"/>
+          <w:lang w:val="en-CA"/>
+        </w:rPr>
+        <w:t xml:space="preserve">Thus, with a growing foundation in full-stack development design, a solutions-oriented mindset and an aptitude for solving complex problems, I </w:t>
+      </w:r>
+      <w:r>
+        <w:rPr>
+          <w:rFonts w:ascii="Calibri Light" w:eastAsia="Cambria" w:hAnsi="Calibri Light" w:cs="Calibri Light"/>
+          <w:bCs/>
+          <w:sz w:val="19"/>
+          <w:szCs w:val="19"/>
+          <w:lang w:val="en-CA"/>
+        </w:rPr>
+        <w:t>ho</w:t>
+      </w:r>
+      <w:r>
+        <w:rPr>
+          <w:rFonts w:ascii="Calibri Light" w:eastAsia="Cambria" w:hAnsi="Calibri Light" w:cs="Calibri Light"/>
+          <w:bCs/>
+          <w:sz w:val="19"/>
+          <w:szCs w:val="19"/>
+          <w:lang w:val="en-CA"/>
+        </w:rPr>
+        <w:t xml:space="preserve">pe to bring </w:t>
+      </w:r>
+      <w:r>
+        <w:rPr>
+          <w:rFonts w:ascii="Calibri Light" w:eastAsia="Cambria" w:hAnsi="Calibri Light" w:cs="Calibri Light"/>
+          <w:bCs/>
+          <w:sz w:val="19"/>
+          <w:szCs w:val="19"/>
+          <w:lang w:val="en-CA"/>
+        </w:rPr>
+        <w:t xml:space="preserve">meaningful </w:t>
+      </w:r>
+      <w:r>
+        <w:rPr>
+          <w:rFonts w:ascii="Calibri Light" w:eastAsia="Cambria" w:hAnsi="Calibri Light" w:cs="Calibri Light"/>
+          <w:bCs/>
+          <w:sz w:val="19"/>
+          <w:szCs w:val="19"/>
+          <w:lang w:val="en-CA"/>
+        </w:rPr>
+        <w:t>contributions to</w:t>
       </w:r>
       <w:r>
         <w:rPr>
@@ -576,9 +633,9 @@
           <w:szCs w:val="18"/>
           <w:lang w:val="en-CA"/>
         </w:rPr>
-        <w:t>company</w:t>
-      </w:r>
-      <w:proofErr w:type="gramEnd"/>
+        <w:t>company_name</w:t>
+      </w:r>
+      <w:proofErr w:type="spellEnd"/>
       <w:r>
         <w:rPr>
           <w:rFonts w:ascii="Calibri Light" w:eastAsia="Cambria" w:hAnsi="Calibri Light" w:cs="Calibri Light"/>
@@ -587,414 +644,27 @@
           <w:szCs w:val="18"/>
           <w:lang w:val="en-CA"/>
         </w:rPr>
-        <w:t>_</w:t>
-      </w:r>
-      <w:proofErr w:type="gramStart"/>
-      <w:r>
-        <w:rPr>
-          <w:rFonts w:ascii="Calibri Light" w:eastAsia="Cambria" w:hAnsi="Calibri Light" w:cs="Calibri Light"/>
-          <w:bCs/>
-          <w:sz w:val="18"/>
-          <w:szCs w:val="18"/>
-          <w:lang w:val="en-CA"/>
-        </w:rPr>
-        <w:t>name</w:t>
-      </w:r>
-      <w:proofErr w:type="spellEnd"/>
-      <w:r>
-        <w:rPr>
-          <w:rFonts w:ascii="Calibri Light" w:eastAsia="Cambria" w:hAnsi="Calibri Light" w:cs="Calibri Light"/>
-          <w:bCs/>
-          <w:sz w:val="18"/>
-          <w:szCs w:val="18"/>
-          <w:lang w:val="en-CA"/>
-        </w:rPr>
-        <w:t xml:space="preserve"> }</w:t>
-      </w:r>
-      <w:proofErr w:type="gramEnd"/>
-      <w:r>
-        <w:rPr>
-          <w:rFonts w:ascii="Calibri Light" w:eastAsia="Cambria" w:hAnsi="Calibri Light" w:cs="Calibri Light"/>
-          <w:bCs/>
-          <w:sz w:val="18"/>
-          <w:szCs w:val="18"/>
-          <w:lang w:val="en-CA"/>
-        </w:rPr>
-        <w:t>}</w:t>
-      </w:r>
-      <w:r>
-        <w:rPr>
-          <w:rFonts w:ascii="Calibri Light" w:eastAsia="Cambria" w:hAnsi="Calibri Light" w:cs="Calibri Light"/>
-          <w:bCs/>
-          <w:sz w:val="19"/>
-          <w:szCs w:val="19"/>
-          <w:lang w:val="en-CA"/>
-        </w:rPr>
-        <w:t xml:space="preserve">. As a former healthcare professional who is currently transitioning into </w:t>
-      </w:r>
-      <w:r>
-        <w:rPr>
-          <w:rFonts w:ascii="Calibri Light" w:eastAsia="Cambria" w:hAnsi="Calibri Light" w:cs="Calibri Light"/>
-          <w:bCs/>
-          <w:sz w:val="19"/>
-          <w:szCs w:val="19"/>
-          <w:lang w:val="en-CA"/>
-        </w:rPr>
-        <w:t>tech</w:t>
-      </w:r>
-      <w:r>
-        <w:rPr>
-          <w:rFonts w:ascii="Calibri Light" w:eastAsia="Cambria" w:hAnsi="Calibri Light" w:cs="Calibri Light"/>
-          <w:bCs/>
-          <w:sz w:val="19"/>
-          <w:szCs w:val="19"/>
-          <w:lang w:val="en-CA"/>
-        </w:rPr>
-        <w:t xml:space="preserve">, I </w:t>
-      </w:r>
-      <w:r>
-        <w:rPr>
-          <w:rFonts w:ascii="Calibri Light" w:eastAsia="Cambria" w:hAnsi="Calibri Light" w:cs="Calibri Light"/>
-          <w:bCs/>
-          <w:sz w:val="19"/>
-          <w:szCs w:val="19"/>
-          <w:lang w:val="en-CA"/>
-        </w:rPr>
-        <w:t xml:space="preserve">have developed a strong passion towards building </w:t>
-      </w:r>
-      <w:r>
-        <w:rPr>
-          <w:rFonts w:ascii="Calibri Light" w:eastAsia="Cambria" w:hAnsi="Calibri Light" w:cs="Calibri Light"/>
-          <w:bCs/>
-          <w:sz w:val="19"/>
-          <w:szCs w:val="19"/>
-          <w:lang w:val="en-CA"/>
-        </w:rPr>
-        <w:t xml:space="preserve">intuitive, </w:t>
-      </w:r>
-      <w:r>
-        <w:rPr>
-          <w:rFonts w:ascii="Calibri Light" w:eastAsia="Cambria" w:hAnsi="Calibri Light" w:cs="Calibri Light"/>
-          <w:bCs/>
-          <w:sz w:val="19"/>
-          <w:szCs w:val="19"/>
-          <w:lang w:val="en-CA"/>
-        </w:rPr>
-        <w:t>user-friendly solutions that are scalable and makes positive impact.</w:t>
-      </w:r>
-      <w:r>
-        <w:rPr>
-          <w:rFonts w:ascii="Calibri Light" w:eastAsia="Cambria" w:hAnsi="Calibri Light" w:cs="Calibri Light"/>
-          <w:bCs/>
-          <w:sz w:val="19"/>
-          <w:szCs w:val="19"/>
-          <w:lang w:val="en-CA"/>
-        </w:rPr>
-        <w:t xml:space="preserve"> I </w:t>
-      </w:r>
-      <w:r>
-        <w:rPr>
-          <w:rFonts w:ascii="Calibri Light" w:eastAsia="Cambria" w:hAnsi="Calibri Light" w:cs="Calibri Light"/>
-          <w:bCs/>
-          <w:sz w:val="19"/>
-          <w:szCs w:val="19"/>
-          <w:lang w:val="en-CA"/>
-        </w:rPr>
-        <w:t xml:space="preserve">am excited for this </w:t>
-      </w:r>
-      <w:r>
-        <w:rPr>
-          <w:rFonts w:ascii="Calibri Light" w:eastAsia="Cambria" w:hAnsi="Calibri Light" w:cs="Calibri Light"/>
-          <w:bCs/>
-          <w:sz w:val="19"/>
-          <w:szCs w:val="19"/>
-          <w:lang w:val="en-CA"/>
-        </w:rPr>
-        <w:t xml:space="preserve">potential opportunity, as I </w:t>
-      </w:r>
-      <w:r>
-        <w:rPr>
-          <w:rFonts w:ascii="Calibri Light" w:eastAsia="Cambria" w:hAnsi="Calibri Light" w:cs="Calibri Light"/>
-          <w:bCs/>
-          <w:sz w:val="19"/>
-          <w:szCs w:val="19"/>
-          <w:lang w:val="en-CA"/>
-        </w:rPr>
-        <w:t xml:space="preserve">appreciate </w:t>
-      </w:r>
-      <w:proofErr w:type="gramStart"/>
-      <w:r>
-        <w:rPr>
-          <w:rFonts w:ascii="Calibri Light" w:eastAsia="Cambria" w:hAnsi="Calibri Light" w:cs="Calibri Light"/>
-          <w:bCs/>
-          <w:sz w:val="19"/>
-          <w:szCs w:val="19"/>
-          <w:lang w:val="en-CA"/>
-        </w:rPr>
-        <w:t xml:space="preserve">{{ </w:t>
-      </w:r>
-      <w:proofErr w:type="spellStart"/>
-      <w:r>
-        <w:rPr>
-          <w:rFonts w:ascii="Calibri Light" w:eastAsia="Cambria" w:hAnsi="Calibri Light" w:cs="Calibri Light"/>
-          <w:bCs/>
-          <w:sz w:val="19"/>
-          <w:szCs w:val="19"/>
-          <w:lang w:val="en-CA"/>
-        </w:rPr>
-        <w:t>mission</w:t>
-      </w:r>
-      <w:proofErr w:type="gramEnd"/>
-      <w:r>
-        <w:rPr>
-          <w:rFonts w:ascii="Calibri Light" w:eastAsia="Cambria" w:hAnsi="Calibri Light" w:cs="Calibri Light"/>
-          <w:bCs/>
-          <w:sz w:val="19"/>
-          <w:szCs w:val="19"/>
-          <w:lang w:val="en-CA"/>
-        </w:rPr>
-        <w:t>_</w:t>
-      </w:r>
-      <w:proofErr w:type="gramStart"/>
-      <w:r>
-        <w:rPr>
-          <w:rFonts w:ascii="Calibri Light" w:eastAsia="Cambria" w:hAnsi="Calibri Light" w:cs="Calibri Light"/>
-          <w:bCs/>
-          <w:sz w:val="19"/>
-          <w:szCs w:val="19"/>
-          <w:lang w:val="en-CA"/>
-        </w:rPr>
-        <w:t>statement</w:t>
-      </w:r>
-      <w:proofErr w:type="spellEnd"/>
-      <w:r>
-        <w:rPr>
-          <w:rFonts w:ascii="Calibri Light" w:eastAsia="Cambria" w:hAnsi="Calibri Light" w:cs="Calibri Light"/>
-          <w:bCs/>
-          <w:sz w:val="19"/>
-          <w:szCs w:val="19"/>
-          <w:lang w:val="en-CA"/>
-        </w:rPr>
-        <w:t xml:space="preserve"> }</w:t>
-      </w:r>
-      <w:proofErr w:type="gramEnd"/>
-      <w:r>
-        <w:rPr>
-          <w:rFonts w:ascii="Calibri Light" w:eastAsia="Cambria" w:hAnsi="Calibri Light" w:cs="Calibri Light"/>
-          <w:bCs/>
-          <w:sz w:val="19"/>
-          <w:szCs w:val="19"/>
-          <w:lang w:val="en-CA"/>
-        </w:rPr>
-        <w:t>}</w:t>
-      </w:r>
-      <w:r>
-        <w:rPr>
-          <w:rFonts w:ascii="Calibri Light" w:eastAsia="Cambria" w:hAnsi="Calibri Light" w:cs="Calibri Light"/>
-          <w:bCs/>
-          <w:sz w:val="19"/>
-          <w:szCs w:val="19"/>
-          <w:lang w:val="en-CA"/>
-        </w:rPr>
-        <w:t xml:space="preserve">: all of which are values that I embodied in my prior experience in healthcare, as well as my technical </w:t>
-      </w:r>
-      <w:r>
-        <w:rPr>
-          <w:rFonts w:ascii="Calibri Light" w:eastAsia="Cambria" w:hAnsi="Calibri Light" w:cs="Calibri Light"/>
-          <w:bCs/>
-          <w:sz w:val="19"/>
-          <w:szCs w:val="19"/>
-          <w:lang w:val="en-CA"/>
-        </w:rPr>
-        <w:t>experience</w:t>
-      </w:r>
-      <w:r>
-        <w:rPr>
-          <w:rFonts w:ascii="Calibri Light" w:eastAsia="Cambria" w:hAnsi="Calibri Light" w:cs="Calibri Light"/>
-          <w:bCs/>
-          <w:sz w:val="19"/>
-          <w:szCs w:val="19"/>
-          <w:lang w:val="en-CA"/>
-        </w:rPr>
-        <w:t xml:space="preserve">. </w:t>
-      </w:r>
-      <w:r>
-        <w:rPr>
-          <w:rFonts w:ascii="Calibri Light" w:eastAsia="Cambria" w:hAnsi="Calibri Light" w:cs="Calibri Light"/>
-          <w:bCs/>
-          <w:sz w:val="19"/>
-          <w:szCs w:val="19"/>
-          <w:lang w:val="en-CA"/>
-        </w:rPr>
-        <w:t xml:space="preserve">Thus, with a growing foundation in full-stack development design, a solutions-oriented mindset and an aptitude for solving complex problems, I </w:t>
-      </w:r>
-      <w:r>
-        <w:rPr>
-          <w:rFonts w:ascii="Calibri Light" w:eastAsia="Cambria" w:hAnsi="Calibri Light" w:cs="Calibri Light"/>
-          <w:bCs/>
-          <w:sz w:val="19"/>
-          <w:szCs w:val="19"/>
-          <w:lang w:val="en-CA"/>
-        </w:rPr>
-        <w:t>ho</w:t>
-      </w:r>
-      <w:r>
-        <w:rPr>
-          <w:rFonts w:ascii="Calibri Light" w:eastAsia="Cambria" w:hAnsi="Calibri Light" w:cs="Calibri Light"/>
-          <w:bCs/>
-          <w:sz w:val="19"/>
-          <w:szCs w:val="19"/>
-          <w:lang w:val="en-CA"/>
-        </w:rPr>
-        <w:t xml:space="preserve">pe to bring </w:t>
-      </w:r>
-      <w:r>
-        <w:rPr>
-          <w:rFonts w:ascii="Calibri Light" w:eastAsia="Cambria" w:hAnsi="Calibri Light" w:cs="Calibri Light"/>
-          <w:bCs/>
-          <w:sz w:val="19"/>
-          <w:szCs w:val="19"/>
-          <w:lang w:val="en-CA"/>
-        </w:rPr>
-        <w:t xml:space="preserve">meaningful </w:t>
-      </w:r>
-      <w:r>
-        <w:rPr>
-          <w:rFonts w:ascii="Calibri Light" w:eastAsia="Cambria" w:hAnsi="Calibri Light" w:cs="Calibri Light"/>
-          <w:bCs/>
-          <w:sz w:val="19"/>
-          <w:szCs w:val="19"/>
-          <w:lang w:val="en-CA"/>
-        </w:rPr>
-        <w:t>contributions to</w:t>
-      </w:r>
-      <w:r>
-        <w:rPr>
-          <w:rFonts w:ascii="Calibri Light" w:eastAsia="Cambria" w:hAnsi="Calibri Light" w:cs="Calibri Light"/>
-          <w:bCs/>
-          <w:sz w:val="18"/>
-          <w:szCs w:val="18"/>
-          <w:lang w:val="en-CA"/>
-        </w:rPr>
-        <w:t xml:space="preserve"> </w:t>
-      </w:r>
-      <w:proofErr w:type="gramStart"/>
-      <w:r>
-        <w:rPr>
-          <w:rFonts w:ascii="Calibri Light" w:eastAsia="Cambria" w:hAnsi="Calibri Light" w:cs="Calibri Light"/>
-          <w:bCs/>
-          <w:sz w:val="18"/>
-          <w:szCs w:val="18"/>
-          <w:lang w:val="en-CA"/>
-        </w:rPr>
-        <w:t xml:space="preserve">{{ </w:t>
-      </w:r>
-      <w:proofErr w:type="spellStart"/>
-      <w:r>
-        <w:rPr>
-          <w:rFonts w:ascii="Calibri Light" w:eastAsia="Cambria" w:hAnsi="Calibri Light" w:cs="Calibri Light"/>
-          <w:bCs/>
-          <w:sz w:val="18"/>
-          <w:szCs w:val="18"/>
-          <w:lang w:val="en-CA"/>
-        </w:rPr>
-        <w:t>company</w:t>
-      </w:r>
-      <w:proofErr w:type="gramEnd"/>
-      <w:r>
-        <w:rPr>
-          <w:rFonts w:ascii="Calibri Light" w:eastAsia="Cambria" w:hAnsi="Calibri Light" w:cs="Calibri Light"/>
-          <w:bCs/>
-          <w:sz w:val="18"/>
-          <w:szCs w:val="18"/>
-          <w:lang w:val="en-CA"/>
-        </w:rPr>
-        <w:t>_</w:t>
-      </w:r>
-      <w:proofErr w:type="gramStart"/>
-      <w:r>
-        <w:rPr>
-          <w:rFonts w:ascii="Calibri Light" w:eastAsia="Cambria" w:hAnsi="Calibri Light" w:cs="Calibri Light"/>
-          <w:bCs/>
-          <w:sz w:val="18"/>
-          <w:szCs w:val="18"/>
-          <w:lang w:val="en-CA"/>
-        </w:rPr>
-        <w:t>name</w:t>
-      </w:r>
-      <w:proofErr w:type="spellEnd"/>
-      <w:r>
-        <w:rPr>
-          <w:rFonts w:ascii="Calibri Light" w:eastAsia="Cambria" w:hAnsi="Calibri Light" w:cs="Calibri Light"/>
-          <w:bCs/>
-          <w:sz w:val="18"/>
-          <w:szCs w:val="18"/>
-          <w:lang w:val="en-CA"/>
-        </w:rPr>
-        <w:t xml:space="preserve"> }}</w:t>
-      </w:r>
-      <w:r>
-        <w:rPr>
-          <w:rFonts w:ascii="Calibri Light" w:eastAsia="Cambria" w:hAnsi="Calibri Light" w:cs="Calibri Light"/>
-          <w:bCs/>
-          <w:sz w:val="18"/>
-          <w:szCs w:val="18"/>
-          <w:lang w:val="en-CA"/>
-        </w:rPr>
-        <w:t>s</w:t>
-      </w:r>
-      <w:proofErr w:type="gramEnd"/>
-      <w:r>
-        <w:rPr>
-          <w:rFonts w:ascii="Calibri Light" w:eastAsia="Cambria" w:hAnsi="Calibri Light" w:cs="Calibri Light"/>
-          <w:bCs/>
-          <w:sz w:val="18"/>
-          <w:szCs w:val="18"/>
-          <w:lang w:val="en-CA"/>
-        </w:rPr>
-        <w:t>’</w:t>
-      </w:r>
-      <w:r>
-        <w:rPr>
-          <w:rFonts w:ascii="Calibri Light" w:eastAsia="Cambria" w:hAnsi="Calibri Light" w:cs="Calibri Light"/>
-          <w:bCs/>
-          <w:sz w:val="19"/>
-          <w:szCs w:val="19"/>
-          <w:lang w:val="en-CA"/>
-        </w:rPr>
-        <w:t xml:space="preserve"> </w:t>
-      </w:r>
-      <w:proofErr w:type="gramStart"/>
-      <w:r>
-        <w:rPr>
-          <w:rFonts w:ascii="Calibri Light" w:eastAsia="Cambria" w:hAnsi="Calibri Light" w:cs="Calibri Light"/>
-          <w:bCs/>
-          <w:sz w:val="19"/>
-          <w:szCs w:val="19"/>
-          <w:lang w:val="en-CA"/>
-        </w:rPr>
-        <w:t>platforms,</w:t>
-      </w:r>
-      <w:r>
-        <w:rPr>
-          <w:rFonts w:ascii="Calibri Light" w:eastAsia="Cambria" w:hAnsi="Calibri Light" w:cs="Calibri Light"/>
-          <w:bCs/>
-          <w:sz w:val="19"/>
-          <w:szCs w:val="19"/>
-          <w:lang w:val="en-CA"/>
-        </w:rPr>
-        <w:t xml:space="preserve"> and</w:t>
-      </w:r>
-      <w:proofErr w:type="gramEnd"/>
-      <w:r>
-        <w:rPr>
-          <w:rFonts w:ascii="Calibri Light" w:eastAsia="Cambria" w:hAnsi="Calibri Light" w:cs="Calibri Light"/>
-          <w:bCs/>
-          <w:sz w:val="19"/>
-          <w:szCs w:val="19"/>
-          <w:lang w:val="en-CA"/>
-        </w:rPr>
-        <w:t xml:space="preserve"> thrive in a dynamic work environment.</w:t>
+        <w:t xml:space="preserve"> }}s’</w:t>
+      </w:r>
+      <w:r>
+        <w:rPr>
+          <w:rFonts w:ascii="Calibri Light" w:eastAsia="Cambria" w:hAnsi="Calibri Light" w:cs="Calibri Light"/>
+          <w:bCs/>
+          <w:sz w:val="19"/>
+          <w:szCs w:val="19"/>
+          <w:lang w:val="en-CA"/>
+        </w:rPr>
+        <w:t xml:space="preserve"> platforms,</w:t>
+      </w:r>
+      <w:r>
+        <w:rPr>
+          <w:rFonts w:ascii="Calibri Light" w:eastAsia="Cambria" w:hAnsi="Calibri Light" w:cs="Calibri Light"/>
+          <w:bCs/>
+          <w:sz w:val="19"/>
+          <w:szCs w:val="19"/>
+          <w:lang w:val="en-CA"/>
+        </w:rPr>
+        <w:t xml:space="preserve"> and thrive in a dynamic work environment.</w:t>
       </w:r>
       <w:r>
         <w:rPr>
@@ -1059,25 +729,7 @@
           <w:sz w:val="19"/>
           <w:szCs w:val="19"/>
         </w:rPr>
-        <w:t xml:space="preserve">I am actively developing my general technical expertise through coursework, hackathons and self-learning. Through hackathon participation, I not only gained valuable experience in collaborating within Agile-style teams, but I also developed a strong foundation in understanding user </w:t>
-      </w:r>
-      <w:proofErr w:type="gramStart"/>
-      <w:r>
-        <w:rPr>
-          <w:rFonts w:ascii="Calibri Light" w:hAnsi="Calibri Light" w:cs="Calibri Light"/>
-          <w:sz w:val="19"/>
-          <w:szCs w:val="19"/>
-        </w:rPr>
-        <w:t>needs, and</w:t>
-      </w:r>
-      <w:proofErr w:type="gramEnd"/>
-      <w:r>
-        <w:rPr>
-          <w:rFonts w:ascii="Calibri Light" w:hAnsi="Calibri Light" w:cs="Calibri Light"/>
-          <w:sz w:val="19"/>
-          <w:szCs w:val="19"/>
-        </w:rPr>
-        <w:t xml:space="preserve"> prototyping practical solutions that aligned with our project goals. For example, during BCS Hacks 2025, my team and I engineered </w:t>
+        <w:t xml:space="preserve">I am actively developing my general technical expertise through coursework, hackathons and self-learning. Through hackathon participation, I not only gained valuable experience in collaborating within Agile-style teams, but I also developed a strong foundation in understanding user needs, and prototyping practical solutions that aligned with our project goals. For example, during BCS Hacks 2025, my team and I engineered </w:t>
       </w:r>
       <w:proofErr w:type="spellStart"/>
       <w:r>
@@ -1171,33 +823,15 @@
           <w:sz w:val="19"/>
           <w:szCs w:val="19"/>
         </w:rPr>
-        <w:t xml:space="preserve"> utilizing MongoDB and </w:t>
-      </w:r>
-      <w:proofErr w:type="gramStart"/>
-      <w:r>
-        <w:rPr>
-          <w:rFonts w:ascii="Calibri Light" w:hAnsi="Calibri Light" w:cs="Calibri Light"/>
-          <w:sz w:val="19"/>
-          <w:szCs w:val="19"/>
-        </w:rPr>
-        <w:t>AWS</w:t>
-      </w:r>
-      <w:r>
-        <w:rPr>
-          <w:rFonts w:ascii="Calibri Light" w:hAnsi="Calibri Light" w:cs="Calibri Light"/>
-          <w:sz w:val="19"/>
-          <w:szCs w:val="19"/>
-        </w:rPr>
-        <w:t>, and</w:t>
-      </w:r>
-      <w:proofErr w:type="gramEnd"/>
-      <w:r>
-        <w:rPr>
-          <w:rFonts w:ascii="Calibri Light" w:hAnsi="Calibri Light" w:cs="Calibri Light"/>
-          <w:sz w:val="19"/>
-          <w:szCs w:val="19"/>
-        </w:rPr>
-        <w:t xml:space="preserve"> successfully integrated </w:t>
+        <w:t xml:space="preserve"> utilizing MongoDB and AWS</w:t>
+      </w:r>
+      <w:r>
+        <w:rPr>
+          <w:rFonts w:ascii="Calibri Light" w:hAnsi="Calibri Light" w:cs="Calibri Light"/>
+          <w:sz w:val="19"/>
+          <w:szCs w:val="19"/>
+        </w:rPr>
+        <w:t xml:space="preserve">, and successfully integrated </w:t>
       </w:r>
       <w:r>
         <w:rPr>
@@ -1421,25 +1055,7 @@
           <w:sz w:val="19"/>
           <w:szCs w:val="19"/>
         </w:rPr>
-        <w:t xml:space="preserve"> As part of my ongoing learning journey, I am still </w:t>
-      </w:r>
-      <w:proofErr w:type="gramStart"/>
-      <w:r>
-        <w:rPr>
-          <w:rFonts w:ascii="Calibri Light" w:hAnsi="Calibri Light" w:cs="Calibri Light"/>
-          <w:sz w:val="19"/>
-          <w:szCs w:val="19"/>
-        </w:rPr>
-        <w:t>familiarizing</w:t>
-      </w:r>
-      <w:proofErr w:type="gramEnd"/>
-      <w:r>
-        <w:rPr>
-          <w:rFonts w:ascii="Calibri Light" w:hAnsi="Calibri Light" w:cs="Calibri Light"/>
-          <w:sz w:val="19"/>
-          <w:szCs w:val="19"/>
-        </w:rPr>
-        <w:t xml:space="preserve"> with other</w:t>
+        <w:t xml:space="preserve"> As part of my ongoing learning journey, I am still familiarizing with other</w:t>
       </w:r>
       <w:r>
         <w:rPr>
@@ -1515,25 +1131,7 @@
           <w:sz w:val="19"/>
           <w:szCs w:val="19"/>
         </w:rPr>
-        <w:t xml:space="preserve"> three years as a clinical </w:t>
-      </w:r>
-      <w:proofErr w:type="gramStart"/>
-      <w:r>
-        <w:rPr>
-          <w:rFonts w:ascii="Calibri Light" w:hAnsi="Calibri Light" w:cs="Calibri Light"/>
-          <w:sz w:val="19"/>
-          <w:szCs w:val="19"/>
-        </w:rPr>
-        <w:t>genetics</w:t>
-      </w:r>
-      <w:proofErr w:type="gramEnd"/>
-      <w:r>
-        <w:rPr>
-          <w:rFonts w:ascii="Calibri Light" w:hAnsi="Calibri Light" w:cs="Calibri Light"/>
-          <w:sz w:val="19"/>
-          <w:szCs w:val="19"/>
-        </w:rPr>
-        <w:t xml:space="preserve"> technologist, where I gained incredibly valuable experience with the Genome Diagnostics team at the Provincial Health Services Authority. In this high-stakes, detail-driven environment, I supported end-to-end diagnostic workflows</w:t>
+        <w:t xml:space="preserve"> three years as a clinical genetics technologist, where I gained incredibly valuable experience with the Genome Diagnostics team at the Provincial Health Services Authority. In this high-stakes, detail-driven environment, I supported end-to-end diagnostic workflows</w:t>
       </w:r>
       <w:r>
         <w:rPr>
@@ -1573,33 +1171,15 @@
           <w:sz w:val="19"/>
           <w:szCs w:val="19"/>
         </w:rPr>
-        <w:t xml:space="preserve"> I frequently liaised with interdisciplinary teams across the hospital network to ensure results were delivered to support compassionate </w:t>
-      </w:r>
-      <w:proofErr w:type="gramStart"/>
-      <w:r>
-        <w:rPr>
-          <w:rFonts w:ascii="Calibri Light" w:hAnsi="Calibri Light" w:cs="Calibri Light"/>
-          <w:sz w:val="19"/>
-          <w:szCs w:val="19"/>
-        </w:rPr>
-        <w:t>care</w:t>
-      </w:r>
-      <w:r>
-        <w:rPr>
-          <w:rFonts w:ascii="Calibri Light" w:hAnsi="Calibri Light" w:cs="Calibri Light"/>
-          <w:sz w:val="19"/>
-          <w:szCs w:val="19"/>
-        </w:rPr>
-        <w:t>, and</w:t>
-      </w:r>
-      <w:proofErr w:type="gramEnd"/>
-      <w:r>
-        <w:rPr>
-          <w:rFonts w:ascii="Calibri Light" w:hAnsi="Calibri Light" w:cs="Calibri Light"/>
-          <w:sz w:val="19"/>
-          <w:szCs w:val="19"/>
-        </w:rPr>
-        <w:t xml:space="preserve"> collaborated</w:t>
+        <w:t xml:space="preserve"> I frequently liaised with interdisciplinary teams across the hospital network to ensure results were delivered to support compassionate care</w:t>
+      </w:r>
+      <w:r>
+        <w:rPr>
+          <w:rFonts w:ascii="Calibri Light" w:hAnsi="Calibri Light" w:cs="Calibri Light"/>
+          <w:sz w:val="19"/>
+          <w:szCs w:val="19"/>
+        </w:rPr>
+        <w:t>, and collaborated</w:t>
       </w:r>
       <w:r>
         <w:rPr>
@@ -1817,7 +1397,6 @@
         </w:rPr>
         <w:t xml:space="preserve">to </w:t>
       </w:r>
-      <w:proofErr w:type="gramStart"/>
       <w:r>
         <w:rPr>
           <w:rFonts w:ascii="Calibri Light" w:hAnsi="Calibri Light" w:cs="Calibri Light"/>
@@ -1833,25 +1412,7 @@
           <w:sz w:val="19"/>
           <w:szCs w:val="19"/>
         </w:rPr>
-        <w:t>company</w:t>
-      </w:r>
-      <w:proofErr w:type="gramEnd"/>
-      <w:r>
-        <w:rPr>
-          <w:rFonts w:ascii="Calibri Light" w:hAnsi="Calibri Light" w:cs="Calibri Light"/>
-          <w:sz w:val="19"/>
-          <w:szCs w:val="19"/>
-        </w:rPr>
-        <w:t>_</w:t>
-      </w:r>
-      <w:proofErr w:type="gramStart"/>
-      <w:r>
-        <w:rPr>
-          <w:rFonts w:ascii="Calibri Light" w:hAnsi="Calibri Light" w:cs="Calibri Light"/>
-          <w:sz w:val="19"/>
-          <w:szCs w:val="19"/>
-        </w:rPr>
-        <w:t>name</w:t>
+        <w:t>company_name</w:t>
       </w:r>
       <w:proofErr w:type="spellEnd"/>
       <w:r>
@@ -1876,16 +1437,7 @@
           <w:sz w:val="19"/>
           <w:szCs w:val="19"/>
         </w:rPr>
-        <w:t>s</w:t>
-      </w:r>
-      <w:proofErr w:type="gramEnd"/>
-      <w:r>
-        <w:rPr>
-          <w:rFonts w:ascii="Calibri Light" w:hAnsi="Calibri Light" w:cs="Calibri Light"/>
-          <w:sz w:val="19"/>
-          <w:szCs w:val="19"/>
-        </w:rPr>
-        <w:t>’</w:t>
+        <w:t>s’</w:t>
       </w:r>
       <w:r>
         <w:rPr>

--- a/SWE_CoverLetterTemplate.docx
+++ b/SWE_CoverLetterTemplate.docx
@@ -29,7 +29,7 @@
           <w:szCs w:val="18"/>
           <w:lang w:val="en-CA"/>
         </w:rPr>
-        <w:t xml:space="preserve">{{ t }} </w:t>
+        <w:t>{{ todays_date }}</w:t>
       </w:r>
       <w:r>
         <w:rPr>
@@ -50,9 +50,8 @@
           <w:lang w:val="en-CA"/>
         </w:rPr>
         <w:br/>
-        <w:t xml:space="preserve">{{ </w:t>
-      </w:r>
-      <w:proofErr w:type="spellStart"/>
+        <w:t>{{ company_name }}</w:t>
+      </w:r>
       <w:r>
         <w:rPr>
           <w:rFonts w:ascii="Calibri Light" w:eastAsia="Cambria" w:hAnsi="Calibri Light" w:cs="Calibri Light"/>
@@ -61,9 +60,9 @@
           <w:szCs w:val="18"/>
           <w:lang w:val="en-CA"/>
         </w:rPr>
-        <w:t>company_name</w:t>
-      </w:r>
-      <w:proofErr w:type="spellEnd"/>
+        <w:br/>
+        <w:t xml:space="preserve">{{ company_address }} </w:t>
+      </w:r>
       <w:r>
         <w:rPr>
           <w:rFonts w:ascii="Calibri Light" w:eastAsia="Cambria" w:hAnsi="Calibri Light" w:cs="Calibri Light"/>
@@ -72,7 +71,8 @@
           <w:szCs w:val="18"/>
           <w:lang w:val="en-CA"/>
         </w:rPr>
-        <w:t xml:space="preserve"> }}</w:t>
+        <w:br/>
+        <w:t>{{ company_city }}, {{ company_province }}</w:t>
       </w:r>
       <w:r>
         <w:rPr>
@@ -83,117 +83,7 @@
           <w:lang w:val="en-CA"/>
         </w:rPr>
         <w:br/>
-        <w:t xml:space="preserve">{{ </w:t>
-      </w:r>
-      <w:proofErr w:type="spellStart"/>
-      <w:r>
-        <w:rPr>
-          <w:rFonts w:ascii="Calibri Light" w:eastAsia="Cambria" w:hAnsi="Calibri Light" w:cs="Calibri Light"/>
-          <w:bCs/>
-          <w:sz w:val="18"/>
-          <w:szCs w:val="18"/>
-          <w:lang w:val="en-CA"/>
-        </w:rPr>
-        <w:t>company_address</w:t>
-      </w:r>
-      <w:proofErr w:type="spellEnd"/>
-      <w:r>
-        <w:rPr>
-          <w:rFonts w:ascii="Calibri Light" w:eastAsia="Cambria" w:hAnsi="Calibri Light" w:cs="Calibri Light"/>
-          <w:bCs/>
-          <w:sz w:val="18"/>
-          <w:szCs w:val="18"/>
-          <w:lang w:val="en-CA"/>
-        </w:rPr>
-        <w:t xml:space="preserve"> }} </w:t>
-      </w:r>
-      <w:r>
-        <w:rPr>
-          <w:rFonts w:ascii="Calibri Light" w:eastAsia="Cambria" w:hAnsi="Calibri Light" w:cs="Calibri Light"/>
-          <w:bCs/>
-          <w:sz w:val="18"/>
-          <w:szCs w:val="18"/>
-          <w:lang w:val="en-CA"/>
-        </w:rPr>
-        <w:br/>
-        <w:t xml:space="preserve">{{ </w:t>
-      </w:r>
-      <w:proofErr w:type="spellStart"/>
-      <w:r>
-        <w:rPr>
-          <w:rFonts w:ascii="Calibri Light" w:eastAsia="Cambria" w:hAnsi="Calibri Light" w:cs="Calibri Light"/>
-          <w:bCs/>
-          <w:sz w:val="18"/>
-          <w:szCs w:val="18"/>
-          <w:lang w:val="en-CA"/>
-        </w:rPr>
-        <w:t>company_city</w:t>
-      </w:r>
-      <w:proofErr w:type="spellEnd"/>
-      <w:r>
-        <w:rPr>
-          <w:rFonts w:ascii="Calibri Light" w:eastAsia="Cambria" w:hAnsi="Calibri Light" w:cs="Calibri Light"/>
-          <w:bCs/>
-          <w:sz w:val="18"/>
-          <w:szCs w:val="18"/>
-          <w:lang w:val="en-CA"/>
-        </w:rPr>
-        <w:t xml:space="preserve"> }}, {{ </w:t>
-      </w:r>
-      <w:proofErr w:type="spellStart"/>
-      <w:r>
-        <w:rPr>
-          <w:rFonts w:ascii="Calibri Light" w:eastAsia="Cambria" w:hAnsi="Calibri Light" w:cs="Calibri Light"/>
-          <w:bCs/>
-          <w:sz w:val="18"/>
-          <w:szCs w:val="18"/>
-          <w:lang w:val="en-CA"/>
-        </w:rPr>
-        <w:t>company_province</w:t>
-      </w:r>
-      <w:proofErr w:type="spellEnd"/>
-      <w:r>
-        <w:rPr>
-          <w:rFonts w:ascii="Calibri Light" w:eastAsia="Cambria" w:hAnsi="Calibri Light" w:cs="Calibri Light"/>
-          <w:bCs/>
-          <w:sz w:val="18"/>
-          <w:szCs w:val="18"/>
-          <w:lang w:val="en-CA"/>
-        </w:rPr>
-        <w:t xml:space="preserve"> }}</w:t>
-      </w:r>
-      <w:r>
-        <w:rPr>
-          <w:rFonts w:ascii="Calibri Light" w:eastAsia="Cambria" w:hAnsi="Calibri Light" w:cs="Calibri Light"/>
-          <w:bCs/>
-          <w:sz w:val="18"/>
-          <w:szCs w:val="18"/>
-          <w:lang w:val="en-CA"/>
-        </w:rPr>
-        <w:br/>
-        <w:t xml:space="preserve">{{ </w:t>
-      </w:r>
-      <w:proofErr w:type="spellStart"/>
-      <w:r>
-        <w:rPr>
-          <w:rFonts w:ascii="Calibri Light" w:eastAsia="Cambria" w:hAnsi="Calibri Light" w:cs="Calibri Light"/>
-          <w:bCs/>
-          <w:sz w:val="18"/>
-          <w:szCs w:val="18"/>
-          <w:lang w:val="en-CA"/>
-        </w:rPr>
-        <w:t>company_postal</w:t>
-      </w:r>
-      <w:proofErr w:type="spellEnd"/>
-      <w:r>
-        <w:rPr>
-          <w:rFonts w:ascii="Calibri Light" w:eastAsia="Cambria" w:hAnsi="Calibri Light" w:cs="Calibri Light"/>
-          <w:bCs/>
-          <w:sz w:val="18"/>
-          <w:szCs w:val="18"/>
-          <w:lang w:val="en-CA"/>
-        </w:rPr>
-        <w:t xml:space="preserve"> }}</w:t>
+        <w:t>{{ company_postal }}</w:t>
       </w:r>
     </w:p>
     <w:p>
@@ -233,29 +123,7 @@
           <w:szCs w:val="19"/>
           <w:lang w:val="en-CA"/>
         </w:rPr>
-        <w:t xml:space="preserve">{{ </w:t>
-      </w:r>
-      <w:proofErr w:type="spellStart"/>
-      <w:r>
-        <w:rPr>
-          <w:rFonts w:ascii="Calibri Light" w:eastAsia="Cambria" w:hAnsi="Calibri Light" w:cs="Calibri Light"/>
-          <w:bCs/>
-          <w:sz w:val="19"/>
-          <w:szCs w:val="19"/>
-          <w:lang w:val="en-CA"/>
-        </w:rPr>
-        <w:t>letter_addressee</w:t>
-      </w:r>
-      <w:proofErr w:type="spellEnd"/>
-      <w:r>
-        <w:rPr>
-          <w:rFonts w:ascii="Calibri Light" w:eastAsia="Cambria" w:hAnsi="Calibri Light" w:cs="Calibri Light"/>
-          <w:bCs/>
-          <w:sz w:val="19"/>
-          <w:szCs w:val="19"/>
-          <w:lang w:val="en-CA"/>
-        </w:rPr>
-        <w:t xml:space="preserve"> }}</w:t>
+        <w:t>{{ letter_addressee }}</w:t>
       </w:r>
       <w:r>
         <w:rPr>
@@ -336,9 +204,18 @@
           <w:szCs w:val="18"/>
           <w:lang w:val="en-CA"/>
         </w:rPr>
-        <w:t xml:space="preserve">{{ </w:t>
-      </w:r>
-      <w:proofErr w:type="spellStart"/>
+        <w:t>{{ position_name }}</w:t>
+      </w:r>
+      <w:r>
+        <w:rPr>
+          <w:rFonts w:ascii="Calibri Light" w:eastAsia="Cambria" w:hAnsi="Calibri Light" w:cs="Calibri Light"/>
+          <w:bCs/>
+          <w:sz w:val="19"/>
+          <w:szCs w:val="19"/>
+          <w:lang w:val="en-CA"/>
+        </w:rPr>
+        <w:t xml:space="preserve"> position with </w:t>
+      </w:r>
       <w:r>
         <w:rPr>
           <w:rFonts w:ascii="Calibri Light" w:eastAsia="Cambria" w:hAnsi="Calibri Light" w:cs="Calibri Light"/>
@@ -347,9 +224,198 @@
           <w:szCs w:val="18"/>
           <w:lang w:val="en-CA"/>
         </w:rPr>
-        <w:t>position_name</w:t>
-      </w:r>
-      <w:proofErr w:type="spellEnd"/>
+        <w:t xml:space="preserve"> {{ company_name }}</w:t>
+      </w:r>
+      <w:r>
+        <w:rPr>
+          <w:rFonts w:ascii="Calibri Light" w:eastAsia="Cambria" w:hAnsi="Calibri Light" w:cs="Calibri Light"/>
+          <w:bCs/>
+          <w:sz w:val="19"/>
+          <w:szCs w:val="19"/>
+          <w:lang w:val="en-CA"/>
+        </w:rPr>
+        <w:t xml:space="preserve">. As a former healthcare professional who is currently transitioning into </w:t>
+      </w:r>
+      <w:r>
+        <w:rPr>
+          <w:rFonts w:ascii="Calibri Light" w:eastAsia="Cambria" w:hAnsi="Calibri Light" w:cs="Calibri Light"/>
+          <w:bCs/>
+          <w:sz w:val="19"/>
+          <w:szCs w:val="19"/>
+          <w:lang w:val="en-CA"/>
+        </w:rPr>
+        <w:t>tech</w:t>
+      </w:r>
+      <w:r>
+        <w:rPr>
+          <w:rFonts w:ascii="Calibri Light" w:eastAsia="Cambria" w:hAnsi="Calibri Light" w:cs="Calibri Light"/>
+          <w:bCs/>
+          <w:sz w:val="19"/>
+          <w:szCs w:val="19"/>
+          <w:lang w:val="en-CA"/>
+        </w:rPr>
+        <w:t xml:space="preserve">, I </w:t>
+      </w:r>
+      <w:r>
+        <w:rPr>
+          <w:rFonts w:ascii="Calibri Light" w:eastAsia="Cambria" w:hAnsi="Calibri Light" w:cs="Calibri Light"/>
+          <w:bCs/>
+          <w:sz w:val="19"/>
+          <w:szCs w:val="19"/>
+          <w:lang w:val="en-CA"/>
+        </w:rPr>
+        <w:t xml:space="preserve">have developed a strong passion towards building </w:t>
+      </w:r>
+      <w:r>
+        <w:rPr>
+          <w:rFonts w:ascii="Calibri Light" w:eastAsia="Cambria" w:hAnsi="Calibri Light" w:cs="Calibri Light"/>
+          <w:bCs/>
+          <w:sz w:val="19"/>
+          <w:szCs w:val="19"/>
+          <w:lang w:val="en-CA"/>
+        </w:rPr>
+        <w:t xml:space="preserve">intuitive, </w:t>
+      </w:r>
+      <w:r>
+        <w:rPr>
+          <w:rFonts w:ascii="Calibri Light" w:eastAsia="Cambria" w:hAnsi="Calibri Light" w:cs="Calibri Light"/>
+          <w:bCs/>
+          <w:sz w:val="19"/>
+          <w:szCs w:val="19"/>
+          <w:lang w:val="en-CA"/>
+        </w:rPr>
+        <w:t>user-friendly solutions that are scalable and makes positive impact.</w:t>
+      </w:r>
+      <w:r>
+        <w:rPr>
+          <w:rFonts w:ascii="Calibri Light" w:eastAsia="Cambria" w:hAnsi="Calibri Light" w:cs="Calibri Light"/>
+          <w:bCs/>
+          <w:sz w:val="19"/>
+          <w:szCs w:val="19"/>
+          <w:lang w:val="en-CA"/>
+        </w:rPr>
+        <w:t xml:space="preserve"> I </w:t>
+      </w:r>
+      <w:r>
+        <w:rPr>
+          <w:rFonts w:ascii="Calibri Light" w:eastAsia="Cambria" w:hAnsi="Calibri Light" w:cs="Calibri Light"/>
+          <w:bCs/>
+          <w:sz w:val="19"/>
+          <w:szCs w:val="19"/>
+          <w:lang w:val="en-CA"/>
+        </w:rPr>
+        <w:t xml:space="preserve">am excited for this </w:t>
+      </w:r>
+      <w:r>
+        <w:rPr>
+          <w:rFonts w:ascii="Calibri Light" w:eastAsia="Cambria" w:hAnsi="Calibri Light" w:cs="Calibri Light"/>
+          <w:bCs/>
+          <w:sz w:val="19"/>
+          <w:szCs w:val="19"/>
+          <w:lang w:val="en-CA"/>
+        </w:rPr>
+        <w:t xml:space="preserve">potential opportunity, as I </w:t>
+      </w:r>
+      <w:r>
+        <w:rPr>
+          <w:rFonts w:ascii="Calibri Light" w:eastAsia="Cambria" w:hAnsi="Calibri Light" w:cs="Calibri Light"/>
+          <w:bCs/>
+          <w:sz w:val="19"/>
+          <w:szCs w:val="19"/>
+          <w:lang w:val="en-CA"/>
+        </w:rPr>
+        <w:t xml:space="preserve">appreciate </w:t>
+      </w:r>
+      <w:r>
+        <w:rPr>
+          <w:rFonts w:ascii="Calibri Light" w:eastAsia="Cambria" w:hAnsi="Calibri Light" w:cs="Calibri Light"/>
+          <w:bCs/>
+          <w:sz w:val="19"/>
+          <w:szCs w:val="19"/>
+          <w:lang w:val="en-CA"/>
+        </w:rPr>
+        <w:t>{{ mission_statement }}</w:t>
+      </w:r>
+      <w:r>
+        <w:rPr>
+          <w:rFonts w:ascii="Calibri Light" w:eastAsia="Cambria" w:hAnsi="Calibri Light" w:cs="Calibri Light"/>
+          <w:bCs/>
+          <w:sz w:val="19"/>
+          <w:szCs w:val="19"/>
+          <w:lang w:val="en-CA"/>
+        </w:rPr>
+        <w:t xml:space="preserve">: all of which are values that I embodied in my prior experience in healthcare, as well as my technical </w:t>
+      </w:r>
+      <w:r>
+        <w:rPr>
+          <w:rFonts w:ascii="Calibri Light" w:eastAsia="Cambria" w:hAnsi="Calibri Light" w:cs="Calibri Light"/>
+          <w:bCs/>
+          <w:sz w:val="19"/>
+          <w:szCs w:val="19"/>
+          <w:lang w:val="en-CA"/>
+        </w:rPr>
+        <w:t>experience</w:t>
+      </w:r>
+      <w:r>
+        <w:rPr>
+          <w:rFonts w:ascii="Calibri Light" w:eastAsia="Cambria" w:hAnsi="Calibri Light" w:cs="Calibri Light"/>
+          <w:bCs/>
+          <w:sz w:val="19"/>
+          <w:szCs w:val="19"/>
+          <w:lang w:val="en-CA"/>
+        </w:rPr>
+        <w:t xml:space="preserve">. </w:t>
+      </w:r>
+      <w:r>
+        <w:rPr>
+          <w:rFonts w:ascii="Calibri Light" w:eastAsia="Cambria" w:hAnsi="Calibri Light" w:cs="Calibri Light"/>
+          <w:bCs/>
+          <w:sz w:val="19"/>
+          <w:szCs w:val="19"/>
+          <w:lang w:val="en-CA"/>
+        </w:rPr>
+        <w:t xml:space="preserve">Thus, with a growing foundation in full-stack development design, a solutions-oriented mindset and an aptitude for solving complex problems, I </w:t>
+      </w:r>
+      <w:r>
+        <w:rPr>
+          <w:rFonts w:ascii="Calibri Light" w:eastAsia="Cambria" w:hAnsi="Calibri Light" w:cs="Calibri Light"/>
+          <w:bCs/>
+          <w:sz w:val="19"/>
+          <w:szCs w:val="19"/>
+          <w:lang w:val="en-CA"/>
+        </w:rPr>
+        <w:t>ho</w:t>
+      </w:r>
+      <w:r>
+        <w:rPr>
+          <w:rFonts w:ascii="Calibri Light" w:eastAsia="Cambria" w:hAnsi="Calibri Light" w:cs="Calibri Light"/>
+          <w:bCs/>
+          <w:sz w:val="19"/>
+          <w:szCs w:val="19"/>
+          <w:lang w:val="en-CA"/>
+        </w:rPr>
+        <w:t xml:space="preserve">pe to bring </w:t>
+      </w:r>
+      <w:r>
+        <w:rPr>
+          <w:rFonts w:ascii="Calibri Light" w:eastAsia="Cambria" w:hAnsi="Calibri Light" w:cs="Calibri Light"/>
+          <w:bCs/>
+          <w:sz w:val="19"/>
+          <w:szCs w:val="19"/>
+          <w:lang w:val="en-CA"/>
+        </w:rPr>
+        <w:t xml:space="preserve">meaningful </w:t>
+      </w:r>
+      <w:r>
+        <w:rPr>
+          <w:rFonts w:ascii="Calibri Light" w:eastAsia="Cambria" w:hAnsi="Calibri Light" w:cs="Calibri Light"/>
+          <w:bCs/>
+          <w:sz w:val="19"/>
+          <w:szCs w:val="19"/>
+          <w:lang w:val="en-CA"/>
+        </w:rPr>
+        <w:t>contributions to</w:t>
+      </w:r>
       <w:r>
         <w:rPr>
           <w:rFonts w:ascii="Calibri Light" w:eastAsia="Cambria" w:hAnsi="Calibri Light" w:cs="Calibri Light"/>
@@ -358,293 +424,7 @@
           <w:szCs w:val="18"/>
           <w:lang w:val="en-CA"/>
         </w:rPr>
-        <w:t xml:space="preserve"> }}</w:t>
-      </w:r>
-      <w:r>
-        <w:rPr>
-          <w:rFonts w:ascii="Calibri Light" w:eastAsia="Cambria" w:hAnsi="Calibri Light" w:cs="Calibri Light"/>
-          <w:bCs/>
-          <w:sz w:val="19"/>
-          <w:szCs w:val="19"/>
-          <w:lang w:val="en-CA"/>
-        </w:rPr>
-        <w:t xml:space="preserve"> position with </w:t>
-      </w:r>
-      <w:r>
-        <w:rPr>
-          <w:rFonts w:ascii="Calibri Light" w:eastAsia="Cambria" w:hAnsi="Calibri Light" w:cs="Calibri Light"/>
-          <w:bCs/>
-          <w:sz w:val="18"/>
-          <w:szCs w:val="18"/>
-          <w:lang w:val="en-CA"/>
-        </w:rPr>
-        <w:t xml:space="preserve"> {{ </w:t>
-      </w:r>
-      <w:proofErr w:type="spellStart"/>
-      <w:r>
-        <w:rPr>
-          <w:rFonts w:ascii="Calibri Light" w:eastAsia="Cambria" w:hAnsi="Calibri Light" w:cs="Calibri Light"/>
-          <w:bCs/>
-          <w:sz w:val="18"/>
-          <w:szCs w:val="18"/>
-          <w:lang w:val="en-CA"/>
-        </w:rPr>
-        <w:t>company_name</w:t>
-      </w:r>
-      <w:proofErr w:type="spellEnd"/>
-      <w:r>
-        <w:rPr>
-          <w:rFonts w:ascii="Calibri Light" w:eastAsia="Cambria" w:hAnsi="Calibri Light" w:cs="Calibri Light"/>
-          <w:bCs/>
-          <w:sz w:val="18"/>
-          <w:szCs w:val="18"/>
-          <w:lang w:val="en-CA"/>
-        </w:rPr>
-        <w:t xml:space="preserve"> }}</w:t>
-      </w:r>
-      <w:r>
-        <w:rPr>
-          <w:rFonts w:ascii="Calibri Light" w:eastAsia="Cambria" w:hAnsi="Calibri Light" w:cs="Calibri Light"/>
-          <w:bCs/>
-          <w:sz w:val="19"/>
-          <w:szCs w:val="19"/>
-          <w:lang w:val="en-CA"/>
-        </w:rPr>
-        <w:t xml:space="preserve">. As a former healthcare professional who is currently transitioning into </w:t>
-      </w:r>
-      <w:r>
-        <w:rPr>
-          <w:rFonts w:ascii="Calibri Light" w:eastAsia="Cambria" w:hAnsi="Calibri Light" w:cs="Calibri Light"/>
-          <w:bCs/>
-          <w:sz w:val="19"/>
-          <w:szCs w:val="19"/>
-          <w:lang w:val="en-CA"/>
-        </w:rPr>
-        <w:t>tech</w:t>
-      </w:r>
-      <w:r>
-        <w:rPr>
-          <w:rFonts w:ascii="Calibri Light" w:eastAsia="Cambria" w:hAnsi="Calibri Light" w:cs="Calibri Light"/>
-          <w:bCs/>
-          <w:sz w:val="19"/>
-          <w:szCs w:val="19"/>
-          <w:lang w:val="en-CA"/>
-        </w:rPr>
-        <w:t xml:space="preserve">, I </w:t>
-      </w:r>
-      <w:r>
-        <w:rPr>
-          <w:rFonts w:ascii="Calibri Light" w:eastAsia="Cambria" w:hAnsi="Calibri Light" w:cs="Calibri Light"/>
-          <w:bCs/>
-          <w:sz w:val="19"/>
-          <w:szCs w:val="19"/>
-          <w:lang w:val="en-CA"/>
-        </w:rPr>
-        <w:t xml:space="preserve">have developed a strong passion towards building </w:t>
-      </w:r>
-      <w:r>
-        <w:rPr>
-          <w:rFonts w:ascii="Calibri Light" w:eastAsia="Cambria" w:hAnsi="Calibri Light" w:cs="Calibri Light"/>
-          <w:bCs/>
-          <w:sz w:val="19"/>
-          <w:szCs w:val="19"/>
-          <w:lang w:val="en-CA"/>
-        </w:rPr>
-        <w:t xml:space="preserve">intuitive, </w:t>
-      </w:r>
-      <w:r>
-        <w:rPr>
-          <w:rFonts w:ascii="Calibri Light" w:eastAsia="Cambria" w:hAnsi="Calibri Light" w:cs="Calibri Light"/>
-          <w:bCs/>
-          <w:sz w:val="19"/>
-          <w:szCs w:val="19"/>
-          <w:lang w:val="en-CA"/>
-        </w:rPr>
-        <w:t>user-friendly solutions that are scalable and makes positive impact.</w:t>
-      </w:r>
-      <w:r>
-        <w:rPr>
-          <w:rFonts w:ascii="Calibri Light" w:eastAsia="Cambria" w:hAnsi="Calibri Light" w:cs="Calibri Light"/>
-          <w:bCs/>
-          <w:sz w:val="19"/>
-          <w:szCs w:val="19"/>
-          <w:lang w:val="en-CA"/>
-        </w:rPr>
-        <w:t xml:space="preserve"> I </w:t>
-      </w:r>
-      <w:r>
-        <w:rPr>
-          <w:rFonts w:ascii="Calibri Light" w:eastAsia="Cambria" w:hAnsi="Calibri Light" w:cs="Calibri Light"/>
-          <w:bCs/>
-          <w:sz w:val="19"/>
-          <w:szCs w:val="19"/>
-          <w:lang w:val="en-CA"/>
-        </w:rPr>
-        <w:t xml:space="preserve">am excited for this </w:t>
-      </w:r>
-      <w:r>
-        <w:rPr>
-          <w:rFonts w:ascii="Calibri Light" w:eastAsia="Cambria" w:hAnsi="Calibri Light" w:cs="Calibri Light"/>
-          <w:bCs/>
-          <w:sz w:val="19"/>
-          <w:szCs w:val="19"/>
-          <w:lang w:val="en-CA"/>
-        </w:rPr>
-        <w:t xml:space="preserve">potential opportunity, as I </w:t>
-      </w:r>
-      <w:r>
-        <w:rPr>
-          <w:rFonts w:ascii="Calibri Light" w:eastAsia="Cambria" w:hAnsi="Calibri Light" w:cs="Calibri Light"/>
-          <w:bCs/>
-          <w:sz w:val="19"/>
-          <w:szCs w:val="19"/>
-          <w:lang w:val="en-CA"/>
-        </w:rPr>
-        <w:t xml:space="preserve">appreciate </w:t>
-      </w:r>
-      <w:r>
-        <w:rPr>
-          <w:rFonts w:ascii="Calibri Light" w:eastAsia="Cambria" w:hAnsi="Calibri Light" w:cs="Calibri Light"/>
-          <w:bCs/>
-          <w:sz w:val="19"/>
-          <w:szCs w:val="19"/>
-          <w:lang w:val="en-CA"/>
-        </w:rPr>
-        <w:t xml:space="preserve">{{ </w:t>
-      </w:r>
-      <w:proofErr w:type="spellStart"/>
-      <w:r>
-        <w:rPr>
-          <w:rFonts w:ascii="Calibri Light" w:eastAsia="Cambria" w:hAnsi="Calibri Light" w:cs="Calibri Light"/>
-          <w:bCs/>
-          <w:sz w:val="19"/>
-          <w:szCs w:val="19"/>
-          <w:lang w:val="en-CA"/>
-        </w:rPr>
-        <w:t>mission_statement</w:t>
-      </w:r>
-      <w:proofErr w:type="spellEnd"/>
-      <w:r>
-        <w:rPr>
-          <w:rFonts w:ascii="Calibri Light" w:eastAsia="Cambria" w:hAnsi="Calibri Light" w:cs="Calibri Light"/>
-          <w:bCs/>
-          <w:sz w:val="19"/>
-          <w:szCs w:val="19"/>
-          <w:lang w:val="en-CA"/>
-        </w:rPr>
-        <w:t xml:space="preserve"> }}</w:t>
-      </w:r>
-      <w:r>
-        <w:rPr>
-          <w:rFonts w:ascii="Calibri Light" w:eastAsia="Cambria" w:hAnsi="Calibri Light" w:cs="Calibri Light"/>
-          <w:bCs/>
-          <w:sz w:val="19"/>
-          <w:szCs w:val="19"/>
-          <w:lang w:val="en-CA"/>
-        </w:rPr>
-        <w:t xml:space="preserve">: all of which are values that I embodied in my prior experience in healthcare, as well as my technical </w:t>
-      </w:r>
-      <w:r>
-        <w:rPr>
-          <w:rFonts w:ascii="Calibri Light" w:eastAsia="Cambria" w:hAnsi="Calibri Light" w:cs="Calibri Light"/>
-          <w:bCs/>
-          <w:sz w:val="19"/>
-          <w:szCs w:val="19"/>
-          <w:lang w:val="en-CA"/>
-        </w:rPr>
-        <w:t>experience</w:t>
-      </w:r>
-      <w:r>
-        <w:rPr>
-          <w:rFonts w:ascii="Calibri Light" w:eastAsia="Cambria" w:hAnsi="Calibri Light" w:cs="Calibri Light"/>
-          <w:bCs/>
-          <w:sz w:val="19"/>
-          <w:szCs w:val="19"/>
-          <w:lang w:val="en-CA"/>
-        </w:rPr>
-        <w:t xml:space="preserve">. </w:t>
-      </w:r>
-      <w:r>
-        <w:rPr>
-          <w:rFonts w:ascii="Calibri Light" w:eastAsia="Cambria" w:hAnsi="Calibri Light" w:cs="Calibri Light"/>
-          <w:bCs/>
-          <w:sz w:val="19"/>
-          <w:szCs w:val="19"/>
-          <w:lang w:val="en-CA"/>
-        </w:rPr>
-        <w:t xml:space="preserve">Thus, with a growing foundation in full-stack development design, a solutions-oriented mindset and an aptitude for solving complex problems, I </w:t>
-      </w:r>
-      <w:r>
-        <w:rPr>
-          <w:rFonts w:ascii="Calibri Light" w:eastAsia="Cambria" w:hAnsi="Calibri Light" w:cs="Calibri Light"/>
-          <w:bCs/>
-          <w:sz w:val="19"/>
-          <w:szCs w:val="19"/>
-          <w:lang w:val="en-CA"/>
-        </w:rPr>
-        <w:t>ho</w:t>
-      </w:r>
-      <w:r>
-        <w:rPr>
-          <w:rFonts w:ascii="Calibri Light" w:eastAsia="Cambria" w:hAnsi="Calibri Light" w:cs="Calibri Light"/>
-          <w:bCs/>
-          <w:sz w:val="19"/>
-          <w:szCs w:val="19"/>
-          <w:lang w:val="en-CA"/>
-        </w:rPr>
-        <w:t xml:space="preserve">pe to bring </w:t>
-      </w:r>
-      <w:r>
-        <w:rPr>
-          <w:rFonts w:ascii="Calibri Light" w:eastAsia="Cambria" w:hAnsi="Calibri Light" w:cs="Calibri Light"/>
-          <w:bCs/>
-          <w:sz w:val="19"/>
-          <w:szCs w:val="19"/>
-          <w:lang w:val="en-CA"/>
-        </w:rPr>
-        <w:t xml:space="preserve">meaningful </w:t>
-      </w:r>
-      <w:r>
-        <w:rPr>
-          <w:rFonts w:ascii="Calibri Light" w:eastAsia="Cambria" w:hAnsi="Calibri Light" w:cs="Calibri Light"/>
-          <w:bCs/>
-          <w:sz w:val="19"/>
-          <w:szCs w:val="19"/>
-          <w:lang w:val="en-CA"/>
-        </w:rPr>
-        <w:t>contributions to</w:t>
-      </w:r>
-      <w:r>
-        <w:rPr>
-          <w:rFonts w:ascii="Calibri Light" w:eastAsia="Cambria" w:hAnsi="Calibri Light" w:cs="Calibri Light"/>
-          <w:bCs/>
-          <w:sz w:val="18"/>
-          <w:szCs w:val="18"/>
-          <w:lang w:val="en-CA"/>
-        </w:rPr>
-        <w:t xml:space="preserve"> {{ </w:t>
-      </w:r>
-      <w:proofErr w:type="spellStart"/>
-      <w:r>
-        <w:rPr>
-          <w:rFonts w:ascii="Calibri Light" w:eastAsia="Cambria" w:hAnsi="Calibri Light" w:cs="Calibri Light"/>
-          <w:bCs/>
-          <w:sz w:val="18"/>
-          <w:szCs w:val="18"/>
-          <w:lang w:val="en-CA"/>
-        </w:rPr>
-        <w:t>company_name</w:t>
-      </w:r>
-      <w:proofErr w:type="spellEnd"/>
-      <w:r>
-        <w:rPr>
-          <w:rFonts w:ascii="Calibri Light" w:eastAsia="Cambria" w:hAnsi="Calibri Light" w:cs="Calibri Light"/>
-          <w:bCs/>
-          <w:sz w:val="18"/>
-          <w:szCs w:val="18"/>
-          <w:lang w:val="en-CA"/>
-        </w:rPr>
-        <w:t xml:space="preserve"> }}s’</w:t>
+        <w:t xml:space="preserve"> {{ company_name }}s’</w:t>
       </w:r>
       <w:r>
         <w:rPr>
@@ -729,43 +509,7 @@
           <w:sz w:val="19"/>
           <w:szCs w:val="19"/>
         </w:rPr>
-        <w:t xml:space="preserve">I am actively developing my general technical expertise through coursework, hackathons and self-learning. Through hackathon participation, I not only gained valuable experience in collaborating within Agile-style teams, but I also developed a strong foundation in understanding user needs, and prototyping practical solutions that aligned with our project goals. For example, during BCS Hacks 2025, my team and I engineered </w:t>
-      </w:r>
-      <w:proofErr w:type="spellStart"/>
-      <w:r>
-        <w:rPr>
-          <w:rFonts w:ascii="Calibri Light" w:hAnsi="Calibri Light" w:cs="Calibri Light"/>
-          <w:sz w:val="19"/>
-          <w:szCs w:val="19"/>
-        </w:rPr>
-        <w:t>PantryPal</w:t>
-      </w:r>
-      <w:proofErr w:type="spellEnd"/>
-      <w:r>
-        <w:rPr>
-          <w:rFonts w:ascii="Calibri Light" w:hAnsi="Calibri Light" w:cs="Calibri Light"/>
-          <w:sz w:val="19"/>
-          <w:szCs w:val="19"/>
-        </w:rPr>
-        <w:t xml:space="preserve">, an AI-powered recipe generator. We identified a clear real-world problem of high food wastage, and aimed to develop a full-stack web application that could help users save money on unnecessary ingredients, and utilize existing ingredients already made available in their virtual pantry. </w:t>
-      </w:r>
-      <w:proofErr w:type="spellStart"/>
-      <w:r>
-        <w:rPr>
-          <w:rFonts w:ascii="Calibri Light" w:hAnsi="Calibri Light" w:cs="Calibri Light"/>
-          <w:sz w:val="19"/>
-          <w:szCs w:val="19"/>
-        </w:rPr>
-        <w:t>PantryPal</w:t>
-      </w:r>
-      <w:proofErr w:type="spellEnd"/>
-      <w:r>
-        <w:rPr>
-          <w:rFonts w:ascii="Calibri Light" w:hAnsi="Calibri Light" w:cs="Calibri Light"/>
-          <w:sz w:val="19"/>
-          <w:szCs w:val="19"/>
-        </w:rPr>
-        <w:t xml:space="preserve"> was constructed with React</w:t>
+        <w:t>I am actively developing my general technical expertise through coursework, hackathons and self-learning. Through hackathon participation, I not only gained valuable experience in collaborating within Agile-style teams, but I also developed a strong foundation in understanding user needs, and prototyping practical solutions that aligned with our project goals. For example, during BCS Hacks 2025, my team and I engineered PantryPal, an AI-powered recipe generator. We identified a clear real-world problem of high food wastage, and aimed to develop a full-stack web application that could help users save money on unnecessary ingredients, and utilize existing ingredients already made available in their virtual pantry. PantryPal was constructed with React</w:t>
       </w:r>
       <w:r>
         <w:rPr>
@@ -797,25 +541,7 @@
           <w:sz w:val="19"/>
           <w:szCs w:val="19"/>
         </w:rPr>
-        <w:t xml:space="preserve"> for the frontend, and I contributed to designing </w:t>
-      </w:r>
-      <w:proofErr w:type="spellStart"/>
-      <w:r>
-        <w:rPr>
-          <w:rFonts w:ascii="Calibri Light" w:hAnsi="Calibri Light" w:cs="Calibri Light"/>
-          <w:sz w:val="19"/>
-          <w:szCs w:val="19"/>
-        </w:rPr>
-        <w:t>PantryPal’s</w:t>
-      </w:r>
-      <w:proofErr w:type="spellEnd"/>
-      <w:r>
-        <w:rPr>
-          <w:rFonts w:ascii="Calibri Light" w:hAnsi="Calibri Light" w:cs="Calibri Light"/>
-          <w:sz w:val="19"/>
-          <w:szCs w:val="19"/>
-        </w:rPr>
-        <w:t xml:space="preserve"> backend logic</w:t>
+        <w:t xml:space="preserve"> for the frontend, and I contributed to designing PantryPal’s backend logic</w:t>
       </w:r>
       <w:r>
         <w:rPr>
@@ -839,43 +565,31 @@
           <w:sz w:val="19"/>
           <w:szCs w:val="19"/>
         </w:rPr>
-        <w:t xml:space="preserve">the </w:t>
-      </w:r>
-      <w:proofErr w:type="spellStart"/>
-      <w:r>
-        <w:rPr>
-          <w:rFonts w:ascii="Calibri Light" w:hAnsi="Calibri Light" w:cs="Calibri Light"/>
-          <w:sz w:val="19"/>
-          <w:szCs w:val="19"/>
-        </w:rPr>
-        <w:t>Groq</w:t>
-      </w:r>
-      <w:proofErr w:type="spellEnd"/>
-      <w:r>
-        <w:rPr>
-          <w:rFonts w:ascii="Calibri Light" w:hAnsi="Calibri Light" w:cs="Calibri Light"/>
-          <w:sz w:val="19"/>
-          <w:szCs w:val="19"/>
-        </w:rPr>
-        <w:t xml:space="preserve"> API for dynamic response rendering. Additionally, my academic work has reinforced my skills as a developer in the realm of software construction, especially through </w:t>
-      </w:r>
-      <w:proofErr w:type="spellStart"/>
-      <w:r>
-        <w:rPr>
-          <w:rFonts w:ascii="Calibri Light" w:hAnsi="Calibri Light" w:cs="Calibri Light"/>
-          <w:sz w:val="19"/>
-          <w:szCs w:val="19"/>
-        </w:rPr>
-        <w:t>DailySips</w:t>
-      </w:r>
-      <w:proofErr w:type="spellEnd"/>
-      <w:r>
-        <w:rPr>
-          <w:rFonts w:ascii="Calibri Light" w:hAnsi="Calibri Light" w:cs="Calibri Light"/>
-          <w:sz w:val="19"/>
-          <w:szCs w:val="19"/>
-        </w:rPr>
-        <w:t>, a Java-based desktop application that aims to improve user self-awareness over their daily caloric, caffeine and sugar consumption for beverages.</w:t>
+        <w:t>the Groq</w:t>
+      </w:r>
+      <w:r>
+        <w:rPr>
+          <w:rFonts w:ascii="Calibri Light" w:hAnsi="Calibri Light" w:cs="Calibri Light"/>
+          <w:sz w:val="19"/>
+          <w:szCs w:val="19"/>
+        </w:rPr>
+        <w:t xml:space="preserve"> API for dynamic response rendering. Additionally, my academic work has reinforced my skills as a developer in the realm of software construction, especially through DailySips, a Java-based desktop application that aims to improve user self-awareness over their daily caloric, caffeine and sugar consumption for beverages.</w:t>
+      </w:r>
+      <w:r>
+        <w:rPr>
+          <w:rFonts w:ascii="Calibri Light" w:hAnsi="Calibri Light" w:cs="Calibri Light"/>
+          <w:sz w:val="19"/>
+          <w:szCs w:val="19"/>
+        </w:rPr>
+        <w:t xml:space="preserve"> DailySips</w:t>
+      </w:r>
+      <w:r>
+        <w:rPr>
+          <w:rFonts w:ascii="Calibri Light" w:hAnsi="Calibri Light" w:cs="Calibri Light"/>
+          <w:sz w:val="19"/>
+          <w:szCs w:val="19"/>
+        </w:rPr>
+        <w:t>’ user interface was designed with Java Swing, where I focused on visual clarity and usability.</w:t>
       </w:r>
       <w:r>
         <w:rPr>
@@ -885,32 +599,6 @@
         </w:rPr>
         <w:t xml:space="preserve"> </w:t>
       </w:r>
-      <w:proofErr w:type="spellStart"/>
-      <w:r>
-        <w:rPr>
-          <w:rFonts w:ascii="Calibri Light" w:hAnsi="Calibri Light" w:cs="Calibri Light"/>
-          <w:sz w:val="19"/>
-          <w:szCs w:val="19"/>
-        </w:rPr>
-        <w:t>DailySips</w:t>
-      </w:r>
-      <w:proofErr w:type="spellEnd"/>
-      <w:r>
-        <w:rPr>
-          <w:rFonts w:ascii="Calibri Light" w:hAnsi="Calibri Light" w:cs="Calibri Light"/>
-          <w:sz w:val="19"/>
-          <w:szCs w:val="19"/>
-        </w:rPr>
-        <w:t>’ user interface was designed with Java Swing, where I focused on visual clarity and usability.</w:t>
-      </w:r>
-      <w:r>
-        <w:rPr>
-          <w:rFonts w:ascii="Calibri Light" w:hAnsi="Calibri Light" w:cs="Calibri Light"/>
-          <w:sz w:val="19"/>
-          <w:szCs w:val="19"/>
-        </w:rPr>
-        <w:t xml:space="preserve"> </w:t>
-      </w:r>
       <w:r>
         <w:rPr>
           <w:rFonts w:ascii="Calibri Light" w:hAnsi="Calibri Light" w:cs="Calibri Light"/>
@@ -957,25 +645,7 @@
           <w:sz w:val="19"/>
           <w:szCs w:val="19"/>
         </w:rPr>
-        <w:t xml:space="preserve"> validating code </w:t>
-      </w:r>
-      <w:proofErr w:type="spellStart"/>
-      <w:r>
-        <w:rPr>
-          <w:rFonts w:ascii="Calibri Light" w:hAnsi="Calibri Light" w:cs="Calibri Light"/>
-          <w:sz w:val="19"/>
-          <w:szCs w:val="19"/>
-        </w:rPr>
-        <w:t>behaviour</w:t>
-      </w:r>
-      <w:proofErr w:type="spellEnd"/>
-      <w:r>
-        <w:rPr>
-          <w:rFonts w:ascii="Calibri Light" w:hAnsi="Calibri Light" w:cs="Calibri Light"/>
-          <w:sz w:val="19"/>
-          <w:szCs w:val="19"/>
-        </w:rPr>
-        <w:t xml:space="preserve"> and robustness </w:t>
+        <w:t xml:space="preserve"> validating code behaviour and robustness </w:t>
       </w:r>
       <w:r>
         <w:rPr>
@@ -1403,18 +1073,8 @@
           <w:sz w:val="19"/>
           <w:szCs w:val="19"/>
         </w:rPr>
-        <w:t xml:space="preserve">{{ </w:t>
-      </w:r>
-      <w:proofErr w:type="spellStart"/>
-      <w:r>
-        <w:rPr>
-          <w:rFonts w:ascii="Calibri Light" w:hAnsi="Calibri Light" w:cs="Calibri Light"/>
-          <w:sz w:val="19"/>
-          <w:szCs w:val="19"/>
-        </w:rPr>
-        <w:t>company_name</w:t>
-      </w:r>
-      <w:proofErr w:type="spellEnd"/>
+        <w:t>{{ company_name</w:t>
+      </w:r>
       <w:r>
         <w:rPr>
           <w:rFonts w:ascii="Calibri Light" w:hAnsi="Calibri Light" w:cs="Calibri Light"/>
@@ -2686,7 +2346,6 @@
   <w:style w:type="character" w:default="1" w:styleId="DefaultParagraphFont">
     <w:name w:val="Default Paragraph Font"/>
     <w:uiPriority w:val="1"/>
-    <w:semiHidden/>
     <w:unhideWhenUsed/>
   </w:style>
   <w:style w:type="table" w:default="1" w:styleId="TableNormal">

--- a/SWE_CoverLetterTemplate.docx
+++ b/SWE_CoverLetterTemplate.docx
@@ -725,7 +725,23 @@
           <w:sz w:val="19"/>
           <w:szCs w:val="19"/>
         </w:rPr>
-        <w:t xml:space="preserve"> As part of my ongoing learning journey, I am still familiarizing with other</w:t>
+        <w:t xml:space="preserve"> As part of my ongoing learning journey, I am still familiarizing</w:t>
+      </w:r>
+      <w:r>
+        <w:rPr>
+          <w:rFonts w:ascii="Calibri Light" w:hAnsi="Calibri Light" w:cs="Calibri Light"/>
+          <w:sz w:val="19"/>
+          <w:szCs w:val="19"/>
+        </w:rPr>
+        <w:t xml:space="preserve"> myself</w:t>
+      </w:r>
+      <w:r>
+        <w:rPr>
+          <w:rFonts w:ascii="Calibri Light" w:hAnsi="Calibri Light" w:cs="Calibri Light"/>
+          <w:sz w:val="19"/>
+          <w:szCs w:val="19"/>
+        </w:rPr>
+        <w:t xml:space="preserve"> with other</w:t>
       </w:r>
       <w:r>
         <w:rPr>
@@ -2346,6 +2362,7 @@
   <w:style w:type="character" w:default="1" w:styleId="DefaultParagraphFont">
     <w:name w:val="Default Paragraph Font"/>
     <w:uiPriority w:val="1"/>
+    <w:semiHidden/>
     <w:unhideWhenUsed/>
   </w:style>
   <w:style w:type="table" w:default="1" w:styleId="TableNormal">

--- a/SWE_CoverLetterTemplate.docx
+++ b/SWE_CoverLetterTemplate.docx
@@ -16,27 +16,61 @@
         <w:rPr>
           <w:rFonts w:ascii="Calibri Light" w:eastAsia="Cambria" w:hAnsi="Calibri Light" w:cs="Calibri Light"/>
           <w:bCs/>
-          <w:sz w:val="18"/>
-          <w:szCs w:val="18"/>
+          <w:sz w:val="19"/>
+          <w:szCs w:val="19"/>
           <w:lang w:val="en-CA"/>
         </w:rPr>
       </w:pPr>
-      <w:r>
-        <w:rPr>
-          <w:rFonts w:ascii="Calibri Light" w:eastAsia="Cambria" w:hAnsi="Calibri Light" w:cs="Calibri Light"/>
-          <w:bCs/>
-          <w:sz w:val="18"/>
-          <w:szCs w:val="18"/>
-          <w:lang w:val="en-CA"/>
-        </w:rPr>
-        <w:t>{{ todays_date }}</w:t>
-      </w:r>
-      <w:r>
-        <w:rPr>
-          <w:rFonts w:ascii="Calibri Light" w:eastAsia="Cambria" w:hAnsi="Calibri Light" w:cs="Calibri Light"/>
-          <w:bCs/>
-          <w:sz w:val="18"/>
-          <w:szCs w:val="18"/>
+      <w:proofErr w:type="gramStart"/>
+      <w:r>
+        <w:rPr>
+          <w:rFonts w:ascii="Calibri Light" w:eastAsia="Cambria" w:hAnsi="Calibri Light" w:cs="Calibri Light"/>
+          <w:bCs/>
+          <w:sz w:val="19"/>
+          <w:szCs w:val="19"/>
+          <w:lang w:val="en-CA"/>
+        </w:rPr>
+        <w:t xml:space="preserve">{{ </w:t>
+      </w:r>
+      <w:proofErr w:type="spellStart"/>
+      <w:r>
+        <w:rPr>
+          <w:rFonts w:ascii="Calibri Light" w:eastAsia="Cambria" w:hAnsi="Calibri Light" w:cs="Calibri Light"/>
+          <w:bCs/>
+          <w:sz w:val="19"/>
+          <w:szCs w:val="19"/>
+          <w:lang w:val="en-CA"/>
+        </w:rPr>
+        <w:t>todays</w:t>
+      </w:r>
+      <w:proofErr w:type="gramEnd"/>
+      <w:r>
+        <w:rPr>
+          <w:rFonts w:ascii="Calibri Light" w:eastAsia="Cambria" w:hAnsi="Calibri Light" w:cs="Calibri Light"/>
+          <w:bCs/>
+          <w:sz w:val="19"/>
+          <w:szCs w:val="19"/>
+          <w:lang w:val="en-CA"/>
+        </w:rPr>
+        <w:t>_date</w:t>
+      </w:r>
+      <w:proofErr w:type="spellEnd"/>
+      <w:r>
+        <w:rPr>
+          <w:rFonts w:ascii="Calibri Light" w:eastAsia="Cambria" w:hAnsi="Calibri Light" w:cs="Calibri Light"/>
+          <w:bCs/>
+          <w:sz w:val="19"/>
+          <w:szCs w:val="19"/>
+          <w:lang w:val="en-CA"/>
+        </w:rPr>
+        <w:t xml:space="preserve"> }}</w:t>
+      </w:r>
+      <w:r>
+        <w:rPr>
+          <w:rFonts w:ascii="Calibri Light" w:eastAsia="Cambria" w:hAnsi="Calibri Light" w:cs="Calibri Light"/>
+          <w:bCs/>
+          <w:sz w:val="19"/>
+          <w:szCs w:val="19"/>
           <w:lang w:val="en-CA"/>
         </w:rPr>
         <w:br/>
@@ -45,45 +79,327 @@
         <w:rPr>
           <w:rFonts w:ascii="Calibri Light" w:eastAsia="Cambria" w:hAnsi="Calibri Light" w:cs="Calibri Light"/>
           <w:bCs/>
-          <w:sz w:val="18"/>
-          <w:szCs w:val="18"/>
+          <w:sz w:val="19"/>
+          <w:szCs w:val="19"/>
           <w:lang w:val="en-CA"/>
         </w:rPr>
         <w:br/>
-        <w:t>{{ company_name }}</w:t>
-      </w:r>
-      <w:r>
-        <w:rPr>
-          <w:rFonts w:ascii="Calibri Light" w:eastAsia="Cambria" w:hAnsi="Calibri Light" w:cs="Calibri Light"/>
-          <w:bCs/>
-          <w:sz w:val="18"/>
-          <w:szCs w:val="18"/>
+      </w:r>
+      <w:proofErr w:type="gramStart"/>
+      <w:r>
+        <w:rPr>
+          <w:rFonts w:ascii="Calibri Light" w:eastAsia="Cambria" w:hAnsi="Calibri Light" w:cs="Calibri Light"/>
+          <w:bCs/>
+          <w:sz w:val="19"/>
+          <w:szCs w:val="19"/>
+          <w:lang w:val="en-CA"/>
+        </w:rPr>
+        <w:t xml:space="preserve">{{ </w:t>
+      </w:r>
+      <w:proofErr w:type="spellStart"/>
+      <w:r>
+        <w:rPr>
+          <w:rFonts w:ascii="Calibri Light" w:eastAsia="Cambria" w:hAnsi="Calibri Light" w:cs="Calibri Light"/>
+          <w:bCs/>
+          <w:sz w:val="19"/>
+          <w:szCs w:val="19"/>
+          <w:lang w:val="en-CA"/>
+        </w:rPr>
+        <w:t>company</w:t>
+      </w:r>
+      <w:proofErr w:type="gramEnd"/>
+      <w:r>
+        <w:rPr>
+          <w:rFonts w:ascii="Calibri Light" w:eastAsia="Cambria" w:hAnsi="Calibri Light" w:cs="Calibri Light"/>
+          <w:bCs/>
+          <w:sz w:val="19"/>
+          <w:szCs w:val="19"/>
+          <w:lang w:val="en-CA"/>
+        </w:rPr>
+        <w:t>_name</w:t>
+      </w:r>
+      <w:proofErr w:type="spellEnd"/>
+      <w:r>
+        <w:rPr>
+          <w:rFonts w:ascii="Calibri Light" w:eastAsia="Cambria" w:hAnsi="Calibri Light" w:cs="Calibri Light"/>
+          <w:bCs/>
+          <w:sz w:val="19"/>
+          <w:szCs w:val="19"/>
+          <w:lang w:val="en-CA"/>
+        </w:rPr>
+        <w:t xml:space="preserve"> }}</w:t>
+      </w:r>
+      <w:r>
+        <w:rPr>
+          <w:rFonts w:ascii="Calibri Light" w:eastAsia="Cambria" w:hAnsi="Calibri Light" w:cs="Calibri Light"/>
+          <w:bCs/>
+          <w:sz w:val="19"/>
+          <w:szCs w:val="19"/>
           <w:lang w:val="en-CA"/>
         </w:rPr>
         <w:br/>
-        <w:t xml:space="preserve">{{ company_address }} </w:t>
-      </w:r>
-      <w:r>
-        <w:rPr>
-          <w:rFonts w:ascii="Calibri Light" w:eastAsia="Cambria" w:hAnsi="Calibri Light" w:cs="Calibri Light"/>
-          <w:bCs/>
-          <w:sz w:val="18"/>
-          <w:szCs w:val="18"/>
+      </w:r>
+      <w:proofErr w:type="gramStart"/>
+      <w:r>
+        <w:rPr>
+          <w:rFonts w:ascii="Calibri Light" w:eastAsia="Cambria" w:hAnsi="Calibri Light" w:cs="Calibri Light"/>
+          <w:bCs/>
+          <w:sz w:val="19"/>
+          <w:szCs w:val="19"/>
+          <w:lang w:val="en-CA"/>
+        </w:rPr>
+        <w:t xml:space="preserve">{{ </w:t>
+      </w:r>
+      <w:proofErr w:type="spellStart"/>
+      <w:r>
+        <w:rPr>
+          <w:rFonts w:ascii="Calibri Light" w:eastAsia="Cambria" w:hAnsi="Calibri Light" w:cs="Calibri Light"/>
+          <w:bCs/>
+          <w:sz w:val="19"/>
+          <w:szCs w:val="19"/>
+          <w:lang w:val="en-CA"/>
+        </w:rPr>
+        <w:t>company</w:t>
+      </w:r>
+      <w:proofErr w:type="gramEnd"/>
+      <w:r>
+        <w:rPr>
+          <w:rFonts w:ascii="Calibri Light" w:eastAsia="Cambria" w:hAnsi="Calibri Light" w:cs="Calibri Light"/>
+          <w:bCs/>
+          <w:sz w:val="19"/>
+          <w:szCs w:val="19"/>
+          <w:lang w:val="en-CA"/>
+        </w:rPr>
+        <w:t>_</w:t>
+      </w:r>
+      <w:proofErr w:type="gramStart"/>
+      <w:r>
+        <w:rPr>
+          <w:rFonts w:ascii="Calibri Light" w:eastAsia="Cambria" w:hAnsi="Calibri Light" w:cs="Calibri Light"/>
+          <w:bCs/>
+          <w:sz w:val="19"/>
+          <w:szCs w:val="19"/>
+          <w:lang w:val="en-CA"/>
+        </w:rPr>
+        <w:t>address</w:t>
+      </w:r>
+      <w:proofErr w:type="spellEnd"/>
+      <w:r>
+        <w:rPr>
+          <w:rFonts w:ascii="Calibri Light" w:eastAsia="Cambria" w:hAnsi="Calibri Light" w:cs="Calibri Light"/>
+          <w:bCs/>
+          <w:sz w:val="19"/>
+          <w:szCs w:val="19"/>
+          <w:lang w:val="en-CA"/>
+        </w:rPr>
+        <w:t xml:space="preserve"> }</w:t>
+      </w:r>
+      <w:proofErr w:type="gramEnd"/>
+      <w:r>
+        <w:rPr>
+          <w:rFonts w:ascii="Calibri Light" w:eastAsia="Cambria" w:hAnsi="Calibri Light" w:cs="Calibri Light"/>
+          <w:bCs/>
+          <w:sz w:val="19"/>
+          <w:szCs w:val="19"/>
+          <w:lang w:val="en-CA"/>
+        </w:rPr>
+        <w:t xml:space="preserve">} </w:t>
+      </w:r>
+      <w:r>
+        <w:rPr>
+          <w:rFonts w:ascii="Calibri Light" w:eastAsia="Cambria" w:hAnsi="Calibri Light" w:cs="Calibri Light"/>
+          <w:bCs/>
+          <w:sz w:val="19"/>
+          <w:szCs w:val="19"/>
           <w:lang w:val="en-CA"/>
         </w:rPr>
         <w:br/>
-        <w:t>{{ company_city }}, {{ company_province }}</w:t>
-      </w:r>
-      <w:r>
-        <w:rPr>
-          <w:rFonts w:ascii="Calibri Light" w:eastAsia="Cambria" w:hAnsi="Calibri Light" w:cs="Calibri Light"/>
-          <w:bCs/>
-          <w:sz w:val="18"/>
-          <w:szCs w:val="18"/>
+      </w:r>
+      <w:proofErr w:type="gramStart"/>
+      <w:r>
+        <w:rPr>
+          <w:rFonts w:ascii="Calibri Light" w:eastAsia="Cambria" w:hAnsi="Calibri Light" w:cs="Calibri Light"/>
+          <w:bCs/>
+          <w:sz w:val="19"/>
+          <w:szCs w:val="19"/>
+          <w:lang w:val="en-CA"/>
+        </w:rPr>
+        <w:t xml:space="preserve">{{ </w:t>
+      </w:r>
+      <w:proofErr w:type="spellStart"/>
+      <w:r>
+        <w:rPr>
+          <w:rFonts w:ascii="Calibri Light" w:eastAsia="Cambria" w:hAnsi="Calibri Light" w:cs="Calibri Light"/>
+          <w:bCs/>
+          <w:sz w:val="19"/>
+          <w:szCs w:val="19"/>
+          <w:lang w:val="en-CA"/>
+        </w:rPr>
+        <w:t>company</w:t>
+      </w:r>
+      <w:proofErr w:type="gramEnd"/>
+      <w:r>
+        <w:rPr>
+          <w:rFonts w:ascii="Calibri Light" w:eastAsia="Cambria" w:hAnsi="Calibri Light" w:cs="Calibri Light"/>
+          <w:bCs/>
+          <w:sz w:val="19"/>
+          <w:szCs w:val="19"/>
+          <w:lang w:val="en-CA"/>
+        </w:rPr>
+        <w:t>_</w:t>
+      </w:r>
+      <w:proofErr w:type="gramStart"/>
+      <w:r>
+        <w:rPr>
+          <w:rFonts w:ascii="Calibri Light" w:eastAsia="Cambria" w:hAnsi="Calibri Light" w:cs="Calibri Light"/>
+          <w:bCs/>
+          <w:sz w:val="19"/>
+          <w:szCs w:val="19"/>
+          <w:lang w:val="en-CA"/>
+        </w:rPr>
+        <w:t>city</w:t>
+      </w:r>
+      <w:proofErr w:type="spellEnd"/>
+      <w:r>
+        <w:rPr>
+          <w:rFonts w:ascii="Calibri Light" w:eastAsia="Cambria" w:hAnsi="Calibri Light" w:cs="Calibri Light"/>
+          <w:bCs/>
+          <w:sz w:val="19"/>
+          <w:szCs w:val="19"/>
+          <w:lang w:val="en-CA"/>
+        </w:rPr>
+        <w:t xml:space="preserve"> }</w:t>
+      </w:r>
+      <w:proofErr w:type="gramEnd"/>
+      <w:r>
+        <w:rPr>
+          <w:rFonts w:ascii="Calibri Light" w:eastAsia="Cambria" w:hAnsi="Calibri Light" w:cs="Calibri Light"/>
+          <w:bCs/>
+          <w:sz w:val="19"/>
+          <w:szCs w:val="19"/>
+          <w:lang w:val="en-CA"/>
+        </w:rPr>
+        <w:t xml:space="preserve">}, </w:t>
+      </w:r>
+      <w:proofErr w:type="gramStart"/>
+      <w:r>
+        <w:rPr>
+          <w:rFonts w:ascii="Calibri Light" w:eastAsia="Cambria" w:hAnsi="Calibri Light" w:cs="Calibri Light"/>
+          <w:bCs/>
+          <w:sz w:val="19"/>
+          <w:szCs w:val="19"/>
+          <w:lang w:val="en-CA"/>
+        </w:rPr>
+        <w:t xml:space="preserve">{{ </w:t>
+      </w:r>
+      <w:proofErr w:type="spellStart"/>
+      <w:r>
+        <w:rPr>
+          <w:rFonts w:ascii="Calibri Light" w:eastAsia="Cambria" w:hAnsi="Calibri Light" w:cs="Calibri Light"/>
+          <w:bCs/>
+          <w:sz w:val="19"/>
+          <w:szCs w:val="19"/>
+          <w:lang w:val="en-CA"/>
+        </w:rPr>
+        <w:t>company</w:t>
+      </w:r>
+      <w:proofErr w:type="gramEnd"/>
+      <w:r>
+        <w:rPr>
+          <w:rFonts w:ascii="Calibri Light" w:eastAsia="Cambria" w:hAnsi="Calibri Light" w:cs="Calibri Light"/>
+          <w:bCs/>
+          <w:sz w:val="19"/>
+          <w:szCs w:val="19"/>
+          <w:lang w:val="en-CA"/>
+        </w:rPr>
+        <w:t>_province</w:t>
+      </w:r>
+      <w:proofErr w:type="spellEnd"/>
+      <w:r>
+        <w:rPr>
+          <w:rFonts w:ascii="Calibri Light" w:eastAsia="Cambria" w:hAnsi="Calibri Light" w:cs="Calibri Light"/>
+          <w:bCs/>
+          <w:sz w:val="19"/>
+          <w:szCs w:val="19"/>
+          <w:lang w:val="en-CA"/>
+        </w:rPr>
+        <w:t xml:space="preserve"> }}</w:t>
+      </w:r>
+      <w:r>
+        <w:rPr>
+          <w:rFonts w:ascii="Calibri Light" w:eastAsia="Cambria" w:hAnsi="Calibri Light" w:cs="Calibri Light"/>
+          <w:bCs/>
+          <w:sz w:val="19"/>
+          <w:szCs w:val="19"/>
           <w:lang w:val="en-CA"/>
         </w:rPr>
         <w:br/>
-        <w:t>{{ company_postal }}</w:t>
+      </w:r>
+      <w:proofErr w:type="gramStart"/>
+      <w:r>
+        <w:rPr>
+          <w:rFonts w:ascii="Calibri Light" w:eastAsia="Cambria" w:hAnsi="Calibri Light" w:cs="Calibri Light"/>
+          <w:bCs/>
+          <w:sz w:val="19"/>
+          <w:szCs w:val="19"/>
+          <w:lang w:val="en-CA"/>
+        </w:rPr>
+        <w:t xml:space="preserve">{{ </w:t>
+      </w:r>
+      <w:proofErr w:type="spellStart"/>
+      <w:r>
+        <w:rPr>
+          <w:rFonts w:ascii="Calibri Light" w:eastAsia="Cambria" w:hAnsi="Calibri Light" w:cs="Calibri Light"/>
+          <w:bCs/>
+          <w:sz w:val="19"/>
+          <w:szCs w:val="19"/>
+          <w:lang w:val="en-CA"/>
+        </w:rPr>
+        <w:t>company</w:t>
+      </w:r>
+      <w:proofErr w:type="gramEnd"/>
+      <w:r>
+        <w:rPr>
+          <w:rFonts w:ascii="Calibri Light" w:eastAsia="Cambria" w:hAnsi="Calibri Light" w:cs="Calibri Light"/>
+          <w:bCs/>
+          <w:sz w:val="19"/>
+          <w:szCs w:val="19"/>
+          <w:lang w:val="en-CA"/>
+        </w:rPr>
+        <w:t>_</w:t>
+      </w:r>
+      <w:proofErr w:type="gramStart"/>
+      <w:r>
+        <w:rPr>
+          <w:rFonts w:ascii="Calibri Light" w:eastAsia="Cambria" w:hAnsi="Calibri Light" w:cs="Calibri Light"/>
+          <w:bCs/>
+          <w:sz w:val="19"/>
+          <w:szCs w:val="19"/>
+          <w:lang w:val="en-CA"/>
+        </w:rPr>
+        <w:t>postal</w:t>
+      </w:r>
+      <w:proofErr w:type="spellEnd"/>
+      <w:r>
+        <w:rPr>
+          <w:rFonts w:ascii="Calibri Light" w:eastAsia="Cambria" w:hAnsi="Calibri Light" w:cs="Calibri Light"/>
+          <w:bCs/>
+          <w:sz w:val="19"/>
+          <w:szCs w:val="19"/>
+          <w:lang w:val="en-CA"/>
+        </w:rPr>
+        <w:t xml:space="preserve"> }</w:t>
+      </w:r>
+      <w:proofErr w:type="gramEnd"/>
+      <w:r>
+        <w:rPr>
+          <w:rFonts w:ascii="Calibri Light" w:eastAsia="Cambria" w:hAnsi="Calibri Light" w:cs="Calibri Light"/>
+          <w:bCs/>
+          <w:sz w:val="19"/>
+          <w:szCs w:val="19"/>
+          <w:lang w:val="en-CA"/>
+        </w:rPr>
+        <w:t>}</w:t>
       </w:r>
     </w:p>
     <w:p>
@@ -115,15 +431,71 @@
         </w:rPr>
         <w:t xml:space="preserve">Dear </w:t>
       </w:r>
-      <w:r>
-        <w:rPr>
-          <w:rFonts w:ascii="Calibri Light" w:eastAsia="Cambria" w:hAnsi="Calibri Light" w:cs="Calibri Light"/>
-          <w:bCs/>
-          <w:sz w:val="19"/>
-          <w:szCs w:val="19"/>
-          <w:lang w:val="en-CA"/>
-        </w:rPr>
-        <w:t>{{ letter_addressee }}</w:t>
+      <w:proofErr w:type="gramStart"/>
+      <w:r>
+        <w:rPr>
+          <w:rFonts w:ascii="Calibri Light" w:eastAsia="Cambria" w:hAnsi="Calibri Light" w:cs="Calibri Light"/>
+          <w:bCs/>
+          <w:sz w:val="19"/>
+          <w:szCs w:val="19"/>
+          <w:lang w:val="en-CA"/>
+        </w:rPr>
+        <w:t xml:space="preserve">{{ </w:t>
+      </w:r>
+      <w:proofErr w:type="spellStart"/>
+      <w:r>
+        <w:rPr>
+          <w:rFonts w:ascii="Calibri Light" w:eastAsia="Cambria" w:hAnsi="Calibri Light" w:cs="Calibri Light"/>
+          <w:bCs/>
+          <w:sz w:val="19"/>
+          <w:szCs w:val="19"/>
+          <w:lang w:val="en-CA"/>
+        </w:rPr>
+        <w:t>letter</w:t>
+      </w:r>
+      <w:proofErr w:type="gramEnd"/>
+      <w:r>
+        <w:rPr>
+          <w:rFonts w:ascii="Calibri Light" w:eastAsia="Cambria" w:hAnsi="Calibri Light" w:cs="Calibri Light"/>
+          <w:bCs/>
+          <w:sz w:val="19"/>
+          <w:szCs w:val="19"/>
+          <w:lang w:val="en-CA"/>
+        </w:rPr>
+        <w:t>_</w:t>
+      </w:r>
+      <w:proofErr w:type="gramStart"/>
+      <w:r>
+        <w:rPr>
+          <w:rFonts w:ascii="Calibri Light" w:eastAsia="Cambria" w:hAnsi="Calibri Light" w:cs="Calibri Light"/>
+          <w:bCs/>
+          <w:sz w:val="19"/>
+          <w:szCs w:val="19"/>
+          <w:lang w:val="en-CA"/>
+        </w:rPr>
+        <w:t>addressee</w:t>
+      </w:r>
+      <w:proofErr w:type="spellEnd"/>
+      <w:r>
+        <w:rPr>
+          <w:rFonts w:ascii="Calibri Light" w:eastAsia="Cambria" w:hAnsi="Calibri Light" w:cs="Calibri Light"/>
+          <w:bCs/>
+          <w:sz w:val="19"/>
+          <w:szCs w:val="19"/>
+          <w:lang w:val="en-CA"/>
+        </w:rPr>
+        <w:t xml:space="preserve"> }</w:t>
+      </w:r>
+      <w:proofErr w:type="gramEnd"/>
+      <w:r>
+        <w:rPr>
+          <w:rFonts w:ascii="Calibri Light" w:eastAsia="Cambria" w:hAnsi="Calibri Light" w:cs="Calibri Light"/>
+          <w:bCs/>
+          <w:sz w:val="19"/>
+          <w:szCs w:val="19"/>
+          <w:lang w:val="en-CA"/>
+        </w:rPr>
+        <w:t>}</w:t>
       </w:r>
       <w:r>
         <w:rPr>
@@ -196,35 +568,157 @@
         </w:rPr>
         <w:t xml:space="preserve"> </w:t>
       </w:r>
-      <w:r>
-        <w:rPr>
-          <w:rFonts w:ascii="Calibri Light" w:eastAsia="Cambria" w:hAnsi="Calibri Light" w:cs="Calibri Light"/>
-          <w:bCs/>
-          <w:sz w:val="18"/>
-          <w:szCs w:val="18"/>
-          <w:lang w:val="en-CA"/>
-        </w:rPr>
-        <w:t>{{ position_name }}</w:t>
-      </w:r>
-      <w:r>
-        <w:rPr>
-          <w:rFonts w:ascii="Calibri Light" w:eastAsia="Cambria" w:hAnsi="Calibri Light" w:cs="Calibri Light"/>
-          <w:bCs/>
-          <w:sz w:val="19"/>
-          <w:szCs w:val="19"/>
-          <w:lang w:val="en-CA"/>
-        </w:rPr>
-        <w:t xml:space="preserve"> position with </w:t>
-      </w:r>
-      <w:r>
-        <w:rPr>
-          <w:rFonts w:ascii="Calibri Light" w:eastAsia="Cambria" w:hAnsi="Calibri Light" w:cs="Calibri Light"/>
-          <w:bCs/>
-          <w:sz w:val="18"/>
-          <w:szCs w:val="18"/>
-          <w:lang w:val="en-CA"/>
-        </w:rPr>
-        <w:t xml:space="preserve"> {{ company_name }}</w:t>
+      <w:proofErr w:type="gramStart"/>
+      <w:r>
+        <w:rPr>
+          <w:rFonts w:ascii="Calibri Light" w:eastAsia="Cambria" w:hAnsi="Calibri Light" w:cs="Calibri Light"/>
+          <w:bCs/>
+          <w:sz w:val="19"/>
+          <w:szCs w:val="19"/>
+          <w:lang w:val="en-CA"/>
+        </w:rPr>
+        <w:t xml:space="preserve">{{ </w:t>
+      </w:r>
+      <w:proofErr w:type="spellStart"/>
+      <w:r>
+        <w:rPr>
+          <w:rFonts w:ascii="Calibri Light" w:eastAsia="Cambria" w:hAnsi="Calibri Light" w:cs="Calibri Light"/>
+          <w:bCs/>
+          <w:sz w:val="19"/>
+          <w:szCs w:val="19"/>
+          <w:lang w:val="en-CA"/>
+        </w:rPr>
+        <w:t>position</w:t>
+      </w:r>
+      <w:proofErr w:type="gramEnd"/>
+      <w:r>
+        <w:rPr>
+          <w:rFonts w:ascii="Calibri Light" w:eastAsia="Cambria" w:hAnsi="Calibri Light" w:cs="Calibri Light"/>
+          <w:bCs/>
+          <w:sz w:val="19"/>
+          <w:szCs w:val="19"/>
+          <w:lang w:val="en-CA"/>
+        </w:rPr>
+        <w:t>_</w:t>
+      </w:r>
+      <w:proofErr w:type="gramStart"/>
+      <w:r>
+        <w:rPr>
+          <w:rFonts w:ascii="Calibri Light" w:eastAsia="Cambria" w:hAnsi="Calibri Light" w:cs="Calibri Light"/>
+          <w:bCs/>
+          <w:sz w:val="19"/>
+          <w:szCs w:val="19"/>
+          <w:lang w:val="en-CA"/>
+        </w:rPr>
+        <w:t>name</w:t>
+      </w:r>
+      <w:proofErr w:type="spellEnd"/>
+      <w:r>
+        <w:rPr>
+          <w:rFonts w:ascii="Calibri Light" w:eastAsia="Cambria" w:hAnsi="Calibri Light" w:cs="Calibri Light"/>
+          <w:bCs/>
+          <w:sz w:val="19"/>
+          <w:szCs w:val="19"/>
+          <w:lang w:val="en-CA"/>
+        </w:rPr>
+        <w:t xml:space="preserve"> }</w:t>
+      </w:r>
+      <w:proofErr w:type="gramEnd"/>
+      <w:r>
+        <w:rPr>
+          <w:rFonts w:ascii="Calibri Light" w:eastAsia="Cambria" w:hAnsi="Calibri Light" w:cs="Calibri Light"/>
+          <w:bCs/>
+          <w:sz w:val="19"/>
+          <w:szCs w:val="19"/>
+          <w:lang w:val="en-CA"/>
+        </w:rPr>
+        <w:t>}</w:t>
+      </w:r>
+      <w:r>
+        <w:rPr>
+          <w:rFonts w:ascii="Calibri Light" w:eastAsia="Cambria" w:hAnsi="Calibri Light" w:cs="Calibri Light"/>
+          <w:bCs/>
+          <w:sz w:val="19"/>
+          <w:szCs w:val="19"/>
+          <w:lang w:val="en-CA"/>
+        </w:rPr>
+        <w:t xml:space="preserve"> position </w:t>
+      </w:r>
+      <w:proofErr w:type="gramStart"/>
+      <w:r>
+        <w:rPr>
+          <w:rFonts w:ascii="Calibri Light" w:eastAsia="Cambria" w:hAnsi="Calibri Light" w:cs="Calibri Light"/>
+          <w:bCs/>
+          <w:sz w:val="19"/>
+          <w:szCs w:val="19"/>
+          <w:lang w:val="en-CA"/>
+        </w:rPr>
+        <w:t xml:space="preserve">with </w:t>
+      </w:r>
+      <w:r>
+        <w:rPr>
+          <w:rFonts w:ascii="Calibri Light" w:eastAsia="Cambria" w:hAnsi="Calibri Light" w:cs="Calibri Light"/>
+          <w:bCs/>
+          <w:sz w:val="19"/>
+          <w:szCs w:val="19"/>
+          <w:lang w:val="en-CA"/>
+        </w:rPr>
+        <w:t xml:space="preserve"> {{ </w:t>
+      </w:r>
+      <w:proofErr w:type="spellStart"/>
+      <w:r>
+        <w:rPr>
+          <w:rFonts w:ascii="Calibri Light" w:eastAsia="Cambria" w:hAnsi="Calibri Light" w:cs="Calibri Light"/>
+          <w:bCs/>
+          <w:sz w:val="19"/>
+          <w:szCs w:val="19"/>
+          <w:lang w:val="en-CA"/>
+        </w:rPr>
+        <w:t>company</w:t>
+      </w:r>
+      <w:proofErr w:type="gramEnd"/>
+      <w:r>
+        <w:rPr>
+          <w:rFonts w:ascii="Calibri Light" w:eastAsia="Cambria" w:hAnsi="Calibri Light" w:cs="Calibri Light"/>
+          <w:bCs/>
+          <w:sz w:val="19"/>
+          <w:szCs w:val="19"/>
+          <w:lang w:val="en-CA"/>
+        </w:rPr>
+        <w:t>_</w:t>
+      </w:r>
+      <w:proofErr w:type="gramStart"/>
+      <w:r>
+        <w:rPr>
+          <w:rFonts w:ascii="Calibri Light" w:eastAsia="Cambria" w:hAnsi="Calibri Light" w:cs="Calibri Light"/>
+          <w:bCs/>
+          <w:sz w:val="19"/>
+          <w:szCs w:val="19"/>
+          <w:lang w:val="en-CA"/>
+        </w:rPr>
+        <w:t>name</w:t>
+      </w:r>
+      <w:proofErr w:type="spellEnd"/>
+      <w:r>
+        <w:rPr>
+          <w:rFonts w:ascii="Calibri Light" w:eastAsia="Cambria" w:hAnsi="Calibri Light" w:cs="Calibri Light"/>
+          <w:bCs/>
+          <w:sz w:val="19"/>
+          <w:szCs w:val="19"/>
+          <w:lang w:val="en-CA"/>
+        </w:rPr>
+        <w:t xml:space="preserve"> }</w:t>
+      </w:r>
+      <w:proofErr w:type="gramEnd"/>
+      <w:r>
+        <w:rPr>
+          <w:rFonts w:ascii="Calibri Light" w:eastAsia="Cambria" w:hAnsi="Calibri Light" w:cs="Calibri Light"/>
+          <w:bCs/>
+          <w:sz w:val="19"/>
+          <w:szCs w:val="19"/>
+          <w:lang w:val="en-CA"/>
+        </w:rPr>
+        <w:t>}</w:t>
       </w:r>
       <w:r>
         <w:rPr>
@@ -264,7 +758,17 @@
           <w:szCs w:val="19"/>
           <w:lang w:val="en-CA"/>
         </w:rPr>
-        <w:t xml:space="preserve">have developed a strong passion towards building </w:t>
+        <w:t>bring</w:t>
+      </w:r>
+      <w:r>
+        <w:rPr>
+          <w:rFonts w:ascii="Calibri Light" w:eastAsia="Cambria" w:hAnsi="Calibri Light" w:cs="Calibri Light"/>
+          <w:bCs/>
+          <w:sz w:val="19"/>
+          <w:szCs w:val="19"/>
+          <w:lang w:val="en-CA"/>
+        </w:rPr>
+        <w:t xml:space="preserve"> a strong passion towards building </w:t>
       </w:r>
       <w:r>
         <w:rPr>
@@ -284,7 +788,27 @@
           <w:szCs w:val="19"/>
           <w:lang w:val="en-CA"/>
         </w:rPr>
-        <w:t>user-friendly solutions that are scalable and makes positive impact.</w:t>
+        <w:t>user-friendly solutions that are scalable and makes</w:t>
+      </w:r>
+      <w:r>
+        <w:rPr>
+          <w:rFonts w:ascii="Calibri Light" w:eastAsia="Cambria" w:hAnsi="Calibri Light" w:cs="Calibri Light"/>
+          <w:bCs/>
+          <w:sz w:val="19"/>
+          <w:szCs w:val="19"/>
+          <w:lang w:val="en-CA"/>
+        </w:rPr>
+        <w:t xml:space="preserve"> a</w:t>
+      </w:r>
+      <w:r>
+        <w:rPr>
+          <w:rFonts w:ascii="Calibri Light" w:eastAsia="Cambria" w:hAnsi="Calibri Light" w:cs="Calibri Light"/>
+          <w:bCs/>
+          <w:sz w:val="19"/>
+          <w:szCs w:val="19"/>
+          <w:lang w:val="en-CA"/>
+        </w:rPr>
+        <w:t xml:space="preserve"> positive impact.</w:t>
       </w:r>
       <w:r>
         <w:rPr>
@@ -326,15 +850,71 @@
         </w:rPr>
         <w:t xml:space="preserve">appreciate </w:t>
       </w:r>
-      <w:r>
-        <w:rPr>
-          <w:rFonts w:ascii="Calibri Light" w:eastAsia="Cambria" w:hAnsi="Calibri Light" w:cs="Calibri Light"/>
-          <w:bCs/>
-          <w:sz w:val="19"/>
-          <w:szCs w:val="19"/>
-          <w:lang w:val="en-CA"/>
-        </w:rPr>
-        <w:t>{{ mission_statement }}</w:t>
+      <w:proofErr w:type="gramStart"/>
+      <w:r>
+        <w:rPr>
+          <w:rFonts w:ascii="Calibri Light" w:eastAsia="Cambria" w:hAnsi="Calibri Light" w:cs="Calibri Light"/>
+          <w:bCs/>
+          <w:sz w:val="19"/>
+          <w:szCs w:val="19"/>
+          <w:lang w:val="en-CA"/>
+        </w:rPr>
+        <w:t xml:space="preserve">{{ </w:t>
+      </w:r>
+      <w:proofErr w:type="spellStart"/>
+      <w:r>
+        <w:rPr>
+          <w:rFonts w:ascii="Calibri Light" w:eastAsia="Cambria" w:hAnsi="Calibri Light" w:cs="Calibri Light"/>
+          <w:bCs/>
+          <w:sz w:val="19"/>
+          <w:szCs w:val="19"/>
+          <w:lang w:val="en-CA"/>
+        </w:rPr>
+        <w:t>mission</w:t>
+      </w:r>
+      <w:proofErr w:type="gramEnd"/>
+      <w:r>
+        <w:rPr>
+          <w:rFonts w:ascii="Calibri Light" w:eastAsia="Cambria" w:hAnsi="Calibri Light" w:cs="Calibri Light"/>
+          <w:bCs/>
+          <w:sz w:val="19"/>
+          <w:szCs w:val="19"/>
+          <w:lang w:val="en-CA"/>
+        </w:rPr>
+        <w:t>_</w:t>
+      </w:r>
+      <w:proofErr w:type="gramStart"/>
+      <w:r>
+        <w:rPr>
+          <w:rFonts w:ascii="Calibri Light" w:eastAsia="Cambria" w:hAnsi="Calibri Light" w:cs="Calibri Light"/>
+          <w:bCs/>
+          <w:sz w:val="19"/>
+          <w:szCs w:val="19"/>
+          <w:lang w:val="en-CA"/>
+        </w:rPr>
+        <w:t>statement</w:t>
+      </w:r>
+      <w:proofErr w:type="spellEnd"/>
+      <w:r>
+        <w:rPr>
+          <w:rFonts w:ascii="Calibri Light" w:eastAsia="Cambria" w:hAnsi="Calibri Light" w:cs="Calibri Light"/>
+          <w:bCs/>
+          <w:sz w:val="19"/>
+          <w:szCs w:val="19"/>
+          <w:lang w:val="en-CA"/>
+        </w:rPr>
+        <w:t xml:space="preserve"> }</w:t>
+      </w:r>
+      <w:proofErr w:type="gramEnd"/>
+      <w:r>
+        <w:rPr>
+          <w:rFonts w:ascii="Calibri Light" w:eastAsia="Cambria" w:hAnsi="Calibri Light" w:cs="Calibri Light"/>
+          <w:bCs/>
+          <w:sz w:val="19"/>
+          <w:szCs w:val="19"/>
+          <w:lang w:val="en-CA"/>
+        </w:rPr>
+        <w:t>}</w:t>
       </w:r>
       <w:r>
         <w:rPr>
@@ -364,6 +944,16 @@
           <w:szCs w:val="19"/>
           <w:lang w:val="en-CA"/>
         </w:rPr>
+        <w:t xml:space="preserve"> as a growing software developer</w:t>
+      </w:r>
+      <w:r>
+        <w:rPr>
+          <w:rFonts w:ascii="Calibri Light" w:eastAsia="Cambria" w:hAnsi="Calibri Light" w:cs="Calibri Light"/>
+          <w:bCs/>
+          <w:sz w:val="19"/>
+          <w:szCs w:val="19"/>
+          <w:lang w:val="en-CA"/>
+        </w:rPr>
         <w:t xml:space="preserve">. </w:t>
       </w:r>
       <w:r>
@@ -374,7 +964,37 @@
           <w:szCs w:val="19"/>
           <w:lang w:val="en-CA"/>
         </w:rPr>
-        <w:t xml:space="preserve">Thus, with a growing foundation in full-stack development design, a solutions-oriented mindset and an aptitude for solving complex problems, I </w:t>
+        <w:t>W</w:t>
+      </w:r>
+      <w:r>
+        <w:rPr>
+          <w:rFonts w:ascii="Calibri Light" w:eastAsia="Cambria" w:hAnsi="Calibri Light" w:cs="Calibri Light"/>
+          <w:bCs/>
+          <w:sz w:val="19"/>
+          <w:szCs w:val="19"/>
+          <w:lang w:val="en-CA"/>
+        </w:rPr>
+        <w:t>ith a</w:t>
+      </w:r>
+      <w:r>
+        <w:rPr>
+          <w:rFonts w:ascii="Calibri Light" w:eastAsia="Cambria" w:hAnsi="Calibri Light" w:cs="Calibri Light"/>
+          <w:bCs/>
+          <w:sz w:val="19"/>
+          <w:szCs w:val="19"/>
+          <w:lang w:val="en-CA"/>
+        </w:rPr>
+        <w:t xml:space="preserve"> strong</w:t>
+      </w:r>
+      <w:r>
+        <w:rPr>
+          <w:rFonts w:ascii="Calibri Light" w:eastAsia="Cambria" w:hAnsi="Calibri Light" w:cs="Calibri Light"/>
+          <w:bCs/>
+          <w:sz w:val="19"/>
+          <w:szCs w:val="19"/>
+          <w:lang w:val="en-CA"/>
+        </w:rPr>
+        <w:t xml:space="preserve"> foundation in full-stack development design, a solutions-oriented mindset and an aptitude for solving complex problems, I </w:t>
       </w:r>
       <w:r>
         <w:rPr>
@@ -420,31 +1040,119 @@
         <w:rPr>
           <w:rFonts w:ascii="Calibri Light" w:eastAsia="Cambria" w:hAnsi="Calibri Light" w:cs="Calibri Light"/>
           <w:bCs/>
-          <w:sz w:val="18"/>
-          <w:szCs w:val="18"/>
-          <w:lang w:val="en-CA"/>
-        </w:rPr>
-        <w:t xml:space="preserve"> {{ company_name }}s’</w:t>
-      </w:r>
-      <w:r>
-        <w:rPr>
-          <w:rFonts w:ascii="Calibri Light" w:eastAsia="Cambria" w:hAnsi="Calibri Light" w:cs="Calibri Light"/>
-          <w:bCs/>
-          <w:sz w:val="19"/>
-          <w:szCs w:val="19"/>
-          <w:lang w:val="en-CA"/>
-        </w:rPr>
-        <w:t xml:space="preserve"> platforms,</w:t>
-      </w:r>
-      <w:r>
-        <w:rPr>
-          <w:rFonts w:ascii="Calibri Light" w:eastAsia="Cambria" w:hAnsi="Calibri Light" w:cs="Calibri Light"/>
-          <w:bCs/>
-          <w:sz w:val="19"/>
-          <w:szCs w:val="19"/>
-          <w:lang w:val="en-CA"/>
-        </w:rPr>
-        <w:t xml:space="preserve"> and thrive in a dynamic work environment.</w:t>
+          <w:sz w:val="19"/>
+          <w:szCs w:val="19"/>
+          <w:lang w:val="en-CA"/>
+        </w:rPr>
+        <w:t xml:space="preserve"> </w:t>
+      </w:r>
+      <w:proofErr w:type="gramStart"/>
+      <w:r>
+        <w:rPr>
+          <w:rFonts w:ascii="Calibri Light" w:eastAsia="Cambria" w:hAnsi="Calibri Light" w:cs="Calibri Light"/>
+          <w:bCs/>
+          <w:sz w:val="19"/>
+          <w:szCs w:val="19"/>
+          <w:lang w:val="en-CA"/>
+        </w:rPr>
+        <w:t xml:space="preserve">{{ </w:t>
+      </w:r>
+      <w:proofErr w:type="spellStart"/>
+      <w:r>
+        <w:rPr>
+          <w:rFonts w:ascii="Calibri Light" w:eastAsia="Cambria" w:hAnsi="Calibri Light" w:cs="Calibri Light"/>
+          <w:bCs/>
+          <w:sz w:val="19"/>
+          <w:szCs w:val="19"/>
+          <w:lang w:val="en-CA"/>
+        </w:rPr>
+        <w:t>company</w:t>
+      </w:r>
+      <w:proofErr w:type="gramEnd"/>
+      <w:r>
+        <w:rPr>
+          <w:rFonts w:ascii="Calibri Light" w:eastAsia="Cambria" w:hAnsi="Calibri Light" w:cs="Calibri Light"/>
+          <w:bCs/>
+          <w:sz w:val="19"/>
+          <w:szCs w:val="19"/>
+          <w:lang w:val="en-CA"/>
+        </w:rPr>
+        <w:t>_</w:t>
+      </w:r>
+      <w:proofErr w:type="gramStart"/>
+      <w:r>
+        <w:rPr>
+          <w:rFonts w:ascii="Calibri Light" w:eastAsia="Cambria" w:hAnsi="Calibri Light" w:cs="Calibri Light"/>
+          <w:bCs/>
+          <w:sz w:val="19"/>
+          <w:szCs w:val="19"/>
+          <w:lang w:val="en-CA"/>
+        </w:rPr>
+        <w:t>name</w:t>
+      </w:r>
+      <w:proofErr w:type="spellEnd"/>
+      <w:r>
+        <w:rPr>
+          <w:rFonts w:ascii="Calibri Light" w:eastAsia="Cambria" w:hAnsi="Calibri Light" w:cs="Calibri Light"/>
+          <w:bCs/>
+          <w:sz w:val="19"/>
+          <w:szCs w:val="19"/>
+          <w:lang w:val="en-CA"/>
+        </w:rPr>
+        <w:t xml:space="preserve"> }}s</w:t>
+      </w:r>
+      <w:proofErr w:type="gramEnd"/>
+      <w:r>
+        <w:rPr>
+          <w:rFonts w:ascii="Calibri Light" w:eastAsia="Cambria" w:hAnsi="Calibri Light" w:cs="Calibri Light"/>
+          <w:bCs/>
+          <w:sz w:val="19"/>
+          <w:szCs w:val="19"/>
+          <w:lang w:val="en-CA"/>
+        </w:rPr>
+        <w:t>’</w:t>
+      </w:r>
+      <w:r>
+        <w:rPr>
+          <w:rFonts w:ascii="Calibri Light" w:eastAsia="Cambria" w:hAnsi="Calibri Light" w:cs="Calibri Light"/>
+          <w:bCs/>
+          <w:sz w:val="19"/>
+          <w:szCs w:val="19"/>
+          <w:lang w:val="en-CA"/>
+        </w:rPr>
+        <w:t xml:space="preserve"> </w:t>
+      </w:r>
+      <w:proofErr w:type="gramStart"/>
+      <w:r>
+        <w:rPr>
+          <w:rFonts w:ascii="Calibri Light" w:eastAsia="Cambria" w:hAnsi="Calibri Light" w:cs="Calibri Light"/>
+          <w:bCs/>
+          <w:sz w:val="19"/>
+          <w:szCs w:val="19"/>
+          <w:lang w:val="en-CA"/>
+        </w:rPr>
+        <w:t>platforms,</w:t>
+      </w:r>
+      <w:r>
+        <w:rPr>
+          <w:rFonts w:ascii="Calibri Light" w:eastAsia="Cambria" w:hAnsi="Calibri Light" w:cs="Calibri Light"/>
+          <w:bCs/>
+          <w:sz w:val="19"/>
+          <w:szCs w:val="19"/>
+          <w:lang w:val="en-CA"/>
+        </w:rPr>
+        <w:t xml:space="preserve"> and</w:t>
+      </w:r>
+      <w:proofErr w:type="gramEnd"/>
+      <w:r>
+        <w:rPr>
+          <w:rFonts w:ascii="Calibri Light" w:eastAsia="Cambria" w:hAnsi="Calibri Light" w:cs="Calibri Light"/>
+          <w:bCs/>
+          <w:sz w:val="19"/>
+          <w:szCs w:val="19"/>
+          <w:lang w:val="en-CA"/>
+        </w:rPr>
+        <w:t xml:space="preserve"> thrive in a dynamic work environment.</w:t>
       </w:r>
       <w:r>
         <w:rPr>
@@ -490,298 +1198,996 @@
         <w:ind w:right="113"/>
         <w:jc w:val="both"/>
         <w:rPr>
-          <w:rFonts w:ascii="Calibri Light" w:hAnsi="Calibri Light" w:cs="Calibri Light"/>
-          <w:sz w:val="19"/>
-          <w:szCs w:val="19"/>
+          <w:rFonts w:ascii="Calibri Light" w:eastAsia="Cambria" w:hAnsi="Calibri Light" w:cs="Calibri Light"/>
+          <w:bCs/>
+          <w:sz w:val="19"/>
+          <w:szCs w:val="19"/>
+          <w:lang w:val="en-CA"/>
         </w:rPr>
       </w:pPr>
       <w:r>
         <w:rPr>
-          <w:rFonts w:ascii="Calibri Light" w:hAnsi="Calibri Light" w:cs="Calibri Light"/>
-          <w:sz w:val="19"/>
-          <w:szCs w:val="19"/>
-        </w:rPr>
-        <w:t xml:space="preserve">Currently, </w:t>
-      </w:r>
-      <w:r>
-        <w:rPr>
-          <w:rFonts w:ascii="Calibri Light" w:hAnsi="Calibri Light" w:cs="Calibri Light"/>
-          <w:sz w:val="19"/>
-          <w:szCs w:val="19"/>
-        </w:rPr>
-        <w:t>I am actively developing my general technical expertise through coursework, hackathons and self-learning. Through hackathon participation, I not only gained valuable experience in collaborating within Agile-style teams, but I also developed a strong foundation in understanding user needs, and prototyping practical solutions that aligned with our project goals. For example, during BCS Hacks 2025, my team and I engineered PantryPal, an AI-powered recipe generator. We identified a clear real-world problem of high food wastage, and aimed to develop a full-stack web application that could help users save money on unnecessary ingredients, and utilize existing ingredients already made available in their virtual pantry. PantryPal was constructed with React</w:t>
-      </w:r>
-      <w:r>
-        <w:rPr>
-          <w:rFonts w:ascii="Calibri Light" w:hAnsi="Calibri Light" w:cs="Calibri Light"/>
-          <w:sz w:val="19"/>
-          <w:szCs w:val="19"/>
-        </w:rPr>
-        <w:t>,</w:t>
-      </w:r>
-      <w:r>
-        <w:rPr>
-          <w:rFonts w:ascii="Calibri Light" w:hAnsi="Calibri Light" w:cs="Calibri Light"/>
-          <w:sz w:val="19"/>
-          <w:szCs w:val="19"/>
-        </w:rPr>
-        <w:t xml:space="preserve"> Vite</w:t>
-      </w:r>
-      <w:r>
-        <w:rPr>
-          <w:rFonts w:ascii="Calibri Light" w:hAnsi="Calibri Light" w:cs="Calibri Light"/>
-          <w:sz w:val="19"/>
-          <w:szCs w:val="19"/>
-        </w:rPr>
-        <w:t>, HTML5, CSS3 and JavaScript</w:t>
-      </w:r>
-      <w:r>
-        <w:rPr>
-          <w:rFonts w:ascii="Calibri Light" w:hAnsi="Calibri Light" w:cs="Calibri Light"/>
-          <w:sz w:val="19"/>
-          <w:szCs w:val="19"/>
-        </w:rPr>
-        <w:t xml:space="preserve"> for the frontend, and I contributed to designing PantryPal’s backend logic</w:t>
-      </w:r>
-      <w:r>
-        <w:rPr>
-          <w:rFonts w:ascii="Calibri Light" w:hAnsi="Calibri Light" w:cs="Calibri Light"/>
-          <w:sz w:val="19"/>
-          <w:szCs w:val="19"/>
-        </w:rPr>
-        <w:t xml:space="preserve"> utilizing MongoDB and AWS</w:t>
-      </w:r>
-      <w:r>
-        <w:rPr>
-          <w:rFonts w:ascii="Calibri Light" w:hAnsi="Calibri Light" w:cs="Calibri Light"/>
-          <w:sz w:val="19"/>
-          <w:szCs w:val="19"/>
-        </w:rPr>
-        <w:t xml:space="preserve">, and successfully integrated </w:t>
-      </w:r>
-      <w:r>
-        <w:rPr>
-          <w:rFonts w:ascii="Calibri Light" w:hAnsi="Calibri Light" w:cs="Calibri Light"/>
-          <w:sz w:val="19"/>
-          <w:szCs w:val="19"/>
-        </w:rPr>
-        <w:t>the Groq</w:t>
-      </w:r>
-      <w:r>
-        <w:rPr>
-          <w:rFonts w:ascii="Calibri Light" w:hAnsi="Calibri Light" w:cs="Calibri Light"/>
-          <w:sz w:val="19"/>
-          <w:szCs w:val="19"/>
-        </w:rPr>
-        <w:t xml:space="preserve"> API for dynamic response rendering. Additionally, my academic work has reinforced my skills as a developer in the realm of software construction, especially through DailySips, a Java-based desktop application that aims to improve user self-awareness over their daily caloric, caffeine and sugar consumption for beverages.</w:t>
-      </w:r>
-      <w:r>
-        <w:rPr>
-          <w:rFonts w:ascii="Calibri Light" w:hAnsi="Calibri Light" w:cs="Calibri Light"/>
-          <w:sz w:val="19"/>
-          <w:szCs w:val="19"/>
-        </w:rPr>
-        <w:t xml:space="preserve"> DailySips</w:t>
-      </w:r>
-      <w:r>
-        <w:rPr>
-          <w:rFonts w:ascii="Calibri Light" w:hAnsi="Calibri Light" w:cs="Calibri Light"/>
-          <w:sz w:val="19"/>
-          <w:szCs w:val="19"/>
-        </w:rPr>
-        <w:t>’ user interface was designed with Java Swing, where I focused on visual clarity and usability.</w:t>
-      </w:r>
-      <w:r>
-        <w:rPr>
-          <w:rFonts w:ascii="Calibri Light" w:hAnsi="Calibri Light" w:cs="Calibri Light"/>
-          <w:sz w:val="19"/>
-          <w:szCs w:val="19"/>
+          <w:rFonts w:ascii="Calibri Light" w:eastAsia="Cambria" w:hAnsi="Calibri Light" w:cs="Calibri Light"/>
+          <w:bCs/>
+          <w:sz w:val="19"/>
+          <w:szCs w:val="19"/>
+          <w:lang w:val="en-CA"/>
+        </w:rPr>
+        <w:t xml:space="preserve">Currently, I am gaining practical experience as an Information Technology Analyst Co-op Student with Shared Service Canada, where I </w:t>
+      </w:r>
+      <w:r>
+        <w:rPr>
+          <w:rFonts w:ascii="Calibri Light" w:eastAsia="Cambria" w:hAnsi="Calibri Light" w:cs="Calibri Light"/>
+          <w:bCs/>
+          <w:sz w:val="19"/>
+          <w:szCs w:val="19"/>
+          <w:lang w:val="en-CA"/>
+        </w:rPr>
+        <w:t xml:space="preserve">am supporting enterprise-level IT workflows in a federal government setting. </w:t>
+      </w:r>
+      <w:r>
+        <w:rPr>
+          <w:rFonts w:ascii="Calibri Light" w:eastAsia="Cambria" w:hAnsi="Calibri Light" w:cs="Calibri Light"/>
+          <w:bCs/>
+          <w:sz w:val="19"/>
+          <w:szCs w:val="19"/>
+          <w:lang w:val="en-CA"/>
+        </w:rPr>
+        <w:t>This role is providing me with exposure to Linux-based operating systems, large-scale infrastructure</w:t>
+      </w:r>
+      <w:r>
+        <w:rPr>
+          <w:rFonts w:ascii="Calibri Light" w:eastAsia="Cambria" w:hAnsi="Calibri Light" w:cs="Calibri Light"/>
+          <w:bCs/>
+          <w:sz w:val="19"/>
+          <w:szCs w:val="19"/>
+          <w:lang w:val="en-CA"/>
+        </w:rPr>
+        <w:t>, and</w:t>
+      </w:r>
+      <w:r>
+        <w:rPr>
+          <w:rFonts w:ascii="Calibri Light" w:eastAsia="Cambria" w:hAnsi="Calibri Light" w:cs="Calibri Light"/>
+          <w:bCs/>
+          <w:sz w:val="19"/>
+          <w:szCs w:val="19"/>
+          <w:lang w:val="en-CA"/>
+        </w:rPr>
+        <w:t xml:space="preserve"> is helping me</w:t>
+      </w:r>
+      <w:r>
+        <w:rPr>
+          <w:rFonts w:ascii="Calibri Light" w:eastAsia="Cambria" w:hAnsi="Calibri Light" w:cs="Calibri Light"/>
+          <w:bCs/>
+          <w:sz w:val="19"/>
+          <w:szCs w:val="19"/>
+          <w:lang w:val="en-CA"/>
+        </w:rPr>
+        <w:t xml:space="preserve"> develop</w:t>
+      </w:r>
+      <w:r>
+        <w:rPr>
+          <w:rFonts w:ascii="Calibri Light" w:eastAsia="Cambria" w:hAnsi="Calibri Light" w:cs="Calibri Light"/>
+          <w:bCs/>
+          <w:sz w:val="19"/>
+          <w:szCs w:val="19"/>
+          <w:lang w:val="en-CA"/>
+        </w:rPr>
+        <w:t xml:space="preserve"> many transferrable skills that are required</w:t>
+      </w:r>
+      <w:r>
+        <w:rPr>
+          <w:rFonts w:ascii="Calibri Light" w:eastAsia="Cambria" w:hAnsi="Calibri Light" w:cs="Calibri Light"/>
+          <w:bCs/>
+          <w:sz w:val="19"/>
+          <w:szCs w:val="19"/>
+          <w:lang w:val="en-CA"/>
+        </w:rPr>
+        <w:t xml:space="preserve"> in working in a larg</w:t>
+      </w:r>
+      <w:r>
+        <w:rPr>
+          <w:rFonts w:ascii="Calibri Light" w:eastAsia="Cambria" w:hAnsi="Calibri Light" w:cs="Calibri Light"/>
+          <w:bCs/>
+          <w:sz w:val="19"/>
+          <w:szCs w:val="19"/>
+          <w:lang w:val="en-CA"/>
+        </w:rPr>
+        <w:t xml:space="preserve">e, </w:t>
+      </w:r>
+      <w:r>
+        <w:rPr>
+          <w:rFonts w:ascii="Calibri Light" w:eastAsia="Cambria" w:hAnsi="Calibri Light" w:cs="Calibri Light"/>
+          <w:bCs/>
+          <w:sz w:val="19"/>
+          <w:szCs w:val="19"/>
+          <w:lang w:val="en-CA"/>
+        </w:rPr>
+        <w:t>client-facing</w:t>
+      </w:r>
+      <w:r>
+        <w:rPr>
+          <w:rFonts w:ascii="Calibri Light" w:eastAsia="Cambria" w:hAnsi="Calibri Light" w:cs="Calibri Light"/>
+          <w:bCs/>
+          <w:sz w:val="19"/>
+          <w:szCs w:val="19"/>
+          <w:lang w:val="en-CA"/>
+        </w:rPr>
+        <w:t xml:space="preserve"> Agile-style</w:t>
+      </w:r>
+      <w:r>
+        <w:rPr>
+          <w:rFonts w:ascii="Calibri Light" w:eastAsia="Cambria" w:hAnsi="Calibri Light" w:cs="Calibri Light"/>
+          <w:bCs/>
+          <w:sz w:val="19"/>
+          <w:szCs w:val="19"/>
+          <w:lang w:val="en-CA"/>
+        </w:rPr>
+        <w:t xml:space="preserve"> team, such as </w:t>
+      </w:r>
+      <w:r>
+        <w:rPr>
+          <w:rFonts w:ascii="Calibri Light" w:eastAsia="Cambria" w:hAnsi="Calibri Light" w:cs="Calibri Light"/>
+          <w:bCs/>
+          <w:sz w:val="19"/>
+          <w:szCs w:val="19"/>
+          <w:lang w:val="en-CA"/>
+        </w:rPr>
+        <w:t>interpersonal communication</w:t>
+      </w:r>
+      <w:r>
+        <w:rPr>
+          <w:rFonts w:ascii="Calibri Light" w:eastAsia="Cambria" w:hAnsi="Calibri Light" w:cs="Calibri Light"/>
+          <w:bCs/>
+          <w:sz w:val="19"/>
+          <w:szCs w:val="19"/>
+          <w:lang w:val="en-CA"/>
+        </w:rPr>
+        <w:t xml:space="preserve">, time management and </w:t>
+      </w:r>
+      <w:r>
+        <w:rPr>
+          <w:rFonts w:ascii="Calibri Light" w:eastAsia="Cambria" w:hAnsi="Calibri Light" w:cs="Calibri Light"/>
+          <w:bCs/>
+          <w:sz w:val="19"/>
+          <w:szCs w:val="19"/>
+          <w:lang w:val="en-CA"/>
+        </w:rPr>
+        <w:t>task prioritization</w:t>
+      </w:r>
+      <w:r>
+        <w:rPr>
+          <w:rFonts w:ascii="Calibri Light" w:eastAsia="Cambria" w:hAnsi="Calibri Light" w:cs="Calibri Light"/>
+          <w:bCs/>
+          <w:sz w:val="19"/>
+          <w:szCs w:val="19"/>
+          <w:lang w:val="en-CA"/>
+        </w:rPr>
+        <w:t>. In this role, I h</w:t>
+      </w:r>
+      <w:r>
+        <w:rPr>
+          <w:rFonts w:ascii="Calibri Light" w:eastAsia="Cambria" w:hAnsi="Calibri Light" w:cs="Calibri Light"/>
+          <w:bCs/>
+          <w:sz w:val="19"/>
+          <w:szCs w:val="19"/>
+          <w:lang w:val="en-CA"/>
+        </w:rPr>
+        <w:t>ope to</w:t>
+      </w:r>
+      <w:r>
+        <w:rPr>
+          <w:rFonts w:ascii="Calibri Light" w:eastAsia="Cambria" w:hAnsi="Calibri Light" w:cs="Calibri Light"/>
+          <w:bCs/>
+          <w:sz w:val="19"/>
+          <w:szCs w:val="19"/>
+          <w:lang w:val="en-CA"/>
+        </w:rPr>
+        <w:t xml:space="preserve"> identify potential opportunities for automation to streamline recurring processes and improve efficiency, building on my interest in scripting and workflow optimization.</w:t>
+      </w:r>
+      <w:r>
+        <w:rPr>
+          <w:rFonts w:ascii="Calibri Light" w:eastAsia="Cambria" w:hAnsi="Calibri Light" w:cs="Calibri Light"/>
+          <w:bCs/>
+          <w:sz w:val="19"/>
+          <w:szCs w:val="19"/>
+          <w:lang w:val="en-CA"/>
+        </w:rPr>
+        <w:t xml:space="preserve"> Alongside this, I have been developing my technical expertise through</w:t>
+      </w:r>
+      <w:r>
+        <w:rPr>
+          <w:rFonts w:ascii="Calibri Light" w:eastAsia="Cambria" w:hAnsi="Calibri Light" w:cs="Calibri Light"/>
+          <w:bCs/>
+          <w:sz w:val="19"/>
+          <w:szCs w:val="19"/>
+          <w:lang w:val="en-CA"/>
         </w:rPr>
         <w:t xml:space="preserve"> </w:t>
       </w:r>
       <w:r>
         <w:rPr>
-          <w:rFonts w:ascii="Calibri Light" w:hAnsi="Calibri Light" w:cs="Calibri Light"/>
-          <w:sz w:val="19"/>
-          <w:szCs w:val="19"/>
-        </w:rPr>
-        <w:t>Most notably, I</w:t>
-      </w:r>
-      <w:r>
-        <w:rPr>
-          <w:rFonts w:ascii="Calibri Light" w:hAnsi="Calibri Light" w:cs="Calibri Light"/>
-          <w:sz w:val="19"/>
-          <w:szCs w:val="19"/>
-        </w:rPr>
-        <w:t xml:space="preserve"> employed</w:t>
-      </w:r>
-      <w:r>
-        <w:rPr>
-          <w:rFonts w:ascii="Calibri Light" w:hAnsi="Calibri Light" w:cs="Calibri Light"/>
-          <w:sz w:val="19"/>
-          <w:szCs w:val="19"/>
-        </w:rPr>
-        <w:t xml:space="preserve"> object-oriented programming principles </w:t>
-      </w:r>
-      <w:r>
-        <w:rPr>
-          <w:rFonts w:ascii="Calibri Light" w:hAnsi="Calibri Light" w:cs="Calibri Light"/>
-          <w:sz w:val="19"/>
-          <w:szCs w:val="19"/>
+          <w:rFonts w:ascii="Calibri Light" w:eastAsia="Cambria" w:hAnsi="Calibri Light" w:cs="Calibri Light"/>
+          <w:bCs/>
+          <w:sz w:val="19"/>
+          <w:szCs w:val="19"/>
+          <w:lang w:val="en-CA"/>
+        </w:rPr>
+        <w:t>building</w:t>
+      </w:r>
+      <w:r>
+        <w:rPr>
+          <w:rFonts w:ascii="Calibri Light" w:eastAsia="Cambria" w:hAnsi="Calibri Light" w:cs="Calibri Light"/>
+          <w:bCs/>
+          <w:sz w:val="19"/>
+          <w:szCs w:val="19"/>
+          <w:lang w:val="en-CA"/>
+        </w:rPr>
+        <w:t xml:space="preserve"> full-stack applications, which</w:t>
+      </w:r>
+      <w:r>
+        <w:rPr>
+          <w:rFonts w:ascii="Calibri Light" w:eastAsia="Cambria" w:hAnsi="Calibri Light" w:cs="Calibri Light"/>
+          <w:bCs/>
+          <w:sz w:val="19"/>
+          <w:szCs w:val="19"/>
+          <w:lang w:val="en-CA"/>
+        </w:rPr>
+        <w:t xml:space="preserve"> not only</w:t>
+      </w:r>
+      <w:r>
+        <w:rPr>
+          <w:rFonts w:ascii="Calibri Light" w:eastAsia="Cambria" w:hAnsi="Calibri Light" w:cs="Calibri Light"/>
+          <w:bCs/>
+          <w:sz w:val="19"/>
+          <w:szCs w:val="19"/>
+          <w:lang w:val="en-CA"/>
+        </w:rPr>
+        <w:t xml:space="preserve"> </w:t>
+      </w:r>
+      <w:r>
+        <w:rPr>
+          <w:rFonts w:ascii="Calibri Light" w:eastAsia="Cambria" w:hAnsi="Calibri Light" w:cs="Calibri Light"/>
+          <w:bCs/>
+          <w:sz w:val="19"/>
+          <w:szCs w:val="19"/>
+          <w:lang w:val="en-CA"/>
+        </w:rPr>
+        <w:t xml:space="preserve">strongly showcases my </w:t>
+      </w:r>
+      <w:r>
+        <w:rPr>
+          <w:rFonts w:ascii="Calibri Light" w:eastAsia="Cambria" w:hAnsi="Calibri Light" w:cs="Calibri Light"/>
+          <w:bCs/>
+          <w:sz w:val="19"/>
+          <w:szCs w:val="19"/>
+          <w:lang w:val="en-CA"/>
+        </w:rPr>
+        <w:t xml:space="preserve">continued passion in software </w:t>
+      </w:r>
+      <w:r>
+        <w:rPr>
+          <w:rFonts w:ascii="Calibri Light" w:eastAsia="Cambria" w:hAnsi="Calibri Light" w:cs="Calibri Light"/>
+          <w:bCs/>
+          <w:sz w:val="19"/>
+          <w:szCs w:val="19"/>
+          <w:lang w:val="en-CA"/>
+        </w:rPr>
+        <w:t>construction</w:t>
+      </w:r>
+      <w:r>
+        <w:rPr>
+          <w:rFonts w:ascii="Calibri Light" w:eastAsia="Cambria" w:hAnsi="Calibri Light" w:cs="Calibri Light"/>
+          <w:bCs/>
+          <w:sz w:val="19"/>
+          <w:szCs w:val="19"/>
+          <w:lang w:val="en-CA"/>
+        </w:rPr>
+        <w:t xml:space="preserve">, but also </w:t>
+      </w:r>
+      <w:r>
+        <w:rPr>
+          <w:rFonts w:ascii="Calibri Light" w:eastAsia="Cambria" w:hAnsi="Calibri Light" w:cs="Calibri Light"/>
+          <w:bCs/>
+          <w:sz w:val="19"/>
+          <w:szCs w:val="19"/>
+          <w:lang w:val="en-CA"/>
+        </w:rPr>
+        <w:t xml:space="preserve">displays my dedication and initiative </w:t>
+      </w:r>
+      <w:r>
+        <w:rPr>
+          <w:rFonts w:ascii="Calibri Light" w:eastAsia="Cambria" w:hAnsi="Calibri Light" w:cs="Calibri Light"/>
+          <w:bCs/>
+          <w:sz w:val="19"/>
+          <w:szCs w:val="19"/>
+          <w:lang w:val="en-CA"/>
+        </w:rPr>
+        <w:t xml:space="preserve">to grow in a fast-paced </w:t>
+      </w:r>
+      <w:r>
+        <w:rPr>
+          <w:rFonts w:ascii="Calibri Light" w:eastAsia="Cambria" w:hAnsi="Calibri Light" w:cs="Calibri Light"/>
+          <w:bCs/>
+          <w:sz w:val="19"/>
+          <w:szCs w:val="19"/>
+          <w:lang w:val="en-CA"/>
+        </w:rPr>
+        <w:t xml:space="preserve">industry. </w:t>
+      </w:r>
+      <w:r>
+        <w:rPr>
+          <w:rFonts w:ascii="Calibri Light" w:eastAsia="Cambria" w:hAnsi="Calibri Light" w:cs="Calibri Light"/>
+          <w:bCs/>
+          <w:sz w:val="19"/>
+          <w:szCs w:val="19"/>
+          <w:lang w:val="en-CA"/>
+        </w:rPr>
+        <w:t xml:space="preserve">For example, I </w:t>
+      </w:r>
+      <w:r>
+        <w:rPr>
+          <w:rFonts w:ascii="Calibri Light" w:eastAsia="Cambria" w:hAnsi="Calibri Light" w:cs="Calibri Light"/>
+          <w:bCs/>
+          <w:sz w:val="19"/>
+          <w:szCs w:val="19"/>
+          <w:lang w:val="en-CA"/>
+        </w:rPr>
+        <w:t xml:space="preserve">scaled </w:t>
+      </w:r>
+      <w:proofErr w:type="spellStart"/>
+      <w:r>
+        <w:rPr>
+          <w:rFonts w:ascii="Calibri Light" w:eastAsia="Cambria" w:hAnsi="Calibri Light" w:cs="Calibri Light"/>
+          <w:bCs/>
+          <w:sz w:val="19"/>
+          <w:szCs w:val="19"/>
+          <w:lang w:val="en-CA"/>
+        </w:rPr>
+        <w:t>SipLy</w:t>
+      </w:r>
+      <w:proofErr w:type="spellEnd"/>
+      <w:r>
+        <w:rPr>
+          <w:rFonts w:ascii="Calibri Light" w:eastAsia="Cambria" w:hAnsi="Calibri Light" w:cs="Calibri Light"/>
+          <w:bCs/>
+          <w:sz w:val="19"/>
+          <w:szCs w:val="19"/>
+          <w:lang w:val="en-CA"/>
+        </w:rPr>
+        <w:t xml:space="preserve"> from an academic Java-based </w:t>
+      </w:r>
+      <w:r>
+        <w:rPr>
+          <w:rFonts w:ascii="Calibri Light" w:eastAsia="Cambria" w:hAnsi="Calibri Light" w:cs="Calibri Light"/>
+          <w:bCs/>
+          <w:sz w:val="19"/>
+          <w:szCs w:val="19"/>
+          <w:lang w:val="en-CA"/>
+        </w:rPr>
+        <w:t>CLI</w:t>
+      </w:r>
+      <w:r>
+        <w:rPr>
+          <w:rFonts w:ascii="Calibri Light" w:eastAsia="Cambria" w:hAnsi="Calibri Light" w:cs="Calibri Light"/>
+          <w:bCs/>
+          <w:sz w:val="19"/>
+          <w:szCs w:val="19"/>
+          <w:lang w:val="en-CA"/>
+        </w:rPr>
+        <w:t xml:space="preserve"> and Swing </w:t>
+      </w:r>
+      <w:r>
+        <w:rPr>
+          <w:rFonts w:ascii="Calibri Light" w:eastAsia="Cambria" w:hAnsi="Calibri Light" w:cs="Calibri Light"/>
+          <w:bCs/>
+          <w:sz w:val="19"/>
+          <w:szCs w:val="19"/>
+          <w:lang w:val="en-CA"/>
+        </w:rPr>
+        <w:t>project into a full-stack</w:t>
+      </w:r>
+      <w:r>
+        <w:rPr>
+          <w:rFonts w:ascii="Calibri Light" w:eastAsia="Cambria" w:hAnsi="Calibri Light" w:cs="Calibri Light"/>
+          <w:bCs/>
+          <w:sz w:val="19"/>
+          <w:szCs w:val="19"/>
+          <w:lang w:val="en-CA"/>
+        </w:rPr>
+        <w:t xml:space="preserve"> </w:t>
+      </w:r>
+      <w:r>
+        <w:rPr>
+          <w:rFonts w:ascii="Calibri Light" w:eastAsia="Cambria" w:hAnsi="Calibri Light" w:cs="Calibri Light"/>
+          <w:bCs/>
+          <w:sz w:val="19"/>
+          <w:szCs w:val="19"/>
+          <w:lang w:val="en-CA"/>
+        </w:rPr>
+        <w:t xml:space="preserve">React and </w:t>
+      </w:r>
+      <w:r>
+        <w:rPr>
+          <w:rFonts w:ascii="Calibri Light" w:eastAsia="Cambria" w:hAnsi="Calibri Light" w:cs="Calibri Light"/>
+          <w:bCs/>
+          <w:sz w:val="19"/>
+          <w:szCs w:val="19"/>
+          <w:lang w:val="en-CA"/>
+        </w:rPr>
+        <w:t xml:space="preserve">Spring Boot web application that helps users track their daily sugar, caffeine and caloric intake from consumed beverages. </w:t>
+      </w:r>
+      <w:r>
+        <w:rPr>
+          <w:rFonts w:ascii="Calibri Light" w:eastAsia="Cambria" w:hAnsi="Calibri Light" w:cs="Calibri Light"/>
+          <w:bCs/>
+          <w:sz w:val="19"/>
+          <w:szCs w:val="19"/>
+          <w:lang w:val="en-CA"/>
+        </w:rPr>
+        <w:t xml:space="preserve">On the backend, </w:t>
+      </w:r>
+      <w:r>
+        <w:rPr>
+          <w:rFonts w:ascii="Calibri Light" w:eastAsia="Cambria" w:hAnsi="Calibri Light" w:cs="Calibri Light"/>
+          <w:bCs/>
+          <w:sz w:val="19"/>
+          <w:szCs w:val="19"/>
+          <w:lang w:val="en-CA"/>
+        </w:rPr>
+        <w:t xml:space="preserve">I </w:t>
+      </w:r>
+      <w:r>
+        <w:rPr>
+          <w:rFonts w:ascii="Calibri Light" w:eastAsia="Cambria" w:hAnsi="Calibri Light" w:cs="Calibri Light"/>
+          <w:bCs/>
+          <w:sz w:val="19"/>
+          <w:szCs w:val="19"/>
+          <w:lang w:val="en-CA"/>
+        </w:rPr>
+        <w:t>learnt how to design RESTful</w:t>
+      </w:r>
+      <w:r>
+        <w:rPr>
+          <w:rFonts w:ascii="Calibri Light" w:eastAsia="Cambria" w:hAnsi="Calibri Light" w:cs="Calibri Light"/>
+          <w:bCs/>
+          <w:sz w:val="19"/>
+          <w:szCs w:val="19"/>
+          <w:lang w:val="en-CA"/>
+        </w:rPr>
+        <w:t xml:space="preserve"> </w:t>
+      </w:r>
+      <w:r>
+        <w:rPr>
+          <w:rFonts w:ascii="Calibri Light" w:eastAsia="Cambria" w:hAnsi="Calibri Light" w:cs="Calibri Light"/>
+          <w:bCs/>
+          <w:sz w:val="19"/>
+          <w:szCs w:val="19"/>
+          <w:lang w:val="en-CA"/>
+        </w:rPr>
+        <w:t>APIs,</w:t>
+      </w:r>
+      <w:r>
+        <w:rPr>
+          <w:rFonts w:ascii="Calibri Light" w:eastAsia="Cambria" w:hAnsi="Calibri Light" w:cs="Calibri Light"/>
+          <w:bCs/>
+          <w:sz w:val="19"/>
+          <w:szCs w:val="19"/>
+          <w:lang w:val="en-CA"/>
+        </w:rPr>
+        <w:t xml:space="preserve"> and utilized the embedded H2 Database Engine </w:t>
+      </w:r>
+      <w:r>
+        <w:rPr>
+          <w:rFonts w:ascii="Calibri Light" w:eastAsia="Cambria" w:hAnsi="Calibri Light" w:cs="Calibri Light"/>
+          <w:bCs/>
+          <w:sz w:val="19"/>
+          <w:szCs w:val="19"/>
+          <w:lang w:val="en-CA"/>
         </w:rPr>
         <w:t xml:space="preserve">to </w:t>
       </w:r>
       <w:r>
         <w:rPr>
-          <w:rFonts w:ascii="Calibri Light" w:hAnsi="Calibri Light" w:cs="Calibri Light"/>
-          <w:sz w:val="19"/>
-          <w:szCs w:val="19"/>
-        </w:rPr>
-        <w:t>design my application,</w:t>
-      </w:r>
-      <w:r>
-        <w:rPr>
-          <w:rFonts w:ascii="Calibri Light" w:hAnsi="Calibri Light" w:cs="Calibri Light"/>
-          <w:sz w:val="19"/>
-          <w:szCs w:val="19"/>
-        </w:rPr>
-        <w:t xml:space="preserve"> validating code behaviour and robustness </w:t>
-      </w:r>
-      <w:r>
-        <w:rPr>
-          <w:rFonts w:ascii="Calibri Light" w:hAnsi="Calibri Light" w:cs="Calibri Light"/>
-          <w:sz w:val="19"/>
-          <w:szCs w:val="19"/>
-        </w:rPr>
-        <w:t>through writing rigorous JUnit tests with JUnit Jupiter</w:t>
-      </w:r>
-      <w:r>
-        <w:rPr>
-          <w:rFonts w:ascii="Calibri Light" w:hAnsi="Calibri Light" w:cs="Calibri Light"/>
-          <w:sz w:val="19"/>
-          <w:szCs w:val="19"/>
-        </w:rPr>
-        <w:t xml:space="preserve"> and</w:t>
-      </w:r>
-      <w:r>
-        <w:rPr>
-          <w:rFonts w:ascii="Calibri Light" w:hAnsi="Calibri Light" w:cs="Calibri Light"/>
-          <w:sz w:val="19"/>
-          <w:szCs w:val="19"/>
-        </w:rPr>
-        <w:t xml:space="preserve"> implemented JSON-based data persistence. </w:t>
-      </w:r>
-      <w:r>
-        <w:rPr>
-          <w:rFonts w:ascii="Calibri Light" w:hAnsi="Calibri Light" w:cs="Calibri Light"/>
-          <w:sz w:val="19"/>
-          <w:szCs w:val="19"/>
-        </w:rPr>
-        <w:t xml:space="preserve">I also created a UML diagram to outline class interactions for my graphical user interface, clearly identifying areas that could be refactored for improved clarity and readability. </w:t>
-      </w:r>
-      <w:r>
-        <w:rPr>
-          <w:rFonts w:ascii="Calibri Light" w:hAnsi="Calibri Light" w:cs="Calibri Light"/>
-          <w:sz w:val="19"/>
-          <w:szCs w:val="19"/>
-        </w:rPr>
-        <w:t>Together, these experiences enhanced my abilities in analyzing real-world problems, coordinat</w:t>
-      </w:r>
-      <w:r>
-        <w:rPr>
-          <w:rFonts w:ascii="Calibri Light" w:hAnsi="Calibri Light" w:cs="Calibri Light"/>
-          <w:sz w:val="19"/>
-          <w:szCs w:val="19"/>
-        </w:rPr>
-        <w:t>ing</w:t>
-      </w:r>
-      <w:r>
-        <w:rPr>
-          <w:rFonts w:ascii="Calibri Light" w:hAnsi="Calibri Light" w:cs="Calibri Light"/>
-          <w:sz w:val="19"/>
-          <w:szCs w:val="19"/>
-        </w:rPr>
-        <w:t xml:space="preserve"> technical workflows and contributing to projects that required clear communicatio</w:t>
-      </w:r>
-      <w:r>
-        <w:rPr>
-          <w:rFonts w:ascii="Calibri Light" w:hAnsi="Calibri Light" w:cs="Calibri Light"/>
-          <w:sz w:val="19"/>
-          <w:szCs w:val="19"/>
-        </w:rPr>
-        <w:t>n</w:t>
-      </w:r>
-      <w:r>
-        <w:rPr>
-          <w:rFonts w:ascii="Calibri Light" w:hAnsi="Calibri Light" w:cs="Calibri Light"/>
-          <w:sz w:val="19"/>
-          <w:szCs w:val="19"/>
+          <w:rFonts w:ascii="Calibri Light" w:eastAsia="Cambria" w:hAnsi="Calibri Light" w:cs="Calibri Light"/>
+          <w:bCs/>
+          <w:sz w:val="19"/>
+          <w:szCs w:val="19"/>
+          <w:lang w:val="en-CA"/>
+        </w:rPr>
+        <w:t>persist user data</w:t>
+      </w:r>
+      <w:r>
+        <w:rPr>
+          <w:rFonts w:ascii="Calibri Light" w:eastAsia="Cambria" w:hAnsi="Calibri Light" w:cs="Calibri Light"/>
+          <w:bCs/>
+          <w:sz w:val="19"/>
+          <w:szCs w:val="19"/>
+          <w:lang w:val="en-CA"/>
+        </w:rPr>
+        <w:t xml:space="preserve">. Through </w:t>
+      </w:r>
+      <w:proofErr w:type="spellStart"/>
+      <w:r>
+        <w:rPr>
+          <w:rFonts w:ascii="Calibri Light" w:eastAsia="Cambria" w:hAnsi="Calibri Light" w:cs="Calibri Light"/>
+          <w:bCs/>
+          <w:sz w:val="19"/>
+          <w:szCs w:val="19"/>
+          <w:lang w:val="en-CA"/>
+        </w:rPr>
+        <w:t>SipLy</w:t>
+      </w:r>
+      <w:proofErr w:type="spellEnd"/>
+      <w:r>
+        <w:rPr>
+          <w:rFonts w:ascii="Calibri Light" w:eastAsia="Cambria" w:hAnsi="Calibri Light" w:cs="Calibri Light"/>
+          <w:bCs/>
+          <w:sz w:val="19"/>
+          <w:szCs w:val="19"/>
+          <w:lang w:val="en-CA"/>
+        </w:rPr>
+        <w:t xml:space="preserve">, I also learnt the fundamentals of </w:t>
+      </w:r>
+      <w:r>
+        <w:rPr>
+          <w:rFonts w:ascii="Calibri Light" w:eastAsia="Cambria" w:hAnsi="Calibri Light" w:cs="Calibri Light"/>
+          <w:bCs/>
+          <w:sz w:val="19"/>
+          <w:szCs w:val="19"/>
+          <w:lang w:val="en-CA"/>
+        </w:rPr>
+        <w:t>security</w:t>
+      </w:r>
+      <w:r>
+        <w:rPr>
+          <w:rFonts w:ascii="Calibri Light" w:eastAsia="Cambria" w:hAnsi="Calibri Light" w:cs="Calibri Light"/>
+          <w:bCs/>
+          <w:sz w:val="19"/>
+          <w:szCs w:val="19"/>
+          <w:lang w:val="en-CA"/>
+        </w:rPr>
+        <w:t xml:space="preserve"> and implemented</w:t>
+      </w:r>
+      <w:r>
+        <w:rPr>
+          <w:rFonts w:ascii="Calibri Light" w:eastAsia="Cambria" w:hAnsi="Calibri Light" w:cs="Calibri Light"/>
+          <w:bCs/>
+          <w:sz w:val="19"/>
+          <w:szCs w:val="19"/>
+          <w:lang w:val="en-CA"/>
+        </w:rPr>
+        <w:t xml:space="preserve"> </w:t>
+      </w:r>
+      <w:r>
+        <w:rPr>
+          <w:rFonts w:ascii="Calibri Light" w:eastAsia="Cambria" w:hAnsi="Calibri Light" w:cs="Calibri Light"/>
+          <w:bCs/>
+          <w:sz w:val="19"/>
+          <w:szCs w:val="19"/>
+          <w:lang w:val="en-CA"/>
+        </w:rPr>
+        <w:t>password</w:t>
+      </w:r>
+      <w:r>
+        <w:rPr>
+          <w:rFonts w:ascii="Calibri Light" w:eastAsia="Cambria" w:hAnsi="Calibri Light" w:cs="Calibri Light"/>
+          <w:bCs/>
+          <w:sz w:val="19"/>
+          <w:szCs w:val="19"/>
+          <w:lang w:val="en-CA"/>
+        </w:rPr>
+        <w:t xml:space="preserve"> hashing to protect user login data wit</w:t>
+      </w:r>
+      <w:r>
+        <w:rPr>
+          <w:rFonts w:ascii="Calibri Light" w:eastAsia="Cambria" w:hAnsi="Calibri Light" w:cs="Calibri Light"/>
+          <w:bCs/>
+          <w:sz w:val="19"/>
+          <w:szCs w:val="19"/>
+          <w:lang w:val="en-CA"/>
+        </w:rPr>
+        <w:t>h</w:t>
+      </w:r>
+      <w:r>
+        <w:rPr>
+          <w:rFonts w:ascii="Calibri Light" w:eastAsia="Cambria" w:hAnsi="Calibri Light" w:cs="Calibri Light"/>
+          <w:bCs/>
+          <w:sz w:val="19"/>
+          <w:szCs w:val="19"/>
+          <w:lang w:val="en-CA"/>
+        </w:rPr>
+        <w:t xml:space="preserve"> Spring Securit</w:t>
+      </w:r>
+      <w:r>
+        <w:rPr>
+          <w:rFonts w:ascii="Calibri Light" w:eastAsia="Cambria" w:hAnsi="Calibri Light" w:cs="Calibri Light"/>
+          <w:bCs/>
+          <w:sz w:val="19"/>
+          <w:szCs w:val="19"/>
+          <w:lang w:val="en-CA"/>
+        </w:rPr>
+        <w:t>y</w:t>
+      </w:r>
+      <w:r>
+        <w:rPr>
+          <w:rFonts w:ascii="Calibri Light" w:eastAsia="Cambria" w:hAnsi="Calibri Light" w:cs="Calibri Light"/>
+          <w:bCs/>
+          <w:sz w:val="19"/>
+          <w:szCs w:val="19"/>
+          <w:lang w:val="en-CA"/>
+        </w:rPr>
+        <w:t xml:space="preserve"> and </w:t>
+      </w:r>
+      <w:proofErr w:type="spellStart"/>
+      <w:r>
+        <w:rPr>
+          <w:rFonts w:ascii="Calibri Light" w:eastAsia="Cambria" w:hAnsi="Calibri Light" w:cs="Calibri Light"/>
+          <w:bCs/>
+          <w:sz w:val="19"/>
+          <w:szCs w:val="19"/>
+          <w:lang w:val="en-CA"/>
+        </w:rPr>
+        <w:t>BCrypt</w:t>
+      </w:r>
+      <w:proofErr w:type="spellEnd"/>
+      <w:r>
+        <w:rPr>
+          <w:rFonts w:ascii="Calibri Light" w:eastAsia="Cambria" w:hAnsi="Calibri Light" w:cs="Calibri Light"/>
+          <w:bCs/>
+          <w:sz w:val="19"/>
+          <w:szCs w:val="19"/>
+          <w:lang w:val="en-CA"/>
         </w:rPr>
         <w:t>.</w:t>
       </w:r>
       <w:r>
         <w:rPr>
-          <w:rFonts w:ascii="Calibri Light" w:hAnsi="Calibri Light" w:cs="Calibri Light"/>
-          <w:sz w:val="19"/>
-          <w:szCs w:val="19"/>
-        </w:rPr>
-        <w:t xml:space="preserve"> As part of my ongoing learning journey, I am still familiarizing</w:t>
-      </w:r>
-      <w:r>
-        <w:rPr>
-          <w:rFonts w:ascii="Calibri Light" w:hAnsi="Calibri Light" w:cs="Calibri Light"/>
-          <w:sz w:val="19"/>
-          <w:szCs w:val="19"/>
-        </w:rPr>
-        <w:t xml:space="preserve"> myself</w:t>
-      </w:r>
-      <w:r>
-        <w:rPr>
-          <w:rFonts w:ascii="Calibri Light" w:hAnsi="Calibri Light" w:cs="Calibri Light"/>
-          <w:sz w:val="19"/>
-          <w:szCs w:val="19"/>
-        </w:rPr>
-        <w:t xml:space="preserve"> with other</w:t>
-      </w:r>
-      <w:r>
-        <w:rPr>
-          <w:rFonts w:ascii="Calibri Light" w:hAnsi="Calibri Light" w:cs="Calibri Light"/>
-          <w:sz w:val="19"/>
-          <w:szCs w:val="19"/>
-        </w:rPr>
-        <w:t xml:space="preserve"> advanced tools that are used for full-stack development</w:t>
-      </w:r>
-      <w:r>
-        <w:rPr>
-          <w:rFonts w:ascii="Calibri Light" w:hAnsi="Calibri Light" w:cs="Calibri Light"/>
-          <w:sz w:val="19"/>
-          <w:szCs w:val="19"/>
-        </w:rPr>
-        <w:t xml:space="preserve"> and exploring relational database design with SQL. </w:t>
-      </w:r>
-      <w:r>
-        <w:rPr>
-          <w:rFonts w:ascii="Calibri Light" w:hAnsi="Calibri Light" w:cs="Calibri Light"/>
-          <w:sz w:val="19"/>
-          <w:szCs w:val="19"/>
-        </w:rPr>
-        <w:t>H</w:t>
-      </w:r>
-      <w:r>
-        <w:rPr>
-          <w:rFonts w:ascii="Calibri Light" w:hAnsi="Calibri Light" w:cs="Calibri Light"/>
-          <w:sz w:val="19"/>
-          <w:szCs w:val="19"/>
-        </w:rPr>
-        <w:t>owever, I am a fast, capable learner and I am confident in my ability to adapt to new development tools to contribute to your team.</w:t>
-      </w:r>
-      <w:r>
-        <w:rPr>
-          <w:rFonts w:ascii="Calibri Light" w:hAnsi="Calibri Light" w:cs="Calibri Light"/>
-          <w:sz w:val="19"/>
-          <w:szCs w:val="19"/>
-        </w:rPr>
-        <w:br/>
+          <w:rFonts w:ascii="Calibri Light" w:eastAsia="Cambria" w:hAnsi="Calibri Light" w:cs="Calibri Light"/>
+          <w:bCs/>
+          <w:sz w:val="19"/>
+          <w:szCs w:val="19"/>
+          <w:lang w:val="en-CA"/>
+        </w:rPr>
+        <w:t xml:space="preserve"> </w:t>
+      </w:r>
+      <w:r>
+        <w:rPr>
+          <w:rFonts w:ascii="Calibri Light" w:eastAsia="Cambria" w:hAnsi="Calibri Light" w:cs="Calibri Light"/>
+          <w:bCs/>
+          <w:sz w:val="19"/>
+          <w:szCs w:val="19"/>
+          <w:lang w:val="en-CA"/>
+        </w:rPr>
+        <w:t>I also have plans of integrating</w:t>
+      </w:r>
+      <w:r>
+        <w:rPr>
+          <w:rFonts w:ascii="Calibri Light" w:eastAsia="Cambria" w:hAnsi="Calibri Light" w:cs="Calibri Light"/>
+          <w:bCs/>
+          <w:sz w:val="19"/>
+          <w:szCs w:val="19"/>
+          <w:lang w:val="en-CA"/>
+        </w:rPr>
+        <w:t xml:space="preserve"> </w:t>
+      </w:r>
+      <w:r>
+        <w:rPr>
+          <w:rFonts w:ascii="Calibri Light" w:eastAsia="Cambria" w:hAnsi="Calibri Light" w:cs="Calibri Light"/>
+          <w:bCs/>
+          <w:sz w:val="19"/>
+          <w:szCs w:val="19"/>
+          <w:lang w:val="en-CA"/>
+        </w:rPr>
+        <w:t xml:space="preserve">Spring AI with </w:t>
+      </w:r>
+      <w:proofErr w:type="spellStart"/>
+      <w:r>
+        <w:rPr>
+          <w:rFonts w:ascii="Calibri Light" w:eastAsia="Cambria" w:hAnsi="Calibri Light" w:cs="Calibri Light"/>
+          <w:bCs/>
+          <w:sz w:val="19"/>
+          <w:szCs w:val="19"/>
+          <w:lang w:val="en-CA"/>
+        </w:rPr>
+        <w:t>Groq</w:t>
+      </w:r>
+      <w:proofErr w:type="spellEnd"/>
+      <w:r>
+        <w:rPr>
+          <w:rFonts w:ascii="Calibri Light" w:eastAsia="Cambria" w:hAnsi="Calibri Light" w:cs="Calibri Light"/>
+          <w:bCs/>
+          <w:sz w:val="19"/>
+          <w:szCs w:val="19"/>
+          <w:lang w:val="en-CA"/>
+        </w:rPr>
+        <w:t xml:space="preserve"> to deliver personalized recommendations. </w:t>
+      </w:r>
+      <w:r>
+        <w:rPr>
+          <w:rFonts w:ascii="Calibri Light" w:eastAsia="Cambria" w:hAnsi="Calibri Light" w:cs="Calibri Light"/>
+          <w:bCs/>
+          <w:sz w:val="19"/>
+          <w:szCs w:val="19"/>
+          <w:lang w:val="en-CA"/>
+        </w:rPr>
+        <w:t xml:space="preserve">Furthermore, I have also built </w:t>
+      </w:r>
+      <w:proofErr w:type="spellStart"/>
+      <w:r>
+        <w:rPr>
+          <w:rFonts w:ascii="Calibri Light" w:eastAsia="Cambria" w:hAnsi="Calibri Light" w:cs="Calibri Light"/>
+          <w:bCs/>
+          <w:sz w:val="19"/>
+          <w:szCs w:val="19"/>
+          <w:lang w:val="en-CA"/>
+        </w:rPr>
+        <w:t>AniMori</w:t>
+      </w:r>
+      <w:proofErr w:type="spellEnd"/>
+      <w:r>
+        <w:rPr>
+          <w:rFonts w:ascii="Calibri Light" w:eastAsia="Cambria" w:hAnsi="Calibri Light" w:cs="Calibri Light"/>
+          <w:bCs/>
+          <w:sz w:val="19"/>
+          <w:szCs w:val="19"/>
+          <w:lang w:val="en-CA"/>
+        </w:rPr>
+        <w:t xml:space="preserve">, a desktop anime-tracking application, powered by </w:t>
+      </w:r>
+      <w:proofErr w:type="spellStart"/>
+      <w:r>
+        <w:rPr>
+          <w:rFonts w:ascii="Calibri Light" w:eastAsia="Cambria" w:hAnsi="Calibri Light" w:cs="Calibri Light"/>
+          <w:bCs/>
+          <w:sz w:val="19"/>
+          <w:szCs w:val="19"/>
+          <w:lang w:val="en-CA"/>
+        </w:rPr>
+        <w:t>ElectronJS</w:t>
+      </w:r>
+      <w:proofErr w:type="spellEnd"/>
+      <w:r>
+        <w:rPr>
+          <w:rFonts w:ascii="Calibri Light" w:eastAsia="Cambria" w:hAnsi="Calibri Light" w:cs="Calibri Light"/>
+          <w:bCs/>
+          <w:sz w:val="19"/>
+          <w:szCs w:val="19"/>
+          <w:lang w:val="en-CA"/>
+        </w:rPr>
+        <w:t xml:space="preserve"> and React for the frontend, and </w:t>
+      </w:r>
+      <w:r>
+        <w:rPr>
+          <w:rFonts w:ascii="Calibri Light" w:eastAsia="Cambria" w:hAnsi="Calibri Light" w:cs="Calibri Light"/>
+          <w:bCs/>
+          <w:sz w:val="19"/>
+          <w:szCs w:val="19"/>
+          <w:lang w:val="en-CA"/>
+        </w:rPr>
+        <w:t xml:space="preserve">SQLite for the backend database. </w:t>
+      </w:r>
+      <w:r>
+        <w:rPr>
+          <w:rFonts w:ascii="Calibri Light" w:eastAsia="Cambria" w:hAnsi="Calibri Light" w:cs="Calibri Light"/>
+          <w:bCs/>
+          <w:sz w:val="19"/>
+          <w:szCs w:val="19"/>
+          <w:lang w:val="en-CA"/>
+        </w:rPr>
+        <w:t xml:space="preserve">For </w:t>
+      </w:r>
+      <w:proofErr w:type="spellStart"/>
+      <w:r>
+        <w:rPr>
+          <w:rFonts w:ascii="Calibri Light" w:eastAsia="Cambria" w:hAnsi="Calibri Light" w:cs="Calibri Light"/>
+          <w:bCs/>
+          <w:sz w:val="19"/>
+          <w:szCs w:val="19"/>
+          <w:lang w:val="en-CA"/>
+        </w:rPr>
+        <w:t>AniMoris</w:t>
+      </w:r>
+      <w:proofErr w:type="spellEnd"/>
+      <w:r>
+        <w:rPr>
+          <w:rFonts w:ascii="Calibri Light" w:eastAsia="Cambria" w:hAnsi="Calibri Light" w:cs="Calibri Light"/>
+          <w:bCs/>
+          <w:sz w:val="19"/>
+          <w:szCs w:val="19"/>
+          <w:lang w:val="en-CA"/>
+        </w:rPr>
+        <w:t xml:space="preserve">’ backend, </w:t>
+      </w:r>
+      <w:r>
+        <w:rPr>
+          <w:rFonts w:ascii="Calibri Light" w:eastAsia="Cambria" w:hAnsi="Calibri Light" w:cs="Calibri Light"/>
+          <w:bCs/>
+          <w:sz w:val="19"/>
+          <w:szCs w:val="19"/>
+          <w:lang w:val="en-CA"/>
+        </w:rPr>
+        <w:t>I implemented a lightweight relational database schema to manage anime entries and watch statuses, successfully integrating the Jikan API to automatically fetch metadata without manual entry, and wrote reusable SQL queries to handle common CRUD operations.</w:t>
+      </w:r>
+      <w:r>
+        <w:rPr>
+          <w:rFonts w:ascii="Calibri Light" w:eastAsia="Cambria" w:hAnsi="Calibri Light" w:cs="Calibri Light"/>
+          <w:bCs/>
+          <w:sz w:val="19"/>
+          <w:szCs w:val="19"/>
+          <w:lang w:val="en-CA"/>
+        </w:rPr>
+        <w:t xml:space="preserve"> </w:t>
+      </w:r>
+      <w:r>
+        <w:rPr>
+          <w:rFonts w:ascii="Calibri Light" w:eastAsia="Cambria" w:hAnsi="Calibri Light" w:cs="Calibri Light"/>
+          <w:bCs/>
+          <w:sz w:val="19"/>
+          <w:szCs w:val="19"/>
+          <w:lang w:val="en-CA"/>
+        </w:rPr>
+        <w:t xml:space="preserve">Subsequently, I was able to successfully </w:t>
+      </w:r>
+      <w:r>
+        <w:rPr>
+          <w:rFonts w:ascii="Calibri Light" w:eastAsia="Cambria" w:hAnsi="Calibri Light" w:cs="Calibri Light"/>
+          <w:bCs/>
+          <w:sz w:val="19"/>
+          <w:szCs w:val="19"/>
+          <w:lang w:val="en-CA"/>
+        </w:rPr>
+        <w:t>connect bot</w:t>
+      </w:r>
+      <w:r>
+        <w:rPr>
+          <w:rFonts w:ascii="Calibri Light" w:eastAsia="Cambria" w:hAnsi="Calibri Light" w:cs="Calibri Light"/>
+          <w:bCs/>
+          <w:sz w:val="19"/>
+          <w:szCs w:val="19"/>
+          <w:lang w:val="en-CA"/>
+        </w:rPr>
+        <w:t>h components together</w:t>
+      </w:r>
+      <w:r>
+        <w:rPr>
+          <w:rFonts w:ascii="Calibri Light" w:eastAsia="Cambria" w:hAnsi="Calibri Light" w:cs="Calibri Light"/>
+          <w:bCs/>
+          <w:sz w:val="19"/>
+          <w:szCs w:val="19"/>
+          <w:lang w:val="en-CA"/>
+        </w:rPr>
+        <w:t>, ensuring</w:t>
+      </w:r>
+      <w:r>
+        <w:rPr>
+          <w:rFonts w:ascii="Calibri Light" w:eastAsia="Cambria" w:hAnsi="Calibri Light" w:cs="Calibri Light"/>
+          <w:bCs/>
+          <w:sz w:val="19"/>
+          <w:szCs w:val="19"/>
+          <w:lang w:val="en-CA"/>
+        </w:rPr>
+        <w:t xml:space="preserve"> </w:t>
+      </w:r>
+      <w:r>
+        <w:rPr>
+          <w:rFonts w:ascii="Calibri Light" w:eastAsia="Cambria" w:hAnsi="Calibri Light" w:cs="Calibri Light"/>
+          <w:bCs/>
+          <w:sz w:val="19"/>
+          <w:szCs w:val="19"/>
+          <w:lang w:val="en-CA"/>
+        </w:rPr>
+        <w:t xml:space="preserve">smooth data flow from UI to </w:t>
+      </w:r>
+      <w:r>
+        <w:rPr>
+          <w:rFonts w:ascii="Calibri Light" w:eastAsia="Cambria" w:hAnsi="Calibri Light" w:cs="Calibri Light"/>
+          <w:bCs/>
+          <w:sz w:val="19"/>
+          <w:szCs w:val="19"/>
+          <w:lang w:val="en-CA"/>
+        </w:rPr>
+        <w:t>backend</w:t>
+      </w:r>
+      <w:r>
+        <w:rPr>
+          <w:rFonts w:ascii="Calibri Light" w:eastAsia="Cambria" w:hAnsi="Calibri Light" w:cs="Calibri Light"/>
+          <w:bCs/>
+          <w:sz w:val="19"/>
+          <w:szCs w:val="19"/>
+          <w:lang w:val="en-CA"/>
+        </w:rPr>
+        <w:t xml:space="preserve">. </w:t>
+      </w:r>
+      <w:r>
+        <w:rPr>
+          <w:rFonts w:ascii="Calibri Light" w:eastAsia="Cambria" w:hAnsi="Calibri Light" w:cs="Calibri Light"/>
+          <w:bCs/>
+          <w:sz w:val="19"/>
+          <w:szCs w:val="19"/>
+          <w:lang w:val="en-CA"/>
+        </w:rPr>
+        <w:t xml:space="preserve">These projects have enhanced my capabilities in assessing real-world problems, coordinating technical workflows and </w:t>
+      </w:r>
+      <w:r>
+        <w:rPr>
+          <w:rFonts w:ascii="Calibri Light" w:eastAsia="Cambria" w:hAnsi="Calibri Light" w:cs="Calibri Light"/>
+          <w:bCs/>
+          <w:sz w:val="19"/>
+          <w:szCs w:val="19"/>
+          <w:lang w:val="en-CA"/>
+        </w:rPr>
+        <w:t>learnt how to iteratively</w:t>
+      </w:r>
+      <w:r>
+        <w:rPr>
+          <w:rFonts w:ascii="Calibri Light" w:eastAsia="Cambria" w:hAnsi="Calibri Light" w:cs="Calibri Light"/>
+          <w:bCs/>
+          <w:sz w:val="19"/>
+          <w:szCs w:val="19"/>
+          <w:lang w:val="en-CA"/>
+        </w:rPr>
+        <w:t xml:space="preserve"> build upon</w:t>
+      </w:r>
+      <w:r>
+        <w:rPr>
+          <w:rFonts w:ascii="Calibri Light" w:eastAsia="Cambria" w:hAnsi="Calibri Light" w:cs="Calibri Light"/>
+          <w:bCs/>
+          <w:sz w:val="19"/>
+          <w:szCs w:val="19"/>
+          <w:lang w:val="en-CA"/>
+        </w:rPr>
+        <w:t xml:space="preserve"> existing</w:t>
+      </w:r>
+      <w:r>
+        <w:rPr>
+          <w:rFonts w:ascii="Calibri Light" w:eastAsia="Cambria" w:hAnsi="Calibri Light" w:cs="Calibri Light"/>
+          <w:bCs/>
+          <w:sz w:val="19"/>
+          <w:szCs w:val="19"/>
+          <w:lang w:val="en-CA"/>
+        </w:rPr>
+        <w:t xml:space="preserve"> prototypes for continuous improvement. </w:t>
+      </w:r>
+      <w:r>
+        <w:rPr>
+          <w:rFonts w:ascii="Calibri Light" w:eastAsia="Cambria" w:hAnsi="Calibri Light" w:cs="Calibri Light"/>
+          <w:bCs/>
+          <w:sz w:val="19"/>
+          <w:szCs w:val="19"/>
+          <w:lang w:val="en-CA"/>
+        </w:rPr>
+        <w:t xml:space="preserve">As part of my ongoing learning journey, I am still familiarizing myself with other </w:t>
+      </w:r>
+      <w:r>
+        <w:rPr>
+          <w:rFonts w:ascii="Calibri Light" w:eastAsia="Cambria" w:hAnsi="Calibri Light" w:cs="Calibri Light"/>
+          <w:bCs/>
+          <w:sz w:val="19"/>
+          <w:szCs w:val="19"/>
+          <w:lang w:val="en-CA"/>
+        </w:rPr>
+        <w:t>advanced tools that are often used in full-stack development, such as Docker and AWS. However, I am a fast capable learner and am confident in my ability to adapt to new</w:t>
+      </w:r>
+      <w:r>
+        <w:rPr>
+          <w:rFonts w:ascii="Calibri Light" w:eastAsia="Cambria" w:hAnsi="Calibri Light" w:cs="Calibri Light"/>
+          <w:bCs/>
+          <w:sz w:val="19"/>
+          <w:szCs w:val="19"/>
+          <w:lang w:val="en-CA"/>
+        </w:rPr>
+        <w:t xml:space="preserve"> </w:t>
+      </w:r>
+      <w:r>
+        <w:rPr>
+          <w:rFonts w:ascii="Calibri Light" w:eastAsia="Cambria" w:hAnsi="Calibri Light" w:cs="Calibri Light"/>
+          <w:bCs/>
+          <w:sz w:val="19"/>
+          <w:szCs w:val="19"/>
+          <w:lang w:val="en-CA"/>
+        </w:rPr>
+        <w:t>tools to contribute to your team.</w:t>
       </w:r>
     </w:p>
     <w:p>
@@ -793,266 +2199,7 @@
           <w:rFonts w:ascii="Calibri Light" w:hAnsi="Calibri Light" w:cs="Calibri Light"/>
           <w:sz w:val="19"/>
           <w:szCs w:val="19"/>
-        </w:rPr>
-      </w:pPr>
-      <w:r>
-        <w:rPr>
-          <w:rFonts w:ascii="Calibri Light" w:hAnsi="Calibri Light" w:cs="Calibri Light"/>
-          <w:sz w:val="19"/>
-          <w:szCs w:val="19"/>
-        </w:rPr>
-        <w:t xml:space="preserve">Prior to pursuing software development, I worked for </w:t>
-      </w:r>
-      <w:r>
-        <w:rPr>
-          <w:rFonts w:ascii="Calibri Light" w:hAnsi="Calibri Light" w:cs="Calibri Light"/>
-          <w:sz w:val="19"/>
-          <w:szCs w:val="19"/>
-        </w:rPr>
-        <w:t>nearly</w:t>
-      </w:r>
-      <w:r>
-        <w:rPr>
-          <w:rFonts w:ascii="Calibri Light" w:hAnsi="Calibri Light" w:cs="Calibri Light"/>
-          <w:sz w:val="19"/>
-          <w:szCs w:val="19"/>
-        </w:rPr>
-        <w:t xml:space="preserve"> three years as a clinical genetics technologist, where I gained incredibly valuable experience with the Genome Diagnostics team at the Provincial Health Services Authority. In this high-stakes, detail-driven environment, I supported end-to-end diagnostic workflows</w:t>
-      </w:r>
-      <w:r>
-        <w:rPr>
-          <w:rFonts w:ascii="Calibri Light" w:hAnsi="Calibri Light" w:cs="Calibri Light"/>
-          <w:sz w:val="19"/>
-          <w:szCs w:val="19"/>
-        </w:rPr>
-        <w:t>.</w:t>
-      </w:r>
-      <w:r>
-        <w:rPr>
-          <w:rFonts w:ascii="Calibri Light" w:hAnsi="Calibri Light" w:cs="Calibri Light"/>
-          <w:sz w:val="19"/>
-          <w:szCs w:val="19"/>
-        </w:rPr>
-        <w:t xml:space="preserve"> </w:t>
-      </w:r>
-      <w:r>
-        <w:rPr>
-          <w:rFonts w:ascii="Calibri Light" w:hAnsi="Calibri Light" w:cs="Calibri Light"/>
-          <w:sz w:val="19"/>
-          <w:szCs w:val="19"/>
-        </w:rPr>
-        <w:t>F</w:t>
-      </w:r>
-      <w:r>
-        <w:rPr>
-          <w:rFonts w:ascii="Calibri Light" w:hAnsi="Calibri Light" w:cs="Calibri Light"/>
-          <w:sz w:val="19"/>
-          <w:szCs w:val="19"/>
-        </w:rPr>
-        <w:t>rom accessioning biohazardous patient specimens to interpreting results with high precision,</w:t>
-      </w:r>
-      <w:r>
-        <w:rPr>
-          <w:rFonts w:ascii="Calibri Light" w:hAnsi="Calibri Light" w:cs="Calibri Light"/>
-          <w:sz w:val="19"/>
-          <w:szCs w:val="19"/>
-        </w:rPr>
-        <w:t xml:space="preserve"> I frequently liaised with interdisciplinary teams across the hospital network to ensure results were delivered to support compassionate care</w:t>
-      </w:r>
-      <w:r>
-        <w:rPr>
-          <w:rFonts w:ascii="Calibri Light" w:hAnsi="Calibri Light" w:cs="Calibri Light"/>
-          <w:sz w:val="19"/>
-          <w:szCs w:val="19"/>
-        </w:rPr>
-        <w:t>, and collaborated</w:t>
-      </w:r>
-      <w:r>
-        <w:rPr>
-          <w:rFonts w:ascii="Calibri Light" w:hAnsi="Calibri Light" w:cs="Calibri Light"/>
-          <w:sz w:val="19"/>
-          <w:szCs w:val="19"/>
-        </w:rPr>
-        <w:t xml:space="preserve"> with internal IT staff to troubleshoot software issues related to our laboratory information systems, gaining exposure to </w:t>
-      </w:r>
-      <w:r>
-        <w:rPr>
-          <w:rFonts w:ascii="Calibri Light" w:hAnsi="Calibri Light" w:cs="Calibri Light"/>
-          <w:sz w:val="19"/>
-          <w:szCs w:val="19"/>
-        </w:rPr>
-        <w:t>technical problem-solving.</w:t>
-      </w:r>
-      <w:r>
-        <w:rPr>
-          <w:rFonts w:ascii="Calibri Light" w:hAnsi="Calibri Light" w:cs="Calibri Light"/>
-          <w:sz w:val="19"/>
-          <w:szCs w:val="19"/>
-        </w:rPr>
-        <w:t xml:space="preserve"> </w:t>
-      </w:r>
-      <w:r>
-        <w:rPr>
-          <w:rFonts w:ascii="Calibri Light" w:hAnsi="Calibri Light" w:cs="Calibri Light"/>
-          <w:sz w:val="19"/>
-          <w:szCs w:val="19"/>
-        </w:rPr>
-        <w:t xml:space="preserve">I </w:t>
-      </w:r>
-      <w:r>
-        <w:rPr>
-          <w:rFonts w:ascii="Calibri Light" w:hAnsi="Calibri Light" w:cs="Calibri Light"/>
-          <w:sz w:val="19"/>
-          <w:szCs w:val="19"/>
-        </w:rPr>
-        <w:t>also took part in reviewing and drafting standardized operating procedures to ensure accuracy, consistency and complianc</w:t>
-      </w:r>
-      <w:r>
-        <w:rPr>
-          <w:rFonts w:ascii="Calibri Light" w:hAnsi="Calibri Light" w:cs="Calibri Light"/>
-          <w:sz w:val="19"/>
-          <w:szCs w:val="19"/>
-        </w:rPr>
-        <w:t>e</w:t>
-      </w:r>
-      <w:r>
-        <w:rPr>
-          <w:rFonts w:ascii="Calibri Light" w:hAnsi="Calibri Light" w:cs="Calibri Light"/>
-          <w:sz w:val="19"/>
-          <w:szCs w:val="19"/>
-        </w:rPr>
-        <w:t xml:space="preserve">. </w:t>
-      </w:r>
-      <w:r>
-        <w:rPr>
-          <w:rFonts w:ascii="Calibri Light" w:hAnsi="Calibri Light" w:cs="Calibri Light"/>
-          <w:sz w:val="19"/>
-          <w:szCs w:val="19"/>
-        </w:rPr>
-        <w:t xml:space="preserve">Just as importantly, </w:t>
-      </w:r>
-      <w:r>
-        <w:rPr>
-          <w:rFonts w:ascii="Calibri Light" w:hAnsi="Calibri Light" w:cs="Calibri Light"/>
-          <w:sz w:val="19"/>
-          <w:szCs w:val="19"/>
-        </w:rPr>
-        <w:t xml:space="preserve">I </w:t>
-      </w:r>
-      <w:r>
-        <w:rPr>
-          <w:rFonts w:ascii="Calibri Light" w:hAnsi="Calibri Light" w:cs="Calibri Light"/>
-          <w:sz w:val="19"/>
-          <w:szCs w:val="19"/>
-        </w:rPr>
-        <w:t>adopted</w:t>
-      </w:r>
-      <w:r>
-        <w:rPr>
-          <w:rFonts w:ascii="Calibri Light" w:hAnsi="Calibri Light" w:cs="Calibri Light"/>
-          <w:sz w:val="19"/>
-          <w:szCs w:val="19"/>
-        </w:rPr>
-        <w:t xml:space="preserve"> mentorship responsibilities, training incoming junior technologists and practicum students, helping to foster a collaborative, </w:t>
-      </w:r>
-      <w:r>
-        <w:rPr>
-          <w:rFonts w:ascii="Calibri Light" w:hAnsi="Calibri Light" w:cs="Calibri Light"/>
-          <w:sz w:val="19"/>
-          <w:szCs w:val="19"/>
-        </w:rPr>
-        <w:t>growth-oriented</w:t>
-      </w:r>
-      <w:r>
-        <w:rPr>
-          <w:rFonts w:ascii="Calibri Light" w:hAnsi="Calibri Light" w:cs="Calibri Light"/>
-          <w:sz w:val="19"/>
-          <w:szCs w:val="19"/>
-        </w:rPr>
-        <w:t xml:space="preserve"> learning environment</w:t>
-      </w:r>
-      <w:r>
-        <w:rPr>
-          <w:rFonts w:ascii="Calibri Light" w:hAnsi="Calibri Light" w:cs="Calibri Light"/>
-          <w:sz w:val="19"/>
-          <w:szCs w:val="19"/>
-        </w:rPr>
-        <w:t>: an experience that required clear communication, empathy and patience.</w:t>
-      </w:r>
-      <w:r>
-        <w:rPr>
-          <w:rFonts w:ascii="Calibri Light" w:hAnsi="Calibri Light" w:cs="Calibri Light"/>
-          <w:sz w:val="19"/>
-          <w:szCs w:val="19"/>
-        </w:rPr>
-        <w:t xml:space="preserve"> My role at PHSA highlights many</w:t>
-      </w:r>
-      <w:r>
-        <w:rPr>
-          <w:rFonts w:ascii="Calibri Light" w:hAnsi="Calibri Light" w:cs="Calibri Light"/>
-          <w:sz w:val="19"/>
-          <w:szCs w:val="19"/>
-        </w:rPr>
-        <w:t xml:space="preserve"> necessary</w:t>
-      </w:r>
-      <w:r>
-        <w:rPr>
-          <w:rFonts w:ascii="Calibri Light" w:hAnsi="Calibri Light" w:cs="Calibri Light"/>
-          <w:sz w:val="19"/>
-          <w:szCs w:val="19"/>
-        </w:rPr>
-        <w:t xml:space="preserve"> soft skills, including the ability to learn quickly, adaptability to various responsibilities, and the ability to effectively communicate complex concepts</w:t>
-      </w:r>
-      <w:r>
-        <w:rPr>
-          <w:rFonts w:ascii="Calibri Light" w:hAnsi="Calibri Light" w:cs="Calibri Light"/>
-          <w:sz w:val="19"/>
-          <w:szCs w:val="19"/>
-        </w:rPr>
-        <w:t xml:space="preserve">: all of which are traits </w:t>
-      </w:r>
-      <w:r>
-        <w:rPr>
-          <w:rFonts w:ascii="Calibri Light" w:hAnsi="Calibri Light" w:cs="Calibri Light"/>
-          <w:sz w:val="19"/>
-          <w:szCs w:val="19"/>
-        </w:rPr>
-        <w:t>that</w:t>
-      </w:r>
-      <w:r>
-        <w:rPr>
-          <w:rFonts w:ascii="Calibri Light" w:hAnsi="Calibri Light" w:cs="Calibri Light"/>
-          <w:sz w:val="19"/>
-          <w:szCs w:val="19"/>
-        </w:rPr>
-        <w:t xml:space="preserve"> I</w:t>
-      </w:r>
-      <w:r>
-        <w:rPr>
-          <w:rFonts w:ascii="Calibri Light" w:hAnsi="Calibri Light" w:cs="Calibri Light"/>
-          <w:sz w:val="19"/>
-          <w:szCs w:val="19"/>
-        </w:rPr>
-        <w:t xml:space="preserve"> now carry over into how I approach coding, testing and team-based projects</w:t>
-      </w:r>
-      <w:r>
-        <w:rPr>
-          <w:rFonts w:ascii="Calibri Light" w:hAnsi="Calibri Light" w:cs="Calibri Light"/>
-          <w:sz w:val="19"/>
-          <w:szCs w:val="19"/>
-        </w:rPr>
-        <w:t>.</w:t>
-      </w:r>
-    </w:p>
-    <w:p>
-      <w:pPr>
-        <w:spacing w:line="276" w:lineRule="auto"/>
-        <w:ind w:right="113"/>
-        <w:jc w:val="both"/>
-        <w:rPr>
-          <w:rFonts w:ascii="Calibri Light" w:hAnsi="Calibri Light" w:cs="Calibri Light"/>
-          <w:sz w:val="19"/>
-          <w:szCs w:val="19"/>
+          <w:lang w:val="en-CA"/>
         </w:rPr>
       </w:pPr>
     </w:p>
@@ -1073,6 +2220,346 @@
           <w:sz w:val="19"/>
           <w:szCs w:val="19"/>
         </w:rPr>
+        <w:t xml:space="preserve">Prior to pursuing software development, I worked for </w:t>
+      </w:r>
+      <w:r>
+        <w:rPr>
+          <w:rFonts w:ascii="Calibri Light" w:hAnsi="Calibri Light" w:cs="Calibri Light"/>
+          <w:sz w:val="19"/>
+          <w:szCs w:val="19"/>
+        </w:rPr>
+        <w:t>nearly</w:t>
+      </w:r>
+      <w:r>
+        <w:rPr>
+          <w:rFonts w:ascii="Calibri Light" w:hAnsi="Calibri Light" w:cs="Calibri Light"/>
+          <w:sz w:val="19"/>
+          <w:szCs w:val="19"/>
+        </w:rPr>
+        <w:t xml:space="preserve"> three years as a clinical </w:t>
+      </w:r>
+      <w:proofErr w:type="gramStart"/>
+      <w:r>
+        <w:rPr>
+          <w:rFonts w:ascii="Calibri Light" w:hAnsi="Calibri Light" w:cs="Calibri Light"/>
+          <w:sz w:val="19"/>
+          <w:szCs w:val="19"/>
+        </w:rPr>
+        <w:t>genetics</w:t>
+      </w:r>
+      <w:proofErr w:type="gramEnd"/>
+      <w:r>
+        <w:rPr>
+          <w:rFonts w:ascii="Calibri Light" w:hAnsi="Calibri Light" w:cs="Calibri Light"/>
+          <w:sz w:val="19"/>
+          <w:szCs w:val="19"/>
+        </w:rPr>
+        <w:t xml:space="preserve"> technologist, where I gained incredibly valuable experience with the Genome Diagnostics team at the Provincial Health Services Authority. In this high-stakes, detail-driven environment, I supported end-to-end diagnostic workflows</w:t>
+      </w:r>
+      <w:r>
+        <w:rPr>
+          <w:rFonts w:ascii="Calibri Light" w:hAnsi="Calibri Light" w:cs="Calibri Light"/>
+          <w:sz w:val="19"/>
+          <w:szCs w:val="19"/>
+        </w:rPr>
+        <w:t>.</w:t>
+      </w:r>
+      <w:r>
+        <w:rPr>
+          <w:rFonts w:ascii="Calibri Light" w:hAnsi="Calibri Light" w:cs="Calibri Light"/>
+          <w:sz w:val="19"/>
+          <w:szCs w:val="19"/>
+        </w:rPr>
+        <w:t xml:space="preserve"> </w:t>
+      </w:r>
+      <w:r>
+        <w:rPr>
+          <w:rFonts w:ascii="Calibri Light" w:hAnsi="Calibri Light" w:cs="Calibri Light"/>
+          <w:sz w:val="19"/>
+          <w:szCs w:val="19"/>
+        </w:rPr>
+        <w:t>F</w:t>
+      </w:r>
+      <w:r>
+        <w:rPr>
+          <w:rFonts w:ascii="Calibri Light" w:hAnsi="Calibri Light" w:cs="Calibri Light"/>
+          <w:sz w:val="19"/>
+          <w:szCs w:val="19"/>
+        </w:rPr>
+        <w:t>rom accessioning biohazardous patient specimens to interpreting results with high precision,</w:t>
+      </w:r>
+      <w:r>
+        <w:rPr>
+          <w:rFonts w:ascii="Calibri Light" w:hAnsi="Calibri Light" w:cs="Calibri Light"/>
+          <w:sz w:val="19"/>
+          <w:szCs w:val="19"/>
+        </w:rPr>
+        <w:t xml:space="preserve"> I frequently liaised with interdisciplinary teams across the hospital network to ensure results were delivered to support compassionate </w:t>
+      </w:r>
+      <w:proofErr w:type="gramStart"/>
+      <w:r>
+        <w:rPr>
+          <w:rFonts w:ascii="Calibri Light" w:hAnsi="Calibri Light" w:cs="Calibri Light"/>
+          <w:sz w:val="19"/>
+          <w:szCs w:val="19"/>
+        </w:rPr>
+        <w:t>care</w:t>
+      </w:r>
+      <w:r>
+        <w:rPr>
+          <w:rFonts w:ascii="Calibri Light" w:hAnsi="Calibri Light" w:cs="Calibri Light"/>
+          <w:sz w:val="19"/>
+          <w:szCs w:val="19"/>
+        </w:rPr>
+        <w:t>, and</w:t>
+      </w:r>
+      <w:proofErr w:type="gramEnd"/>
+      <w:r>
+        <w:rPr>
+          <w:rFonts w:ascii="Calibri Light" w:hAnsi="Calibri Light" w:cs="Calibri Light"/>
+          <w:sz w:val="19"/>
+          <w:szCs w:val="19"/>
+        </w:rPr>
+        <w:t xml:space="preserve"> collaborated</w:t>
+      </w:r>
+      <w:r>
+        <w:rPr>
+          <w:rFonts w:ascii="Calibri Light" w:hAnsi="Calibri Light" w:cs="Calibri Light"/>
+          <w:sz w:val="19"/>
+          <w:szCs w:val="19"/>
+        </w:rPr>
+        <w:t xml:space="preserve"> with internal IT staff to troubleshoot software issues related to our laboratory information systems, gaining exposure to </w:t>
+      </w:r>
+      <w:r>
+        <w:rPr>
+          <w:rFonts w:ascii="Calibri Light" w:hAnsi="Calibri Light" w:cs="Calibri Light"/>
+          <w:sz w:val="19"/>
+          <w:szCs w:val="19"/>
+        </w:rPr>
+        <w:t>technical problem-solving.</w:t>
+      </w:r>
+      <w:r>
+        <w:rPr>
+          <w:rFonts w:ascii="Calibri Light" w:hAnsi="Calibri Light" w:cs="Calibri Light"/>
+          <w:sz w:val="19"/>
+          <w:szCs w:val="19"/>
+        </w:rPr>
+        <w:t xml:space="preserve"> </w:t>
+      </w:r>
+      <w:r>
+        <w:rPr>
+          <w:rFonts w:ascii="Calibri Light" w:hAnsi="Calibri Light" w:cs="Calibri Light"/>
+          <w:sz w:val="19"/>
+          <w:szCs w:val="19"/>
+        </w:rPr>
+        <w:t xml:space="preserve">I </w:t>
+      </w:r>
+      <w:r>
+        <w:rPr>
+          <w:rFonts w:ascii="Calibri Light" w:hAnsi="Calibri Light" w:cs="Calibri Light"/>
+          <w:sz w:val="19"/>
+          <w:szCs w:val="19"/>
+        </w:rPr>
+        <w:t>also took part in reviewing and drafting standardized operating procedures to ensure accuracy, consistency and complianc</w:t>
+      </w:r>
+      <w:r>
+        <w:rPr>
+          <w:rFonts w:ascii="Calibri Light" w:hAnsi="Calibri Light" w:cs="Calibri Light"/>
+          <w:sz w:val="19"/>
+          <w:szCs w:val="19"/>
+        </w:rPr>
+        <w:t>e</w:t>
+      </w:r>
+      <w:r>
+        <w:rPr>
+          <w:rFonts w:ascii="Calibri Light" w:hAnsi="Calibri Light" w:cs="Calibri Light"/>
+          <w:sz w:val="19"/>
+          <w:szCs w:val="19"/>
+        </w:rPr>
+        <w:t xml:space="preserve">. </w:t>
+      </w:r>
+      <w:r>
+        <w:rPr>
+          <w:rFonts w:ascii="Calibri Light" w:hAnsi="Calibri Light" w:cs="Calibri Light"/>
+          <w:sz w:val="19"/>
+          <w:szCs w:val="19"/>
+        </w:rPr>
+        <w:t xml:space="preserve">Just as importantly, </w:t>
+      </w:r>
+      <w:r>
+        <w:rPr>
+          <w:rFonts w:ascii="Calibri Light" w:hAnsi="Calibri Light" w:cs="Calibri Light"/>
+          <w:sz w:val="19"/>
+          <w:szCs w:val="19"/>
+        </w:rPr>
+        <w:t xml:space="preserve">I </w:t>
+      </w:r>
+      <w:r>
+        <w:rPr>
+          <w:rFonts w:ascii="Calibri Light" w:hAnsi="Calibri Light" w:cs="Calibri Light"/>
+          <w:sz w:val="19"/>
+          <w:szCs w:val="19"/>
+        </w:rPr>
+        <w:t>adopted</w:t>
+      </w:r>
+      <w:r>
+        <w:rPr>
+          <w:rFonts w:ascii="Calibri Light" w:hAnsi="Calibri Light" w:cs="Calibri Light"/>
+          <w:sz w:val="19"/>
+          <w:szCs w:val="19"/>
+        </w:rPr>
+        <w:t xml:space="preserve"> mentorship responsibilities, training incoming junior technologists and practicum students, helping to foster a collaborative, </w:t>
+      </w:r>
+      <w:r>
+        <w:rPr>
+          <w:rFonts w:ascii="Calibri Light" w:hAnsi="Calibri Light" w:cs="Calibri Light"/>
+          <w:sz w:val="19"/>
+          <w:szCs w:val="19"/>
+        </w:rPr>
+        <w:t>growth-oriented</w:t>
+      </w:r>
+      <w:r>
+        <w:rPr>
+          <w:rFonts w:ascii="Calibri Light" w:hAnsi="Calibri Light" w:cs="Calibri Light"/>
+          <w:sz w:val="19"/>
+          <w:szCs w:val="19"/>
+        </w:rPr>
+        <w:t xml:space="preserve"> learning environment</w:t>
+      </w:r>
+      <w:r>
+        <w:rPr>
+          <w:rFonts w:ascii="Calibri Light" w:hAnsi="Calibri Light" w:cs="Calibri Light"/>
+          <w:sz w:val="19"/>
+          <w:szCs w:val="19"/>
+        </w:rPr>
+        <w:t>: an experience that required clear communication, empathy and patience.</w:t>
+      </w:r>
+      <w:r>
+        <w:rPr>
+          <w:rFonts w:ascii="Calibri Light" w:hAnsi="Calibri Light" w:cs="Calibri Light"/>
+          <w:sz w:val="19"/>
+          <w:szCs w:val="19"/>
+        </w:rPr>
+        <w:t xml:space="preserve"> My role at PHSA highlights many</w:t>
+      </w:r>
+      <w:r>
+        <w:rPr>
+          <w:rFonts w:ascii="Calibri Light" w:hAnsi="Calibri Light" w:cs="Calibri Light"/>
+          <w:sz w:val="19"/>
+          <w:szCs w:val="19"/>
+        </w:rPr>
+        <w:t xml:space="preserve"> necessary</w:t>
+      </w:r>
+      <w:r>
+        <w:rPr>
+          <w:rFonts w:ascii="Calibri Light" w:hAnsi="Calibri Light" w:cs="Calibri Light"/>
+          <w:sz w:val="19"/>
+          <w:szCs w:val="19"/>
+        </w:rPr>
+        <w:t xml:space="preserve"> soft skills, including the ability to learn quickly, adaptability to various responsibilities, and </w:t>
+      </w:r>
+      <w:r>
+        <w:rPr>
+          <w:rFonts w:ascii="Calibri Light" w:hAnsi="Calibri Light" w:cs="Calibri Light"/>
+          <w:sz w:val="19"/>
+          <w:szCs w:val="19"/>
+        </w:rPr>
+        <w:t>communication of</w:t>
+      </w:r>
+      <w:r>
+        <w:rPr>
+          <w:rFonts w:ascii="Calibri Light" w:hAnsi="Calibri Light" w:cs="Calibri Light"/>
+          <w:sz w:val="19"/>
+          <w:szCs w:val="19"/>
+        </w:rPr>
+        <w:t xml:space="preserve"> complex concepts</w:t>
+      </w:r>
+      <w:r>
+        <w:rPr>
+          <w:rFonts w:ascii="Calibri Light" w:hAnsi="Calibri Light" w:cs="Calibri Light"/>
+          <w:sz w:val="19"/>
+          <w:szCs w:val="19"/>
+        </w:rPr>
+        <w:t xml:space="preserve">: all of which are traits </w:t>
+      </w:r>
+      <w:r>
+        <w:rPr>
+          <w:rFonts w:ascii="Calibri Light" w:hAnsi="Calibri Light" w:cs="Calibri Light"/>
+          <w:sz w:val="19"/>
+          <w:szCs w:val="19"/>
+        </w:rPr>
+        <w:t>that</w:t>
+      </w:r>
+      <w:r>
+        <w:rPr>
+          <w:rFonts w:ascii="Calibri Light" w:hAnsi="Calibri Light" w:cs="Calibri Light"/>
+          <w:sz w:val="19"/>
+          <w:szCs w:val="19"/>
+        </w:rPr>
+        <w:t xml:space="preserve"> I</w:t>
+      </w:r>
+      <w:r>
+        <w:rPr>
+          <w:rFonts w:ascii="Calibri Light" w:hAnsi="Calibri Light" w:cs="Calibri Light"/>
+          <w:sz w:val="19"/>
+          <w:szCs w:val="19"/>
+        </w:rPr>
+        <w:t xml:space="preserve"> now carry over into </w:t>
+      </w:r>
+      <w:r>
+        <w:rPr>
+          <w:rFonts w:ascii="Calibri Light" w:hAnsi="Calibri Light" w:cs="Calibri Light"/>
+          <w:sz w:val="19"/>
+          <w:szCs w:val="19"/>
+        </w:rPr>
+        <w:t>programming</w:t>
+      </w:r>
+      <w:r>
+        <w:rPr>
+          <w:rFonts w:ascii="Calibri Light" w:hAnsi="Calibri Light" w:cs="Calibri Light"/>
+          <w:sz w:val="19"/>
+          <w:szCs w:val="19"/>
+        </w:rPr>
+        <w:t>, testing and</w:t>
+      </w:r>
+      <w:r>
+        <w:rPr>
+          <w:rFonts w:ascii="Calibri Light" w:hAnsi="Calibri Light" w:cs="Calibri Light"/>
+          <w:sz w:val="19"/>
+          <w:szCs w:val="19"/>
+        </w:rPr>
+        <w:t xml:space="preserve"> collaborative teamwork.</w:t>
+      </w:r>
+    </w:p>
+    <w:p>
+      <w:pPr>
+        <w:spacing w:line="276" w:lineRule="auto"/>
+        <w:ind w:right="113"/>
+        <w:jc w:val="both"/>
+        <w:rPr>
+          <w:rFonts w:ascii="Calibri Light" w:hAnsi="Calibri Light" w:cs="Calibri Light"/>
+          <w:sz w:val="19"/>
+          <w:szCs w:val="19"/>
+        </w:rPr>
+      </w:pPr>
+    </w:p>
+    <w:p>
+      <w:pPr>
+        <w:spacing w:line="276" w:lineRule="auto"/>
+        <w:ind w:right="113"/>
+        <w:jc w:val="both"/>
+        <w:rPr>
+          <w:rFonts w:ascii="Calibri Light" w:hAnsi="Calibri Light" w:cs="Calibri Light"/>
+          <w:sz w:val="19"/>
+          <w:szCs w:val="19"/>
+        </w:rPr>
+      </w:pPr>
+      <w:r>
+        <w:rPr>
+          <w:rFonts w:ascii="Calibri Light" w:hAnsi="Calibri Light" w:cs="Calibri Light"/>
+          <w:sz w:val="19"/>
+          <w:szCs w:val="19"/>
+        </w:rPr>
         <w:t xml:space="preserve">I am eager to contribute </w:t>
       </w:r>
       <w:r>
@@ -1083,14 +2570,43 @@
         </w:rPr>
         <w:t xml:space="preserve">to </w:t>
       </w:r>
-      <w:r>
-        <w:rPr>
-          <w:rFonts w:ascii="Calibri Light" w:hAnsi="Calibri Light" w:cs="Calibri Light"/>
-          <w:sz w:val="19"/>
-          <w:szCs w:val="19"/>
-        </w:rPr>
-        <w:t>{{ company_name</w:t>
-      </w:r>
+      <w:proofErr w:type="gramStart"/>
+      <w:r>
+        <w:rPr>
+          <w:rFonts w:ascii="Calibri Light" w:hAnsi="Calibri Light" w:cs="Calibri Light"/>
+          <w:sz w:val="19"/>
+          <w:szCs w:val="19"/>
+        </w:rPr>
+        <w:t xml:space="preserve">{{ </w:t>
+      </w:r>
+      <w:proofErr w:type="spellStart"/>
+      <w:r>
+        <w:rPr>
+          <w:rFonts w:ascii="Calibri Light" w:hAnsi="Calibri Light" w:cs="Calibri Light"/>
+          <w:sz w:val="19"/>
+          <w:szCs w:val="19"/>
+        </w:rPr>
+        <w:t>company</w:t>
+      </w:r>
+      <w:proofErr w:type="gramEnd"/>
+      <w:r>
+        <w:rPr>
+          <w:rFonts w:ascii="Calibri Light" w:hAnsi="Calibri Light" w:cs="Calibri Light"/>
+          <w:sz w:val="19"/>
+          <w:szCs w:val="19"/>
+        </w:rPr>
+        <w:t>_</w:t>
+      </w:r>
+      <w:proofErr w:type="gramStart"/>
+      <w:r>
+        <w:rPr>
+          <w:rFonts w:ascii="Calibri Light" w:hAnsi="Calibri Light" w:cs="Calibri Light"/>
+          <w:sz w:val="19"/>
+          <w:szCs w:val="19"/>
+        </w:rPr>
+        <w:t>name</w:t>
+      </w:r>
+      <w:proofErr w:type="spellEnd"/>
       <w:r>
         <w:rPr>
           <w:rFonts w:ascii="Calibri Light" w:hAnsi="Calibri Light" w:cs="Calibri Light"/>
@@ -1113,7 +2629,16 @@
           <w:sz w:val="19"/>
           <w:szCs w:val="19"/>
         </w:rPr>
-        <w:t>s’</w:t>
+        <w:t>s</w:t>
+      </w:r>
+      <w:proofErr w:type="gramEnd"/>
+      <w:r>
+        <w:rPr>
+          <w:rFonts w:ascii="Calibri Light" w:hAnsi="Calibri Light" w:cs="Calibri Light"/>
+          <w:sz w:val="19"/>
+          <w:szCs w:val="19"/>
+        </w:rPr>
+        <w:t>’</w:t>
       </w:r>
       <w:r>
         <w:rPr>

--- a/SWE_CoverLetterTemplate.docx
+++ b/SWE_CoverLetterTemplate.docx
@@ -21,49 +21,15 @@
           <w:lang w:val="en-CA"/>
         </w:rPr>
       </w:pPr>
-      <w:proofErr w:type="gramStart"/>
-      <w:r>
-        <w:rPr>
-          <w:rFonts w:ascii="Calibri Light" w:eastAsia="Cambria" w:hAnsi="Calibri Light" w:cs="Calibri Light"/>
-          <w:bCs/>
-          <w:sz w:val="19"/>
-          <w:szCs w:val="19"/>
-          <w:lang w:val="en-CA"/>
-        </w:rPr>
-        <w:t xml:space="preserve">{{ </w:t>
-      </w:r>
-      <w:proofErr w:type="spellStart"/>
-      <w:r>
-        <w:rPr>
-          <w:rFonts w:ascii="Calibri Light" w:eastAsia="Cambria" w:hAnsi="Calibri Light" w:cs="Calibri Light"/>
-          <w:bCs/>
-          <w:sz w:val="19"/>
-          <w:szCs w:val="19"/>
-          <w:lang w:val="en-CA"/>
-        </w:rPr>
-        <w:t>todays</w:t>
-      </w:r>
-      <w:proofErr w:type="gramEnd"/>
-      <w:r>
-        <w:rPr>
-          <w:rFonts w:ascii="Calibri Light" w:eastAsia="Cambria" w:hAnsi="Calibri Light" w:cs="Calibri Light"/>
-          <w:bCs/>
-          <w:sz w:val="19"/>
-          <w:szCs w:val="19"/>
-          <w:lang w:val="en-CA"/>
-        </w:rPr>
-        <w:t>_date</w:t>
-      </w:r>
-      <w:proofErr w:type="spellEnd"/>
-      <w:r>
-        <w:rPr>
-          <w:rFonts w:ascii="Calibri Light" w:eastAsia="Cambria" w:hAnsi="Calibri Light" w:cs="Calibri Light"/>
-          <w:bCs/>
-          <w:sz w:val="19"/>
-          <w:szCs w:val="19"/>
-          <w:lang w:val="en-CA"/>
-        </w:rPr>
-        <w:t xml:space="preserve"> }}</w:t>
+      <w:r>
+        <w:rPr>
+          <w:rFonts w:ascii="Calibri Light" w:eastAsia="Cambria" w:hAnsi="Calibri Light" w:cs="Calibri Light"/>
+          <w:bCs/>
+          <w:sz w:val="19"/>
+          <w:szCs w:val="19"/>
+          <w:lang w:val="en-CA"/>
+        </w:rPr>
+        <w:t>{{ todays_date }}</w:t>
       </w:r>
       <w:r>
         <w:rPr>
@@ -84,50 +50,7 @@
           <w:lang w:val="en-CA"/>
         </w:rPr>
         <w:br/>
-      </w:r>
-      <w:proofErr w:type="gramStart"/>
-      <w:r>
-        <w:rPr>
-          <w:rFonts w:ascii="Calibri Light" w:eastAsia="Cambria" w:hAnsi="Calibri Light" w:cs="Calibri Light"/>
-          <w:bCs/>
-          <w:sz w:val="19"/>
-          <w:szCs w:val="19"/>
-          <w:lang w:val="en-CA"/>
-        </w:rPr>
-        <w:t xml:space="preserve">{{ </w:t>
-      </w:r>
-      <w:proofErr w:type="spellStart"/>
-      <w:r>
-        <w:rPr>
-          <w:rFonts w:ascii="Calibri Light" w:eastAsia="Cambria" w:hAnsi="Calibri Light" w:cs="Calibri Light"/>
-          <w:bCs/>
-          <w:sz w:val="19"/>
-          <w:szCs w:val="19"/>
-          <w:lang w:val="en-CA"/>
-        </w:rPr>
-        <w:t>company</w:t>
-      </w:r>
-      <w:proofErr w:type="gramEnd"/>
-      <w:r>
-        <w:rPr>
-          <w:rFonts w:ascii="Calibri Light" w:eastAsia="Cambria" w:hAnsi="Calibri Light" w:cs="Calibri Light"/>
-          <w:bCs/>
-          <w:sz w:val="19"/>
-          <w:szCs w:val="19"/>
-          <w:lang w:val="en-CA"/>
-        </w:rPr>
-        <w:t>_name</w:t>
-      </w:r>
-      <w:proofErr w:type="spellEnd"/>
-      <w:r>
-        <w:rPr>
-          <w:rFonts w:ascii="Calibri Light" w:eastAsia="Cambria" w:hAnsi="Calibri Light" w:cs="Calibri Light"/>
-          <w:bCs/>
-          <w:sz w:val="19"/>
-          <w:szCs w:val="19"/>
-          <w:lang w:val="en-CA"/>
-        </w:rPr>
-        <w:t xml:space="preserve"> }}</w:t>
+        <w:t>{{ company_name }}</w:t>
       </w:r>
       <w:r>
         <w:rPr>
@@ -138,72 +61,7 @@
           <w:lang w:val="en-CA"/>
         </w:rPr>
         <w:br/>
-      </w:r>
-      <w:proofErr w:type="gramStart"/>
-      <w:r>
-        <w:rPr>
-          <w:rFonts w:ascii="Calibri Light" w:eastAsia="Cambria" w:hAnsi="Calibri Light" w:cs="Calibri Light"/>
-          <w:bCs/>
-          <w:sz w:val="19"/>
-          <w:szCs w:val="19"/>
-          <w:lang w:val="en-CA"/>
-        </w:rPr>
-        <w:t xml:space="preserve">{{ </w:t>
-      </w:r>
-      <w:proofErr w:type="spellStart"/>
-      <w:r>
-        <w:rPr>
-          <w:rFonts w:ascii="Calibri Light" w:eastAsia="Cambria" w:hAnsi="Calibri Light" w:cs="Calibri Light"/>
-          <w:bCs/>
-          <w:sz w:val="19"/>
-          <w:szCs w:val="19"/>
-          <w:lang w:val="en-CA"/>
-        </w:rPr>
-        <w:t>company</w:t>
-      </w:r>
-      <w:proofErr w:type="gramEnd"/>
-      <w:r>
-        <w:rPr>
-          <w:rFonts w:ascii="Calibri Light" w:eastAsia="Cambria" w:hAnsi="Calibri Light" w:cs="Calibri Light"/>
-          <w:bCs/>
-          <w:sz w:val="19"/>
-          <w:szCs w:val="19"/>
-          <w:lang w:val="en-CA"/>
-        </w:rPr>
-        <w:t>_</w:t>
-      </w:r>
-      <w:proofErr w:type="gramStart"/>
-      <w:r>
-        <w:rPr>
-          <w:rFonts w:ascii="Calibri Light" w:eastAsia="Cambria" w:hAnsi="Calibri Light" w:cs="Calibri Light"/>
-          <w:bCs/>
-          <w:sz w:val="19"/>
-          <w:szCs w:val="19"/>
-          <w:lang w:val="en-CA"/>
-        </w:rPr>
-        <w:t>address</w:t>
-      </w:r>
-      <w:proofErr w:type="spellEnd"/>
-      <w:r>
-        <w:rPr>
-          <w:rFonts w:ascii="Calibri Light" w:eastAsia="Cambria" w:hAnsi="Calibri Light" w:cs="Calibri Light"/>
-          <w:bCs/>
-          <w:sz w:val="19"/>
-          <w:szCs w:val="19"/>
-          <w:lang w:val="en-CA"/>
-        </w:rPr>
-        <w:t xml:space="preserve"> }</w:t>
-      </w:r>
-      <w:proofErr w:type="gramEnd"/>
-      <w:r>
-        <w:rPr>
-          <w:rFonts w:ascii="Calibri Light" w:eastAsia="Cambria" w:hAnsi="Calibri Light" w:cs="Calibri Light"/>
-          <w:bCs/>
-          <w:sz w:val="19"/>
-          <w:szCs w:val="19"/>
-          <w:lang w:val="en-CA"/>
-        </w:rPr>
-        <w:t xml:space="preserve">} </w:t>
+        <w:t xml:space="preserve">{{ company_address }} </w:t>
       </w:r>
       <w:r>
         <w:rPr>
@@ -214,116 +72,7 @@
           <w:lang w:val="en-CA"/>
         </w:rPr>
         <w:br/>
-      </w:r>
-      <w:proofErr w:type="gramStart"/>
-      <w:r>
-        <w:rPr>
-          <w:rFonts w:ascii="Calibri Light" w:eastAsia="Cambria" w:hAnsi="Calibri Light" w:cs="Calibri Light"/>
-          <w:bCs/>
-          <w:sz w:val="19"/>
-          <w:szCs w:val="19"/>
-          <w:lang w:val="en-CA"/>
-        </w:rPr>
-        <w:t xml:space="preserve">{{ </w:t>
-      </w:r>
-      <w:proofErr w:type="spellStart"/>
-      <w:r>
-        <w:rPr>
-          <w:rFonts w:ascii="Calibri Light" w:eastAsia="Cambria" w:hAnsi="Calibri Light" w:cs="Calibri Light"/>
-          <w:bCs/>
-          <w:sz w:val="19"/>
-          <w:szCs w:val="19"/>
-          <w:lang w:val="en-CA"/>
-        </w:rPr>
-        <w:t>company</w:t>
-      </w:r>
-      <w:proofErr w:type="gramEnd"/>
-      <w:r>
-        <w:rPr>
-          <w:rFonts w:ascii="Calibri Light" w:eastAsia="Cambria" w:hAnsi="Calibri Light" w:cs="Calibri Light"/>
-          <w:bCs/>
-          <w:sz w:val="19"/>
-          <w:szCs w:val="19"/>
-          <w:lang w:val="en-CA"/>
-        </w:rPr>
-        <w:t>_</w:t>
-      </w:r>
-      <w:proofErr w:type="gramStart"/>
-      <w:r>
-        <w:rPr>
-          <w:rFonts w:ascii="Calibri Light" w:eastAsia="Cambria" w:hAnsi="Calibri Light" w:cs="Calibri Light"/>
-          <w:bCs/>
-          <w:sz w:val="19"/>
-          <w:szCs w:val="19"/>
-          <w:lang w:val="en-CA"/>
-        </w:rPr>
-        <w:t>city</w:t>
-      </w:r>
-      <w:proofErr w:type="spellEnd"/>
-      <w:r>
-        <w:rPr>
-          <w:rFonts w:ascii="Calibri Light" w:eastAsia="Cambria" w:hAnsi="Calibri Light" w:cs="Calibri Light"/>
-          <w:bCs/>
-          <w:sz w:val="19"/>
-          <w:szCs w:val="19"/>
-          <w:lang w:val="en-CA"/>
-        </w:rPr>
-        <w:t xml:space="preserve"> }</w:t>
-      </w:r>
-      <w:proofErr w:type="gramEnd"/>
-      <w:r>
-        <w:rPr>
-          <w:rFonts w:ascii="Calibri Light" w:eastAsia="Cambria" w:hAnsi="Calibri Light" w:cs="Calibri Light"/>
-          <w:bCs/>
-          <w:sz w:val="19"/>
-          <w:szCs w:val="19"/>
-          <w:lang w:val="en-CA"/>
-        </w:rPr>
-        <w:t xml:space="preserve">}, </w:t>
-      </w:r>
-      <w:proofErr w:type="gramStart"/>
-      <w:r>
-        <w:rPr>
-          <w:rFonts w:ascii="Calibri Light" w:eastAsia="Cambria" w:hAnsi="Calibri Light" w:cs="Calibri Light"/>
-          <w:bCs/>
-          <w:sz w:val="19"/>
-          <w:szCs w:val="19"/>
-          <w:lang w:val="en-CA"/>
-        </w:rPr>
-        <w:t xml:space="preserve">{{ </w:t>
-      </w:r>
-      <w:proofErr w:type="spellStart"/>
-      <w:r>
-        <w:rPr>
-          <w:rFonts w:ascii="Calibri Light" w:eastAsia="Cambria" w:hAnsi="Calibri Light" w:cs="Calibri Light"/>
-          <w:bCs/>
-          <w:sz w:val="19"/>
-          <w:szCs w:val="19"/>
-          <w:lang w:val="en-CA"/>
-        </w:rPr>
-        <w:t>company</w:t>
-      </w:r>
-      <w:proofErr w:type="gramEnd"/>
-      <w:r>
-        <w:rPr>
-          <w:rFonts w:ascii="Calibri Light" w:eastAsia="Cambria" w:hAnsi="Calibri Light" w:cs="Calibri Light"/>
-          <w:bCs/>
-          <w:sz w:val="19"/>
-          <w:szCs w:val="19"/>
-          <w:lang w:val="en-CA"/>
-        </w:rPr>
-        <w:t>_province</w:t>
-      </w:r>
-      <w:proofErr w:type="spellEnd"/>
-      <w:r>
-        <w:rPr>
-          <w:rFonts w:ascii="Calibri Light" w:eastAsia="Cambria" w:hAnsi="Calibri Light" w:cs="Calibri Light"/>
-          <w:bCs/>
-          <w:sz w:val="19"/>
-          <w:szCs w:val="19"/>
-          <w:lang w:val="en-CA"/>
-        </w:rPr>
-        <w:t xml:space="preserve"> }}</w:t>
+        <w:t>{{ company_city }}, {{ company_province }}</w:t>
       </w:r>
       <w:r>
         <w:rPr>
@@ -334,72 +83,7 @@
           <w:lang w:val="en-CA"/>
         </w:rPr>
         <w:br/>
-      </w:r>
-      <w:proofErr w:type="gramStart"/>
-      <w:r>
-        <w:rPr>
-          <w:rFonts w:ascii="Calibri Light" w:eastAsia="Cambria" w:hAnsi="Calibri Light" w:cs="Calibri Light"/>
-          <w:bCs/>
-          <w:sz w:val="19"/>
-          <w:szCs w:val="19"/>
-          <w:lang w:val="en-CA"/>
-        </w:rPr>
-        <w:t xml:space="preserve">{{ </w:t>
-      </w:r>
-      <w:proofErr w:type="spellStart"/>
-      <w:r>
-        <w:rPr>
-          <w:rFonts w:ascii="Calibri Light" w:eastAsia="Cambria" w:hAnsi="Calibri Light" w:cs="Calibri Light"/>
-          <w:bCs/>
-          <w:sz w:val="19"/>
-          <w:szCs w:val="19"/>
-          <w:lang w:val="en-CA"/>
-        </w:rPr>
-        <w:t>company</w:t>
-      </w:r>
-      <w:proofErr w:type="gramEnd"/>
-      <w:r>
-        <w:rPr>
-          <w:rFonts w:ascii="Calibri Light" w:eastAsia="Cambria" w:hAnsi="Calibri Light" w:cs="Calibri Light"/>
-          <w:bCs/>
-          <w:sz w:val="19"/>
-          <w:szCs w:val="19"/>
-          <w:lang w:val="en-CA"/>
-        </w:rPr>
-        <w:t>_</w:t>
-      </w:r>
-      <w:proofErr w:type="gramStart"/>
-      <w:r>
-        <w:rPr>
-          <w:rFonts w:ascii="Calibri Light" w:eastAsia="Cambria" w:hAnsi="Calibri Light" w:cs="Calibri Light"/>
-          <w:bCs/>
-          <w:sz w:val="19"/>
-          <w:szCs w:val="19"/>
-          <w:lang w:val="en-CA"/>
-        </w:rPr>
-        <w:t>postal</w:t>
-      </w:r>
-      <w:proofErr w:type="spellEnd"/>
-      <w:r>
-        <w:rPr>
-          <w:rFonts w:ascii="Calibri Light" w:eastAsia="Cambria" w:hAnsi="Calibri Light" w:cs="Calibri Light"/>
-          <w:bCs/>
-          <w:sz w:val="19"/>
-          <w:szCs w:val="19"/>
-          <w:lang w:val="en-CA"/>
-        </w:rPr>
-        <w:t xml:space="preserve"> }</w:t>
-      </w:r>
-      <w:proofErr w:type="gramEnd"/>
-      <w:r>
-        <w:rPr>
-          <w:rFonts w:ascii="Calibri Light" w:eastAsia="Cambria" w:hAnsi="Calibri Light" w:cs="Calibri Light"/>
-          <w:bCs/>
-          <w:sz w:val="19"/>
-          <w:szCs w:val="19"/>
-          <w:lang w:val="en-CA"/>
-        </w:rPr>
-        <w:t>}</w:t>
+        <w:t>{{ company_postal }}</w:t>
       </w:r>
     </w:p>
     <w:p>
@@ -431,71 +115,15 @@
         </w:rPr>
         <w:t xml:space="preserve">Dear </w:t>
       </w:r>
-      <w:proofErr w:type="gramStart"/>
-      <w:r>
-        <w:rPr>
-          <w:rFonts w:ascii="Calibri Light" w:eastAsia="Cambria" w:hAnsi="Calibri Light" w:cs="Calibri Light"/>
-          <w:bCs/>
-          <w:sz w:val="19"/>
-          <w:szCs w:val="19"/>
-          <w:lang w:val="en-CA"/>
-        </w:rPr>
-        <w:t xml:space="preserve">{{ </w:t>
-      </w:r>
-      <w:proofErr w:type="spellStart"/>
-      <w:r>
-        <w:rPr>
-          <w:rFonts w:ascii="Calibri Light" w:eastAsia="Cambria" w:hAnsi="Calibri Light" w:cs="Calibri Light"/>
-          <w:bCs/>
-          <w:sz w:val="19"/>
-          <w:szCs w:val="19"/>
-          <w:lang w:val="en-CA"/>
-        </w:rPr>
-        <w:t>letter</w:t>
-      </w:r>
-      <w:proofErr w:type="gramEnd"/>
-      <w:r>
-        <w:rPr>
-          <w:rFonts w:ascii="Calibri Light" w:eastAsia="Cambria" w:hAnsi="Calibri Light" w:cs="Calibri Light"/>
-          <w:bCs/>
-          <w:sz w:val="19"/>
-          <w:szCs w:val="19"/>
-          <w:lang w:val="en-CA"/>
-        </w:rPr>
-        <w:t>_</w:t>
-      </w:r>
-      <w:proofErr w:type="gramStart"/>
-      <w:r>
-        <w:rPr>
-          <w:rFonts w:ascii="Calibri Light" w:eastAsia="Cambria" w:hAnsi="Calibri Light" w:cs="Calibri Light"/>
-          <w:bCs/>
-          <w:sz w:val="19"/>
-          <w:szCs w:val="19"/>
-          <w:lang w:val="en-CA"/>
-        </w:rPr>
-        <w:t>addressee</w:t>
-      </w:r>
-      <w:proofErr w:type="spellEnd"/>
-      <w:r>
-        <w:rPr>
-          <w:rFonts w:ascii="Calibri Light" w:eastAsia="Cambria" w:hAnsi="Calibri Light" w:cs="Calibri Light"/>
-          <w:bCs/>
-          <w:sz w:val="19"/>
-          <w:szCs w:val="19"/>
-          <w:lang w:val="en-CA"/>
-        </w:rPr>
-        <w:t xml:space="preserve"> }</w:t>
-      </w:r>
-      <w:proofErr w:type="gramEnd"/>
-      <w:r>
-        <w:rPr>
-          <w:rFonts w:ascii="Calibri Light" w:eastAsia="Cambria" w:hAnsi="Calibri Light" w:cs="Calibri Light"/>
-          <w:bCs/>
-          <w:sz w:val="19"/>
-          <w:szCs w:val="19"/>
-          <w:lang w:val="en-CA"/>
-        </w:rPr>
-        <w:t>}</w:t>
+      <w:r>
+        <w:rPr>
+          <w:rFonts w:ascii="Calibri Light" w:eastAsia="Cambria" w:hAnsi="Calibri Light" w:cs="Calibri Light"/>
+          <w:bCs/>
+          <w:sz w:val="19"/>
+          <w:szCs w:val="19"/>
+          <w:lang w:val="en-CA"/>
+        </w:rPr>
+        <w:t>{{ letter_addressee }}</w:t>
       </w:r>
       <w:r>
         <w:rPr>
@@ -568,157 +196,35 @@
         </w:rPr>
         <w:t xml:space="preserve"> </w:t>
       </w:r>
-      <w:proofErr w:type="gramStart"/>
-      <w:r>
-        <w:rPr>
-          <w:rFonts w:ascii="Calibri Light" w:eastAsia="Cambria" w:hAnsi="Calibri Light" w:cs="Calibri Light"/>
-          <w:bCs/>
-          <w:sz w:val="19"/>
-          <w:szCs w:val="19"/>
-          <w:lang w:val="en-CA"/>
-        </w:rPr>
-        <w:t xml:space="preserve">{{ </w:t>
-      </w:r>
-      <w:proofErr w:type="spellStart"/>
-      <w:r>
-        <w:rPr>
-          <w:rFonts w:ascii="Calibri Light" w:eastAsia="Cambria" w:hAnsi="Calibri Light" w:cs="Calibri Light"/>
-          <w:bCs/>
-          <w:sz w:val="19"/>
-          <w:szCs w:val="19"/>
-          <w:lang w:val="en-CA"/>
-        </w:rPr>
-        <w:t>position</w:t>
-      </w:r>
-      <w:proofErr w:type="gramEnd"/>
-      <w:r>
-        <w:rPr>
-          <w:rFonts w:ascii="Calibri Light" w:eastAsia="Cambria" w:hAnsi="Calibri Light" w:cs="Calibri Light"/>
-          <w:bCs/>
-          <w:sz w:val="19"/>
-          <w:szCs w:val="19"/>
-          <w:lang w:val="en-CA"/>
-        </w:rPr>
-        <w:t>_</w:t>
-      </w:r>
-      <w:proofErr w:type="gramStart"/>
-      <w:r>
-        <w:rPr>
-          <w:rFonts w:ascii="Calibri Light" w:eastAsia="Cambria" w:hAnsi="Calibri Light" w:cs="Calibri Light"/>
-          <w:bCs/>
-          <w:sz w:val="19"/>
-          <w:szCs w:val="19"/>
-          <w:lang w:val="en-CA"/>
-        </w:rPr>
-        <w:t>name</w:t>
-      </w:r>
-      <w:proofErr w:type="spellEnd"/>
-      <w:r>
-        <w:rPr>
-          <w:rFonts w:ascii="Calibri Light" w:eastAsia="Cambria" w:hAnsi="Calibri Light" w:cs="Calibri Light"/>
-          <w:bCs/>
-          <w:sz w:val="19"/>
-          <w:szCs w:val="19"/>
-          <w:lang w:val="en-CA"/>
-        </w:rPr>
-        <w:t xml:space="preserve"> }</w:t>
-      </w:r>
-      <w:proofErr w:type="gramEnd"/>
-      <w:r>
-        <w:rPr>
-          <w:rFonts w:ascii="Calibri Light" w:eastAsia="Cambria" w:hAnsi="Calibri Light" w:cs="Calibri Light"/>
-          <w:bCs/>
-          <w:sz w:val="19"/>
-          <w:szCs w:val="19"/>
-          <w:lang w:val="en-CA"/>
-        </w:rPr>
-        <w:t>}</w:t>
-      </w:r>
-      <w:r>
-        <w:rPr>
-          <w:rFonts w:ascii="Calibri Light" w:eastAsia="Cambria" w:hAnsi="Calibri Light" w:cs="Calibri Light"/>
-          <w:bCs/>
-          <w:sz w:val="19"/>
-          <w:szCs w:val="19"/>
-          <w:lang w:val="en-CA"/>
-        </w:rPr>
-        <w:t xml:space="preserve"> position </w:t>
-      </w:r>
-      <w:proofErr w:type="gramStart"/>
-      <w:r>
-        <w:rPr>
-          <w:rFonts w:ascii="Calibri Light" w:eastAsia="Cambria" w:hAnsi="Calibri Light" w:cs="Calibri Light"/>
-          <w:bCs/>
-          <w:sz w:val="19"/>
-          <w:szCs w:val="19"/>
-          <w:lang w:val="en-CA"/>
-        </w:rPr>
-        <w:t xml:space="preserve">with </w:t>
-      </w:r>
-      <w:r>
-        <w:rPr>
-          <w:rFonts w:ascii="Calibri Light" w:eastAsia="Cambria" w:hAnsi="Calibri Light" w:cs="Calibri Light"/>
-          <w:bCs/>
-          <w:sz w:val="19"/>
-          <w:szCs w:val="19"/>
-          <w:lang w:val="en-CA"/>
-        </w:rPr>
-        <w:t xml:space="preserve"> {{ </w:t>
-      </w:r>
-      <w:proofErr w:type="spellStart"/>
-      <w:r>
-        <w:rPr>
-          <w:rFonts w:ascii="Calibri Light" w:eastAsia="Cambria" w:hAnsi="Calibri Light" w:cs="Calibri Light"/>
-          <w:bCs/>
-          <w:sz w:val="19"/>
-          <w:szCs w:val="19"/>
-          <w:lang w:val="en-CA"/>
-        </w:rPr>
-        <w:t>company</w:t>
-      </w:r>
-      <w:proofErr w:type="gramEnd"/>
-      <w:r>
-        <w:rPr>
-          <w:rFonts w:ascii="Calibri Light" w:eastAsia="Cambria" w:hAnsi="Calibri Light" w:cs="Calibri Light"/>
-          <w:bCs/>
-          <w:sz w:val="19"/>
-          <w:szCs w:val="19"/>
-          <w:lang w:val="en-CA"/>
-        </w:rPr>
-        <w:t>_</w:t>
-      </w:r>
-      <w:proofErr w:type="gramStart"/>
-      <w:r>
-        <w:rPr>
-          <w:rFonts w:ascii="Calibri Light" w:eastAsia="Cambria" w:hAnsi="Calibri Light" w:cs="Calibri Light"/>
-          <w:bCs/>
-          <w:sz w:val="19"/>
-          <w:szCs w:val="19"/>
-          <w:lang w:val="en-CA"/>
-        </w:rPr>
-        <w:t>name</w:t>
-      </w:r>
-      <w:proofErr w:type="spellEnd"/>
-      <w:r>
-        <w:rPr>
-          <w:rFonts w:ascii="Calibri Light" w:eastAsia="Cambria" w:hAnsi="Calibri Light" w:cs="Calibri Light"/>
-          <w:bCs/>
-          <w:sz w:val="19"/>
-          <w:szCs w:val="19"/>
-          <w:lang w:val="en-CA"/>
-        </w:rPr>
-        <w:t xml:space="preserve"> }</w:t>
-      </w:r>
-      <w:proofErr w:type="gramEnd"/>
-      <w:r>
-        <w:rPr>
-          <w:rFonts w:ascii="Calibri Light" w:eastAsia="Cambria" w:hAnsi="Calibri Light" w:cs="Calibri Light"/>
-          <w:bCs/>
-          <w:sz w:val="19"/>
-          <w:szCs w:val="19"/>
-          <w:lang w:val="en-CA"/>
-        </w:rPr>
-        <w:t>}</w:t>
+      <w:r>
+        <w:rPr>
+          <w:rFonts w:ascii="Calibri Light" w:eastAsia="Cambria" w:hAnsi="Calibri Light" w:cs="Calibri Light"/>
+          <w:bCs/>
+          <w:sz w:val="19"/>
+          <w:szCs w:val="19"/>
+          <w:lang w:val="en-CA"/>
+        </w:rPr>
+        <w:t>{{ position_name }}</w:t>
+      </w:r>
+      <w:r>
+        <w:rPr>
+          <w:rFonts w:ascii="Calibri Light" w:eastAsia="Cambria" w:hAnsi="Calibri Light" w:cs="Calibri Light"/>
+          <w:bCs/>
+          <w:sz w:val="19"/>
+          <w:szCs w:val="19"/>
+          <w:lang w:val="en-CA"/>
+        </w:rPr>
+        <w:t xml:space="preserve"> position with </w:t>
+      </w:r>
+      <w:r>
+        <w:rPr>
+          <w:rFonts w:ascii="Calibri Light" w:eastAsia="Cambria" w:hAnsi="Calibri Light" w:cs="Calibri Light"/>
+          <w:bCs/>
+          <w:sz w:val="19"/>
+          <w:szCs w:val="19"/>
+          <w:lang w:val="en-CA"/>
+        </w:rPr>
+        <w:t xml:space="preserve"> {{ company_name }}</w:t>
       </w:r>
       <w:r>
         <w:rPr>
@@ -850,71 +356,15 @@
         </w:rPr>
         <w:t xml:space="preserve">appreciate </w:t>
       </w:r>
-      <w:proofErr w:type="gramStart"/>
-      <w:r>
-        <w:rPr>
-          <w:rFonts w:ascii="Calibri Light" w:eastAsia="Cambria" w:hAnsi="Calibri Light" w:cs="Calibri Light"/>
-          <w:bCs/>
-          <w:sz w:val="19"/>
-          <w:szCs w:val="19"/>
-          <w:lang w:val="en-CA"/>
-        </w:rPr>
-        <w:t xml:space="preserve">{{ </w:t>
-      </w:r>
-      <w:proofErr w:type="spellStart"/>
-      <w:r>
-        <w:rPr>
-          <w:rFonts w:ascii="Calibri Light" w:eastAsia="Cambria" w:hAnsi="Calibri Light" w:cs="Calibri Light"/>
-          <w:bCs/>
-          <w:sz w:val="19"/>
-          <w:szCs w:val="19"/>
-          <w:lang w:val="en-CA"/>
-        </w:rPr>
-        <w:t>mission</w:t>
-      </w:r>
-      <w:proofErr w:type="gramEnd"/>
-      <w:r>
-        <w:rPr>
-          <w:rFonts w:ascii="Calibri Light" w:eastAsia="Cambria" w:hAnsi="Calibri Light" w:cs="Calibri Light"/>
-          <w:bCs/>
-          <w:sz w:val="19"/>
-          <w:szCs w:val="19"/>
-          <w:lang w:val="en-CA"/>
-        </w:rPr>
-        <w:t>_</w:t>
-      </w:r>
-      <w:proofErr w:type="gramStart"/>
-      <w:r>
-        <w:rPr>
-          <w:rFonts w:ascii="Calibri Light" w:eastAsia="Cambria" w:hAnsi="Calibri Light" w:cs="Calibri Light"/>
-          <w:bCs/>
-          <w:sz w:val="19"/>
-          <w:szCs w:val="19"/>
-          <w:lang w:val="en-CA"/>
-        </w:rPr>
-        <w:t>statement</w:t>
-      </w:r>
-      <w:proofErr w:type="spellEnd"/>
-      <w:r>
-        <w:rPr>
-          <w:rFonts w:ascii="Calibri Light" w:eastAsia="Cambria" w:hAnsi="Calibri Light" w:cs="Calibri Light"/>
-          <w:bCs/>
-          <w:sz w:val="19"/>
-          <w:szCs w:val="19"/>
-          <w:lang w:val="en-CA"/>
-        </w:rPr>
-        <w:t xml:space="preserve"> }</w:t>
-      </w:r>
-      <w:proofErr w:type="gramEnd"/>
-      <w:r>
-        <w:rPr>
-          <w:rFonts w:ascii="Calibri Light" w:eastAsia="Cambria" w:hAnsi="Calibri Light" w:cs="Calibri Light"/>
-          <w:bCs/>
-          <w:sz w:val="19"/>
-          <w:szCs w:val="19"/>
-          <w:lang w:val="en-CA"/>
-        </w:rPr>
-        <w:t>}</w:t>
+      <w:r>
+        <w:rPr>
+          <w:rFonts w:ascii="Calibri Light" w:eastAsia="Cambria" w:hAnsi="Calibri Light" w:cs="Calibri Light"/>
+          <w:bCs/>
+          <w:sz w:val="19"/>
+          <w:szCs w:val="19"/>
+          <w:lang w:val="en-CA"/>
+        </w:rPr>
+        <w:t>{{ mission_statement }}</w:t>
       </w:r>
       <w:r>
         <w:rPr>
@@ -1044,115 +494,27 @@
           <w:szCs w:val="19"/>
           <w:lang w:val="en-CA"/>
         </w:rPr>
-        <w:t xml:space="preserve"> </w:t>
-      </w:r>
-      <w:proofErr w:type="gramStart"/>
-      <w:r>
-        <w:rPr>
-          <w:rFonts w:ascii="Calibri Light" w:eastAsia="Cambria" w:hAnsi="Calibri Light" w:cs="Calibri Light"/>
-          <w:bCs/>
-          <w:sz w:val="19"/>
-          <w:szCs w:val="19"/>
-          <w:lang w:val="en-CA"/>
-        </w:rPr>
-        <w:t xml:space="preserve">{{ </w:t>
-      </w:r>
-      <w:proofErr w:type="spellStart"/>
-      <w:r>
-        <w:rPr>
-          <w:rFonts w:ascii="Calibri Light" w:eastAsia="Cambria" w:hAnsi="Calibri Light" w:cs="Calibri Light"/>
-          <w:bCs/>
-          <w:sz w:val="19"/>
-          <w:szCs w:val="19"/>
-          <w:lang w:val="en-CA"/>
-        </w:rPr>
-        <w:t>company</w:t>
-      </w:r>
-      <w:proofErr w:type="gramEnd"/>
-      <w:r>
-        <w:rPr>
-          <w:rFonts w:ascii="Calibri Light" w:eastAsia="Cambria" w:hAnsi="Calibri Light" w:cs="Calibri Light"/>
-          <w:bCs/>
-          <w:sz w:val="19"/>
-          <w:szCs w:val="19"/>
-          <w:lang w:val="en-CA"/>
-        </w:rPr>
-        <w:t>_</w:t>
-      </w:r>
-      <w:proofErr w:type="gramStart"/>
-      <w:r>
-        <w:rPr>
-          <w:rFonts w:ascii="Calibri Light" w:eastAsia="Cambria" w:hAnsi="Calibri Light" w:cs="Calibri Light"/>
-          <w:bCs/>
-          <w:sz w:val="19"/>
-          <w:szCs w:val="19"/>
-          <w:lang w:val="en-CA"/>
-        </w:rPr>
-        <w:t>name</w:t>
-      </w:r>
-      <w:proofErr w:type="spellEnd"/>
-      <w:r>
-        <w:rPr>
-          <w:rFonts w:ascii="Calibri Light" w:eastAsia="Cambria" w:hAnsi="Calibri Light" w:cs="Calibri Light"/>
-          <w:bCs/>
-          <w:sz w:val="19"/>
-          <w:szCs w:val="19"/>
-          <w:lang w:val="en-CA"/>
-        </w:rPr>
-        <w:t xml:space="preserve"> }}s</w:t>
-      </w:r>
-      <w:proofErr w:type="gramEnd"/>
-      <w:r>
-        <w:rPr>
-          <w:rFonts w:ascii="Calibri Light" w:eastAsia="Cambria" w:hAnsi="Calibri Light" w:cs="Calibri Light"/>
-          <w:bCs/>
-          <w:sz w:val="19"/>
-          <w:szCs w:val="19"/>
-          <w:lang w:val="en-CA"/>
-        </w:rPr>
-        <w:t>’</w:t>
-      </w:r>
-      <w:r>
-        <w:rPr>
-          <w:rFonts w:ascii="Calibri Light" w:eastAsia="Cambria" w:hAnsi="Calibri Light" w:cs="Calibri Light"/>
-          <w:bCs/>
-          <w:sz w:val="19"/>
-          <w:szCs w:val="19"/>
-          <w:lang w:val="en-CA"/>
-        </w:rPr>
-        <w:t xml:space="preserve"> </w:t>
-      </w:r>
-      <w:proofErr w:type="gramStart"/>
-      <w:r>
-        <w:rPr>
-          <w:rFonts w:ascii="Calibri Light" w:eastAsia="Cambria" w:hAnsi="Calibri Light" w:cs="Calibri Light"/>
-          <w:bCs/>
-          <w:sz w:val="19"/>
-          <w:szCs w:val="19"/>
-          <w:lang w:val="en-CA"/>
-        </w:rPr>
-        <w:t>platforms,</w:t>
-      </w:r>
-      <w:r>
-        <w:rPr>
-          <w:rFonts w:ascii="Calibri Light" w:eastAsia="Cambria" w:hAnsi="Calibri Light" w:cs="Calibri Light"/>
-          <w:bCs/>
-          <w:sz w:val="19"/>
-          <w:szCs w:val="19"/>
-          <w:lang w:val="en-CA"/>
-        </w:rPr>
-        <w:t xml:space="preserve"> and</w:t>
-      </w:r>
-      <w:proofErr w:type="gramEnd"/>
-      <w:r>
-        <w:rPr>
-          <w:rFonts w:ascii="Calibri Light" w:eastAsia="Cambria" w:hAnsi="Calibri Light" w:cs="Calibri Light"/>
-          <w:bCs/>
-          <w:sz w:val="19"/>
-          <w:szCs w:val="19"/>
-          <w:lang w:val="en-CA"/>
-        </w:rPr>
-        <w:t xml:space="preserve"> thrive in a dynamic work environment.</w:t>
+        <w:t xml:space="preserve"> {{ company_name }}s’</w:t>
+      </w:r>
+      <w:r>
+        <w:rPr>
+          <w:rFonts w:ascii="Calibri Light" w:eastAsia="Cambria" w:hAnsi="Calibri Light" w:cs="Calibri Light"/>
+          <w:bCs/>
+          <w:sz w:val="19"/>
+          <w:szCs w:val="19"/>
+          <w:lang w:val="en-CA"/>
+        </w:rPr>
+        <w:t xml:space="preserve"> platforms,</w:t>
+      </w:r>
+      <w:r>
+        <w:rPr>
+          <w:rFonts w:ascii="Calibri Light" w:eastAsia="Cambria" w:hAnsi="Calibri Light" w:cs="Calibri Light"/>
+          <w:bCs/>
+          <w:sz w:val="19"/>
+          <w:szCs w:val="19"/>
+          <w:lang w:val="en-CA"/>
+        </w:rPr>
+        <w:t xml:space="preserve"> and thrive in a dynamic work environment.</w:t>
       </w:r>
       <w:r>
         <w:rPr>
@@ -1213,7 +575,27 @@
           <w:szCs w:val="19"/>
           <w:lang w:val="en-CA"/>
         </w:rPr>
-        <w:t xml:space="preserve">Currently, I am gaining practical experience as an Information Technology Analyst Co-op Student with Shared Service Canada, where I </w:t>
+        <w:t xml:space="preserve">Currently, I am gaining practical experience as an Information Technology Analyst Co-op Student with Shared </w:t>
+      </w:r>
+      <w:r>
+        <w:rPr>
+          <w:rFonts w:ascii="Calibri Light" w:eastAsia="Cambria" w:hAnsi="Calibri Light" w:cs="Calibri Light"/>
+          <w:bCs/>
+          <w:sz w:val="19"/>
+          <w:szCs w:val="19"/>
+          <w:lang w:val="en-CA"/>
+        </w:rPr>
+        <w:t>Services</w:t>
+      </w:r>
+      <w:r>
+        <w:rPr>
+          <w:rFonts w:ascii="Calibri Light" w:eastAsia="Cambria" w:hAnsi="Calibri Light" w:cs="Calibri Light"/>
+          <w:bCs/>
+          <w:sz w:val="19"/>
+          <w:szCs w:val="19"/>
+          <w:lang w:val="en-CA"/>
+        </w:rPr>
+        <w:t xml:space="preserve"> Canada, where I </w:t>
       </w:r>
       <w:r>
         <w:rPr>
@@ -1533,29 +915,7 @@
           <w:szCs w:val="19"/>
           <w:lang w:val="en-CA"/>
         </w:rPr>
-        <w:t xml:space="preserve">scaled </w:t>
-      </w:r>
-      <w:proofErr w:type="spellStart"/>
-      <w:r>
-        <w:rPr>
-          <w:rFonts w:ascii="Calibri Light" w:eastAsia="Cambria" w:hAnsi="Calibri Light" w:cs="Calibri Light"/>
-          <w:bCs/>
-          <w:sz w:val="19"/>
-          <w:szCs w:val="19"/>
-          <w:lang w:val="en-CA"/>
-        </w:rPr>
-        <w:t>SipLy</w:t>
-      </w:r>
-      <w:proofErr w:type="spellEnd"/>
-      <w:r>
-        <w:rPr>
-          <w:rFonts w:ascii="Calibri Light" w:eastAsia="Cambria" w:hAnsi="Calibri Light" w:cs="Calibri Light"/>
-          <w:bCs/>
-          <w:sz w:val="19"/>
-          <w:szCs w:val="19"/>
-          <w:lang w:val="en-CA"/>
-        </w:rPr>
-        <w:t xml:space="preserve"> from an academic Java-based </w:t>
+        <w:t xml:space="preserve">scaled SipLy from an academic Java-based </w:t>
       </w:r>
       <w:r>
         <w:rPr>
@@ -1705,29 +1065,7 @@
           <w:szCs w:val="19"/>
           <w:lang w:val="en-CA"/>
         </w:rPr>
-        <w:t xml:space="preserve">. Through </w:t>
-      </w:r>
-      <w:proofErr w:type="spellStart"/>
-      <w:r>
-        <w:rPr>
-          <w:rFonts w:ascii="Calibri Light" w:eastAsia="Cambria" w:hAnsi="Calibri Light" w:cs="Calibri Light"/>
-          <w:bCs/>
-          <w:sz w:val="19"/>
-          <w:szCs w:val="19"/>
-          <w:lang w:val="en-CA"/>
-        </w:rPr>
-        <w:t>SipLy</w:t>
-      </w:r>
-      <w:proofErr w:type="spellEnd"/>
-      <w:r>
-        <w:rPr>
-          <w:rFonts w:ascii="Calibri Light" w:eastAsia="Cambria" w:hAnsi="Calibri Light" w:cs="Calibri Light"/>
-          <w:bCs/>
-          <w:sz w:val="19"/>
-          <w:szCs w:val="19"/>
-          <w:lang w:val="en-CA"/>
-        </w:rPr>
-        <w:t xml:space="preserve">, I also learnt the fundamentals of </w:t>
+        <w:t xml:space="preserve">. Through SipLy, I also learnt the fundamentals of </w:t>
       </w:r>
       <w:r>
         <w:rPr>
@@ -1817,29 +1155,7 @@
           <w:szCs w:val="19"/>
           <w:lang w:val="en-CA"/>
         </w:rPr>
-        <w:t xml:space="preserve"> and </w:t>
-      </w:r>
-      <w:proofErr w:type="spellStart"/>
-      <w:r>
-        <w:rPr>
-          <w:rFonts w:ascii="Calibri Light" w:eastAsia="Cambria" w:hAnsi="Calibri Light" w:cs="Calibri Light"/>
-          <w:bCs/>
-          <w:sz w:val="19"/>
-          <w:szCs w:val="19"/>
-          <w:lang w:val="en-CA"/>
-        </w:rPr>
-        <w:t>BCrypt</w:t>
-      </w:r>
-      <w:proofErr w:type="spellEnd"/>
-      <w:r>
-        <w:rPr>
-          <w:rFonts w:ascii="Calibri Light" w:eastAsia="Cambria" w:hAnsi="Calibri Light" w:cs="Calibri Light"/>
-          <w:bCs/>
-          <w:sz w:val="19"/>
-          <w:szCs w:val="19"/>
-          <w:lang w:val="en-CA"/>
-        </w:rPr>
-        <w:t>.</w:t>
+        <w:t xml:space="preserve"> and BCrypt.</w:t>
       </w:r>
       <w:r>
         <w:rPr>
@@ -1879,29 +1195,7 @@
           <w:szCs w:val="19"/>
           <w:lang w:val="en-CA"/>
         </w:rPr>
-        <w:t xml:space="preserve">Spring AI with </w:t>
-      </w:r>
-      <w:proofErr w:type="spellStart"/>
-      <w:r>
-        <w:rPr>
-          <w:rFonts w:ascii="Calibri Light" w:eastAsia="Cambria" w:hAnsi="Calibri Light" w:cs="Calibri Light"/>
-          <w:bCs/>
-          <w:sz w:val="19"/>
-          <w:szCs w:val="19"/>
-          <w:lang w:val="en-CA"/>
-        </w:rPr>
-        <w:t>Groq</w:t>
-      </w:r>
-      <w:proofErr w:type="spellEnd"/>
-      <w:r>
-        <w:rPr>
-          <w:rFonts w:ascii="Calibri Light" w:eastAsia="Cambria" w:hAnsi="Calibri Light" w:cs="Calibri Light"/>
-          <w:bCs/>
-          <w:sz w:val="19"/>
-          <w:szCs w:val="19"/>
-          <w:lang w:val="en-CA"/>
-        </w:rPr>
-        <w:t xml:space="preserve"> to deliver personalized recommendations. </w:t>
+        <w:t xml:space="preserve">Spring AI with Groq to deliver personalized recommendations. </w:t>
       </w:r>
       <w:r>
         <w:rPr>
@@ -1913,49 +1207,15 @@
         </w:rPr>
         <w:t xml:space="preserve">Furthermore, I have also built </w:t>
       </w:r>
-      <w:proofErr w:type="spellStart"/>
-      <w:r>
-        <w:rPr>
-          <w:rFonts w:ascii="Calibri Light" w:eastAsia="Cambria" w:hAnsi="Calibri Light" w:cs="Calibri Light"/>
-          <w:bCs/>
-          <w:sz w:val="19"/>
-          <w:szCs w:val="19"/>
-          <w:lang w:val="en-CA"/>
-        </w:rPr>
-        <w:t>AniMori</w:t>
-      </w:r>
-      <w:proofErr w:type="spellEnd"/>
-      <w:r>
-        <w:rPr>
-          <w:rFonts w:ascii="Calibri Light" w:eastAsia="Cambria" w:hAnsi="Calibri Light" w:cs="Calibri Light"/>
-          <w:bCs/>
-          <w:sz w:val="19"/>
-          <w:szCs w:val="19"/>
-          <w:lang w:val="en-CA"/>
-        </w:rPr>
-        <w:t xml:space="preserve">, a desktop anime-tracking application, powered by </w:t>
-      </w:r>
-      <w:proofErr w:type="spellStart"/>
-      <w:r>
-        <w:rPr>
-          <w:rFonts w:ascii="Calibri Light" w:eastAsia="Cambria" w:hAnsi="Calibri Light" w:cs="Calibri Light"/>
-          <w:bCs/>
-          <w:sz w:val="19"/>
-          <w:szCs w:val="19"/>
-          <w:lang w:val="en-CA"/>
-        </w:rPr>
-        <w:t>ElectronJS</w:t>
-      </w:r>
-      <w:proofErr w:type="spellEnd"/>
-      <w:r>
-        <w:rPr>
-          <w:rFonts w:ascii="Calibri Light" w:eastAsia="Cambria" w:hAnsi="Calibri Light" w:cs="Calibri Light"/>
-          <w:bCs/>
-          <w:sz w:val="19"/>
-          <w:szCs w:val="19"/>
-          <w:lang w:val="en-CA"/>
-        </w:rPr>
-        <w:t xml:space="preserve"> and React for the frontend, and </w:t>
+      <w:r>
+        <w:rPr>
+          <w:rFonts w:ascii="Calibri Light" w:eastAsia="Cambria" w:hAnsi="Calibri Light" w:cs="Calibri Light"/>
+          <w:bCs/>
+          <w:sz w:val="19"/>
+          <w:szCs w:val="19"/>
+          <w:lang w:val="en-CA"/>
+        </w:rPr>
+        <w:t xml:space="preserve">AniMori, a desktop anime-tracking application, powered by ElectronJS and React for the frontend, and </w:t>
       </w:r>
       <w:r>
         <w:rPr>
@@ -1975,39 +1235,7 @@
           <w:szCs w:val="19"/>
           <w:lang w:val="en-CA"/>
         </w:rPr>
-        <w:t xml:space="preserve">For </w:t>
-      </w:r>
-      <w:proofErr w:type="spellStart"/>
-      <w:r>
-        <w:rPr>
-          <w:rFonts w:ascii="Calibri Light" w:eastAsia="Cambria" w:hAnsi="Calibri Light" w:cs="Calibri Light"/>
-          <w:bCs/>
-          <w:sz w:val="19"/>
-          <w:szCs w:val="19"/>
-          <w:lang w:val="en-CA"/>
-        </w:rPr>
-        <w:t>AniMoris</w:t>
-      </w:r>
-      <w:proofErr w:type="spellEnd"/>
-      <w:r>
-        <w:rPr>
-          <w:rFonts w:ascii="Calibri Light" w:eastAsia="Cambria" w:hAnsi="Calibri Light" w:cs="Calibri Light"/>
-          <w:bCs/>
-          <w:sz w:val="19"/>
-          <w:szCs w:val="19"/>
-          <w:lang w:val="en-CA"/>
-        </w:rPr>
-        <w:t xml:space="preserve">’ backend, </w:t>
-      </w:r>
-      <w:r>
-        <w:rPr>
-          <w:rFonts w:ascii="Calibri Light" w:eastAsia="Cambria" w:hAnsi="Calibri Light" w:cs="Calibri Light"/>
-          <w:bCs/>
-          <w:sz w:val="19"/>
-          <w:szCs w:val="19"/>
-          <w:lang w:val="en-CA"/>
-        </w:rPr>
-        <w:t>I implemented a lightweight relational database schema to manage anime entries and watch statuses, successfully integrating the Jikan API to automatically fetch metadata without manual entry, and wrote reusable SQL queries to handle common CRUD operations.</w:t>
+        <w:t>For AniMoris’ backend, I implemented a lightweight relational database schema to manage anime entries and watch statuses, successfully integrating the Jikan API to automatically fetch metadata without manual entry, and wrote reusable SQL queries to handle common CRUD operations.</w:t>
       </w:r>
       <w:r>
         <w:rPr>
@@ -2236,25 +1464,7 @@
           <w:sz w:val="19"/>
           <w:szCs w:val="19"/>
         </w:rPr>
-        <w:t xml:space="preserve"> three years as a clinical </w:t>
-      </w:r>
-      <w:proofErr w:type="gramStart"/>
-      <w:r>
-        <w:rPr>
-          <w:rFonts w:ascii="Calibri Light" w:hAnsi="Calibri Light" w:cs="Calibri Light"/>
-          <w:sz w:val="19"/>
-          <w:szCs w:val="19"/>
-        </w:rPr>
-        <w:t>genetics</w:t>
-      </w:r>
-      <w:proofErr w:type="gramEnd"/>
-      <w:r>
-        <w:rPr>
-          <w:rFonts w:ascii="Calibri Light" w:hAnsi="Calibri Light" w:cs="Calibri Light"/>
-          <w:sz w:val="19"/>
-          <w:szCs w:val="19"/>
-        </w:rPr>
-        <w:t xml:space="preserve"> technologist, where I gained incredibly valuable experience with the Genome Diagnostics team at the Provincial Health Services Authority. In this high-stakes, detail-driven environment, I supported end-to-end diagnostic workflows</w:t>
+        <w:t xml:space="preserve"> three years as a clinical genetics technologist, where I gained incredibly valuable experience with the Genome Diagnostics team at the Provincial Health Services Authority. In this high-stakes, detail-driven environment, I supported end-to-end diagnostic workflows</w:t>
       </w:r>
       <w:r>
         <w:rPr>
@@ -2294,33 +1504,15 @@
           <w:sz w:val="19"/>
           <w:szCs w:val="19"/>
         </w:rPr>
-        <w:t xml:space="preserve"> I frequently liaised with interdisciplinary teams across the hospital network to ensure results were delivered to support compassionate </w:t>
-      </w:r>
-      <w:proofErr w:type="gramStart"/>
-      <w:r>
-        <w:rPr>
-          <w:rFonts w:ascii="Calibri Light" w:hAnsi="Calibri Light" w:cs="Calibri Light"/>
-          <w:sz w:val="19"/>
-          <w:szCs w:val="19"/>
-        </w:rPr>
-        <w:t>care</w:t>
-      </w:r>
-      <w:r>
-        <w:rPr>
-          <w:rFonts w:ascii="Calibri Light" w:hAnsi="Calibri Light" w:cs="Calibri Light"/>
-          <w:sz w:val="19"/>
-          <w:szCs w:val="19"/>
-        </w:rPr>
-        <w:t>, and</w:t>
-      </w:r>
-      <w:proofErr w:type="gramEnd"/>
-      <w:r>
-        <w:rPr>
-          <w:rFonts w:ascii="Calibri Light" w:hAnsi="Calibri Light" w:cs="Calibri Light"/>
-          <w:sz w:val="19"/>
-          <w:szCs w:val="19"/>
-        </w:rPr>
-        <w:t xml:space="preserve"> collaborated</w:t>
+        <w:t xml:space="preserve"> I frequently liaised with interdisciplinary teams across the hospital network to ensure results were delivered to support compassionate care</w:t>
+      </w:r>
+      <w:r>
+        <w:rPr>
+          <w:rFonts w:ascii="Calibri Light" w:hAnsi="Calibri Light" w:cs="Calibri Light"/>
+          <w:sz w:val="19"/>
+          <w:szCs w:val="19"/>
+        </w:rPr>
+        <w:t>, and collaborated</w:t>
       </w:r>
       <w:r>
         <w:rPr>
@@ -2570,43 +1762,14 @@
         </w:rPr>
         <w:t xml:space="preserve">to </w:t>
       </w:r>
-      <w:proofErr w:type="gramStart"/>
-      <w:r>
-        <w:rPr>
-          <w:rFonts w:ascii="Calibri Light" w:hAnsi="Calibri Light" w:cs="Calibri Light"/>
-          <w:sz w:val="19"/>
-          <w:szCs w:val="19"/>
-        </w:rPr>
-        <w:t xml:space="preserve">{{ </w:t>
-      </w:r>
-      <w:proofErr w:type="spellStart"/>
-      <w:r>
-        <w:rPr>
-          <w:rFonts w:ascii="Calibri Light" w:hAnsi="Calibri Light" w:cs="Calibri Light"/>
-          <w:sz w:val="19"/>
-          <w:szCs w:val="19"/>
-        </w:rPr>
-        <w:t>company</w:t>
-      </w:r>
-      <w:proofErr w:type="gramEnd"/>
-      <w:r>
-        <w:rPr>
-          <w:rFonts w:ascii="Calibri Light" w:hAnsi="Calibri Light" w:cs="Calibri Light"/>
-          <w:sz w:val="19"/>
-          <w:szCs w:val="19"/>
-        </w:rPr>
-        <w:t>_</w:t>
-      </w:r>
-      <w:proofErr w:type="gramStart"/>
-      <w:r>
-        <w:rPr>
-          <w:rFonts w:ascii="Calibri Light" w:hAnsi="Calibri Light" w:cs="Calibri Light"/>
-          <w:sz w:val="19"/>
-          <w:szCs w:val="19"/>
-        </w:rPr>
-        <w:t>name</w:t>
-      </w:r>
-      <w:proofErr w:type="spellEnd"/>
+      <w:r>
+        <w:rPr>
+          <w:rFonts w:ascii="Calibri Light" w:hAnsi="Calibri Light" w:cs="Calibri Light"/>
+          <w:sz w:val="19"/>
+          <w:szCs w:val="19"/>
+        </w:rPr>
+        <w:t>{{ company_name</w:t>
+      </w:r>
       <w:r>
         <w:rPr>
           <w:rFonts w:ascii="Calibri Light" w:hAnsi="Calibri Light" w:cs="Calibri Light"/>
@@ -2629,16 +1792,7 @@
           <w:sz w:val="19"/>
           <w:szCs w:val="19"/>
         </w:rPr>
-        <w:t>s</w:t>
-      </w:r>
-      <w:proofErr w:type="gramEnd"/>
-      <w:r>
-        <w:rPr>
-          <w:rFonts w:ascii="Calibri Light" w:hAnsi="Calibri Light" w:cs="Calibri Light"/>
-          <w:sz w:val="19"/>
-          <w:szCs w:val="19"/>
-        </w:rPr>
-        <w:t>’</w:t>
+        <w:t>s’</w:t>
       </w:r>
       <w:r>
         <w:rPr>

--- a/SWE_CoverLetterTemplate.docx
+++ b/SWE_CoverLetterTemplate.docx
@@ -705,67 +705,77 @@
           <w:szCs w:val="19"/>
           <w:lang w:val="en-CA"/>
         </w:rPr>
-        <w:t xml:space="preserve"> team, such as </w:t>
-      </w:r>
-      <w:r>
-        <w:rPr>
-          <w:rFonts w:ascii="Calibri Light" w:eastAsia="Cambria" w:hAnsi="Calibri Light" w:cs="Calibri Light"/>
-          <w:bCs/>
-          <w:sz w:val="19"/>
-          <w:szCs w:val="19"/>
-          <w:lang w:val="en-CA"/>
-        </w:rPr>
-        <w:t>interpersonal communication</w:t>
-      </w:r>
-      <w:r>
-        <w:rPr>
-          <w:rFonts w:ascii="Calibri Light" w:eastAsia="Cambria" w:hAnsi="Calibri Light" w:cs="Calibri Light"/>
-          <w:bCs/>
-          <w:sz w:val="19"/>
-          <w:szCs w:val="19"/>
-          <w:lang w:val="en-CA"/>
-        </w:rPr>
-        <w:t xml:space="preserve">, time management and </w:t>
-      </w:r>
-      <w:r>
-        <w:rPr>
-          <w:rFonts w:ascii="Calibri Light" w:eastAsia="Cambria" w:hAnsi="Calibri Light" w:cs="Calibri Light"/>
-          <w:bCs/>
-          <w:sz w:val="19"/>
-          <w:szCs w:val="19"/>
-          <w:lang w:val="en-CA"/>
-        </w:rPr>
-        <w:t>task prioritization</w:t>
-      </w:r>
-      <w:r>
-        <w:rPr>
-          <w:rFonts w:ascii="Calibri Light" w:eastAsia="Cambria" w:hAnsi="Calibri Light" w:cs="Calibri Light"/>
-          <w:bCs/>
-          <w:sz w:val="19"/>
-          <w:szCs w:val="19"/>
-          <w:lang w:val="en-CA"/>
-        </w:rPr>
-        <w:t>. In this role, I h</w:t>
-      </w:r>
-      <w:r>
-        <w:rPr>
-          <w:rFonts w:ascii="Calibri Light" w:eastAsia="Cambria" w:hAnsi="Calibri Light" w:cs="Calibri Light"/>
-          <w:bCs/>
-          <w:sz w:val="19"/>
-          <w:szCs w:val="19"/>
-          <w:lang w:val="en-CA"/>
-        </w:rPr>
-        <w:t>ope to</w:t>
-      </w:r>
-      <w:r>
-        <w:rPr>
-          <w:rFonts w:ascii="Calibri Light" w:eastAsia="Cambria" w:hAnsi="Calibri Light" w:cs="Calibri Light"/>
-          <w:bCs/>
-          <w:sz w:val="19"/>
-          <w:szCs w:val="19"/>
-          <w:lang w:val="en-CA"/>
-        </w:rPr>
-        <w:t xml:space="preserve"> identify potential opportunities for automation to streamline recurring processes and improve efficiency, building on my interest in scripting and workflow optimization.</w:t>
+        <w:t xml:space="preserve"> team. </w:t>
+      </w:r>
+      <w:r>
+        <w:rPr>
+          <w:rFonts w:ascii="Calibri Light" w:eastAsia="Cambria" w:hAnsi="Calibri Light" w:cs="Calibri Light"/>
+          <w:bCs/>
+          <w:sz w:val="19"/>
+          <w:szCs w:val="19"/>
+          <w:lang w:val="en-CA"/>
+        </w:rPr>
+        <w:t>In this role, I</w:t>
+      </w:r>
+      <w:r>
+        <w:rPr>
+          <w:rFonts w:ascii="Calibri Light" w:eastAsia="Cambria" w:hAnsi="Calibri Light" w:cs="Calibri Light"/>
+          <w:bCs/>
+          <w:sz w:val="19"/>
+          <w:szCs w:val="19"/>
+          <w:lang w:val="en-CA"/>
+        </w:rPr>
+        <w:t xml:space="preserve"> aim to</w:t>
+      </w:r>
+      <w:r>
+        <w:rPr>
+          <w:rFonts w:ascii="Calibri Light" w:eastAsia="Cambria" w:hAnsi="Calibri Light" w:cs="Calibri Light"/>
+          <w:bCs/>
+          <w:sz w:val="19"/>
+          <w:szCs w:val="19"/>
+          <w:lang w:val="en-CA"/>
+        </w:rPr>
+        <w:t xml:space="preserve"> identify potential opportunities for automation to streamline recurring processes and improve efficiency</w:t>
+      </w:r>
+      <w:r>
+        <w:rPr>
+          <w:rFonts w:ascii="Calibri Light" w:eastAsia="Cambria" w:hAnsi="Calibri Light" w:cs="Calibri Light"/>
+          <w:bCs/>
+          <w:sz w:val="19"/>
+          <w:szCs w:val="19"/>
+          <w:lang w:val="en-CA"/>
+        </w:rPr>
+        <w:t xml:space="preserve"> through scripting with JavaScript, Python and</w:t>
+      </w:r>
+      <w:r>
+        <w:rPr>
+          <w:rFonts w:ascii="Calibri Light" w:eastAsia="Cambria" w:hAnsi="Calibri Light" w:cs="Calibri Light"/>
+          <w:bCs/>
+          <w:sz w:val="19"/>
+          <w:szCs w:val="19"/>
+          <w:lang w:val="en-CA"/>
+        </w:rPr>
+        <w:t xml:space="preserve"> </w:t>
+      </w:r>
+      <w:r>
+        <w:rPr>
+          <w:rFonts w:ascii="Calibri Light" w:eastAsia="Cambria" w:hAnsi="Calibri Light" w:cs="Calibri Light"/>
+          <w:bCs/>
+          <w:sz w:val="19"/>
+          <w:szCs w:val="19"/>
+          <w:lang w:val="en-CA"/>
+        </w:rPr>
+        <w:t>PowerShell</w:t>
+      </w:r>
+      <w:r>
+        <w:rPr>
+          <w:rFonts w:ascii="Calibri Light" w:eastAsia="Cambria" w:hAnsi="Calibri Light" w:cs="Calibri Light"/>
+          <w:bCs/>
+          <w:sz w:val="19"/>
+          <w:szCs w:val="19"/>
+          <w:lang w:val="en-CA"/>
+        </w:rPr>
+        <w:t>, building on my interest in workflow optimization.</w:t>
       </w:r>
       <w:r>
         <w:rPr>

--- a/SWE_CoverLetterTemplate.docx
+++ b/SWE_CoverLetterTemplate.docx
@@ -16,27 +16,61 @@
         <w:rPr>
           <w:rFonts w:ascii="Calibri Light" w:eastAsia="Cambria" w:hAnsi="Calibri Light" w:cs="Calibri Light"/>
           <w:bCs/>
-          <w:sz w:val="19"/>
-          <w:szCs w:val="19"/>
+          <w:sz w:val="18"/>
+          <w:szCs w:val="18"/>
           <w:lang w:val="en-CA"/>
         </w:rPr>
       </w:pPr>
-      <w:r>
-        <w:rPr>
-          <w:rFonts w:ascii="Calibri Light" w:eastAsia="Cambria" w:hAnsi="Calibri Light" w:cs="Calibri Light"/>
-          <w:bCs/>
-          <w:sz w:val="19"/>
-          <w:szCs w:val="19"/>
-          <w:lang w:val="en-CA"/>
-        </w:rPr>
-        <w:t>{{ todays_date }}</w:t>
-      </w:r>
-      <w:r>
-        <w:rPr>
-          <w:rFonts w:ascii="Calibri Light" w:eastAsia="Cambria" w:hAnsi="Calibri Light" w:cs="Calibri Light"/>
-          <w:bCs/>
-          <w:sz w:val="19"/>
-          <w:szCs w:val="19"/>
+      <w:proofErr w:type="gramStart"/>
+      <w:r>
+        <w:rPr>
+          <w:rFonts w:ascii="Calibri Light" w:eastAsia="Cambria" w:hAnsi="Calibri Light" w:cs="Calibri Light"/>
+          <w:bCs/>
+          <w:sz w:val="18"/>
+          <w:szCs w:val="18"/>
+          <w:lang w:val="en-CA"/>
+        </w:rPr>
+        <w:t xml:space="preserve">{{ </w:t>
+      </w:r>
+      <w:proofErr w:type="spellStart"/>
+      <w:r>
+        <w:rPr>
+          <w:rFonts w:ascii="Calibri Light" w:eastAsia="Cambria" w:hAnsi="Calibri Light" w:cs="Calibri Light"/>
+          <w:bCs/>
+          <w:sz w:val="18"/>
+          <w:szCs w:val="18"/>
+          <w:lang w:val="en-CA"/>
+        </w:rPr>
+        <w:t>todays</w:t>
+      </w:r>
+      <w:proofErr w:type="gramEnd"/>
+      <w:r>
+        <w:rPr>
+          <w:rFonts w:ascii="Calibri Light" w:eastAsia="Cambria" w:hAnsi="Calibri Light" w:cs="Calibri Light"/>
+          <w:bCs/>
+          <w:sz w:val="18"/>
+          <w:szCs w:val="18"/>
+          <w:lang w:val="en-CA"/>
+        </w:rPr>
+        <w:t>_date</w:t>
+      </w:r>
+      <w:proofErr w:type="spellEnd"/>
+      <w:r>
+        <w:rPr>
+          <w:rFonts w:ascii="Calibri Light" w:eastAsia="Cambria" w:hAnsi="Calibri Light" w:cs="Calibri Light"/>
+          <w:bCs/>
+          <w:sz w:val="18"/>
+          <w:szCs w:val="18"/>
+          <w:lang w:val="en-CA"/>
+        </w:rPr>
+        <w:t xml:space="preserve"> }}</w:t>
+      </w:r>
+      <w:r>
+        <w:rPr>
+          <w:rFonts w:ascii="Calibri Light" w:eastAsia="Cambria" w:hAnsi="Calibri Light" w:cs="Calibri Light"/>
+          <w:bCs/>
+          <w:sz w:val="18"/>
+          <w:szCs w:val="18"/>
           <w:lang w:val="en-CA"/>
         </w:rPr>
         <w:br/>
@@ -45,45 +79,327 @@
         <w:rPr>
           <w:rFonts w:ascii="Calibri Light" w:eastAsia="Cambria" w:hAnsi="Calibri Light" w:cs="Calibri Light"/>
           <w:bCs/>
-          <w:sz w:val="19"/>
-          <w:szCs w:val="19"/>
+          <w:sz w:val="18"/>
+          <w:szCs w:val="18"/>
           <w:lang w:val="en-CA"/>
         </w:rPr>
         <w:br/>
-        <w:t>{{ company_name }}</w:t>
-      </w:r>
-      <w:r>
-        <w:rPr>
-          <w:rFonts w:ascii="Calibri Light" w:eastAsia="Cambria" w:hAnsi="Calibri Light" w:cs="Calibri Light"/>
-          <w:bCs/>
-          <w:sz w:val="19"/>
-          <w:szCs w:val="19"/>
+      </w:r>
+      <w:proofErr w:type="gramStart"/>
+      <w:r>
+        <w:rPr>
+          <w:rFonts w:ascii="Calibri Light" w:eastAsia="Cambria" w:hAnsi="Calibri Light" w:cs="Calibri Light"/>
+          <w:bCs/>
+          <w:sz w:val="18"/>
+          <w:szCs w:val="18"/>
+          <w:lang w:val="en-CA"/>
+        </w:rPr>
+        <w:t xml:space="preserve">{{ </w:t>
+      </w:r>
+      <w:proofErr w:type="spellStart"/>
+      <w:r>
+        <w:rPr>
+          <w:rFonts w:ascii="Calibri Light" w:eastAsia="Cambria" w:hAnsi="Calibri Light" w:cs="Calibri Light"/>
+          <w:bCs/>
+          <w:sz w:val="18"/>
+          <w:szCs w:val="18"/>
+          <w:lang w:val="en-CA"/>
+        </w:rPr>
+        <w:t>company</w:t>
+      </w:r>
+      <w:proofErr w:type="gramEnd"/>
+      <w:r>
+        <w:rPr>
+          <w:rFonts w:ascii="Calibri Light" w:eastAsia="Cambria" w:hAnsi="Calibri Light" w:cs="Calibri Light"/>
+          <w:bCs/>
+          <w:sz w:val="18"/>
+          <w:szCs w:val="18"/>
+          <w:lang w:val="en-CA"/>
+        </w:rPr>
+        <w:t>_name</w:t>
+      </w:r>
+      <w:proofErr w:type="spellEnd"/>
+      <w:r>
+        <w:rPr>
+          <w:rFonts w:ascii="Calibri Light" w:eastAsia="Cambria" w:hAnsi="Calibri Light" w:cs="Calibri Light"/>
+          <w:bCs/>
+          <w:sz w:val="18"/>
+          <w:szCs w:val="18"/>
+          <w:lang w:val="en-CA"/>
+        </w:rPr>
+        <w:t xml:space="preserve"> }}</w:t>
+      </w:r>
+      <w:r>
+        <w:rPr>
+          <w:rFonts w:ascii="Calibri Light" w:eastAsia="Cambria" w:hAnsi="Calibri Light" w:cs="Calibri Light"/>
+          <w:bCs/>
+          <w:sz w:val="18"/>
+          <w:szCs w:val="18"/>
           <w:lang w:val="en-CA"/>
         </w:rPr>
         <w:br/>
-        <w:t xml:space="preserve">{{ company_address }} </w:t>
-      </w:r>
-      <w:r>
-        <w:rPr>
-          <w:rFonts w:ascii="Calibri Light" w:eastAsia="Cambria" w:hAnsi="Calibri Light" w:cs="Calibri Light"/>
-          <w:bCs/>
-          <w:sz w:val="19"/>
-          <w:szCs w:val="19"/>
+      </w:r>
+      <w:proofErr w:type="gramStart"/>
+      <w:r>
+        <w:rPr>
+          <w:rFonts w:ascii="Calibri Light" w:eastAsia="Cambria" w:hAnsi="Calibri Light" w:cs="Calibri Light"/>
+          <w:bCs/>
+          <w:sz w:val="18"/>
+          <w:szCs w:val="18"/>
+          <w:lang w:val="en-CA"/>
+        </w:rPr>
+        <w:t xml:space="preserve">{{ </w:t>
+      </w:r>
+      <w:proofErr w:type="spellStart"/>
+      <w:r>
+        <w:rPr>
+          <w:rFonts w:ascii="Calibri Light" w:eastAsia="Cambria" w:hAnsi="Calibri Light" w:cs="Calibri Light"/>
+          <w:bCs/>
+          <w:sz w:val="18"/>
+          <w:szCs w:val="18"/>
+          <w:lang w:val="en-CA"/>
+        </w:rPr>
+        <w:t>company</w:t>
+      </w:r>
+      <w:proofErr w:type="gramEnd"/>
+      <w:r>
+        <w:rPr>
+          <w:rFonts w:ascii="Calibri Light" w:eastAsia="Cambria" w:hAnsi="Calibri Light" w:cs="Calibri Light"/>
+          <w:bCs/>
+          <w:sz w:val="18"/>
+          <w:szCs w:val="18"/>
+          <w:lang w:val="en-CA"/>
+        </w:rPr>
+        <w:t>_</w:t>
+      </w:r>
+      <w:proofErr w:type="gramStart"/>
+      <w:r>
+        <w:rPr>
+          <w:rFonts w:ascii="Calibri Light" w:eastAsia="Cambria" w:hAnsi="Calibri Light" w:cs="Calibri Light"/>
+          <w:bCs/>
+          <w:sz w:val="18"/>
+          <w:szCs w:val="18"/>
+          <w:lang w:val="en-CA"/>
+        </w:rPr>
+        <w:t>address</w:t>
+      </w:r>
+      <w:proofErr w:type="spellEnd"/>
+      <w:r>
+        <w:rPr>
+          <w:rFonts w:ascii="Calibri Light" w:eastAsia="Cambria" w:hAnsi="Calibri Light" w:cs="Calibri Light"/>
+          <w:bCs/>
+          <w:sz w:val="18"/>
+          <w:szCs w:val="18"/>
+          <w:lang w:val="en-CA"/>
+        </w:rPr>
+        <w:t xml:space="preserve"> }</w:t>
+      </w:r>
+      <w:proofErr w:type="gramEnd"/>
+      <w:r>
+        <w:rPr>
+          <w:rFonts w:ascii="Calibri Light" w:eastAsia="Cambria" w:hAnsi="Calibri Light" w:cs="Calibri Light"/>
+          <w:bCs/>
+          <w:sz w:val="18"/>
+          <w:szCs w:val="18"/>
+          <w:lang w:val="en-CA"/>
+        </w:rPr>
+        <w:t xml:space="preserve">} </w:t>
+      </w:r>
+      <w:r>
+        <w:rPr>
+          <w:rFonts w:ascii="Calibri Light" w:eastAsia="Cambria" w:hAnsi="Calibri Light" w:cs="Calibri Light"/>
+          <w:bCs/>
+          <w:sz w:val="18"/>
+          <w:szCs w:val="18"/>
           <w:lang w:val="en-CA"/>
         </w:rPr>
         <w:br/>
-        <w:t>{{ company_city }}, {{ company_province }}</w:t>
-      </w:r>
-      <w:r>
-        <w:rPr>
-          <w:rFonts w:ascii="Calibri Light" w:eastAsia="Cambria" w:hAnsi="Calibri Light" w:cs="Calibri Light"/>
-          <w:bCs/>
-          <w:sz w:val="19"/>
-          <w:szCs w:val="19"/>
+      </w:r>
+      <w:proofErr w:type="gramStart"/>
+      <w:r>
+        <w:rPr>
+          <w:rFonts w:ascii="Calibri Light" w:eastAsia="Cambria" w:hAnsi="Calibri Light" w:cs="Calibri Light"/>
+          <w:bCs/>
+          <w:sz w:val="18"/>
+          <w:szCs w:val="18"/>
+          <w:lang w:val="en-CA"/>
+        </w:rPr>
+        <w:t xml:space="preserve">{{ </w:t>
+      </w:r>
+      <w:proofErr w:type="spellStart"/>
+      <w:r>
+        <w:rPr>
+          <w:rFonts w:ascii="Calibri Light" w:eastAsia="Cambria" w:hAnsi="Calibri Light" w:cs="Calibri Light"/>
+          <w:bCs/>
+          <w:sz w:val="18"/>
+          <w:szCs w:val="18"/>
+          <w:lang w:val="en-CA"/>
+        </w:rPr>
+        <w:t>company</w:t>
+      </w:r>
+      <w:proofErr w:type="gramEnd"/>
+      <w:r>
+        <w:rPr>
+          <w:rFonts w:ascii="Calibri Light" w:eastAsia="Cambria" w:hAnsi="Calibri Light" w:cs="Calibri Light"/>
+          <w:bCs/>
+          <w:sz w:val="18"/>
+          <w:szCs w:val="18"/>
+          <w:lang w:val="en-CA"/>
+        </w:rPr>
+        <w:t>_</w:t>
+      </w:r>
+      <w:proofErr w:type="gramStart"/>
+      <w:r>
+        <w:rPr>
+          <w:rFonts w:ascii="Calibri Light" w:eastAsia="Cambria" w:hAnsi="Calibri Light" w:cs="Calibri Light"/>
+          <w:bCs/>
+          <w:sz w:val="18"/>
+          <w:szCs w:val="18"/>
+          <w:lang w:val="en-CA"/>
+        </w:rPr>
+        <w:t>city</w:t>
+      </w:r>
+      <w:proofErr w:type="spellEnd"/>
+      <w:r>
+        <w:rPr>
+          <w:rFonts w:ascii="Calibri Light" w:eastAsia="Cambria" w:hAnsi="Calibri Light" w:cs="Calibri Light"/>
+          <w:bCs/>
+          <w:sz w:val="18"/>
+          <w:szCs w:val="18"/>
+          <w:lang w:val="en-CA"/>
+        </w:rPr>
+        <w:t xml:space="preserve"> }</w:t>
+      </w:r>
+      <w:proofErr w:type="gramEnd"/>
+      <w:r>
+        <w:rPr>
+          <w:rFonts w:ascii="Calibri Light" w:eastAsia="Cambria" w:hAnsi="Calibri Light" w:cs="Calibri Light"/>
+          <w:bCs/>
+          <w:sz w:val="18"/>
+          <w:szCs w:val="18"/>
+          <w:lang w:val="en-CA"/>
+        </w:rPr>
+        <w:t xml:space="preserve">}, </w:t>
+      </w:r>
+      <w:proofErr w:type="gramStart"/>
+      <w:r>
+        <w:rPr>
+          <w:rFonts w:ascii="Calibri Light" w:eastAsia="Cambria" w:hAnsi="Calibri Light" w:cs="Calibri Light"/>
+          <w:bCs/>
+          <w:sz w:val="18"/>
+          <w:szCs w:val="18"/>
+          <w:lang w:val="en-CA"/>
+        </w:rPr>
+        <w:t xml:space="preserve">{{ </w:t>
+      </w:r>
+      <w:proofErr w:type="spellStart"/>
+      <w:r>
+        <w:rPr>
+          <w:rFonts w:ascii="Calibri Light" w:eastAsia="Cambria" w:hAnsi="Calibri Light" w:cs="Calibri Light"/>
+          <w:bCs/>
+          <w:sz w:val="18"/>
+          <w:szCs w:val="18"/>
+          <w:lang w:val="en-CA"/>
+        </w:rPr>
+        <w:t>company</w:t>
+      </w:r>
+      <w:proofErr w:type="gramEnd"/>
+      <w:r>
+        <w:rPr>
+          <w:rFonts w:ascii="Calibri Light" w:eastAsia="Cambria" w:hAnsi="Calibri Light" w:cs="Calibri Light"/>
+          <w:bCs/>
+          <w:sz w:val="18"/>
+          <w:szCs w:val="18"/>
+          <w:lang w:val="en-CA"/>
+        </w:rPr>
+        <w:t>_province</w:t>
+      </w:r>
+      <w:proofErr w:type="spellEnd"/>
+      <w:r>
+        <w:rPr>
+          <w:rFonts w:ascii="Calibri Light" w:eastAsia="Cambria" w:hAnsi="Calibri Light" w:cs="Calibri Light"/>
+          <w:bCs/>
+          <w:sz w:val="18"/>
+          <w:szCs w:val="18"/>
+          <w:lang w:val="en-CA"/>
+        </w:rPr>
+        <w:t xml:space="preserve"> }}</w:t>
+      </w:r>
+      <w:r>
+        <w:rPr>
+          <w:rFonts w:ascii="Calibri Light" w:eastAsia="Cambria" w:hAnsi="Calibri Light" w:cs="Calibri Light"/>
+          <w:bCs/>
+          <w:sz w:val="18"/>
+          <w:szCs w:val="18"/>
           <w:lang w:val="en-CA"/>
         </w:rPr>
         <w:br/>
-        <w:t>{{ company_postal }}</w:t>
+      </w:r>
+      <w:proofErr w:type="gramStart"/>
+      <w:r>
+        <w:rPr>
+          <w:rFonts w:ascii="Calibri Light" w:eastAsia="Cambria" w:hAnsi="Calibri Light" w:cs="Calibri Light"/>
+          <w:bCs/>
+          <w:sz w:val="18"/>
+          <w:szCs w:val="18"/>
+          <w:lang w:val="en-CA"/>
+        </w:rPr>
+        <w:t xml:space="preserve">{{ </w:t>
+      </w:r>
+      <w:proofErr w:type="spellStart"/>
+      <w:r>
+        <w:rPr>
+          <w:rFonts w:ascii="Calibri Light" w:eastAsia="Cambria" w:hAnsi="Calibri Light" w:cs="Calibri Light"/>
+          <w:bCs/>
+          <w:sz w:val="18"/>
+          <w:szCs w:val="18"/>
+          <w:lang w:val="en-CA"/>
+        </w:rPr>
+        <w:t>company</w:t>
+      </w:r>
+      <w:proofErr w:type="gramEnd"/>
+      <w:r>
+        <w:rPr>
+          <w:rFonts w:ascii="Calibri Light" w:eastAsia="Cambria" w:hAnsi="Calibri Light" w:cs="Calibri Light"/>
+          <w:bCs/>
+          <w:sz w:val="18"/>
+          <w:szCs w:val="18"/>
+          <w:lang w:val="en-CA"/>
+        </w:rPr>
+        <w:t>_</w:t>
+      </w:r>
+      <w:proofErr w:type="gramStart"/>
+      <w:r>
+        <w:rPr>
+          <w:rFonts w:ascii="Calibri Light" w:eastAsia="Cambria" w:hAnsi="Calibri Light" w:cs="Calibri Light"/>
+          <w:bCs/>
+          <w:sz w:val="18"/>
+          <w:szCs w:val="18"/>
+          <w:lang w:val="en-CA"/>
+        </w:rPr>
+        <w:t>postal</w:t>
+      </w:r>
+      <w:proofErr w:type="spellEnd"/>
+      <w:r>
+        <w:rPr>
+          <w:rFonts w:ascii="Calibri Light" w:eastAsia="Cambria" w:hAnsi="Calibri Light" w:cs="Calibri Light"/>
+          <w:bCs/>
+          <w:sz w:val="18"/>
+          <w:szCs w:val="18"/>
+          <w:lang w:val="en-CA"/>
+        </w:rPr>
+        <w:t xml:space="preserve"> }</w:t>
+      </w:r>
+      <w:proofErr w:type="gramEnd"/>
+      <w:r>
+        <w:rPr>
+          <w:rFonts w:ascii="Calibri Light" w:eastAsia="Cambria" w:hAnsi="Calibri Light" w:cs="Calibri Light"/>
+          <w:bCs/>
+          <w:sz w:val="18"/>
+          <w:szCs w:val="18"/>
+          <w:lang w:val="en-CA"/>
+        </w:rPr>
+        <w:t>}</w:t>
       </w:r>
     </w:p>
     <w:p>
@@ -100,8 +416,8 @@
         <w:rPr>
           <w:rFonts w:ascii="Calibri Light" w:eastAsia="Cambria" w:hAnsi="Calibri Light" w:cs="Calibri Light"/>
           <w:bCs/>
-          <w:sz w:val="19"/>
-          <w:szCs w:val="19"/>
+          <w:sz w:val="18"/>
+          <w:szCs w:val="18"/>
           <w:lang w:val="en-CA"/>
         </w:rPr>
       </w:pPr>
@@ -109,28 +425,84 @@
         <w:rPr>
           <w:rFonts w:ascii="Calibri Light" w:eastAsia="Cambria" w:hAnsi="Calibri Light" w:cs="Calibri Light"/>
           <w:bCs/>
-          <w:sz w:val="19"/>
-          <w:szCs w:val="19"/>
+          <w:sz w:val="18"/>
+          <w:szCs w:val="18"/>
           <w:lang w:val="en-CA"/>
         </w:rPr>
         <w:t xml:space="preserve">Dear </w:t>
       </w:r>
-      <w:r>
-        <w:rPr>
-          <w:rFonts w:ascii="Calibri Light" w:eastAsia="Cambria" w:hAnsi="Calibri Light" w:cs="Calibri Light"/>
-          <w:bCs/>
-          <w:sz w:val="19"/>
-          <w:szCs w:val="19"/>
-          <w:lang w:val="en-CA"/>
-        </w:rPr>
-        <w:t>{{ letter_addressee }}</w:t>
-      </w:r>
-      <w:r>
-        <w:rPr>
-          <w:rFonts w:ascii="Calibri Light" w:eastAsia="Cambria" w:hAnsi="Calibri Light" w:cs="Calibri Light"/>
-          <w:bCs/>
-          <w:sz w:val="19"/>
-          <w:szCs w:val="19"/>
+      <w:proofErr w:type="gramStart"/>
+      <w:r>
+        <w:rPr>
+          <w:rFonts w:ascii="Calibri Light" w:eastAsia="Cambria" w:hAnsi="Calibri Light" w:cs="Calibri Light"/>
+          <w:bCs/>
+          <w:sz w:val="18"/>
+          <w:szCs w:val="18"/>
+          <w:lang w:val="en-CA"/>
+        </w:rPr>
+        <w:t xml:space="preserve">{{ </w:t>
+      </w:r>
+      <w:proofErr w:type="spellStart"/>
+      <w:r>
+        <w:rPr>
+          <w:rFonts w:ascii="Calibri Light" w:eastAsia="Cambria" w:hAnsi="Calibri Light" w:cs="Calibri Light"/>
+          <w:bCs/>
+          <w:sz w:val="18"/>
+          <w:szCs w:val="18"/>
+          <w:lang w:val="en-CA"/>
+        </w:rPr>
+        <w:t>letter</w:t>
+      </w:r>
+      <w:proofErr w:type="gramEnd"/>
+      <w:r>
+        <w:rPr>
+          <w:rFonts w:ascii="Calibri Light" w:eastAsia="Cambria" w:hAnsi="Calibri Light" w:cs="Calibri Light"/>
+          <w:bCs/>
+          <w:sz w:val="18"/>
+          <w:szCs w:val="18"/>
+          <w:lang w:val="en-CA"/>
+        </w:rPr>
+        <w:t>_</w:t>
+      </w:r>
+      <w:proofErr w:type="gramStart"/>
+      <w:r>
+        <w:rPr>
+          <w:rFonts w:ascii="Calibri Light" w:eastAsia="Cambria" w:hAnsi="Calibri Light" w:cs="Calibri Light"/>
+          <w:bCs/>
+          <w:sz w:val="18"/>
+          <w:szCs w:val="18"/>
+          <w:lang w:val="en-CA"/>
+        </w:rPr>
+        <w:t>addressee</w:t>
+      </w:r>
+      <w:proofErr w:type="spellEnd"/>
+      <w:r>
+        <w:rPr>
+          <w:rFonts w:ascii="Calibri Light" w:eastAsia="Cambria" w:hAnsi="Calibri Light" w:cs="Calibri Light"/>
+          <w:bCs/>
+          <w:sz w:val="18"/>
+          <w:szCs w:val="18"/>
+          <w:lang w:val="en-CA"/>
+        </w:rPr>
+        <w:t xml:space="preserve"> }</w:t>
+      </w:r>
+      <w:proofErr w:type="gramEnd"/>
+      <w:r>
+        <w:rPr>
+          <w:rFonts w:ascii="Calibri Light" w:eastAsia="Cambria" w:hAnsi="Calibri Light" w:cs="Calibri Light"/>
+          <w:bCs/>
+          <w:sz w:val="18"/>
+          <w:szCs w:val="18"/>
+          <w:lang w:val="en-CA"/>
+        </w:rPr>
+        <w:t>}</w:t>
+      </w:r>
+      <w:r>
+        <w:rPr>
+          <w:rFonts w:ascii="Calibri Light" w:eastAsia="Cambria" w:hAnsi="Calibri Light" w:cs="Calibri Light"/>
+          <w:bCs/>
+          <w:sz w:val="18"/>
+          <w:szCs w:val="18"/>
           <w:lang w:val="en-CA"/>
         </w:rPr>
         <w:t>,</w:t>
@@ -151,8 +523,8 @@
         <w:rPr>
           <w:rFonts w:ascii="Calibri Light" w:eastAsia="Cambria" w:hAnsi="Calibri Light" w:cs="Calibri Light"/>
           <w:bCs/>
-          <w:sz w:val="19"/>
-          <w:szCs w:val="19"/>
+          <w:sz w:val="18"/>
+          <w:szCs w:val="18"/>
           <w:lang w:val="en-CA"/>
         </w:rPr>
       </w:pPr>
@@ -160,8 +532,8 @@
         <w:rPr>
           <w:rFonts w:ascii="Calibri Light" w:eastAsia="Cambria" w:hAnsi="Calibri Light" w:cs="Calibri Light"/>
           <w:bCs/>
-          <w:sz w:val="19"/>
-          <w:szCs w:val="19"/>
+          <w:sz w:val="18"/>
+          <w:szCs w:val="18"/>
           <w:lang w:val="en-CA"/>
         </w:rPr>
         <w:t xml:space="preserve">I </w:t>
@@ -170,8 +542,8 @@
         <w:rPr>
           <w:rFonts w:ascii="Calibri Light" w:eastAsia="Cambria" w:hAnsi="Calibri Light" w:cs="Calibri Light"/>
           <w:bCs/>
-          <w:sz w:val="19"/>
-          <w:szCs w:val="19"/>
+          <w:sz w:val="18"/>
+          <w:szCs w:val="18"/>
           <w:lang w:val="en-CA"/>
         </w:rPr>
         <w:t>am writing to express my interes</w:t>
@@ -180,8 +552,8 @@
         <w:rPr>
           <w:rFonts w:ascii="Calibri Light" w:eastAsia="Cambria" w:hAnsi="Calibri Light" w:cs="Calibri Light"/>
           <w:bCs/>
-          <w:sz w:val="19"/>
-          <w:szCs w:val="19"/>
+          <w:sz w:val="18"/>
+          <w:szCs w:val="18"/>
           <w:lang w:val="en-CA"/>
         </w:rPr>
         <w:t>t in the</w:t>
@@ -190,48 +562,170 @@
         <w:rPr>
           <w:rFonts w:ascii="Calibri Light" w:eastAsia="Cambria" w:hAnsi="Calibri Light" w:cs="Calibri Light"/>
           <w:bCs/>
-          <w:sz w:val="19"/>
-          <w:szCs w:val="19"/>
+          <w:sz w:val="18"/>
+          <w:szCs w:val="18"/>
           <w:lang w:val="en-CA"/>
         </w:rPr>
         <w:t xml:space="preserve"> </w:t>
       </w:r>
-      <w:r>
-        <w:rPr>
-          <w:rFonts w:ascii="Calibri Light" w:eastAsia="Cambria" w:hAnsi="Calibri Light" w:cs="Calibri Light"/>
-          <w:bCs/>
-          <w:sz w:val="19"/>
-          <w:szCs w:val="19"/>
-          <w:lang w:val="en-CA"/>
-        </w:rPr>
-        <w:t>{{ position_name }}</w:t>
-      </w:r>
-      <w:r>
-        <w:rPr>
-          <w:rFonts w:ascii="Calibri Light" w:eastAsia="Cambria" w:hAnsi="Calibri Light" w:cs="Calibri Light"/>
-          <w:bCs/>
-          <w:sz w:val="19"/>
-          <w:szCs w:val="19"/>
-          <w:lang w:val="en-CA"/>
-        </w:rPr>
-        <w:t xml:space="preserve"> position with </w:t>
-      </w:r>
-      <w:r>
-        <w:rPr>
-          <w:rFonts w:ascii="Calibri Light" w:eastAsia="Cambria" w:hAnsi="Calibri Light" w:cs="Calibri Light"/>
-          <w:bCs/>
-          <w:sz w:val="19"/>
-          <w:szCs w:val="19"/>
-          <w:lang w:val="en-CA"/>
-        </w:rPr>
-        <w:t xml:space="preserve"> {{ company_name }}</w:t>
-      </w:r>
-      <w:r>
-        <w:rPr>
-          <w:rFonts w:ascii="Calibri Light" w:eastAsia="Cambria" w:hAnsi="Calibri Light" w:cs="Calibri Light"/>
-          <w:bCs/>
-          <w:sz w:val="19"/>
-          <w:szCs w:val="19"/>
+      <w:proofErr w:type="gramStart"/>
+      <w:r>
+        <w:rPr>
+          <w:rFonts w:ascii="Calibri Light" w:eastAsia="Cambria" w:hAnsi="Calibri Light" w:cs="Calibri Light"/>
+          <w:bCs/>
+          <w:sz w:val="18"/>
+          <w:szCs w:val="18"/>
+          <w:lang w:val="en-CA"/>
+        </w:rPr>
+        <w:t xml:space="preserve">{{ </w:t>
+      </w:r>
+      <w:proofErr w:type="spellStart"/>
+      <w:r>
+        <w:rPr>
+          <w:rFonts w:ascii="Calibri Light" w:eastAsia="Cambria" w:hAnsi="Calibri Light" w:cs="Calibri Light"/>
+          <w:bCs/>
+          <w:sz w:val="18"/>
+          <w:szCs w:val="18"/>
+          <w:lang w:val="en-CA"/>
+        </w:rPr>
+        <w:t>position</w:t>
+      </w:r>
+      <w:proofErr w:type="gramEnd"/>
+      <w:r>
+        <w:rPr>
+          <w:rFonts w:ascii="Calibri Light" w:eastAsia="Cambria" w:hAnsi="Calibri Light" w:cs="Calibri Light"/>
+          <w:bCs/>
+          <w:sz w:val="18"/>
+          <w:szCs w:val="18"/>
+          <w:lang w:val="en-CA"/>
+        </w:rPr>
+        <w:t>_</w:t>
+      </w:r>
+      <w:proofErr w:type="gramStart"/>
+      <w:r>
+        <w:rPr>
+          <w:rFonts w:ascii="Calibri Light" w:eastAsia="Cambria" w:hAnsi="Calibri Light" w:cs="Calibri Light"/>
+          <w:bCs/>
+          <w:sz w:val="18"/>
+          <w:szCs w:val="18"/>
+          <w:lang w:val="en-CA"/>
+        </w:rPr>
+        <w:t>name</w:t>
+      </w:r>
+      <w:proofErr w:type="spellEnd"/>
+      <w:r>
+        <w:rPr>
+          <w:rFonts w:ascii="Calibri Light" w:eastAsia="Cambria" w:hAnsi="Calibri Light" w:cs="Calibri Light"/>
+          <w:bCs/>
+          <w:sz w:val="18"/>
+          <w:szCs w:val="18"/>
+          <w:lang w:val="en-CA"/>
+        </w:rPr>
+        <w:t xml:space="preserve"> }</w:t>
+      </w:r>
+      <w:proofErr w:type="gramEnd"/>
+      <w:r>
+        <w:rPr>
+          <w:rFonts w:ascii="Calibri Light" w:eastAsia="Cambria" w:hAnsi="Calibri Light" w:cs="Calibri Light"/>
+          <w:bCs/>
+          <w:sz w:val="18"/>
+          <w:szCs w:val="18"/>
+          <w:lang w:val="en-CA"/>
+        </w:rPr>
+        <w:t>}</w:t>
+      </w:r>
+      <w:r>
+        <w:rPr>
+          <w:rFonts w:ascii="Calibri Light" w:eastAsia="Cambria" w:hAnsi="Calibri Light" w:cs="Calibri Light"/>
+          <w:bCs/>
+          <w:sz w:val="18"/>
+          <w:szCs w:val="18"/>
+          <w:lang w:val="en-CA"/>
+        </w:rPr>
+        <w:t xml:space="preserve"> position </w:t>
+      </w:r>
+      <w:proofErr w:type="gramStart"/>
+      <w:r>
+        <w:rPr>
+          <w:rFonts w:ascii="Calibri Light" w:eastAsia="Cambria" w:hAnsi="Calibri Light" w:cs="Calibri Light"/>
+          <w:bCs/>
+          <w:sz w:val="18"/>
+          <w:szCs w:val="18"/>
+          <w:lang w:val="en-CA"/>
+        </w:rPr>
+        <w:t xml:space="preserve">with </w:t>
+      </w:r>
+      <w:r>
+        <w:rPr>
+          <w:rFonts w:ascii="Calibri Light" w:eastAsia="Cambria" w:hAnsi="Calibri Light" w:cs="Calibri Light"/>
+          <w:bCs/>
+          <w:sz w:val="18"/>
+          <w:szCs w:val="18"/>
+          <w:lang w:val="en-CA"/>
+        </w:rPr>
+        <w:t xml:space="preserve"> {{ </w:t>
+      </w:r>
+      <w:proofErr w:type="spellStart"/>
+      <w:r>
+        <w:rPr>
+          <w:rFonts w:ascii="Calibri Light" w:eastAsia="Cambria" w:hAnsi="Calibri Light" w:cs="Calibri Light"/>
+          <w:bCs/>
+          <w:sz w:val="18"/>
+          <w:szCs w:val="18"/>
+          <w:lang w:val="en-CA"/>
+        </w:rPr>
+        <w:t>company</w:t>
+      </w:r>
+      <w:proofErr w:type="gramEnd"/>
+      <w:r>
+        <w:rPr>
+          <w:rFonts w:ascii="Calibri Light" w:eastAsia="Cambria" w:hAnsi="Calibri Light" w:cs="Calibri Light"/>
+          <w:bCs/>
+          <w:sz w:val="18"/>
+          <w:szCs w:val="18"/>
+          <w:lang w:val="en-CA"/>
+        </w:rPr>
+        <w:t>_</w:t>
+      </w:r>
+      <w:proofErr w:type="gramStart"/>
+      <w:r>
+        <w:rPr>
+          <w:rFonts w:ascii="Calibri Light" w:eastAsia="Cambria" w:hAnsi="Calibri Light" w:cs="Calibri Light"/>
+          <w:bCs/>
+          <w:sz w:val="18"/>
+          <w:szCs w:val="18"/>
+          <w:lang w:val="en-CA"/>
+        </w:rPr>
+        <w:t>name</w:t>
+      </w:r>
+      <w:proofErr w:type="spellEnd"/>
+      <w:r>
+        <w:rPr>
+          <w:rFonts w:ascii="Calibri Light" w:eastAsia="Cambria" w:hAnsi="Calibri Light" w:cs="Calibri Light"/>
+          <w:bCs/>
+          <w:sz w:val="18"/>
+          <w:szCs w:val="18"/>
+          <w:lang w:val="en-CA"/>
+        </w:rPr>
+        <w:t xml:space="preserve"> }</w:t>
+      </w:r>
+      <w:proofErr w:type="gramEnd"/>
+      <w:r>
+        <w:rPr>
+          <w:rFonts w:ascii="Calibri Light" w:eastAsia="Cambria" w:hAnsi="Calibri Light" w:cs="Calibri Light"/>
+          <w:bCs/>
+          <w:sz w:val="18"/>
+          <w:szCs w:val="18"/>
+          <w:lang w:val="en-CA"/>
+        </w:rPr>
+        <w:t>}</w:t>
+      </w:r>
+      <w:r>
+        <w:rPr>
+          <w:rFonts w:ascii="Calibri Light" w:eastAsia="Cambria" w:hAnsi="Calibri Light" w:cs="Calibri Light"/>
+          <w:bCs/>
+          <w:sz w:val="18"/>
+          <w:szCs w:val="18"/>
           <w:lang w:val="en-CA"/>
         </w:rPr>
         <w:t xml:space="preserve">. As a former healthcare professional who is currently transitioning into </w:t>
@@ -240,8 +734,8 @@
         <w:rPr>
           <w:rFonts w:ascii="Calibri Light" w:eastAsia="Cambria" w:hAnsi="Calibri Light" w:cs="Calibri Light"/>
           <w:bCs/>
-          <w:sz w:val="19"/>
-          <w:szCs w:val="19"/>
+          <w:sz w:val="18"/>
+          <w:szCs w:val="18"/>
           <w:lang w:val="en-CA"/>
         </w:rPr>
         <w:t>tech</w:t>
@@ -250,8 +744,8 @@
         <w:rPr>
           <w:rFonts w:ascii="Calibri Light" w:eastAsia="Cambria" w:hAnsi="Calibri Light" w:cs="Calibri Light"/>
           <w:bCs/>
-          <w:sz w:val="19"/>
-          <w:szCs w:val="19"/>
+          <w:sz w:val="18"/>
+          <w:szCs w:val="18"/>
           <w:lang w:val="en-CA"/>
         </w:rPr>
         <w:t xml:space="preserve">, I </w:t>
@@ -260,8 +754,8 @@
         <w:rPr>
           <w:rFonts w:ascii="Calibri Light" w:eastAsia="Cambria" w:hAnsi="Calibri Light" w:cs="Calibri Light"/>
           <w:bCs/>
-          <w:sz w:val="19"/>
-          <w:szCs w:val="19"/>
+          <w:sz w:val="18"/>
+          <w:szCs w:val="18"/>
           <w:lang w:val="en-CA"/>
         </w:rPr>
         <w:t>bring</w:t>
@@ -270,8 +764,8 @@
         <w:rPr>
           <w:rFonts w:ascii="Calibri Light" w:eastAsia="Cambria" w:hAnsi="Calibri Light" w:cs="Calibri Light"/>
           <w:bCs/>
-          <w:sz w:val="19"/>
-          <w:szCs w:val="19"/>
+          <w:sz w:val="18"/>
+          <w:szCs w:val="18"/>
           <w:lang w:val="en-CA"/>
         </w:rPr>
         <w:t xml:space="preserve"> a strong passion towards building </w:t>
@@ -280,8 +774,8 @@
         <w:rPr>
           <w:rFonts w:ascii="Calibri Light" w:eastAsia="Cambria" w:hAnsi="Calibri Light" w:cs="Calibri Light"/>
           <w:bCs/>
-          <w:sz w:val="19"/>
-          <w:szCs w:val="19"/>
+          <w:sz w:val="18"/>
+          <w:szCs w:val="18"/>
           <w:lang w:val="en-CA"/>
         </w:rPr>
         <w:t xml:space="preserve">intuitive, </w:t>
@@ -290,8 +784,8 @@
         <w:rPr>
           <w:rFonts w:ascii="Calibri Light" w:eastAsia="Cambria" w:hAnsi="Calibri Light" w:cs="Calibri Light"/>
           <w:bCs/>
-          <w:sz w:val="19"/>
-          <w:szCs w:val="19"/>
+          <w:sz w:val="18"/>
+          <w:szCs w:val="18"/>
           <w:lang w:val="en-CA"/>
         </w:rPr>
         <w:t>user-friendly solutions that are scalable and makes</w:t>
@@ -300,8 +794,8 @@
         <w:rPr>
           <w:rFonts w:ascii="Calibri Light" w:eastAsia="Cambria" w:hAnsi="Calibri Light" w:cs="Calibri Light"/>
           <w:bCs/>
-          <w:sz w:val="19"/>
-          <w:szCs w:val="19"/>
+          <w:sz w:val="18"/>
+          <w:szCs w:val="18"/>
           <w:lang w:val="en-CA"/>
         </w:rPr>
         <w:t xml:space="preserve"> a</w:t>
@@ -310,8 +804,8 @@
         <w:rPr>
           <w:rFonts w:ascii="Calibri Light" w:eastAsia="Cambria" w:hAnsi="Calibri Light" w:cs="Calibri Light"/>
           <w:bCs/>
-          <w:sz w:val="19"/>
-          <w:szCs w:val="19"/>
+          <w:sz w:val="18"/>
+          <w:szCs w:val="18"/>
           <w:lang w:val="en-CA"/>
         </w:rPr>
         <w:t xml:space="preserve"> positive impact.</w:t>
@@ -320,8 +814,8 @@
         <w:rPr>
           <w:rFonts w:ascii="Calibri Light" w:eastAsia="Cambria" w:hAnsi="Calibri Light" w:cs="Calibri Light"/>
           <w:bCs/>
-          <w:sz w:val="19"/>
-          <w:szCs w:val="19"/>
+          <w:sz w:val="18"/>
+          <w:szCs w:val="18"/>
           <w:lang w:val="en-CA"/>
         </w:rPr>
         <w:t xml:space="preserve"> I </w:t>
@@ -330,8 +824,8 @@
         <w:rPr>
           <w:rFonts w:ascii="Calibri Light" w:eastAsia="Cambria" w:hAnsi="Calibri Light" w:cs="Calibri Light"/>
           <w:bCs/>
-          <w:sz w:val="19"/>
-          <w:szCs w:val="19"/>
+          <w:sz w:val="18"/>
+          <w:szCs w:val="18"/>
           <w:lang w:val="en-CA"/>
         </w:rPr>
         <w:t xml:space="preserve">am excited for this </w:t>
@@ -340,8 +834,8 @@
         <w:rPr>
           <w:rFonts w:ascii="Calibri Light" w:eastAsia="Cambria" w:hAnsi="Calibri Light" w:cs="Calibri Light"/>
           <w:bCs/>
-          <w:sz w:val="19"/>
-          <w:szCs w:val="19"/>
+          <w:sz w:val="18"/>
+          <w:szCs w:val="18"/>
           <w:lang w:val="en-CA"/>
         </w:rPr>
         <w:t xml:space="preserve">potential opportunity, as I </w:t>
@@ -350,28 +844,84 @@
         <w:rPr>
           <w:rFonts w:ascii="Calibri Light" w:eastAsia="Cambria" w:hAnsi="Calibri Light" w:cs="Calibri Light"/>
           <w:bCs/>
-          <w:sz w:val="19"/>
-          <w:szCs w:val="19"/>
+          <w:sz w:val="18"/>
+          <w:szCs w:val="18"/>
           <w:lang w:val="en-CA"/>
         </w:rPr>
         <w:t xml:space="preserve">appreciate </w:t>
       </w:r>
-      <w:r>
-        <w:rPr>
-          <w:rFonts w:ascii="Calibri Light" w:eastAsia="Cambria" w:hAnsi="Calibri Light" w:cs="Calibri Light"/>
-          <w:bCs/>
-          <w:sz w:val="19"/>
-          <w:szCs w:val="19"/>
-          <w:lang w:val="en-CA"/>
-        </w:rPr>
-        <w:t>{{ mission_statement }}</w:t>
-      </w:r>
-      <w:r>
-        <w:rPr>
-          <w:rFonts w:ascii="Calibri Light" w:eastAsia="Cambria" w:hAnsi="Calibri Light" w:cs="Calibri Light"/>
-          <w:bCs/>
-          <w:sz w:val="19"/>
-          <w:szCs w:val="19"/>
+      <w:proofErr w:type="gramStart"/>
+      <w:r>
+        <w:rPr>
+          <w:rFonts w:ascii="Calibri Light" w:eastAsia="Cambria" w:hAnsi="Calibri Light" w:cs="Calibri Light"/>
+          <w:bCs/>
+          <w:sz w:val="18"/>
+          <w:szCs w:val="18"/>
+          <w:lang w:val="en-CA"/>
+        </w:rPr>
+        <w:t xml:space="preserve">{{ </w:t>
+      </w:r>
+      <w:proofErr w:type="spellStart"/>
+      <w:r>
+        <w:rPr>
+          <w:rFonts w:ascii="Calibri Light" w:eastAsia="Cambria" w:hAnsi="Calibri Light" w:cs="Calibri Light"/>
+          <w:bCs/>
+          <w:sz w:val="18"/>
+          <w:szCs w:val="18"/>
+          <w:lang w:val="en-CA"/>
+        </w:rPr>
+        <w:t>mission</w:t>
+      </w:r>
+      <w:proofErr w:type="gramEnd"/>
+      <w:r>
+        <w:rPr>
+          <w:rFonts w:ascii="Calibri Light" w:eastAsia="Cambria" w:hAnsi="Calibri Light" w:cs="Calibri Light"/>
+          <w:bCs/>
+          <w:sz w:val="18"/>
+          <w:szCs w:val="18"/>
+          <w:lang w:val="en-CA"/>
+        </w:rPr>
+        <w:t>_</w:t>
+      </w:r>
+      <w:proofErr w:type="gramStart"/>
+      <w:r>
+        <w:rPr>
+          <w:rFonts w:ascii="Calibri Light" w:eastAsia="Cambria" w:hAnsi="Calibri Light" w:cs="Calibri Light"/>
+          <w:bCs/>
+          <w:sz w:val="18"/>
+          <w:szCs w:val="18"/>
+          <w:lang w:val="en-CA"/>
+        </w:rPr>
+        <w:t>statement</w:t>
+      </w:r>
+      <w:proofErr w:type="spellEnd"/>
+      <w:r>
+        <w:rPr>
+          <w:rFonts w:ascii="Calibri Light" w:eastAsia="Cambria" w:hAnsi="Calibri Light" w:cs="Calibri Light"/>
+          <w:bCs/>
+          <w:sz w:val="18"/>
+          <w:szCs w:val="18"/>
+          <w:lang w:val="en-CA"/>
+        </w:rPr>
+        <w:t xml:space="preserve"> }</w:t>
+      </w:r>
+      <w:proofErr w:type="gramEnd"/>
+      <w:r>
+        <w:rPr>
+          <w:rFonts w:ascii="Calibri Light" w:eastAsia="Cambria" w:hAnsi="Calibri Light" w:cs="Calibri Light"/>
+          <w:bCs/>
+          <w:sz w:val="18"/>
+          <w:szCs w:val="18"/>
+          <w:lang w:val="en-CA"/>
+        </w:rPr>
+        <w:t>}</w:t>
+      </w:r>
+      <w:r>
+        <w:rPr>
+          <w:rFonts w:ascii="Calibri Light" w:eastAsia="Cambria" w:hAnsi="Calibri Light" w:cs="Calibri Light"/>
+          <w:bCs/>
+          <w:sz w:val="18"/>
+          <w:szCs w:val="18"/>
           <w:lang w:val="en-CA"/>
         </w:rPr>
         <w:t xml:space="preserve">: all of which are values that I embodied in my prior experience in healthcare, as well as my technical </w:t>
@@ -380,8 +930,8 @@
         <w:rPr>
           <w:rFonts w:ascii="Calibri Light" w:eastAsia="Cambria" w:hAnsi="Calibri Light" w:cs="Calibri Light"/>
           <w:bCs/>
-          <w:sz w:val="19"/>
-          <w:szCs w:val="19"/>
+          <w:sz w:val="18"/>
+          <w:szCs w:val="18"/>
           <w:lang w:val="en-CA"/>
         </w:rPr>
         <w:t>experience</w:t>
@@ -390,8 +940,8 @@
         <w:rPr>
           <w:rFonts w:ascii="Calibri Light" w:eastAsia="Cambria" w:hAnsi="Calibri Light" w:cs="Calibri Light"/>
           <w:bCs/>
-          <w:sz w:val="19"/>
-          <w:szCs w:val="19"/>
+          <w:sz w:val="18"/>
+          <w:szCs w:val="18"/>
           <w:lang w:val="en-CA"/>
         </w:rPr>
         <w:t xml:space="preserve"> as a growing software developer</w:t>
@@ -400,8 +950,8 @@
         <w:rPr>
           <w:rFonts w:ascii="Calibri Light" w:eastAsia="Cambria" w:hAnsi="Calibri Light" w:cs="Calibri Light"/>
           <w:bCs/>
-          <w:sz w:val="19"/>
-          <w:szCs w:val="19"/>
+          <w:sz w:val="18"/>
+          <w:szCs w:val="18"/>
           <w:lang w:val="en-CA"/>
         </w:rPr>
         <w:t xml:space="preserve">. </w:t>
@@ -410,8 +960,8 @@
         <w:rPr>
           <w:rFonts w:ascii="Calibri Light" w:eastAsia="Cambria" w:hAnsi="Calibri Light" w:cs="Calibri Light"/>
           <w:bCs/>
-          <w:sz w:val="19"/>
-          <w:szCs w:val="19"/>
+          <w:sz w:val="18"/>
+          <w:szCs w:val="18"/>
           <w:lang w:val="en-CA"/>
         </w:rPr>
         <w:t>W</w:t>
@@ -420,8 +970,8 @@
         <w:rPr>
           <w:rFonts w:ascii="Calibri Light" w:eastAsia="Cambria" w:hAnsi="Calibri Light" w:cs="Calibri Light"/>
           <w:bCs/>
-          <w:sz w:val="19"/>
-          <w:szCs w:val="19"/>
+          <w:sz w:val="18"/>
+          <w:szCs w:val="18"/>
           <w:lang w:val="en-CA"/>
         </w:rPr>
         <w:t>ith a</w:t>
@@ -430,8 +980,8 @@
         <w:rPr>
           <w:rFonts w:ascii="Calibri Light" w:eastAsia="Cambria" w:hAnsi="Calibri Light" w:cs="Calibri Light"/>
           <w:bCs/>
-          <w:sz w:val="19"/>
-          <w:szCs w:val="19"/>
+          <w:sz w:val="18"/>
+          <w:szCs w:val="18"/>
           <w:lang w:val="en-CA"/>
         </w:rPr>
         <w:t xml:space="preserve"> strong</w:t>
@@ -440,8 +990,8 @@
         <w:rPr>
           <w:rFonts w:ascii="Calibri Light" w:eastAsia="Cambria" w:hAnsi="Calibri Light" w:cs="Calibri Light"/>
           <w:bCs/>
-          <w:sz w:val="19"/>
-          <w:szCs w:val="19"/>
+          <w:sz w:val="18"/>
+          <w:szCs w:val="18"/>
           <w:lang w:val="en-CA"/>
         </w:rPr>
         <w:t xml:space="preserve"> foundation in full-stack development design, a solutions-oriented mindset and an aptitude for solving complex problems, I </w:t>
@@ -450,8 +1000,8 @@
         <w:rPr>
           <w:rFonts w:ascii="Calibri Light" w:eastAsia="Cambria" w:hAnsi="Calibri Light" w:cs="Calibri Light"/>
           <w:bCs/>
-          <w:sz w:val="19"/>
-          <w:szCs w:val="19"/>
+          <w:sz w:val="18"/>
+          <w:szCs w:val="18"/>
           <w:lang w:val="en-CA"/>
         </w:rPr>
         <w:t>ho</w:t>
@@ -460,8 +1010,8 @@
         <w:rPr>
           <w:rFonts w:ascii="Calibri Light" w:eastAsia="Cambria" w:hAnsi="Calibri Light" w:cs="Calibri Light"/>
           <w:bCs/>
-          <w:sz w:val="19"/>
-          <w:szCs w:val="19"/>
+          <w:sz w:val="18"/>
+          <w:szCs w:val="18"/>
           <w:lang w:val="en-CA"/>
         </w:rPr>
         <w:t xml:space="preserve">pe to bring </w:t>
@@ -470,8 +1020,8 @@
         <w:rPr>
           <w:rFonts w:ascii="Calibri Light" w:eastAsia="Cambria" w:hAnsi="Calibri Light" w:cs="Calibri Light"/>
           <w:bCs/>
-          <w:sz w:val="19"/>
-          <w:szCs w:val="19"/>
+          <w:sz w:val="18"/>
+          <w:szCs w:val="18"/>
           <w:lang w:val="en-CA"/>
         </w:rPr>
         <w:t xml:space="preserve">meaningful </w:t>
@@ -480,8 +1030,8 @@
         <w:rPr>
           <w:rFonts w:ascii="Calibri Light" w:eastAsia="Cambria" w:hAnsi="Calibri Light" w:cs="Calibri Light"/>
           <w:bCs/>
-          <w:sz w:val="19"/>
-          <w:szCs w:val="19"/>
+          <w:sz w:val="18"/>
+          <w:szCs w:val="18"/>
           <w:lang w:val="en-CA"/>
         </w:rPr>
         <w:t>contributions to</w:t>
@@ -490,58 +1040,146 @@
         <w:rPr>
           <w:rFonts w:ascii="Calibri Light" w:eastAsia="Cambria" w:hAnsi="Calibri Light" w:cs="Calibri Light"/>
           <w:bCs/>
-          <w:sz w:val="19"/>
-          <w:szCs w:val="19"/>
-          <w:lang w:val="en-CA"/>
-        </w:rPr>
-        <w:t xml:space="preserve"> {{ company_name }}s’</w:t>
-      </w:r>
-      <w:r>
-        <w:rPr>
-          <w:rFonts w:ascii="Calibri Light" w:eastAsia="Cambria" w:hAnsi="Calibri Light" w:cs="Calibri Light"/>
-          <w:bCs/>
-          <w:sz w:val="19"/>
-          <w:szCs w:val="19"/>
-          <w:lang w:val="en-CA"/>
-        </w:rPr>
-        <w:t xml:space="preserve"> platforms,</w:t>
-      </w:r>
-      <w:r>
-        <w:rPr>
-          <w:rFonts w:ascii="Calibri Light" w:eastAsia="Cambria" w:hAnsi="Calibri Light" w:cs="Calibri Light"/>
-          <w:bCs/>
-          <w:sz w:val="19"/>
-          <w:szCs w:val="19"/>
-          <w:lang w:val="en-CA"/>
-        </w:rPr>
-        <w:t xml:space="preserve"> and thrive in a dynamic work environment.</w:t>
-      </w:r>
-      <w:r>
-        <w:rPr>
-          <w:rFonts w:ascii="Calibri Light" w:eastAsia="Cambria" w:hAnsi="Calibri Light" w:cs="Calibri Light"/>
-          <w:bCs/>
-          <w:sz w:val="19"/>
-          <w:szCs w:val="19"/>
+          <w:sz w:val="18"/>
+          <w:szCs w:val="18"/>
           <w:lang w:val="en-CA"/>
         </w:rPr>
         <w:t xml:space="preserve"> </w:t>
       </w:r>
-      <w:r>
-        <w:rPr>
-          <w:rFonts w:ascii="Calibri Light" w:eastAsia="Cambria" w:hAnsi="Calibri Light" w:cs="Calibri Light"/>
-          <w:bCs/>
-          <w:sz w:val="19"/>
-          <w:szCs w:val="19"/>
+      <w:proofErr w:type="gramStart"/>
+      <w:r>
+        <w:rPr>
+          <w:rFonts w:ascii="Calibri Light" w:eastAsia="Cambria" w:hAnsi="Calibri Light" w:cs="Calibri Light"/>
+          <w:bCs/>
+          <w:sz w:val="18"/>
+          <w:szCs w:val="18"/>
+          <w:lang w:val="en-CA"/>
+        </w:rPr>
+        <w:t xml:space="preserve">{{ </w:t>
+      </w:r>
+      <w:proofErr w:type="spellStart"/>
+      <w:r>
+        <w:rPr>
+          <w:rFonts w:ascii="Calibri Light" w:eastAsia="Cambria" w:hAnsi="Calibri Light" w:cs="Calibri Light"/>
+          <w:bCs/>
+          <w:sz w:val="18"/>
+          <w:szCs w:val="18"/>
+          <w:lang w:val="en-CA"/>
+        </w:rPr>
+        <w:t>company</w:t>
+      </w:r>
+      <w:proofErr w:type="gramEnd"/>
+      <w:r>
+        <w:rPr>
+          <w:rFonts w:ascii="Calibri Light" w:eastAsia="Cambria" w:hAnsi="Calibri Light" w:cs="Calibri Light"/>
+          <w:bCs/>
+          <w:sz w:val="18"/>
+          <w:szCs w:val="18"/>
+          <w:lang w:val="en-CA"/>
+        </w:rPr>
+        <w:t>_</w:t>
+      </w:r>
+      <w:proofErr w:type="gramStart"/>
+      <w:r>
+        <w:rPr>
+          <w:rFonts w:ascii="Calibri Light" w:eastAsia="Cambria" w:hAnsi="Calibri Light" w:cs="Calibri Light"/>
+          <w:bCs/>
+          <w:sz w:val="18"/>
+          <w:szCs w:val="18"/>
+          <w:lang w:val="en-CA"/>
+        </w:rPr>
+        <w:t>name</w:t>
+      </w:r>
+      <w:proofErr w:type="spellEnd"/>
+      <w:r>
+        <w:rPr>
+          <w:rFonts w:ascii="Calibri Light" w:eastAsia="Cambria" w:hAnsi="Calibri Light" w:cs="Calibri Light"/>
+          <w:bCs/>
+          <w:sz w:val="18"/>
+          <w:szCs w:val="18"/>
+          <w:lang w:val="en-CA"/>
+        </w:rPr>
+        <w:t xml:space="preserve"> }}s</w:t>
+      </w:r>
+      <w:proofErr w:type="gramEnd"/>
+      <w:r>
+        <w:rPr>
+          <w:rFonts w:ascii="Calibri Light" w:eastAsia="Cambria" w:hAnsi="Calibri Light" w:cs="Calibri Light"/>
+          <w:bCs/>
+          <w:sz w:val="18"/>
+          <w:szCs w:val="18"/>
+          <w:lang w:val="en-CA"/>
+        </w:rPr>
+        <w:t>’</w:t>
+      </w:r>
+      <w:r>
+        <w:rPr>
+          <w:rFonts w:ascii="Calibri Light" w:eastAsia="Cambria" w:hAnsi="Calibri Light" w:cs="Calibri Light"/>
+          <w:bCs/>
+          <w:sz w:val="18"/>
+          <w:szCs w:val="18"/>
           <w:lang w:val="en-CA"/>
         </w:rPr>
         <w:t xml:space="preserve"> </w:t>
       </w:r>
-      <w:r>
-        <w:rPr>
-          <w:rFonts w:ascii="Calibri Light" w:eastAsia="Cambria" w:hAnsi="Calibri Light" w:cs="Calibri Light"/>
-          <w:bCs/>
-          <w:sz w:val="19"/>
-          <w:szCs w:val="19"/>
+      <w:proofErr w:type="gramStart"/>
+      <w:r>
+        <w:rPr>
+          <w:rFonts w:ascii="Calibri Light" w:eastAsia="Cambria" w:hAnsi="Calibri Light" w:cs="Calibri Light"/>
+          <w:bCs/>
+          <w:sz w:val="18"/>
+          <w:szCs w:val="18"/>
+          <w:lang w:val="en-CA"/>
+        </w:rPr>
+        <w:t>platforms,</w:t>
+      </w:r>
+      <w:r>
+        <w:rPr>
+          <w:rFonts w:ascii="Calibri Light" w:eastAsia="Cambria" w:hAnsi="Calibri Light" w:cs="Calibri Light"/>
+          <w:bCs/>
+          <w:sz w:val="18"/>
+          <w:szCs w:val="18"/>
+          <w:lang w:val="en-CA"/>
+        </w:rPr>
+        <w:t xml:space="preserve"> and</w:t>
+      </w:r>
+      <w:proofErr w:type="gramEnd"/>
+      <w:r>
+        <w:rPr>
+          <w:rFonts w:ascii="Calibri Light" w:eastAsia="Cambria" w:hAnsi="Calibri Light" w:cs="Calibri Light"/>
+          <w:bCs/>
+          <w:sz w:val="18"/>
+          <w:szCs w:val="18"/>
+          <w:lang w:val="en-CA"/>
+        </w:rPr>
+        <w:t xml:space="preserve"> thrive in a dynamic work environment.</w:t>
+      </w:r>
+      <w:r>
+        <w:rPr>
+          <w:rFonts w:ascii="Calibri Light" w:eastAsia="Cambria" w:hAnsi="Calibri Light" w:cs="Calibri Light"/>
+          <w:bCs/>
+          <w:sz w:val="18"/>
+          <w:szCs w:val="18"/>
+          <w:lang w:val="en-CA"/>
+        </w:rPr>
+        <w:t xml:space="preserve"> </w:t>
+      </w:r>
+      <w:r>
+        <w:rPr>
+          <w:rFonts w:ascii="Calibri Light" w:eastAsia="Cambria" w:hAnsi="Calibri Light" w:cs="Calibri Light"/>
+          <w:bCs/>
+          <w:sz w:val="18"/>
+          <w:szCs w:val="18"/>
+          <w:lang w:val="en-CA"/>
+        </w:rPr>
+        <w:t xml:space="preserve"> </w:t>
+      </w:r>
+      <w:r>
+        <w:rPr>
+          <w:rFonts w:ascii="Calibri Light" w:eastAsia="Cambria" w:hAnsi="Calibri Light" w:cs="Calibri Light"/>
+          <w:bCs/>
+          <w:sz w:val="18"/>
+          <w:szCs w:val="18"/>
           <w:lang w:val="en-CA"/>
         </w:rPr>
         <w:t xml:space="preserve"> </w:t>
@@ -562,237 +1200,80 @@
         <w:rPr>
           <w:rFonts w:ascii="Calibri Light" w:eastAsia="Cambria" w:hAnsi="Calibri Light" w:cs="Calibri Light"/>
           <w:bCs/>
-          <w:sz w:val="19"/>
-          <w:szCs w:val="19"/>
+          <w:sz w:val="18"/>
+          <w:szCs w:val="18"/>
           <w:lang w:val="en-CA"/>
         </w:rPr>
       </w:pPr>
-      <w:r>
-        <w:rPr>
-          <w:rFonts w:ascii="Calibri Light" w:eastAsia="Cambria" w:hAnsi="Calibri Light" w:cs="Calibri Light"/>
-          <w:bCs/>
-          <w:sz w:val="19"/>
-          <w:szCs w:val="19"/>
-          <w:lang w:val="en-CA"/>
-        </w:rPr>
-        <w:t xml:space="preserve">Currently, I am gaining practical experience as an Information Technology Analyst Co-op Student with Shared </w:t>
-      </w:r>
-      <w:r>
-        <w:rPr>
-          <w:rFonts w:ascii="Calibri Light" w:eastAsia="Cambria" w:hAnsi="Calibri Light" w:cs="Calibri Light"/>
-          <w:bCs/>
-          <w:sz w:val="19"/>
-          <w:szCs w:val="19"/>
-          <w:lang w:val="en-CA"/>
-        </w:rPr>
-        <w:t>Services</w:t>
-      </w:r>
-      <w:r>
-        <w:rPr>
-          <w:rFonts w:ascii="Calibri Light" w:eastAsia="Cambria" w:hAnsi="Calibri Light" w:cs="Calibri Light"/>
-          <w:bCs/>
-          <w:sz w:val="19"/>
-          <w:szCs w:val="19"/>
-          <w:lang w:val="en-CA"/>
-        </w:rPr>
-        <w:t xml:space="preserve"> Canada, where I </w:t>
-      </w:r>
-      <w:r>
-        <w:rPr>
-          <w:rFonts w:ascii="Calibri Light" w:eastAsia="Cambria" w:hAnsi="Calibri Light" w:cs="Calibri Light"/>
-          <w:bCs/>
-          <w:sz w:val="19"/>
-          <w:szCs w:val="19"/>
-          <w:lang w:val="en-CA"/>
-        </w:rPr>
-        <w:t xml:space="preserve">am supporting enterprise-level IT workflows in a federal government setting. </w:t>
-      </w:r>
-      <w:r>
-        <w:rPr>
-          <w:rFonts w:ascii="Calibri Light" w:eastAsia="Cambria" w:hAnsi="Calibri Light" w:cs="Calibri Light"/>
-          <w:bCs/>
-          <w:sz w:val="19"/>
-          <w:szCs w:val="19"/>
-          <w:lang w:val="en-CA"/>
-        </w:rPr>
-        <w:t>This role is providing me with exposure to Linux-based operating systems, large-scale infrastructure</w:t>
-      </w:r>
-      <w:r>
-        <w:rPr>
-          <w:rFonts w:ascii="Calibri Light" w:eastAsia="Cambria" w:hAnsi="Calibri Light" w:cs="Calibri Light"/>
-          <w:bCs/>
-          <w:sz w:val="19"/>
-          <w:szCs w:val="19"/>
-          <w:lang w:val="en-CA"/>
-        </w:rPr>
-        <w:t>, and</w:t>
-      </w:r>
-      <w:r>
-        <w:rPr>
-          <w:rFonts w:ascii="Calibri Light" w:eastAsia="Cambria" w:hAnsi="Calibri Light" w:cs="Calibri Light"/>
-          <w:bCs/>
-          <w:sz w:val="19"/>
-          <w:szCs w:val="19"/>
-          <w:lang w:val="en-CA"/>
-        </w:rPr>
-        <w:t xml:space="preserve"> is helping me</w:t>
-      </w:r>
-      <w:r>
-        <w:rPr>
-          <w:rFonts w:ascii="Calibri Light" w:eastAsia="Cambria" w:hAnsi="Calibri Light" w:cs="Calibri Light"/>
-          <w:bCs/>
-          <w:sz w:val="19"/>
-          <w:szCs w:val="19"/>
-          <w:lang w:val="en-CA"/>
-        </w:rPr>
-        <w:t xml:space="preserve"> develop</w:t>
-      </w:r>
-      <w:r>
-        <w:rPr>
-          <w:rFonts w:ascii="Calibri Light" w:eastAsia="Cambria" w:hAnsi="Calibri Light" w:cs="Calibri Light"/>
-          <w:bCs/>
-          <w:sz w:val="19"/>
-          <w:szCs w:val="19"/>
-          <w:lang w:val="en-CA"/>
-        </w:rPr>
-        <w:t xml:space="preserve"> many transferrable skills that are required</w:t>
-      </w:r>
-      <w:r>
-        <w:rPr>
-          <w:rFonts w:ascii="Calibri Light" w:eastAsia="Cambria" w:hAnsi="Calibri Light" w:cs="Calibri Light"/>
-          <w:bCs/>
-          <w:sz w:val="19"/>
-          <w:szCs w:val="19"/>
-          <w:lang w:val="en-CA"/>
-        </w:rPr>
-        <w:t xml:space="preserve"> in working in a larg</w:t>
-      </w:r>
-      <w:r>
-        <w:rPr>
-          <w:rFonts w:ascii="Calibri Light" w:eastAsia="Cambria" w:hAnsi="Calibri Light" w:cs="Calibri Light"/>
-          <w:bCs/>
-          <w:sz w:val="19"/>
-          <w:szCs w:val="19"/>
-          <w:lang w:val="en-CA"/>
-        </w:rPr>
-        <w:t xml:space="preserve">e, </w:t>
-      </w:r>
-      <w:r>
-        <w:rPr>
-          <w:rFonts w:ascii="Calibri Light" w:eastAsia="Cambria" w:hAnsi="Calibri Light" w:cs="Calibri Light"/>
-          <w:bCs/>
-          <w:sz w:val="19"/>
-          <w:szCs w:val="19"/>
-          <w:lang w:val="en-CA"/>
-        </w:rPr>
-        <w:t>client-facing</w:t>
-      </w:r>
-      <w:r>
-        <w:rPr>
-          <w:rFonts w:ascii="Calibri Light" w:eastAsia="Cambria" w:hAnsi="Calibri Light" w:cs="Calibri Light"/>
-          <w:bCs/>
-          <w:sz w:val="19"/>
-          <w:szCs w:val="19"/>
-          <w:lang w:val="en-CA"/>
-        </w:rPr>
-        <w:t xml:space="preserve"> Agile-style</w:t>
-      </w:r>
-      <w:r>
-        <w:rPr>
-          <w:rFonts w:ascii="Calibri Light" w:eastAsia="Cambria" w:hAnsi="Calibri Light" w:cs="Calibri Light"/>
-          <w:bCs/>
-          <w:sz w:val="19"/>
-          <w:szCs w:val="19"/>
-          <w:lang w:val="en-CA"/>
-        </w:rPr>
-        <w:t xml:space="preserve"> team. </w:t>
-      </w:r>
-      <w:r>
-        <w:rPr>
-          <w:rFonts w:ascii="Calibri Light" w:eastAsia="Cambria" w:hAnsi="Calibri Light" w:cs="Calibri Light"/>
-          <w:bCs/>
-          <w:sz w:val="19"/>
-          <w:szCs w:val="19"/>
-          <w:lang w:val="en-CA"/>
-        </w:rPr>
-        <w:t>In this role, I</w:t>
-      </w:r>
-      <w:r>
-        <w:rPr>
-          <w:rFonts w:ascii="Calibri Light" w:eastAsia="Cambria" w:hAnsi="Calibri Light" w:cs="Calibri Light"/>
-          <w:bCs/>
-          <w:sz w:val="19"/>
-          <w:szCs w:val="19"/>
-          <w:lang w:val="en-CA"/>
-        </w:rPr>
-        <w:t xml:space="preserve"> aim to</w:t>
-      </w:r>
-      <w:r>
-        <w:rPr>
-          <w:rFonts w:ascii="Calibri Light" w:eastAsia="Cambria" w:hAnsi="Calibri Light" w:cs="Calibri Light"/>
-          <w:bCs/>
-          <w:sz w:val="19"/>
-          <w:szCs w:val="19"/>
-          <w:lang w:val="en-CA"/>
-        </w:rPr>
-        <w:t xml:space="preserve"> identify potential opportunities for automation to streamline recurring processes and improve efficiency</w:t>
-      </w:r>
-      <w:r>
-        <w:rPr>
-          <w:rFonts w:ascii="Calibri Light" w:eastAsia="Cambria" w:hAnsi="Calibri Light" w:cs="Calibri Light"/>
-          <w:bCs/>
-          <w:sz w:val="19"/>
-          <w:szCs w:val="19"/>
-          <w:lang w:val="en-CA"/>
-        </w:rPr>
-        <w:t xml:space="preserve"> through scripting with JavaScript, Python and</w:t>
-      </w:r>
-      <w:r>
-        <w:rPr>
-          <w:rFonts w:ascii="Calibri Light" w:eastAsia="Cambria" w:hAnsi="Calibri Light" w:cs="Calibri Light"/>
-          <w:bCs/>
-          <w:sz w:val="19"/>
-          <w:szCs w:val="19"/>
-          <w:lang w:val="en-CA"/>
+      <w:commentRangeStart w:id="0"/>
+      <w:r>
+        <w:rPr>
+          <w:rFonts w:ascii="Calibri Light" w:hAnsi="Calibri Light" w:cs="Calibri Light"/>
+          <w:sz w:val="18"/>
+          <w:szCs w:val="18"/>
+          <w:highlight w:val="yellow"/>
+        </w:rPr>
+        <w:t>Building upon my prior experience, I have been actively developing my technical expertise through both co-op and personal projects. Previously, I was associated with Shared Services Canada as an I.T. Analyst, where I supported enterprise-level I.T. workflows within the federal government.</w:t>
+      </w:r>
+      <w:r>
+        <w:rPr>
+          <w:rFonts w:ascii="Calibri Light" w:hAnsi="Calibri Light" w:cs="Calibri Light"/>
+          <w:sz w:val="18"/>
+          <w:szCs w:val="18"/>
         </w:rPr>
         <w:t xml:space="preserve"> </w:t>
       </w:r>
-      <w:r>
-        <w:rPr>
-          <w:rFonts w:ascii="Calibri Light" w:eastAsia="Cambria" w:hAnsi="Calibri Light" w:cs="Calibri Light"/>
-          <w:bCs/>
-          <w:sz w:val="19"/>
-          <w:szCs w:val="19"/>
-          <w:lang w:val="en-CA"/>
-        </w:rPr>
-        <w:t>PowerShell</w:t>
-      </w:r>
-      <w:r>
-        <w:rPr>
-          <w:rFonts w:ascii="Calibri Light" w:eastAsia="Cambria" w:hAnsi="Calibri Light" w:cs="Calibri Light"/>
-          <w:bCs/>
-          <w:sz w:val="19"/>
-          <w:szCs w:val="19"/>
-          <w:lang w:val="en-CA"/>
-        </w:rPr>
-        <w:t>, building on my interest in workflow optimization.</w:t>
-      </w:r>
-      <w:r>
-        <w:rPr>
-          <w:rFonts w:ascii="Calibri Light" w:eastAsia="Cambria" w:hAnsi="Calibri Light" w:cs="Calibri Light"/>
-          <w:bCs/>
-          <w:sz w:val="19"/>
-          <w:szCs w:val="19"/>
-          <w:lang w:val="en-CA"/>
-        </w:rPr>
-        <w:t xml:space="preserve"> Alongside this, I have been developing my technical expertise through</w:t>
-      </w:r>
-      <w:r>
-        <w:rPr>
-          <w:rFonts w:ascii="Calibri Light" w:eastAsia="Cambria" w:hAnsi="Calibri Light" w:cs="Calibri Light"/>
-          <w:bCs/>
-          <w:sz w:val="19"/>
-          <w:szCs w:val="19"/>
+      <w:commentRangeEnd w:id="0"/>
+      <w:r>
+        <w:rPr>
+          <w:rStyle w:val="CommentReference"/>
+          <w:sz w:val="18"/>
+          <w:szCs w:val="18"/>
+        </w:rPr>
+        <w:commentReference w:id="0"/>
+      </w:r>
+      <w:r>
+        <w:rPr>
+          <w:rFonts w:ascii="Calibri Light" w:hAnsi="Calibri Light" w:cs="Calibri Light"/>
+          <w:sz w:val="18"/>
+          <w:szCs w:val="18"/>
+        </w:rPr>
+        <w:t xml:space="preserve">I became exposed to cloud-based technologies and effectively leveraged PowerShell scripts to complete tasks relating to user state management. I also improved Tier-1 ticketing efficiency by developing a Python-based desktop application. I utilized libraries such as </w:t>
+      </w:r>
+      <w:proofErr w:type="spellStart"/>
+      <w:r>
+        <w:rPr>
+          <w:rFonts w:ascii="Calibri Light" w:hAnsi="Calibri Light" w:cs="Calibri Light"/>
+          <w:sz w:val="18"/>
+          <w:szCs w:val="18"/>
+        </w:rPr>
+        <w:t>Tkinter</w:t>
+      </w:r>
+      <w:proofErr w:type="spellEnd"/>
+      <w:r>
+        <w:rPr>
+          <w:rFonts w:ascii="Calibri Light" w:hAnsi="Calibri Light" w:cs="Calibri Light"/>
+          <w:sz w:val="18"/>
+          <w:szCs w:val="18"/>
+        </w:rPr>
+        <w:t xml:space="preserve"> to build a responsive graphical user interface, automating Excel template cell population, and automatic copy-paste functionalities. This significantly reduced manual data entry errors and had also improved processing speed by 75%. This not only showcases my capability to take on self-initiated projects to improve workplace procedures, but it also built upon my interest in workflow optimization. </w:t>
+      </w:r>
+      <w:r>
+        <w:rPr>
+          <w:rFonts w:ascii="Calibri Light" w:eastAsia="Cambria" w:hAnsi="Calibri Light" w:cs="Calibri Light"/>
+          <w:bCs/>
+          <w:sz w:val="18"/>
+          <w:szCs w:val="18"/>
+          <w:lang w:val="en-CA"/>
+        </w:rPr>
+        <w:t>Alongside this, I have been developing my technical expertise through</w:t>
+      </w:r>
+      <w:r>
+        <w:rPr>
+          <w:rFonts w:ascii="Calibri Light" w:eastAsia="Cambria" w:hAnsi="Calibri Light" w:cs="Calibri Light"/>
+          <w:bCs/>
+          <w:sz w:val="18"/>
+          <w:szCs w:val="18"/>
           <w:lang w:val="en-CA"/>
         </w:rPr>
         <w:t xml:space="preserve"> </w:t>
@@ -801,8 +1282,8 @@
         <w:rPr>
           <w:rFonts w:ascii="Calibri Light" w:eastAsia="Cambria" w:hAnsi="Calibri Light" w:cs="Calibri Light"/>
           <w:bCs/>
-          <w:sz w:val="19"/>
-          <w:szCs w:val="19"/>
+          <w:sz w:val="18"/>
+          <w:szCs w:val="18"/>
           <w:lang w:val="en-CA"/>
         </w:rPr>
         <w:t>building</w:t>
@@ -811,8 +1292,8 @@
         <w:rPr>
           <w:rFonts w:ascii="Calibri Light" w:eastAsia="Cambria" w:hAnsi="Calibri Light" w:cs="Calibri Light"/>
           <w:bCs/>
-          <w:sz w:val="19"/>
-          <w:szCs w:val="19"/>
+          <w:sz w:val="18"/>
+          <w:szCs w:val="18"/>
           <w:lang w:val="en-CA"/>
         </w:rPr>
         <w:t xml:space="preserve"> full-stack applications, which</w:t>
@@ -821,8 +1302,8 @@
         <w:rPr>
           <w:rFonts w:ascii="Calibri Light" w:eastAsia="Cambria" w:hAnsi="Calibri Light" w:cs="Calibri Light"/>
           <w:bCs/>
-          <w:sz w:val="19"/>
-          <w:szCs w:val="19"/>
+          <w:sz w:val="18"/>
+          <w:szCs w:val="18"/>
           <w:lang w:val="en-CA"/>
         </w:rPr>
         <w:t xml:space="preserve"> not only</w:t>
@@ -831,8 +1312,8 @@
         <w:rPr>
           <w:rFonts w:ascii="Calibri Light" w:eastAsia="Cambria" w:hAnsi="Calibri Light" w:cs="Calibri Light"/>
           <w:bCs/>
-          <w:sz w:val="19"/>
-          <w:szCs w:val="19"/>
+          <w:sz w:val="18"/>
+          <w:szCs w:val="18"/>
           <w:lang w:val="en-CA"/>
         </w:rPr>
         <w:t xml:space="preserve"> </w:t>
@@ -841,8 +1322,8 @@
         <w:rPr>
           <w:rFonts w:ascii="Calibri Light" w:eastAsia="Cambria" w:hAnsi="Calibri Light" w:cs="Calibri Light"/>
           <w:bCs/>
-          <w:sz w:val="19"/>
-          <w:szCs w:val="19"/>
+          <w:sz w:val="18"/>
+          <w:szCs w:val="18"/>
           <w:lang w:val="en-CA"/>
         </w:rPr>
         <w:t xml:space="preserve">strongly showcases my </w:t>
@@ -851,8 +1332,8 @@
         <w:rPr>
           <w:rFonts w:ascii="Calibri Light" w:eastAsia="Cambria" w:hAnsi="Calibri Light" w:cs="Calibri Light"/>
           <w:bCs/>
-          <w:sz w:val="19"/>
-          <w:szCs w:val="19"/>
+          <w:sz w:val="18"/>
+          <w:szCs w:val="18"/>
           <w:lang w:val="en-CA"/>
         </w:rPr>
         <w:t xml:space="preserve">continued passion in software </w:t>
@@ -861,8 +1342,8 @@
         <w:rPr>
           <w:rFonts w:ascii="Calibri Light" w:eastAsia="Cambria" w:hAnsi="Calibri Light" w:cs="Calibri Light"/>
           <w:bCs/>
-          <w:sz w:val="19"/>
-          <w:szCs w:val="19"/>
+          <w:sz w:val="18"/>
+          <w:szCs w:val="18"/>
           <w:lang w:val="en-CA"/>
         </w:rPr>
         <w:t>construction</w:t>
@@ -871,8 +1352,8 @@
         <w:rPr>
           <w:rFonts w:ascii="Calibri Light" w:eastAsia="Cambria" w:hAnsi="Calibri Light" w:cs="Calibri Light"/>
           <w:bCs/>
-          <w:sz w:val="19"/>
-          <w:szCs w:val="19"/>
+          <w:sz w:val="18"/>
+          <w:szCs w:val="18"/>
           <w:lang w:val="en-CA"/>
         </w:rPr>
         <w:t xml:space="preserve">, but also </w:t>
@@ -881,8 +1362,8 @@
         <w:rPr>
           <w:rFonts w:ascii="Calibri Light" w:eastAsia="Cambria" w:hAnsi="Calibri Light" w:cs="Calibri Light"/>
           <w:bCs/>
-          <w:sz w:val="19"/>
-          <w:szCs w:val="19"/>
+          <w:sz w:val="18"/>
+          <w:szCs w:val="18"/>
           <w:lang w:val="en-CA"/>
         </w:rPr>
         <w:t xml:space="preserve">displays my dedication and initiative </w:t>
@@ -891,8 +1372,8 @@
         <w:rPr>
           <w:rFonts w:ascii="Calibri Light" w:eastAsia="Cambria" w:hAnsi="Calibri Light" w:cs="Calibri Light"/>
           <w:bCs/>
-          <w:sz w:val="19"/>
-          <w:szCs w:val="19"/>
+          <w:sz w:val="18"/>
+          <w:szCs w:val="18"/>
           <w:lang w:val="en-CA"/>
         </w:rPr>
         <w:t xml:space="preserve">to grow in a fast-paced </w:t>
@@ -901,8 +1382,8 @@
         <w:rPr>
           <w:rFonts w:ascii="Calibri Light" w:eastAsia="Cambria" w:hAnsi="Calibri Light" w:cs="Calibri Light"/>
           <w:bCs/>
-          <w:sz w:val="19"/>
-          <w:szCs w:val="19"/>
+          <w:sz w:val="18"/>
+          <w:szCs w:val="18"/>
           <w:lang w:val="en-CA"/>
         </w:rPr>
         <w:t xml:space="preserve">industry. </w:t>
@@ -911,8 +1392,8 @@
         <w:rPr>
           <w:rFonts w:ascii="Calibri Light" w:eastAsia="Cambria" w:hAnsi="Calibri Light" w:cs="Calibri Light"/>
           <w:bCs/>
-          <w:sz w:val="19"/>
-          <w:szCs w:val="19"/>
+          <w:sz w:val="18"/>
+          <w:szCs w:val="18"/>
           <w:lang w:val="en-CA"/>
         </w:rPr>
         <w:t xml:space="preserve">For example, I </w:t>
@@ -921,18 +1402,40 @@
         <w:rPr>
           <w:rFonts w:ascii="Calibri Light" w:eastAsia="Cambria" w:hAnsi="Calibri Light" w:cs="Calibri Light"/>
           <w:bCs/>
-          <w:sz w:val="19"/>
-          <w:szCs w:val="19"/>
-          <w:lang w:val="en-CA"/>
-        </w:rPr>
-        <w:t xml:space="preserve">scaled SipLy from an academic Java-based </w:t>
-      </w:r>
-      <w:r>
-        <w:rPr>
-          <w:rFonts w:ascii="Calibri Light" w:eastAsia="Cambria" w:hAnsi="Calibri Light" w:cs="Calibri Light"/>
-          <w:bCs/>
-          <w:sz w:val="19"/>
-          <w:szCs w:val="19"/>
+          <w:sz w:val="18"/>
+          <w:szCs w:val="18"/>
+          <w:lang w:val="en-CA"/>
+        </w:rPr>
+        <w:t xml:space="preserve">scaled </w:t>
+      </w:r>
+      <w:proofErr w:type="spellStart"/>
+      <w:r>
+        <w:rPr>
+          <w:rFonts w:ascii="Calibri Light" w:eastAsia="Cambria" w:hAnsi="Calibri Light" w:cs="Calibri Light"/>
+          <w:bCs/>
+          <w:sz w:val="18"/>
+          <w:szCs w:val="18"/>
+          <w:lang w:val="en-CA"/>
+        </w:rPr>
+        <w:t>SipLy</w:t>
+      </w:r>
+      <w:proofErr w:type="spellEnd"/>
+      <w:r>
+        <w:rPr>
+          <w:rFonts w:ascii="Calibri Light" w:eastAsia="Cambria" w:hAnsi="Calibri Light" w:cs="Calibri Light"/>
+          <w:bCs/>
+          <w:sz w:val="18"/>
+          <w:szCs w:val="18"/>
+          <w:lang w:val="en-CA"/>
+        </w:rPr>
+        <w:t xml:space="preserve"> from an academic Java-based </w:t>
+      </w:r>
+      <w:r>
+        <w:rPr>
+          <w:rFonts w:ascii="Calibri Light" w:eastAsia="Cambria" w:hAnsi="Calibri Light" w:cs="Calibri Light"/>
+          <w:bCs/>
+          <w:sz w:val="18"/>
+          <w:szCs w:val="18"/>
           <w:lang w:val="en-CA"/>
         </w:rPr>
         <w:t>CLI</w:t>
@@ -941,8 +1444,8 @@
         <w:rPr>
           <w:rFonts w:ascii="Calibri Light" w:eastAsia="Cambria" w:hAnsi="Calibri Light" w:cs="Calibri Light"/>
           <w:bCs/>
-          <w:sz w:val="19"/>
-          <w:szCs w:val="19"/>
+          <w:sz w:val="18"/>
+          <w:szCs w:val="18"/>
           <w:lang w:val="en-CA"/>
         </w:rPr>
         <w:t xml:space="preserve"> and Swing </w:t>
@@ -951,8 +1454,8 @@
         <w:rPr>
           <w:rFonts w:ascii="Calibri Light" w:eastAsia="Cambria" w:hAnsi="Calibri Light" w:cs="Calibri Light"/>
           <w:bCs/>
-          <w:sz w:val="19"/>
-          <w:szCs w:val="19"/>
+          <w:sz w:val="18"/>
+          <w:szCs w:val="18"/>
           <w:lang w:val="en-CA"/>
         </w:rPr>
         <w:t>project into a full-stack</w:t>
@@ -961,8 +1464,8 @@
         <w:rPr>
           <w:rFonts w:ascii="Calibri Light" w:eastAsia="Cambria" w:hAnsi="Calibri Light" w:cs="Calibri Light"/>
           <w:bCs/>
-          <w:sz w:val="19"/>
-          <w:szCs w:val="19"/>
+          <w:sz w:val="18"/>
+          <w:szCs w:val="18"/>
           <w:lang w:val="en-CA"/>
         </w:rPr>
         <w:t xml:space="preserve"> </w:t>
@@ -971,8 +1474,8 @@
         <w:rPr>
           <w:rFonts w:ascii="Calibri Light" w:eastAsia="Cambria" w:hAnsi="Calibri Light" w:cs="Calibri Light"/>
           <w:bCs/>
-          <w:sz w:val="19"/>
-          <w:szCs w:val="19"/>
+          <w:sz w:val="18"/>
+          <w:szCs w:val="18"/>
           <w:lang w:val="en-CA"/>
         </w:rPr>
         <w:t xml:space="preserve">React and </w:t>
@@ -981,8 +1484,8 @@
         <w:rPr>
           <w:rFonts w:ascii="Calibri Light" w:eastAsia="Cambria" w:hAnsi="Calibri Light" w:cs="Calibri Light"/>
           <w:bCs/>
-          <w:sz w:val="19"/>
-          <w:szCs w:val="19"/>
+          <w:sz w:val="18"/>
+          <w:szCs w:val="18"/>
           <w:lang w:val="en-CA"/>
         </w:rPr>
         <w:t xml:space="preserve">Spring Boot web application that helps users track their daily sugar, caffeine and caloric intake from consumed beverages. </w:t>
@@ -991,8 +1494,8 @@
         <w:rPr>
           <w:rFonts w:ascii="Calibri Light" w:eastAsia="Cambria" w:hAnsi="Calibri Light" w:cs="Calibri Light"/>
           <w:bCs/>
-          <w:sz w:val="19"/>
-          <w:szCs w:val="19"/>
+          <w:sz w:val="18"/>
+          <w:szCs w:val="18"/>
           <w:lang w:val="en-CA"/>
         </w:rPr>
         <w:t xml:space="preserve">On the backend, </w:t>
@@ -1001,8 +1504,8 @@
         <w:rPr>
           <w:rFonts w:ascii="Calibri Light" w:eastAsia="Cambria" w:hAnsi="Calibri Light" w:cs="Calibri Light"/>
           <w:bCs/>
-          <w:sz w:val="19"/>
-          <w:szCs w:val="19"/>
+          <w:sz w:val="18"/>
+          <w:szCs w:val="18"/>
           <w:lang w:val="en-CA"/>
         </w:rPr>
         <w:t xml:space="preserve">I </w:t>
@@ -1011,8 +1514,8 @@
         <w:rPr>
           <w:rFonts w:ascii="Calibri Light" w:eastAsia="Cambria" w:hAnsi="Calibri Light" w:cs="Calibri Light"/>
           <w:bCs/>
-          <w:sz w:val="19"/>
-          <w:szCs w:val="19"/>
+          <w:sz w:val="18"/>
+          <w:szCs w:val="18"/>
           <w:lang w:val="en-CA"/>
         </w:rPr>
         <w:t>learnt how to design RESTful</w:t>
@@ -1021,8 +1524,8 @@
         <w:rPr>
           <w:rFonts w:ascii="Calibri Light" w:eastAsia="Cambria" w:hAnsi="Calibri Light" w:cs="Calibri Light"/>
           <w:bCs/>
-          <w:sz w:val="19"/>
-          <w:szCs w:val="19"/>
+          <w:sz w:val="18"/>
+          <w:szCs w:val="18"/>
           <w:lang w:val="en-CA"/>
         </w:rPr>
         <w:t xml:space="preserve"> </w:t>
@@ -1031,8 +1534,8 @@
         <w:rPr>
           <w:rFonts w:ascii="Calibri Light" w:eastAsia="Cambria" w:hAnsi="Calibri Light" w:cs="Calibri Light"/>
           <w:bCs/>
-          <w:sz w:val="19"/>
-          <w:szCs w:val="19"/>
+          <w:sz w:val="18"/>
+          <w:szCs w:val="18"/>
           <w:lang w:val="en-CA"/>
         </w:rPr>
         <w:t>APIs,</w:t>
@@ -1041,8 +1544,8 @@
         <w:rPr>
           <w:rFonts w:ascii="Calibri Light" w:eastAsia="Cambria" w:hAnsi="Calibri Light" w:cs="Calibri Light"/>
           <w:bCs/>
-          <w:sz w:val="19"/>
-          <w:szCs w:val="19"/>
+          <w:sz w:val="18"/>
+          <w:szCs w:val="18"/>
           <w:lang w:val="en-CA"/>
         </w:rPr>
         <w:t xml:space="preserve"> and utilized the embedded H2 Database Engine </w:t>
@@ -1051,8 +1554,8 @@
         <w:rPr>
           <w:rFonts w:ascii="Calibri Light" w:eastAsia="Cambria" w:hAnsi="Calibri Light" w:cs="Calibri Light"/>
           <w:bCs/>
-          <w:sz w:val="19"/>
-          <w:szCs w:val="19"/>
+          <w:sz w:val="18"/>
+          <w:szCs w:val="18"/>
           <w:lang w:val="en-CA"/>
         </w:rPr>
         <w:t xml:space="preserve">to </w:t>
@@ -1061,8 +1564,8 @@
         <w:rPr>
           <w:rFonts w:ascii="Calibri Light" w:eastAsia="Cambria" w:hAnsi="Calibri Light" w:cs="Calibri Light"/>
           <w:bCs/>
-          <w:sz w:val="19"/>
-          <w:szCs w:val="19"/>
+          <w:sz w:val="18"/>
+          <w:szCs w:val="18"/>
           <w:lang w:val="en-CA"/>
         </w:rPr>
         <w:t>persist user data</w:t>
@@ -1071,18 +1574,40 @@
         <w:rPr>
           <w:rFonts w:ascii="Calibri Light" w:eastAsia="Cambria" w:hAnsi="Calibri Light" w:cs="Calibri Light"/>
           <w:bCs/>
-          <w:sz w:val="19"/>
-          <w:szCs w:val="19"/>
-          <w:lang w:val="en-CA"/>
-        </w:rPr>
-        <w:t xml:space="preserve">. Through SipLy, I also learnt the fundamentals of </w:t>
-      </w:r>
-      <w:r>
-        <w:rPr>
-          <w:rFonts w:ascii="Calibri Light" w:eastAsia="Cambria" w:hAnsi="Calibri Light" w:cs="Calibri Light"/>
-          <w:bCs/>
-          <w:sz w:val="19"/>
-          <w:szCs w:val="19"/>
+          <w:sz w:val="18"/>
+          <w:szCs w:val="18"/>
+          <w:lang w:val="en-CA"/>
+        </w:rPr>
+        <w:t xml:space="preserve">. Through </w:t>
+      </w:r>
+      <w:proofErr w:type="spellStart"/>
+      <w:r>
+        <w:rPr>
+          <w:rFonts w:ascii="Calibri Light" w:eastAsia="Cambria" w:hAnsi="Calibri Light" w:cs="Calibri Light"/>
+          <w:bCs/>
+          <w:sz w:val="18"/>
+          <w:szCs w:val="18"/>
+          <w:lang w:val="en-CA"/>
+        </w:rPr>
+        <w:t>SipLy</w:t>
+      </w:r>
+      <w:proofErr w:type="spellEnd"/>
+      <w:r>
+        <w:rPr>
+          <w:rFonts w:ascii="Calibri Light" w:eastAsia="Cambria" w:hAnsi="Calibri Light" w:cs="Calibri Light"/>
+          <w:bCs/>
+          <w:sz w:val="18"/>
+          <w:szCs w:val="18"/>
+          <w:lang w:val="en-CA"/>
+        </w:rPr>
+        <w:t xml:space="preserve">, I also learnt the fundamentals of </w:t>
+      </w:r>
+      <w:r>
+        <w:rPr>
+          <w:rFonts w:ascii="Calibri Light" w:eastAsia="Cambria" w:hAnsi="Calibri Light" w:cs="Calibri Light"/>
+          <w:bCs/>
+          <w:sz w:val="18"/>
+          <w:szCs w:val="18"/>
           <w:lang w:val="en-CA"/>
         </w:rPr>
         <w:t>security</w:t>
@@ -1091,8 +1616,8 @@
         <w:rPr>
           <w:rFonts w:ascii="Calibri Light" w:eastAsia="Cambria" w:hAnsi="Calibri Light" w:cs="Calibri Light"/>
           <w:bCs/>
-          <w:sz w:val="19"/>
-          <w:szCs w:val="19"/>
+          <w:sz w:val="18"/>
+          <w:szCs w:val="18"/>
           <w:lang w:val="en-CA"/>
         </w:rPr>
         <w:t xml:space="preserve"> and implemented</w:t>
@@ -1101,8 +1626,8 @@
         <w:rPr>
           <w:rFonts w:ascii="Calibri Light" w:eastAsia="Cambria" w:hAnsi="Calibri Light" w:cs="Calibri Light"/>
           <w:bCs/>
-          <w:sz w:val="19"/>
-          <w:szCs w:val="19"/>
+          <w:sz w:val="18"/>
+          <w:szCs w:val="18"/>
           <w:lang w:val="en-CA"/>
         </w:rPr>
         <w:t xml:space="preserve"> </w:t>
@@ -1111,8 +1636,8 @@
         <w:rPr>
           <w:rFonts w:ascii="Calibri Light" w:eastAsia="Cambria" w:hAnsi="Calibri Light" w:cs="Calibri Light"/>
           <w:bCs/>
-          <w:sz w:val="19"/>
-          <w:szCs w:val="19"/>
+          <w:sz w:val="18"/>
+          <w:szCs w:val="18"/>
           <w:lang w:val="en-CA"/>
         </w:rPr>
         <w:t>password</w:t>
@@ -1121,8 +1646,8 @@
         <w:rPr>
           <w:rFonts w:ascii="Calibri Light" w:eastAsia="Cambria" w:hAnsi="Calibri Light" w:cs="Calibri Light"/>
           <w:bCs/>
-          <w:sz w:val="19"/>
-          <w:szCs w:val="19"/>
+          <w:sz w:val="18"/>
+          <w:szCs w:val="18"/>
           <w:lang w:val="en-CA"/>
         </w:rPr>
         <w:t xml:space="preserve"> hashing to protect user login data wit</w:t>
@@ -1131,8 +1656,8 @@
         <w:rPr>
           <w:rFonts w:ascii="Calibri Light" w:eastAsia="Cambria" w:hAnsi="Calibri Light" w:cs="Calibri Light"/>
           <w:bCs/>
-          <w:sz w:val="19"/>
-          <w:szCs w:val="19"/>
+          <w:sz w:val="18"/>
+          <w:szCs w:val="18"/>
           <w:lang w:val="en-CA"/>
         </w:rPr>
         <w:t>h</w:t>
@@ -1141,8 +1666,8 @@
         <w:rPr>
           <w:rFonts w:ascii="Calibri Light" w:eastAsia="Cambria" w:hAnsi="Calibri Light" w:cs="Calibri Light"/>
           <w:bCs/>
-          <w:sz w:val="19"/>
-          <w:szCs w:val="19"/>
+          <w:sz w:val="18"/>
+          <w:szCs w:val="18"/>
           <w:lang w:val="en-CA"/>
         </w:rPr>
         <w:t xml:space="preserve"> Spring Securit</w:t>
@@ -1151,8 +1676,8 @@
         <w:rPr>
           <w:rFonts w:ascii="Calibri Light" w:eastAsia="Cambria" w:hAnsi="Calibri Light" w:cs="Calibri Light"/>
           <w:bCs/>
-          <w:sz w:val="19"/>
-          <w:szCs w:val="19"/>
+          <w:sz w:val="18"/>
+          <w:szCs w:val="18"/>
           <w:lang w:val="en-CA"/>
         </w:rPr>
         <w:t>y</w:t>
@@ -1161,18 +1686,40 @@
         <w:rPr>
           <w:rFonts w:ascii="Calibri Light" w:eastAsia="Cambria" w:hAnsi="Calibri Light" w:cs="Calibri Light"/>
           <w:bCs/>
-          <w:sz w:val="19"/>
-          <w:szCs w:val="19"/>
-          <w:lang w:val="en-CA"/>
-        </w:rPr>
-        <w:t xml:space="preserve"> and BCrypt.</w:t>
-      </w:r>
-      <w:r>
-        <w:rPr>
-          <w:rFonts w:ascii="Calibri Light" w:eastAsia="Cambria" w:hAnsi="Calibri Light" w:cs="Calibri Light"/>
-          <w:bCs/>
-          <w:sz w:val="19"/>
-          <w:szCs w:val="19"/>
+          <w:sz w:val="18"/>
+          <w:szCs w:val="18"/>
+          <w:lang w:val="en-CA"/>
+        </w:rPr>
+        <w:t xml:space="preserve"> and </w:t>
+      </w:r>
+      <w:proofErr w:type="spellStart"/>
+      <w:r>
+        <w:rPr>
+          <w:rFonts w:ascii="Calibri Light" w:eastAsia="Cambria" w:hAnsi="Calibri Light" w:cs="Calibri Light"/>
+          <w:bCs/>
+          <w:sz w:val="18"/>
+          <w:szCs w:val="18"/>
+          <w:lang w:val="en-CA"/>
+        </w:rPr>
+        <w:t>BCrypt</w:t>
+      </w:r>
+      <w:proofErr w:type="spellEnd"/>
+      <w:r>
+        <w:rPr>
+          <w:rFonts w:ascii="Calibri Light" w:eastAsia="Cambria" w:hAnsi="Calibri Light" w:cs="Calibri Light"/>
+          <w:bCs/>
+          <w:sz w:val="18"/>
+          <w:szCs w:val="18"/>
+          <w:lang w:val="en-CA"/>
+        </w:rPr>
+        <w:t>.</w:t>
+      </w:r>
+      <w:r>
+        <w:rPr>
+          <w:rFonts w:ascii="Calibri Light" w:eastAsia="Cambria" w:hAnsi="Calibri Light" w:cs="Calibri Light"/>
+          <w:bCs/>
+          <w:sz w:val="18"/>
+          <w:szCs w:val="18"/>
           <w:lang w:val="en-CA"/>
         </w:rPr>
         <w:t xml:space="preserve"> </w:t>
@@ -1181,8 +1728,8 @@
         <w:rPr>
           <w:rFonts w:ascii="Calibri Light" w:eastAsia="Cambria" w:hAnsi="Calibri Light" w:cs="Calibri Light"/>
           <w:bCs/>
-          <w:sz w:val="19"/>
-          <w:szCs w:val="19"/>
+          <w:sz w:val="18"/>
+          <w:szCs w:val="18"/>
           <w:lang w:val="en-CA"/>
         </w:rPr>
         <w:t>I also have plans of integrating</w:t>
@@ -1191,8 +1738,8 @@
         <w:rPr>
           <w:rFonts w:ascii="Calibri Light" w:eastAsia="Cambria" w:hAnsi="Calibri Light" w:cs="Calibri Light"/>
           <w:bCs/>
-          <w:sz w:val="19"/>
-          <w:szCs w:val="19"/>
+          <w:sz w:val="18"/>
+          <w:szCs w:val="18"/>
           <w:lang w:val="en-CA"/>
         </w:rPr>
         <w:t xml:space="preserve"> </w:t>
@@ -1201,38 +1748,94 @@
         <w:rPr>
           <w:rFonts w:ascii="Calibri Light" w:eastAsia="Cambria" w:hAnsi="Calibri Light" w:cs="Calibri Light"/>
           <w:bCs/>
-          <w:sz w:val="19"/>
-          <w:szCs w:val="19"/>
-          <w:lang w:val="en-CA"/>
-        </w:rPr>
-        <w:t xml:space="preserve">Spring AI with Groq to deliver personalized recommendations. </w:t>
-      </w:r>
-      <w:r>
-        <w:rPr>
-          <w:rFonts w:ascii="Calibri Light" w:eastAsia="Cambria" w:hAnsi="Calibri Light" w:cs="Calibri Light"/>
-          <w:bCs/>
-          <w:sz w:val="19"/>
-          <w:szCs w:val="19"/>
+          <w:sz w:val="18"/>
+          <w:szCs w:val="18"/>
+          <w:lang w:val="en-CA"/>
+        </w:rPr>
+        <w:t xml:space="preserve">Spring AI with </w:t>
+      </w:r>
+      <w:proofErr w:type="spellStart"/>
+      <w:r>
+        <w:rPr>
+          <w:rFonts w:ascii="Calibri Light" w:eastAsia="Cambria" w:hAnsi="Calibri Light" w:cs="Calibri Light"/>
+          <w:bCs/>
+          <w:sz w:val="18"/>
+          <w:szCs w:val="18"/>
+          <w:lang w:val="en-CA"/>
+        </w:rPr>
+        <w:t>Groq</w:t>
+      </w:r>
+      <w:proofErr w:type="spellEnd"/>
+      <w:r>
+        <w:rPr>
+          <w:rFonts w:ascii="Calibri Light" w:eastAsia="Cambria" w:hAnsi="Calibri Light" w:cs="Calibri Light"/>
+          <w:bCs/>
+          <w:sz w:val="18"/>
+          <w:szCs w:val="18"/>
+          <w:lang w:val="en-CA"/>
+        </w:rPr>
+        <w:t xml:space="preserve"> to deliver personalized recommendations. </w:t>
+      </w:r>
+      <w:r>
+        <w:rPr>
+          <w:rFonts w:ascii="Calibri Light" w:eastAsia="Cambria" w:hAnsi="Calibri Light" w:cs="Calibri Light"/>
+          <w:bCs/>
+          <w:sz w:val="18"/>
+          <w:szCs w:val="18"/>
           <w:lang w:val="en-CA"/>
         </w:rPr>
         <w:t xml:space="preserve">Furthermore, I have also built </w:t>
       </w:r>
-      <w:r>
-        <w:rPr>
-          <w:rFonts w:ascii="Calibri Light" w:eastAsia="Cambria" w:hAnsi="Calibri Light" w:cs="Calibri Light"/>
-          <w:bCs/>
-          <w:sz w:val="19"/>
-          <w:szCs w:val="19"/>
-          <w:lang w:val="en-CA"/>
-        </w:rPr>
-        <w:t xml:space="preserve">AniMori, a desktop anime-tracking application, powered by ElectronJS and React for the frontend, and </w:t>
-      </w:r>
-      <w:r>
-        <w:rPr>
-          <w:rFonts w:ascii="Calibri Light" w:eastAsia="Cambria" w:hAnsi="Calibri Light" w:cs="Calibri Light"/>
-          <w:bCs/>
-          <w:sz w:val="19"/>
-          <w:szCs w:val="19"/>
+      <w:proofErr w:type="spellStart"/>
+      <w:r>
+        <w:rPr>
+          <w:rFonts w:ascii="Calibri Light" w:eastAsia="Cambria" w:hAnsi="Calibri Light" w:cs="Calibri Light"/>
+          <w:bCs/>
+          <w:sz w:val="18"/>
+          <w:szCs w:val="18"/>
+          <w:lang w:val="en-CA"/>
+        </w:rPr>
+        <w:t>AniMori</w:t>
+      </w:r>
+      <w:proofErr w:type="spellEnd"/>
+      <w:r>
+        <w:rPr>
+          <w:rFonts w:ascii="Calibri Light" w:eastAsia="Cambria" w:hAnsi="Calibri Light" w:cs="Calibri Light"/>
+          <w:bCs/>
+          <w:sz w:val="18"/>
+          <w:szCs w:val="18"/>
+          <w:lang w:val="en-CA"/>
+        </w:rPr>
+        <w:t xml:space="preserve">, a desktop anime-tracking application, powered by </w:t>
+      </w:r>
+      <w:proofErr w:type="spellStart"/>
+      <w:r>
+        <w:rPr>
+          <w:rFonts w:ascii="Calibri Light" w:eastAsia="Cambria" w:hAnsi="Calibri Light" w:cs="Calibri Light"/>
+          <w:bCs/>
+          <w:sz w:val="18"/>
+          <w:szCs w:val="18"/>
+          <w:lang w:val="en-CA"/>
+        </w:rPr>
+        <w:t>ElectronJS</w:t>
+      </w:r>
+      <w:proofErr w:type="spellEnd"/>
+      <w:r>
+        <w:rPr>
+          <w:rFonts w:ascii="Calibri Light" w:eastAsia="Cambria" w:hAnsi="Calibri Light" w:cs="Calibri Light"/>
+          <w:bCs/>
+          <w:sz w:val="18"/>
+          <w:szCs w:val="18"/>
+          <w:lang w:val="en-CA"/>
+        </w:rPr>
+        <w:t xml:space="preserve"> and React for the frontend, and </w:t>
+      </w:r>
+      <w:r>
+        <w:rPr>
+          <w:rFonts w:ascii="Calibri Light" w:eastAsia="Cambria" w:hAnsi="Calibri Light" w:cs="Calibri Light"/>
+          <w:bCs/>
+          <w:sz w:val="18"/>
+          <w:szCs w:val="18"/>
           <w:lang w:val="en-CA"/>
         </w:rPr>
         <w:t xml:space="preserve">SQLite for the backend database. </w:t>
@@ -1241,18 +1844,40 @@
         <w:rPr>
           <w:rFonts w:ascii="Calibri Light" w:eastAsia="Cambria" w:hAnsi="Calibri Light" w:cs="Calibri Light"/>
           <w:bCs/>
-          <w:sz w:val="19"/>
-          <w:szCs w:val="19"/>
-          <w:lang w:val="en-CA"/>
-        </w:rPr>
-        <w:t>For AniMoris’ backend, I implemented a lightweight relational database schema to manage anime entries and watch statuses, successfully integrating the Jikan API to automatically fetch metadata without manual entry, and wrote reusable SQL queries to handle common CRUD operations.</w:t>
-      </w:r>
-      <w:r>
-        <w:rPr>
-          <w:rFonts w:ascii="Calibri Light" w:eastAsia="Cambria" w:hAnsi="Calibri Light" w:cs="Calibri Light"/>
-          <w:bCs/>
-          <w:sz w:val="19"/>
-          <w:szCs w:val="19"/>
+          <w:sz w:val="18"/>
+          <w:szCs w:val="18"/>
+          <w:lang w:val="en-CA"/>
+        </w:rPr>
+        <w:t xml:space="preserve">For </w:t>
+      </w:r>
+      <w:proofErr w:type="spellStart"/>
+      <w:r>
+        <w:rPr>
+          <w:rFonts w:ascii="Calibri Light" w:eastAsia="Cambria" w:hAnsi="Calibri Light" w:cs="Calibri Light"/>
+          <w:bCs/>
+          <w:sz w:val="18"/>
+          <w:szCs w:val="18"/>
+          <w:lang w:val="en-CA"/>
+        </w:rPr>
+        <w:t>AniMoris</w:t>
+      </w:r>
+      <w:proofErr w:type="spellEnd"/>
+      <w:r>
+        <w:rPr>
+          <w:rFonts w:ascii="Calibri Light" w:eastAsia="Cambria" w:hAnsi="Calibri Light" w:cs="Calibri Light"/>
+          <w:bCs/>
+          <w:sz w:val="18"/>
+          <w:szCs w:val="18"/>
+          <w:lang w:val="en-CA"/>
+        </w:rPr>
+        <w:t>’ backend, I implemented a lightweight relational database schema to manage anime entries and watch statuses, successfully integrating the Jikan API to automatically fetch metadata without manual entry, and wrote reusable SQL queries to handle common CRUD operations.</w:t>
+      </w:r>
+      <w:r>
+        <w:rPr>
+          <w:rFonts w:ascii="Calibri Light" w:eastAsia="Cambria" w:hAnsi="Calibri Light" w:cs="Calibri Light"/>
+          <w:bCs/>
+          <w:sz w:val="18"/>
+          <w:szCs w:val="18"/>
           <w:lang w:val="en-CA"/>
         </w:rPr>
         <w:t xml:space="preserve"> </w:t>
@@ -1261,8 +1886,8 @@
         <w:rPr>
           <w:rFonts w:ascii="Calibri Light" w:eastAsia="Cambria" w:hAnsi="Calibri Light" w:cs="Calibri Light"/>
           <w:bCs/>
-          <w:sz w:val="19"/>
-          <w:szCs w:val="19"/>
+          <w:sz w:val="18"/>
+          <w:szCs w:val="18"/>
           <w:lang w:val="en-CA"/>
         </w:rPr>
         <w:t xml:space="preserve">Subsequently, I was able to successfully </w:t>
@@ -1271,8 +1896,8 @@
         <w:rPr>
           <w:rFonts w:ascii="Calibri Light" w:eastAsia="Cambria" w:hAnsi="Calibri Light" w:cs="Calibri Light"/>
           <w:bCs/>
-          <w:sz w:val="19"/>
-          <w:szCs w:val="19"/>
+          <w:sz w:val="18"/>
+          <w:szCs w:val="18"/>
           <w:lang w:val="en-CA"/>
         </w:rPr>
         <w:t>connect bot</w:t>
@@ -1281,8 +1906,8 @@
         <w:rPr>
           <w:rFonts w:ascii="Calibri Light" w:eastAsia="Cambria" w:hAnsi="Calibri Light" w:cs="Calibri Light"/>
           <w:bCs/>
-          <w:sz w:val="19"/>
-          <w:szCs w:val="19"/>
+          <w:sz w:val="18"/>
+          <w:szCs w:val="18"/>
           <w:lang w:val="en-CA"/>
         </w:rPr>
         <w:t>h components together</w:t>
@@ -1291,8 +1916,8 @@
         <w:rPr>
           <w:rFonts w:ascii="Calibri Light" w:eastAsia="Cambria" w:hAnsi="Calibri Light" w:cs="Calibri Light"/>
           <w:bCs/>
-          <w:sz w:val="19"/>
-          <w:szCs w:val="19"/>
+          <w:sz w:val="18"/>
+          <w:szCs w:val="18"/>
           <w:lang w:val="en-CA"/>
         </w:rPr>
         <w:t>, ensuring</w:t>
@@ -1301,8 +1926,8 @@
         <w:rPr>
           <w:rFonts w:ascii="Calibri Light" w:eastAsia="Cambria" w:hAnsi="Calibri Light" w:cs="Calibri Light"/>
           <w:bCs/>
-          <w:sz w:val="19"/>
-          <w:szCs w:val="19"/>
+          <w:sz w:val="18"/>
+          <w:szCs w:val="18"/>
           <w:lang w:val="en-CA"/>
         </w:rPr>
         <w:t xml:space="preserve"> </w:t>
@@ -1311,8 +1936,8 @@
         <w:rPr>
           <w:rFonts w:ascii="Calibri Light" w:eastAsia="Cambria" w:hAnsi="Calibri Light" w:cs="Calibri Light"/>
           <w:bCs/>
-          <w:sz w:val="19"/>
-          <w:szCs w:val="19"/>
+          <w:sz w:val="18"/>
+          <w:szCs w:val="18"/>
           <w:lang w:val="en-CA"/>
         </w:rPr>
         <w:t xml:space="preserve">smooth data flow from UI to </w:t>
@@ -1321,8 +1946,8 @@
         <w:rPr>
           <w:rFonts w:ascii="Calibri Light" w:eastAsia="Cambria" w:hAnsi="Calibri Light" w:cs="Calibri Light"/>
           <w:bCs/>
-          <w:sz w:val="19"/>
-          <w:szCs w:val="19"/>
+          <w:sz w:val="18"/>
+          <w:szCs w:val="18"/>
           <w:lang w:val="en-CA"/>
         </w:rPr>
         <w:t>backend</w:t>
@@ -1331,8 +1956,8 @@
         <w:rPr>
           <w:rFonts w:ascii="Calibri Light" w:eastAsia="Cambria" w:hAnsi="Calibri Light" w:cs="Calibri Light"/>
           <w:bCs/>
-          <w:sz w:val="19"/>
-          <w:szCs w:val="19"/>
+          <w:sz w:val="18"/>
+          <w:szCs w:val="18"/>
           <w:lang w:val="en-CA"/>
         </w:rPr>
         <w:t xml:space="preserve">. </w:t>
@@ -1341,8 +1966,8 @@
         <w:rPr>
           <w:rFonts w:ascii="Calibri Light" w:eastAsia="Cambria" w:hAnsi="Calibri Light" w:cs="Calibri Light"/>
           <w:bCs/>
-          <w:sz w:val="19"/>
-          <w:szCs w:val="19"/>
+          <w:sz w:val="18"/>
+          <w:szCs w:val="18"/>
           <w:lang w:val="en-CA"/>
         </w:rPr>
         <w:t xml:space="preserve">These projects have enhanced my capabilities in assessing real-world problems, coordinating technical workflows and </w:t>
@@ -1351,8 +1976,8 @@
         <w:rPr>
           <w:rFonts w:ascii="Calibri Light" w:eastAsia="Cambria" w:hAnsi="Calibri Light" w:cs="Calibri Light"/>
           <w:bCs/>
-          <w:sz w:val="19"/>
-          <w:szCs w:val="19"/>
+          <w:sz w:val="18"/>
+          <w:szCs w:val="18"/>
           <w:lang w:val="en-CA"/>
         </w:rPr>
         <w:t>learnt how to iteratively</w:t>
@@ -1361,8 +1986,8 @@
         <w:rPr>
           <w:rFonts w:ascii="Calibri Light" w:eastAsia="Cambria" w:hAnsi="Calibri Light" w:cs="Calibri Light"/>
           <w:bCs/>
-          <w:sz w:val="19"/>
-          <w:szCs w:val="19"/>
+          <w:sz w:val="18"/>
+          <w:szCs w:val="18"/>
           <w:lang w:val="en-CA"/>
         </w:rPr>
         <w:t xml:space="preserve"> build upon</w:t>
@@ -1371,8 +1996,8 @@
         <w:rPr>
           <w:rFonts w:ascii="Calibri Light" w:eastAsia="Cambria" w:hAnsi="Calibri Light" w:cs="Calibri Light"/>
           <w:bCs/>
-          <w:sz w:val="19"/>
-          <w:szCs w:val="19"/>
+          <w:sz w:val="18"/>
+          <w:szCs w:val="18"/>
           <w:lang w:val="en-CA"/>
         </w:rPr>
         <w:t xml:space="preserve"> existing</w:t>
@@ -1381,8 +2006,8 @@
         <w:rPr>
           <w:rFonts w:ascii="Calibri Light" w:eastAsia="Cambria" w:hAnsi="Calibri Light" w:cs="Calibri Light"/>
           <w:bCs/>
-          <w:sz w:val="19"/>
-          <w:szCs w:val="19"/>
+          <w:sz w:val="18"/>
+          <w:szCs w:val="18"/>
           <w:lang w:val="en-CA"/>
         </w:rPr>
         <w:t xml:space="preserve"> prototypes for continuous improvement. </w:t>
@@ -1391,8 +2016,8 @@
         <w:rPr>
           <w:rFonts w:ascii="Calibri Light" w:eastAsia="Cambria" w:hAnsi="Calibri Light" w:cs="Calibri Light"/>
           <w:bCs/>
-          <w:sz w:val="19"/>
-          <w:szCs w:val="19"/>
+          <w:sz w:val="18"/>
+          <w:szCs w:val="18"/>
           <w:lang w:val="en-CA"/>
         </w:rPr>
         <w:t xml:space="preserve">As part of my ongoing learning journey, I am still familiarizing myself with other </w:t>
@@ -1401,8 +2026,8 @@
         <w:rPr>
           <w:rFonts w:ascii="Calibri Light" w:eastAsia="Cambria" w:hAnsi="Calibri Light" w:cs="Calibri Light"/>
           <w:bCs/>
-          <w:sz w:val="19"/>
-          <w:szCs w:val="19"/>
+          <w:sz w:val="18"/>
+          <w:szCs w:val="18"/>
           <w:lang w:val="en-CA"/>
         </w:rPr>
         <w:t>advanced tools that are often used in full-stack development, such as Docker and AWS. However, I am a fast capable learner and am confident in my ability to adapt to new</w:t>
@@ -1411,8 +2036,8 @@
         <w:rPr>
           <w:rFonts w:ascii="Calibri Light" w:eastAsia="Cambria" w:hAnsi="Calibri Light" w:cs="Calibri Light"/>
           <w:bCs/>
-          <w:sz w:val="19"/>
-          <w:szCs w:val="19"/>
+          <w:sz w:val="18"/>
+          <w:szCs w:val="18"/>
           <w:lang w:val="en-CA"/>
         </w:rPr>
         <w:t xml:space="preserve"> </w:t>
@@ -1421,8 +2046,8 @@
         <w:rPr>
           <w:rFonts w:ascii="Calibri Light" w:eastAsia="Cambria" w:hAnsi="Calibri Light" w:cs="Calibri Light"/>
           <w:bCs/>
-          <w:sz w:val="19"/>
-          <w:szCs w:val="19"/>
+          <w:sz w:val="18"/>
+          <w:szCs w:val="18"/>
           <w:lang w:val="en-CA"/>
         </w:rPr>
         <w:t>tools to contribute to your team.</w:t>
@@ -1435,8 +2060,8 @@
         <w:jc w:val="both"/>
         <w:rPr>
           <w:rFonts w:ascii="Calibri Light" w:hAnsi="Calibri Light" w:cs="Calibri Light"/>
-          <w:sz w:val="19"/>
-          <w:szCs w:val="19"/>
+          <w:sz w:val="18"/>
+          <w:szCs w:val="18"/>
           <w:lang w:val="en-CA"/>
         </w:rPr>
       </w:pPr>
@@ -1448,287 +2073,323 @@
         <w:jc w:val="both"/>
         <w:rPr>
           <w:rFonts w:ascii="Calibri Light" w:hAnsi="Calibri Light" w:cs="Calibri Light"/>
-          <w:sz w:val="19"/>
-          <w:szCs w:val="19"/>
+          <w:sz w:val="18"/>
+          <w:szCs w:val="18"/>
         </w:rPr>
       </w:pPr>
       <w:r>
         <w:rPr>
           <w:rFonts w:ascii="Calibri Light" w:hAnsi="Calibri Light" w:cs="Calibri Light"/>
-          <w:sz w:val="19"/>
-          <w:szCs w:val="19"/>
+          <w:sz w:val="18"/>
+          <w:szCs w:val="18"/>
         </w:rPr>
         <w:t xml:space="preserve">Prior to pursuing software development, I worked for </w:t>
       </w:r>
       <w:r>
         <w:rPr>
           <w:rFonts w:ascii="Calibri Light" w:hAnsi="Calibri Light" w:cs="Calibri Light"/>
-          <w:sz w:val="19"/>
-          <w:szCs w:val="19"/>
+          <w:sz w:val="18"/>
+          <w:szCs w:val="18"/>
         </w:rPr>
         <w:t>nearly</w:t>
       </w:r>
       <w:r>
         <w:rPr>
           <w:rFonts w:ascii="Calibri Light" w:hAnsi="Calibri Light" w:cs="Calibri Light"/>
-          <w:sz w:val="19"/>
-          <w:szCs w:val="19"/>
-        </w:rPr>
-        <w:t xml:space="preserve"> three years as a clinical genetics technologist, where I gained incredibly valuable experience with the Genome Diagnostics team at the Provincial Health Services Authority. In this high-stakes, detail-driven environment, I supported end-to-end diagnostic workflows</w:t>
-      </w:r>
-      <w:r>
-        <w:rPr>
-          <w:rFonts w:ascii="Calibri Light" w:hAnsi="Calibri Light" w:cs="Calibri Light"/>
-          <w:sz w:val="19"/>
-          <w:szCs w:val="19"/>
+          <w:sz w:val="18"/>
+          <w:szCs w:val="18"/>
+        </w:rPr>
+        <w:t xml:space="preserve"> three years as a clinical </w:t>
+      </w:r>
+      <w:proofErr w:type="gramStart"/>
+      <w:r>
+        <w:rPr>
+          <w:rFonts w:ascii="Calibri Light" w:hAnsi="Calibri Light" w:cs="Calibri Light"/>
+          <w:sz w:val="18"/>
+          <w:szCs w:val="18"/>
+        </w:rPr>
+        <w:t>genetics</w:t>
+      </w:r>
+      <w:proofErr w:type="gramEnd"/>
+      <w:r>
+        <w:rPr>
+          <w:rFonts w:ascii="Calibri Light" w:hAnsi="Calibri Light" w:cs="Calibri Light"/>
+          <w:sz w:val="18"/>
+          <w:szCs w:val="18"/>
+        </w:rPr>
+        <w:t xml:space="preserve"> technologist, where I gained incredibly valuable experience with the Genome Diagnostics team at the Provincial Health Services Authority. In this high-stakes, detail-driven environment, I supported end-to-end diagnostic workflows</w:t>
+      </w:r>
+      <w:r>
+        <w:rPr>
+          <w:rFonts w:ascii="Calibri Light" w:hAnsi="Calibri Light" w:cs="Calibri Light"/>
+          <w:sz w:val="18"/>
+          <w:szCs w:val="18"/>
         </w:rPr>
         <w:t>.</w:t>
       </w:r>
       <w:r>
         <w:rPr>
           <w:rFonts w:ascii="Calibri Light" w:hAnsi="Calibri Light" w:cs="Calibri Light"/>
-          <w:sz w:val="19"/>
-          <w:szCs w:val="19"/>
+          <w:sz w:val="18"/>
+          <w:szCs w:val="18"/>
         </w:rPr>
         <w:t xml:space="preserve"> </w:t>
       </w:r>
       <w:r>
         <w:rPr>
           <w:rFonts w:ascii="Calibri Light" w:hAnsi="Calibri Light" w:cs="Calibri Light"/>
-          <w:sz w:val="19"/>
-          <w:szCs w:val="19"/>
+          <w:sz w:val="18"/>
+          <w:szCs w:val="18"/>
         </w:rPr>
         <w:t>F</w:t>
       </w:r>
       <w:r>
         <w:rPr>
           <w:rFonts w:ascii="Calibri Light" w:hAnsi="Calibri Light" w:cs="Calibri Light"/>
-          <w:sz w:val="19"/>
-          <w:szCs w:val="19"/>
+          <w:sz w:val="18"/>
+          <w:szCs w:val="18"/>
         </w:rPr>
         <w:t>rom accessioning biohazardous patient specimens to interpreting results with high precision,</w:t>
       </w:r>
       <w:r>
         <w:rPr>
           <w:rFonts w:ascii="Calibri Light" w:hAnsi="Calibri Light" w:cs="Calibri Light"/>
-          <w:sz w:val="19"/>
-          <w:szCs w:val="19"/>
-        </w:rPr>
-        <w:t xml:space="preserve"> I frequently liaised with interdisciplinary teams across the hospital network to ensure results were delivered to support compassionate care</w:t>
-      </w:r>
-      <w:r>
-        <w:rPr>
-          <w:rFonts w:ascii="Calibri Light" w:hAnsi="Calibri Light" w:cs="Calibri Light"/>
-          <w:sz w:val="19"/>
-          <w:szCs w:val="19"/>
-        </w:rPr>
-        <w:t>, and collaborated</w:t>
-      </w:r>
-      <w:r>
-        <w:rPr>
-          <w:rFonts w:ascii="Calibri Light" w:hAnsi="Calibri Light" w:cs="Calibri Light"/>
-          <w:sz w:val="19"/>
-          <w:szCs w:val="19"/>
+          <w:sz w:val="18"/>
+          <w:szCs w:val="18"/>
+        </w:rPr>
+        <w:t xml:space="preserve"> I frequently liaised with interdisciplinary teams across the hospital network to ensure results were delivered to support compassionate </w:t>
+      </w:r>
+      <w:proofErr w:type="gramStart"/>
+      <w:r>
+        <w:rPr>
+          <w:rFonts w:ascii="Calibri Light" w:hAnsi="Calibri Light" w:cs="Calibri Light"/>
+          <w:sz w:val="18"/>
+          <w:szCs w:val="18"/>
+        </w:rPr>
+        <w:t>care</w:t>
+      </w:r>
+      <w:r>
+        <w:rPr>
+          <w:rFonts w:ascii="Calibri Light" w:hAnsi="Calibri Light" w:cs="Calibri Light"/>
+          <w:sz w:val="18"/>
+          <w:szCs w:val="18"/>
+        </w:rPr>
+        <w:t>, and</w:t>
+      </w:r>
+      <w:proofErr w:type="gramEnd"/>
+      <w:r>
+        <w:rPr>
+          <w:rFonts w:ascii="Calibri Light" w:hAnsi="Calibri Light" w:cs="Calibri Light"/>
+          <w:sz w:val="18"/>
+          <w:szCs w:val="18"/>
+        </w:rPr>
+        <w:t xml:space="preserve"> collaborated</w:t>
+      </w:r>
+      <w:r>
+        <w:rPr>
+          <w:rFonts w:ascii="Calibri Light" w:hAnsi="Calibri Light" w:cs="Calibri Light"/>
+          <w:sz w:val="18"/>
+          <w:szCs w:val="18"/>
         </w:rPr>
         <w:t xml:space="preserve"> with internal IT staff to troubleshoot software issues related to our laboratory information systems, gaining exposure to </w:t>
       </w:r>
       <w:r>
         <w:rPr>
           <w:rFonts w:ascii="Calibri Light" w:hAnsi="Calibri Light" w:cs="Calibri Light"/>
-          <w:sz w:val="19"/>
-          <w:szCs w:val="19"/>
+          <w:sz w:val="18"/>
+          <w:szCs w:val="18"/>
         </w:rPr>
         <w:t>technical problem-solving.</w:t>
       </w:r>
       <w:r>
         <w:rPr>
           <w:rFonts w:ascii="Calibri Light" w:hAnsi="Calibri Light" w:cs="Calibri Light"/>
-          <w:sz w:val="19"/>
-          <w:szCs w:val="19"/>
+          <w:sz w:val="18"/>
+          <w:szCs w:val="18"/>
         </w:rPr>
         <w:t xml:space="preserve"> </w:t>
       </w:r>
       <w:r>
         <w:rPr>
           <w:rFonts w:ascii="Calibri Light" w:hAnsi="Calibri Light" w:cs="Calibri Light"/>
-          <w:sz w:val="19"/>
-          <w:szCs w:val="19"/>
+          <w:sz w:val="18"/>
+          <w:szCs w:val="18"/>
         </w:rPr>
         <w:t xml:space="preserve">I </w:t>
       </w:r>
       <w:r>
         <w:rPr>
           <w:rFonts w:ascii="Calibri Light" w:hAnsi="Calibri Light" w:cs="Calibri Light"/>
-          <w:sz w:val="19"/>
-          <w:szCs w:val="19"/>
+          <w:sz w:val="18"/>
+          <w:szCs w:val="18"/>
         </w:rPr>
         <w:t>also took part in reviewing and drafting standardized operating procedures to ensure accuracy, consistency and complianc</w:t>
       </w:r>
       <w:r>
         <w:rPr>
           <w:rFonts w:ascii="Calibri Light" w:hAnsi="Calibri Light" w:cs="Calibri Light"/>
-          <w:sz w:val="19"/>
-          <w:szCs w:val="19"/>
+          <w:sz w:val="18"/>
+          <w:szCs w:val="18"/>
         </w:rPr>
         <w:t>e</w:t>
       </w:r>
       <w:r>
         <w:rPr>
           <w:rFonts w:ascii="Calibri Light" w:hAnsi="Calibri Light" w:cs="Calibri Light"/>
-          <w:sz w:val="19"/>
-          <w:szCs w:val="19"/>
+          <w:sz w:val="18"/>
+          <w:szCs w:val="18"/>
         </w:rPr>
         <w:t xml:space="preserve">. </w:t>
       </w:r>
       <w:r>
         <w:rPr>
           <w:rFonts w:ascii="Calibri Light" w:hAnsi="Calibri Light" w:cs="Calibri Light"/>
-          <w:sz w:val="19"/>
-          <w:szCs w:val="19"/>
+          <w:sz w:val="18"/>
+          <w:szCs w:val="18"/>
         </w:rPr>
         <w:t xml:space="preserve">Just as importantly, </w:t>
       </w:r>
       <w:r>
         <w:rPr>
           <w:rFonts w:ascii="Calibri Light" w:hAnsi="Calibri Light" w:cs="Calibri Light"/>
-          <w:sz w:val="19"/>
-          <w:szCs w:val="19"/>
+          <w:sz w:val="18"/>
+          <w:szCs w:val="18"/>
         </w:rPr>
         <w:t xml:space="preserve">I </w:t>
       </w:r>
       <w:r>
         <w:rPr>
           <w:rFonts w:ascii="Calibri Light" w:hAnsi="Calibri Light" w:cs="Calibri Light"/>
-          <w:sz w:val="19"/>
-          <w:szCs w:val="19"/>
+          <w:sz w:val="18"/>
+          <w:szCs w:val="18"/>
         </w:rPr>
         <w:t>adopted</w:t>
       </w:r>
       <w:r>
         <w:rPr>
           <w:rFonts w:ascii="Calibri Light" w:hAnsi="Calibri Light" w:cs="Calibri Light"/>
-          <w:sz w:val="19"/>
-          <w:szCs w:val="19"/>
+          <w:sz w:val="18"/>
+          <w:szCs w:val="18"/>
         </w:rPr>
         <w:t xml:space="preserve"> mentorship responsibilities, training incoming junior technologists and practicum students, helping to foster a collaborative, </w:t>
       </w:r>
       <w:r>
         <w:rPr>
           <w:rFonts w:ascii="Calibri Light" w:hAnsi="Calibri Light" w:cs="Calibri Light"/>
-          <w:sz w:val="19"/>
-          <w:szCs w:val="19"/>
+          <w:sz w:val="18"/>
+          <w:szCs w:val="18"/>
         </w:rPr>
         <w:t>growth-oriented</w:t>
       </w:r>
       <w:r>
         <w:rPr>
           <w:rFonts w:ascii="Calibri Light" w:hAnsi="Calibri Light" w:cs="Calibri Light"/>
-          <w:sz w:val="19"/>
-          <w:szCs w:val="19"/>
+          <w:sz w:val="18"/>
+          <w:szCs w:val="18"/>
         </w:rPr>
         <w:t xml:space="preserve"> learning environment</w:t>
       </w:r>
       <w:r>
         <w:rPr>
           <w:rFonts w:ascii="Calibri Light" w:hAnsi="Calibri Light" w:cs="Calibri Light"/>
-          <w:sz w:val="19"/>
-          <w:szCs w:val="19"/>
+          <w:sz w:val="18"/>
+          <w:szCs w:val="18"/>
         </w:rPr>
         <w:t>: an experience that required clear communication, empathy and patience.</w:t>
       </w:r>
       <w:r>
         <w:rPr>
           <w:rFonts w:ascii="Calibri Light" w:hAnsi="Calibri Light" w:cs="Calibri Light"/>
-          <w:sz w:val="19"/>
-          <w:szCs w:val="19"/>
+          <w:sz w:val="18"/>
+          <w:szCs w:val="18"/>
         </w:rPr>
         <w:t xml:space="preserve"> My role at PHSA highlights many</w:t>
       </w:r>
       <w:r>
         <w:rPr>
           <w:rFonts w:ascii="Calibri Light" w:hAnsi="Calibri Light" w:cs="Calibri Light"/>
-          <w:sz w:val="19"/>
-          <w:szCs w:val="19"/>
+          <w:sz w:val="18"/>
+          <w:szCs w:val="18"/>
         </w:rPr>
         <w:t xml:space="preserve"> necessary</w:t>
       </w:r>
       <w:r>
         <w:rPr>
           <w:rFonts w:ascii="Calibri Light" w:hAnsi="Calibri Light" w:cs="Calibri Light"/>
-          <w:sz w:val="19"/>
-          <w:szCs w:val="19"/>
+          <w:sz w:val="18"/>
+          <w:szCs w:val="18"/>
         </w:rPr>
         <w:t xml:space="preserve"> soft skills, including the ability to learn quickly, adaptability to various responsibilities, and </w:t>
       </w:r>
       <w:r>
         <w:rPr>
           <w:rFonts w:ascii="Calibri Light" w:hAnsi="Calibri Light" w:cs="Calibri Light"/>
-          <w:sz w:val="19"/>
-          <w:szCs w:val="19"/>
+          <w:sz w:val="18"/>
+          <w:szCs w:val="18"/>
         </w:rPr>
         <w:t>communication of</w:t>
       </w:r>
       <w:r>
         <w:rPr>
           <w:rFonts w:ascii="Calibri Light" w:hAnsi="Calibri Light" w:cs="Calibri Light"/>
-          <w:sz w:val="19"/>
-          <w:szCs w:val="19"/>
+          <w:sz w:val="18"/>
+          <w:szCs w:val="18"/>
         </w:rPr>
         <w:t xml:space="preserve"> complex concepts</w:t>
       </w:r>
       <w:r>
         <w:rPr>
           <w:rFonts w:ascii="Calibri Light" w:hAnsi="Calibri Light" w:cs="Calibri Light"/>
-          <w:sz w:val="19"/>
-          <w:szCs w:val="19"/>
+          <w:sz w:val="18"/>
+          <w:szCs w:val="18"/>
         </w:rPr>
         <w:t xml:space="preserve">: all of which are traits </w:t>
       </w:r>
       <w:r>
         <w:rPr>
           <w:rFonts w:ascii="Calibri Light" w:hAnsi="Calibri Light" w:cs="Calibri Light"/>
-          <w:sz w:val="19"/>
-          <w:szCs w:val="19"/>
+          <w:sz w:val="18"/>
+          <w:szCs w:val="18"/>
         </w:rPr>
         <w:t>that</w:t>
       </w:r>
       <w:r>
         <w:rPr>
           <w:rFonts w:ascii="Calibri Light" w:hAnsi="Calibri Light" w:cs="Calibri Light"/>
-          <w:sz w:val="19"/>
-          <w:szCs w:val="19"/>
+          <w:sz w:val="18"/>
+          <w:szCs w:val="18"/>
         </w:rPr>
         <w:t xml:space="preserve"> I</w:t>
       </w:r>
       <w:r>
         <w:rPr>
           <w:rFonts w:ascii="Calibri Light" w:hAnsi="Calibri Light" w:cs="Calibri Light"/>
-          <w:sz w:val="19"/>
-          <w:szCs w:val="19"/>
+          <w:sz w:val="18"/>
+          <w:szCs w:val="18"/>
         </w:rPr>
         <w:t xml:space="preserve"> now carry over into </w:t>
       </w:r>
       <w:r>
         <w:rPr>
           <w:rFonts w:ascii="Calibri Light" w:hAnsi="Calibri Light" w:cs="Calibri Light"/>
-          <w:sz w:val="19"/>
-          <w:szCs w:val="19"/>
+          <w:sz w:val="18"/>
+          <w:szCs w:val="18"/>
         </w:rPr>
         <w:t>programming</w:t>
       </w:r>
       <w:r>
         <w:rPr>
           <w:rFonts w:ascii="Calibri Light" w:hAnsi="Calibri Light" w:cs="Calibri Light"/>
-          <w:sz w:val="19"/>
-          <w:szCs w:val="19"/>
+          <w:sz w:val="18"/>
+          <w:szCs w:val="18"/>
         </w:rPr>
         <w:t>, testing and</w:t>
       </w:r>
       <w:r>
         <w:rPr>
           <w:rFonts w:ascii="Calibri Light" w:hAnsi="Calibri Light" w:cs="Calibri Light"/>
-          <w:sz w:val="19"/>
-          <w:szCs w:val="19"/>
+          <w:sz w:val="18"/>
+          <w:szCs w:val="18"/>
         </w:rPr>
         <w:t xml:space="preserve"> collaborative teamwork.</w:t>
       </w:r>
@@ -1740,8 +2401,8 @@
         <w:jc w:val="both"/>
         <w:rPr>
           <w:rFonts w:ascii="Calibri Light" w:hAnsi="Calibri Light" w:cs="Calibri Light"/>
-          <w:sz w:val="19"/>
-          <w:szCs w:val="19"/>
+          <w:sz w:val="18"/>
+          <w:szCs w:val="18"/>
         </w:rPr>
       </w:pPr>
     </w:p>
@@ -1752,111 +2413,149 @@
         <w:jc w:val="both"/>
         <w:rPr>
           <w:rFonts w:ascii="Calibri Light" w:hAnsi="Calibri Light" w:cs="Calibri Light"/>
-          <w:sz w:val="19"/>
-          <w:szCs w:val="19"/>
+          <w:sz w:val="18"/>
+          <w:szCs w:val="18"/>
         </w:rPr>
       </w:pPr>
       <w:r>
         <w:rPr>
           <w:rFonts w:ascii="Calibri Light" w:hAnsi="Calibri Light" w:cs="Calibri Light"/>
-          <w:sz w:val="19"/>
-          <w:szCs w:val="19"/>
+          <w:sz w:val="18"/>
+          <w:szCs w:val="18"/>
         </w:rPr>
         <w:t xml:space="preserve">I am eager to contribute </w:t>
       </w:r>
       <w:r>
         <w:rPr>
           <w:rFonts w:ascii="Calibri Light" w:hAnsi="Calibri Light" w:cs="Calibri Light"/>
-          <w:sz w:val="19"/>
-          <w:szCs w:val="19"/>
+          <w:sz w:val="18"/>
+          <w:szCs w:val="18"/>
         </w:rPr>
         <w:t xml:space="preserve">to </w:t>
       </w:r>
-      <w:r>
-        <w:rPr>
-          <w:rFonts w:ascii="Calibri Light" w:hAnsi="Calibri Light" w:cs="Calibri Light"/>
-          <w:sz w:val="19"/>
-          <w:szCs w:val="19"/>
-        </w:rPr>
-        <w:t>{{ company_name</w:t>
-      </w:r>
-      <w:r>
-        <w:rPr>
-          <w:rFonts w:ascii="Calibri Light" w:hAnsi="Calibri Light" w:cs="Calibri Light"/>
-          <w:sz w:val="19"/>
-          <w:szCs w:val="19"/>
+      <w:proofErr w:type="gramStart"/>
+      <w:r>
+        <w:rPr>
+          <w:rFonts w:ascii="Calibri Light" w:hAnsi="Calibri Light" w:cs="Calibri Light"/>
+          <w:sz w:val="18"/>
+          <w:szCs w:val="18"/>
+        </w:rPr>
+        <w:t xml:space="preserve">{{ </w:t>
+      </w:r>
+      <w:proofErr w:type="spellStart"/>
+      <w:r>
+        <w:rPr>
+          <w:rFonts w:ascii="Calibri Light" w:hAnsi="Calibri Light" w:cs="Calibri Light"/>
+          <w:sz w:val="18"/>
+          <w:szCs w:val="18"/>
+        </w:rPr>
+        <w:t>company</w:t>
+      </w:r>
+      <w:proofErr w:type="gramEnd"/>
+      <w:r>
+        <w:rPr>
+          <w:rFonts w:ascii="Calibri Light" w:hAnsi="Calibri Light" w:cs="Calibri Light"/>
+          <w:sz w:val="18"/>
+          <w:szCs w:val="18"/>
+        </w:rPr>
+        <w:t>_</w:t>
+      </w:r>
+      <w:proofErr w:type="gramStart"/>
+      <w:r>
+        <w:rPr>
+          <w:rFonts w:ascii="Calibri Light" w:hAnsi="Calibri Light" w:cs="Calibri Light"/>
+          <w:sz w:val="18"/>
+          <w:szCs w:val="18"/>
+        </w:rPr>
+        <w:t>name</w:t>
+      </w:r>
+      <w:proofErr w:type="spellEnd"/>
+      <w:r>
+        <w:rPr>
+          <w:rFonts w:ascii="Calibri Light" w:hAnsi="Calibri Light" w:cs="Calibri Light"/>
+          <w:sz w:val="18"/>
+          <w:szCs w:val="18"/>
         </w:rPr>
         <w:t xml:space="preserve"> </w:t>
       </w:r>
       <w:r>
         <w:rPr>
           <w:rFonts w:ascii="Calibri Light" w:hAnsi="Calibri Light" w:cs="Calibri Light"/>
-          <w:sz w:val="19"/>
-          <w:szCs w:val="19"/>
+          <w:sz w:val="18"/>
+          <w:szCs w:val="18"/>
         </w:rPr>
         <w:t>}}</w:t>
       </w:r>
       <w:r>
         <w:rPr>
           <w:rFonts w:ascii="Calibri Light" w:hAnsi="Calibri Light" w:cs="Calibri Light"/>
-          <w:sz w:val="19"/>
-          <w:szCs w:val="19"/>
-        </w:rPr>
-        <w:t>s’</w:t>
-      </w:r>
-      <w:r>
-        <w:rPr>
-          <w:rFonts w:ascii="Calibri Light" w:hAnsi="Calibri Light" w:cs="Calibri Light"/>
-          <w:sz w:val="19"/>
-          <w:szCs w:val="19"/>
+          <w:sz w:val="18"/>
+          <w:szCs w:val="18"/>
+        </w:rPr>
+        <w:t>s</w:t>
+      </w:r>
+      <w:proofErr w:type="gramEnd"/>
+      <w:r>
+        <w:rPr>
+          <w:rFonts w:ascii="Calibri Light" w:hAnsi="Calibri Light" w:cs="Calibri Light"/>
+          <w:sz w:val="18"/>
+          <w:szCs w:val="18"/>
+        </w:rPr>
+        <w:t>’</w:t>
+      </w:r>
+      <w:r>
+        <w:rPr>
+          <w:rFonts w:ascii="Calibri Light" w:hAnsi="Calibri Light" w:cs="Calibri Light"/>
+          <w:sz w:val="18"/>
+          <w:szCs w:val="18"/>
         </w:rPr>
         <w:t xml:space="preserve"> cutting-edge work in </w:t>
       </w:r>
       <w:r>
         <w:rPr>
           <w:rFonts w:ascii="Calibri Light" w:hAnsi="Calibri Light" w:cs="Calibri Light"/>
-          <w:sz w:val="19"/>
-          <w:szCs w:val="19"/>
+          <w:sz w:val="18"/>
+          <w:szCs w:val="18"/>
         </w:rPr>
         <w:t>technological innovation</w:t>
       </w:r>
       <w:r>
         <w:rPr>
           <w:rFonts w:ascii="Calibri Light" w:hAnsi="Calibri Light" w:cs="Calibri Light"/>
-          <w:sz w:val="19"/>
-          <w:szCs w:val="19"/>
+          <w:sz w:val="18"/>
+          <w:szCs w:val="18"/>
         </w:rPr>
         <w:t xml:space="preserve"> dedicated to improving daily business operations</w:t>
       </w:r>
       <w:r>
         <w:rPr>
           <w:rFonts w:ascii="Calibri Light" w:hAnsi="Calibri Light" w:cs="Calibri Light"/>
-          <w:sz w:val="19"/>
-          <w:szCs w:val="19"/>
+          <w:sz w:val="18"/>
+          <w:szCs w:val="18"/>
         </w:rPr>
         <w:t>, all</w:t>
       </w:r>
       <w:r>
         <w:rPr>
           <w:rFonts w:ascii="Calibri Light" w:hAnsi="Calibri Light" w:cs="Calibri Light"/>
-          <w:sz w:val="19"/>
-          <w:szCs w:val="19"/>
+          <w:sz w:val="18"/>
+          <w:szCs w:val="18"/>
         </w:rPr>
         <w:t xml:space="preserve"> </w:t>
       </w:r>
       <w:r>
         <w:rPr>
           <w:rFonts w:ascii="Calibri Light" w:hAnsi="Calibri Light" w:cs="Calibri Light"/>
-          <w:sz w:val="19"/>
-          <w:szCs w:val="19"/>
+          <w:sz w:val="18"/>
+          <w:szCs w:val="18"/>
         </w:rPr>
         <w:t xml:space="preserve">while </w:t>
       </w:r>
       <w:r>
         <w:rPr>
           <w:rFonts w:ascii="Calibri Light" w:hAnsi="Calibri Light" w:cs="Calibri Light"/>
-          <w:sz w:val="19"/>
-          <w:szCs w:val="19"/>
+          <w:sz w:val="18"/>
+          <w:szCs w:val="18"/>
         </w:rPr>
         <w:t xml:space="preserve">growing in an environment alongside seasoned industry professionals. </w:t>
       </w:r>
@@ -1864,8 +2563,8 @@
         <w:rPr>
           <w:rFonts w:ascii="Calibri Light" w:hAnsi="Calibri Light" w:cs="Calibri Light"/>
           <w:color w:val="111111"/>
-          <w:sz w:val="19"/>
-          <w:szCs w:val="19"/>
+          <w:sz w:val="18"/>
+          <w:szCs w:val="18"/>
         </w:rPr>
         <w:t xml:space="preserve">Thank you for your consideration of my application. If you have any further questions, please do not hesitate to contact me. </w:t>
       </w:r>
@@ -1873,8 +2572,8 @@
         <w:rPr>
           <w:rFonts w:ascii="Calibri Light" w:hAnsi="Calibri Light" w:cs="Calibri Light"/>
           <w:color w:val="111111"/>
-          <w:sz w:val="19"/>
-          <w:szCs w:val="19"/>
+          <w:sz w:val="18"/>
+          <w:szCs w:val="18"/>
         </w:rPr>
         <w:t>I look forward to hearing back from you.</w:t>
       </w:r>
@@ -1893,16 +2592,16 @@
         <w:rPr>
           <w:rFonts w:ascii="Calibri Light" w:hAnsi="Calibri Light" w:cs="Calibri Light"/>
           <w:color w:val="111111"/>
-          <w:sz w:val="19"/>
-          <w:szCs w:val="19"/>
+          <w:sz w:val="18"/>
+          <w:szCs w:val="18"/>
         </w:rPr>
       </w:pPr>
       <w:r>
         <w:rPr>
           <w:rFonts w:ascii="Calibri Light" w:hAnsi="Calibri Light" w:cs="Calibri Light"/>
           <w:color w:val="111111"/>
-          <w:sz w:val="19"/>
-          <w:szCs w:val="19"/>
+          <w:sz w:val="18"/>
+          <w:szCs w:val="18"/>
         </w:rPr>
         <w:t>Best regards,</w:t>
       </w:r>
@@ -1910,8 +2609,8 @@
         <w:rPr>
           <w:rFonts w:ascii="Calibri Light" w:hAnsi="Calibri Light" w:cs="Calibri Light"/>
           <w:color w:val="111111"/>
-          <w:sz w:val="19"/>
-          <w:szCs w:val="19"/>
+          <w:sz w:val="18"/>
+          <w:szCs w:val="18"/>
         </w:rPr>
         <w:br/>
       </w:r>
@@ -1919,8 +2618,8 @@
         <w:rPr>
           <w:rFonts w:ascii="Calibri Light" w:hAnsi="Calibri Light" w:cs="Calibri Light"/>
           <w:color w:val="111111"/>
-          <w:sz w:val="19"/>
-          <w:szCs w:val="19"/>
+          <w:sz w:val="18"/>
+          <w:szCs w:val="18"/>
         </w:rPr>
         <w:br/>
       </w:r>
@@ -1928,8 +2627,8 @@
         <w:rPr>
           <w:rFonts w:ascii="Calibri Light" w:hAnsi="Calibri Light" w:cs="Calibri Light"/>
           <w:color w:val="111111"/>
-          <w:sz w:val="19"/>
-          <w:szCs w:val="19"/>
+          <w:sz w:val="18"/>
+          <w:szCs w:val="18"/>
         </w:rPr>
         <w:t>Sam Lui</w:t>
       </w:r>
@@ -1937,15 +2636,15 @@
         <w:rPr>
           <w:rFonts w:asciiTheme="majorHAnsi" w:hAnsiTheme="majorHAnsi" w:cstheme="majorHAnsi"/>
           <w:color w:val="111111"/>
-          <w:sz w:val="19"/>
-          <w:szCs w:val="19"/>
+          <w:sz w:val="18"/>
+          <w:szCs w:val="18"/>
         </w:rPr>
         <w:t xml:space="preserve">  </w:t>
       </w:r>
     </w:p>
     <w:sectPr>
-      <w:headerReference w:type="default" r:id="rId8"/>
-      <w:footerReference w:type="default" r:id="rId9"/>
+      <w:headerReference w:type="default" r:id="rId12"/>
+      <w:footerReference w:type="default" r:id="rId13"/>
       <w:pgSz w:w="12240" w:h="15840"/>
       <w:pgMar w:top="720" w:right="720" w:bottom="720" w:left="720" w:header="360" w:footer="360" w:gutter="0"/>
       <w:pgNumType w:start="1"/>
@@ -1954,6 +2653,45 @@
     </w:sectPr>
   </w:body>
 </w:document>
+</file>
+
+<file path=word/comments.xml><?xml version="1.0" encoding="utf-8"?>
+<w:comments xmlns:wpc="http://schemas.microsoft.com/office/word/2010/wordprocessingCanvas" xmlns:cx="http://schemas.microsoft.com/office/drawing/2014/chartex" xmlns:cx1="http://schemas.microsoft.com/office/drawing/2015/9/8/chartex" xmlns:cx2="http://schemas.microsoft.com/office/drawing/2015/10/21/chartex" xmlns:cx3="http://schemas.microsoft.com/office/drawing/2016/5/9/chartex" xmlns:cx4="http://schemas.microsoft.com/office/drawing/2016/5/10/chartex" xmlns:cx5="http://schemas.microsoft.com/office/drawing/2016/5/11/chartex" xmlns:cx6="http://schemas.microsoft.com/office/drawing/2016/5/12/chartex" xmlns:cx7="http://schemas.microsoft.com/office/drawing/2016/5/13/chartex" xmlns:cx8="http://schemas.microsoft.com/office/drawing/2016/5/14/chartex" xmlns:mc="http://schemas.openxmlformats.org/markup-compatibility/2006" xmlns:aink="http://schemas.microsoft.com/office/drawing/2016/ink" xmlns:am3d="http://schemas.microsoft.com/office/drawing/2017/model3d" xmlns:o="urn:schemas-microsoft-com:office:office" xmlns:oel="http://schemas.microsoft.com/office/2019/extlst" xmlns:r="http://schemas.openxmlformats.org/officeDocument/2006/relationships" xmlns:m="http://schemas.openxmlformats.org/officeDocument/2006/math" xmlns:v="urn:schemas-microsoft-com:vml" xmlns:wp14="http://schemas.microsoft.com/office/word/2010/wordprocessingDrawing" xmlns:wp="http://schemas.openxmlformats.org/drawingml/2006/wordprocessingDrawing" xmlns:w10="urn:schemas-microsoft-com:office:word" xmlns:w="http://schemas.openxmlformats.org/wordprocessingml/2006/main" xmlns:w14="http://schemas.microsoft.com/office/word/2010/wordml" xmlns:w15="http://schemas.microsoft.com/office/word/2012/wordml" xmlns:w16cex="http://schemas.microsoft.com/office/word/2018/wordml/cex" xmlns:w16cid="http://schemas.microsoft.com/office/word/2016/wordml/cid" xmlns:w16="http://schemas.microsoft.com/office/word/2018/wordml" xmlns:w16du="http://schemas.microsoft.com/office/word/2023/wordml/word16du" xmlns:w16sdtdh="http://schemas.microsoft.com/office/word/2020/wordml/sdtdatahash" xmlns:w16sdtfl="http://schemas.microsoft.com/office/word/2024/wordml/sdtformatlock" xmlns:w16se="http://schemas.microsoft.com/office/word/2015/wordml/symex" xmlns:wpg="http://schemas.microsoft.com/office/word/2010/wordprocessingGroup" xmlns:wpi="http://schemas.microsoft.com/office/word/2010/wordprocessingInk" xmlns:wne="http://schemas.microsoft.com/office/word/2006/wordml" xmlns:wps="http://schemas.microsoft.com/office/word/2010/wordprocessingShape" mc:Ignorable="w14 w15 w16se w16cid w16 w16cex w16sdtdh w16sdtfl w16du wp14">
+  <w:comment w:id="0" w:author="Sam Lui" w:date="2025-11-30T13:53:00Z" w:initials="SL">
+    <w:p>
+      <w:pPr>
+        <w:pStyle w:val="CommentText"/>
+      </w:pPr>
+      <w:r>
+        <w:rPr>
+          <w:rStyle w:val="CommentReference"/>
+        </w:rPr>
+        <w:annotationRef/>
+      </w:r>
+      <w:r>
+        <w:t>Adjust this once CIHI co-op starts.</w:t>
+      </w:r>
+    </w:p>
+  </w:comment>
+</w:comments>
+</file>
+
+<file path=word/commentsExtended.xml><?xml version="1.0" encoding="utf-8"?>
+<w15:commentsEx xmlns:wpc="http://schemas.microsoft.com/office/word/2010/wordprocessingCanvas" xmlns:cx="http://schemas.microsoft.com/office/drawing/2014/chartex" xmlns:cx1="http://schemas.microsoft.com/office/drawing/2015/9/8/chartex" xmlns:cx2="http://schemas.microsoft.com/office/drawing/2015/10/21/chartex" xmlns:cx3="http://schemas.microsoft.com/office/drawing/2016/5/9/chartex" xmlns:cx4="http://schemas.microsoft.com/office/drawing/2016/5/10/chartex" xmlns:cx5="http://schemas.microsoft.com/office/drawing/2016/5/11/chartex" xmlns:cx6="http://schemas.microsoft.com/office/drawing/2016/5/12/chartex" xmlns:cx7="http://schemas.microsoft.com/office/drawing/2016/5/13/chartex" xmlns:cx8="http://schemas.microsoft.com/office/drawing/2016/5/14/chartex" xmlns:mc="http://schemas.openxmlformats.org/markup-compatibility/2006" xmlns:aink="http://schemas.microsoft.com/office/drawing/2016/ink" xmlns:am3d="http://schemas.microsoft.com/office/drawing/2017/model3d" xmlns:o="urn:schemas-microsoft-com:office:office" xmlns:oel="http://schemas.microsoft.com/office/2019/extlst" xmlns:r="http://schemas.openxmlformats.org/officeDocument/2006/relationships" xmlns:m="http://schemas.openxmlformats.org/officeDocument/2006/math" xmlns:v="urn:schemas-microsoft-com:vml" xmlns:wp14="http://schemas.microsoft.com/office/word/2010/wordprocessingDrawing" xmlns:wp="http://schemas.openxmlformats.org/drawingml/2006/wordprocessingDrawing" xmlns:w10="urn:schemas-microsoft-com:office:word" xmlns:w="http://schemas.openxmlformats.org/wordprocessingml/2006/main" xmlns:w14="http://schemas.microsoft.com/office/word/2010/wordml" xmlns:w15="http://schemas.microsoft.com/office/word/2012/wordml" xmlns:w16cex="http://schemas.microsoft.com/office/word/2018/wordml/cex" xmlns:w16cid="http://schemas.microsoft.com/office/word/2016/wordml/cid" xmlns:w16="http://schemas.microsoft.com/office/word/2018/wordml" xmlns:w16du="http://schemas.microsoft.com/office/word/2023/wordml/word16du" xmlns:w16sdtdh="http://schemas.microsoft.com/office/word/2020/wordml/sdtdatahash" xmlns:w16sdtfl="http://schemas.microsoft.com/office/word/2024/wordml/sdtformatlock" xmlns:w16se="http://schemas.microsoft.com/office/word/2015/wordml/symex" xmlns:wpg="http://schemas.microsoft.com/office/word/2010/wordprocessingGroup" xmlns:wpi="http://schemas.microsoft.com/office/word/2010/wordprocessingInk" xmlns:wne="http://schemas.microsoft.com/office/word/2006/wordml" xmlns:wps="http://schemas.microsoft.com/office/word/2010/wordprocessingShape" mc:Ignorable="w14 w15 w16se w16cid w16 w16cex w16sdtdh w16sdtfl w16du wp14">
+  <w15:commentEx w15:paraId="3DEEE316" w15:done="0"/>
+</w15:commentsEx>
+</file>
+
+<file path=word/commentsExtensible.xml><?xml version="1.0" encoding="utf-8"?>
+<w16cex:commentsExtensible xmlns:wpc="http://schemas.microsoft.com/office/word/2010/wordprocessingCanvas" xmlns:cx="http://schemas.microsoft.com/office/drawing/2014/chartex" xmlns:cx1="http://schemas.microsoft.com/office/drawing/2015/9/8/chartex" xmlns:cx2="http://schemas.microsoft.com/office/drawing/2015/10/21/chartex" xmlns:cx3="http://schemas.microsoft.com/office/drawing/2016/5/9/chartex" xmlns:cx4="http://schemas.microsoft.com/office/drawing/2016/5/10/chartex" xmlns:cx5="http://schemas.microsoft.com/office/drawing/2016/5/11/chartex" xmlns:cx6="http://schemas.microsoft.com/office/drawing/2016/5/12/chartex" xmlns:cx7="http://schemas.microsoft.com/office/drawing/2016/5/13/chartex" xmlns:cx8="http://schemas.microsoft.com/office/drawing/2016/5/14/chartex" xmlns:cr="http://schemas.microsoft.com/office/comments/2020/reactions" xmlns:mc="http://schemas.openxmlformats.org/markup-compatibility/2006" xmlns:aink="http://schemas.microsoft.com/office/drawing/2016/ink" xmlns:am3d="http://schemas.microsoft.com/office/drawing/2017/model3d" xmlns:o="urn:schemas-microsoft-com:office:office" xmlns:oel="http://schemas.microsoft.com/office/2019/extlst" xmlns:r="http://schemas.openxmlformats.org/officeDocument/2006/relationships" xmlns:m="http://schemas.openxmlformats.org/officeDocument/2006/math" xmlns:v="urn:schemas-microsoft-com:vml" xmlns:wp14="http://schemas.microsoft.com/office/word/2010/wordprocessingDrawing" xmlns:wp="http://schemas.openxmlformats.org/drawingml/2006/wordprocessingDrawing" xmlns:w10="urn:schemas-microsoft-com:office:word" xmlns:w="http://schemas.openxmlformats.org/wordprocessingml/2006/main" xmlns:w14="http://schemas.microsoft.com/office/word/2010/wordml" xmlns:w15="http://schemas.microsoft.com/office/word/2012/wordml" xmlns:w16cex="http://schemas.microsoft.com/office/word/2018/wordml/cex" xmlns:w16cid="http://schemas.microsoft.com/office/word/2016/wordml/cid" xmlns:w16="http://schemas.microsoft.com/office/word/2018/wordml" xmlns:w16du="http://schemas.microsoft.com/office/word/2023/wordml/word16du" xmlns:w16sdtdh="http://schemas.microsoft.com/office/word/2020/wordml/sdtdatahash" xmlns:w16sdtfl="http://schemas.microsoft.com/office/word/2024/wordml/sdtformatlock" xmlns:w16se="http://schemas.microsoft.com/office/word/2015/wordml/symex" xmlns:wpg="http://schemas.microsoft.com/office/word/2010/wordprocessingGroup" xmlns:wpi="http://schemas.microsoft.com/office/word/2010/wordprocessingInk" xmlns:wne="http://schemas.microsoft.com/office/word/2006/wordml" xmlns:wps="http://schemas.microsoft.com/office/word/2010/wordprocessingShape" mc:Ignorable="w14 w15 w16se w16cid w16 w16cex w16sdtdh w16sdtfl cr w16du wp14">
+  <w16cex:commentExtensible w16cex:durableId="511356A5" w16cex:dateUtc="2025-11-30T21:53:00Z"/>
+</w16cex:commentsExtensible>
+</file>
+
+<file path=word/commentsIds.xml><?xml version="1.0" encoding="utf-8"?>
+<w16cid:commentsIds xmlns:wpc="http://schemas.microsoft.com/office/word/2010/wordprocessingCanvas" xmlns:cx="http://schemas.microsoft.com/office/drawing/2014/chartex" xmlns:cx1="http://schemas.microsoft.com/office/drawing/2015/9/8/chartex" xmlns:cx2="http://schemas.microsoft.com/office/drawing/2015/10/21/chartex" xmlns:cx3="http://schemas.microsoft.com/office/drawing/2016/5/9/chartex" xmlns:cx4="http://schemas.microsoft.com/office/drawing/2016/5/10/chartex" xmlns:cx5="http://schemas.microsoft.com/office/drawing/2016/5/11/chartex" xmlns:cx6="http://schemas.microsoft.com/office/drawing/2016/5/12/chartex" xmlns:cx7="http://schemas.microsoft.com/office/drawing/2016/5/13/chartex" xmlns:cx8="http://schemas.microsoft.com/office/drawing/2016/5/14/chartex" xmlns:mc="http://schemas.openxmlformats.org/markup-compatibility/2006" xmlns:aink="http://schemas.microsoft.com/office/drawing/2016/ink" xmlns:am3d="http://schemas.microsoft.com/office/drawing/2017/model3d" xmlns:o="urn:schemas-microsoft-com:office:office" xmlns:oel="http://schemas.microsoft.com/office/2019/extlst" xmlns:r="http://schemas.openxmlformats.org/officeDocument/2006/relationships" xmlns:m="http://schemas.openxmlformats.org/officeDocument/2006/math" xmlns:v="urn:schemas-microsoft-com:vml" xmlns:wp14="http://schemas.microsoft.com/office/word/2010/wordprocessingDrawing" xmlns:wp="http://schemas.openxmlformats.org/drawingml/2006/wordprocessingDrawing" xmlns:w10="urn:schemas-microsoft-com:office:word" xmlns:w="http://schemas.openxmlformats.org/wordprocessingml/2006/main" xmlns:w14="http://schemas.microsoft.com/office/word/2010/wordml" xmlns:w15="http://schemas.microsoft.com/office/word/2012/wordml" xmlns:w16cex="http://schemas.microsoft.com/office/word/2018/wordml/cex" xmlns:w16cid="http://schemas.microsoft.com/office/word/2016/wordml/cid" xmlns:w16="http://schemas.microsoft.com/office/word/2018/wordml" xmlns:w16du="http://schemas.microsoft.com/office/word/2023/wordml/word16du" xmlns:w16sdtdh="http://schemas.microsoft.com/office/word/2020/wordml/sdtdatahash" xmlns:w16sdtfl="http://schemas.microsoft.com/office/word/2024/wordml/sdtformatlock" xmlns:w16se="http://schemas.microsoft.com/office/word/2015/wordml/symex" xmlns:wpg="http://schemas.microsoft.com/office/word/2010/wordprocessingGroup" xmlns:wpi="http://schemas.microsoft.com/office/word/2010/wordprocessingInk" xmlns:wne="http://schemas.microsoft.com/office/word/2006/wordml" xmlns:wps="http://schemas.microsoft.com/office/word/2010/wordprocessingShape" mc:Ignorable="w14 w15 w16se w16cid w16 w16cex w16sdtdh w16sdtfl w16du wp14">
+  <w16cid:commentId w16cid:paraId="3DEEE316" w16cid:durableId="511356A5"/>
+</w16cid:commentsIds>
 </file>
 
 <file path=word/endnotes.xml><?xml version="1.0" encoding="utf-8"?>
@@ -2121,8 +2859,8 @@
         <w:szCs w:val="40"/>
       </w:rPr>
     </w:pPr>
-    <w:bookmarkStart w:id="0" w:name="_hjoe94bgbnyn" w:colFirst="0" w:colLast="0"/>
-    <w:bookmarkEnd w:id="0"/>
+    <w:bookmarkStart w:id="1" w:name="_hjoe94bgbnyn" w:colFirst="0" w:colLast="0"/>
+    <w:bookmarkEnd w:id="1"/>
     <w:r>
       <w:rPr>
         <w:rFonts w:ascii="Calibri Light" w:eastAsia="Cambria" w:hAnsi="Calibri Light" w:cs="Calibri Light"/>
@@ -2134,233 +2872,56 @@
   </w:p>
   <w:p>
     <w:pPr>
-      <w:ind w:left="120"/>
+      <w:contextualSpacing/>
       <w:jc w:val="center"/>
       <w:rPr>
         <w:rFonts w:ascii="Calibri Light" w:hAnsi="Calibri Light" w:cs="Calibri Light"/>
+        <w:color w:val="323E4F"/>
+        <w:spacing w:val="4"/>
         <w:sz w:val="20"/>
         <w:szCs w:val="20"/>
+        <w:lang w:val="en-AU" w:eastAsia="en-US"/>
       </w:rPr>
     </w:pPr>
+    <w:bookmarkStart w:id="2" w:name="_Hlk215400839"/>
+    <w:bookmarkStart w:id="3" w:name="_Hlk215400840"/>
     <w:r>
       <w:rPr>
-        <w:rFonts w:ascii="Calibri Light" w:eastAsia="Cambria" w:hAnsi="Calibri Light" w:cs="Calibri Light"/>
+        <w:rFonts w:ascii="Calibri Light" w:hAnsi="Calibri Light" w:cs="Calibri Light"/>
+        <w:color w:val="323E4F"/>
+        <w:spacing w:val="4"/>
         <w:sz w:val="20"/>
         <w:szCs w:val="20"/>
+        <w:lang w:val="en-AU" w:eastAsia="en-US"/>
       </w:rPr>
-      <w:t xml:space="preserve">(604)-729-8023 </w:t>
-    </w:r>
-    <w:r>
-      <w:rPr>
-        <w:rFonts w:ascii="Calibri Light" w:eastAsia="Cambria" w:hAnsi="Calibri Light" w:cs="Calibri Light"/>
-        <w:i/>
-        <w:sz w:val="20"/>
-        <w:szCs w:val="20"/>
-      </w:rPr>
-      <w:t xml:space="preserve">| </w:t>
+      <w:t xml:space="preserve">sam_lui@hotmail.ca | https://www.linkedin.com/in/saml1009/ | </w:t>
     </w:r>
     <w:hyperlink r:id="rId1" w:history="1">
       <w:r>
         <w:rPr>
           <w:rStyle w:val="Hyperlink"/>
-          <w:rFonts w:ascii="Calibri Light" w:eastAsia="Cambria" w:hAnsi="Calibri Light" w:cs="Calibri Light"/>
+          <w:rFonts w:ascii="Calibri Light" w:hAnsi="Calibri Light" w:cs="Calibri Light"/>
+          <w:spacing w:val="4"/>
           <w:sz w:val="20"/>
           <w:szCs w:val="20"/>
-        </w:rPr>
-        <w:t>sam_lui@hotmail.ca</w:t>
-      </w:r>
-    </w:hyperlink>
-    <w:r>
-      <w:rPr>
-        <w:rFonts w:ascii="Calibri Light" w:eastAsia="Cambria" w:hAnsi="Calibri Light" w:cs="Calibri Light"/>
-        <w:sz w:val="20"/>
-        <w:szCs w:val="20"/>
-      </w:rPr>
-      <w:t xml:space="preserve"> </w:t>
-    </w:r>
-    <w:hyperlink r:id="rId2">
-      <w:r>
-        <w:rPr>
-          <w:rFonts w:ascii="Calibri Light" w:eastAsia="Cambria" w:hAnsi="Calibri Light" w:cs="Calibri Light"/>
-          <w:noProof/>
-          <w:color w:val="1155CC"/>
-          <w:sz w:val="20"/>
-          <w:szCs w:val="20"/>
-          <w:u w:val="single"/>
-        </w:rPr>
-        <w:drawing>
-          <wp:inline distT="0" distB="0" distL="0" distR="0" wp14:anchorId="7C87CD9A" wp14:editId="7C87CD9B">
-            <wp:extent cx="127000" cy="107950"/>
-            <wp:effectExtent l="0" t="0" r="0" b="0"/>
-            <wp:docPr id="1284951015" name="image1.png"/>
-            <wp:cNvGraphicFramePr/>
-            <a:graphic xmlns:a="http://schemas.openxmlformats.org/drawingml/2006/main">
-              <a:graphicData uri="http://schemas.openxmlformats.org/drawingml/2006/picture">
-                <pic:pic xmlns:pic="http://schemas.openxmlformats.org/drawingml/2006/picture">
-                  <pic:nvPicPr>
-                    <pic:cNvPr id="0" name="image1.png"/>
-                    <pic:cNvPicPr preferRelativeResize="0"/>
-                  </pic:nvPicPr>
-                  <pic:blipFill>
-                    <a:blip r:embed="rId3"/>
-                    <a:srcRect/>
-                    <a:stretch>
-                      <a:fillRect/>
-                    </a:stretch>
-                  </pic:blipFill>
-                  <pic:spPr>
-                    <a:xfrm>
-                      <a:off x="0" y="0"/>
-                      <a:ext cx="127000" cy="107950"/>
-                    </a:xfrm>
-                    <a:prstGeom prst="rect">
-                      <a:avLst/>
-                    </a:prstGeom>
-                    <a:ln/>
-                  </pic:spPr>
-                </pic:pic>
-              </a:graphicData>
-            </a:graphic>
-          </wp:inline>
-        </w:drawing>
-      </w:r>
-    </w:hyperlink>
-    <w:hyperlink r:id="rId4">
-      <w:r>
-        <w:rPr>
-          <w:rFonts w:ascii="Calibri Light" w:eastAsia="Cambria" w:hAnsi="Calibri Light" w:cs="Calibri Light"/>
-          <w:color w:val="1155CC"/>
-          <w:sz w:val="20"/>
-          <w:szCs w:val="20"/>
-          <w:u w:val="single"/>
-        </w:rPr>
-        <w:t xml:space="preserve"> </w:t>
-      </w:r>
-    </w:hyperlink>
-    <w:hyperlink r:id="rId5">
-      <w:r>
-        <w:rPr>
-          <w:rFonts w:ascii="Calibri Light" w:eastAsia="Cambria" w:hAnsi="Calibri Light" w:cs="Calibri Light"/>
-          <w:i/>
-          <w:color w:val="1155CC"/>
-          <w:sz w:val="20"/>
-          <w:szCs w:val="20"/>
-          <w:u w:val="single"/>
-        </w:rPr>
-        <w:t xml:space="preserve">| </w:t>
+          <w:lang w:val="en-AU" w:eastAsia="en-US"/>
+        </w:rPr>
+        <w:t>https://github.com/samlui1009</w:t>
       </w:r>
     </w:hyperlink>
     <w:r>
       <w:rPr>
         <w:rFonts w:ascii="Calibri Light" w:hAnsi="Calibri Light" w:cs="Calibri Light"/>
+        <w:color w:val="323E4F"/>
+        <w:spacing w:val="4"/>
         <w:sz w:val="20"/>
         <w:szCs w:val="20"/>
+        <w:lang w:val="en-AU" w:eastAsia="en-US"/>
       </w:rPr>
-      <w:t xml:space="preserve"> </w:t>
+      <w:t xml:space="preserve"> | https://samlui.netlify.app/</w:t>
     </w:r>
-    <w:hyperlink r:id="rId6" w:history="1">
-      <w:r>
-        <w:rPr>
-          <w:rStyle w:val="Hyperlink"/>
-          <w:rFonts w:ascii="Calibri Light" w:eastAsia="Cambria" w:hAnsi="Calibri Light" w:cs="Calibri Light"/>
-          <w:sz w:val="20"/>
-          <w:szCs w:val="20"/>
-        </w:rPr>
-        <w:t>https://www.linkedin.com/in/sam-lui-6250a787</w:t>
-      </w:r>
-    </w:hyperlink>
-    <w:r>
-      <w:rPr>
-        <w:rFonts w:ascii="Calibri Light" w:eastAsia="Cambria" w:hAnsi="Calibri Light" w:cs="Calibri Light"/>
-        <w:sz w:val="20"/>
-        <w:szCs w:val="20"/>
-      </w:rPr>
-      <w:t xml:space="preserve"> </w:t>
-    </w:r>
-    <w:hyperlink r:id="rId7">
-      <w:r>
-        <w:rPr>
-          <w:rFonts w:ascii="Calibri Light" w:eastAsia="Cambria" w:hAnsi="Calibri Light" w:cs="Calibri Light"/>
-          <w:noProof/>
-          <w:color w:val="1155CC"/>
-          <w:sz w:val="20"/>
-          <w:szCs w:val="20"/>
-          <w:u w:val="single"/>
-        </w:rPr>
-        <w:drawing>
-          <wp:inline distT="0" distB="0" distL="0" distR="0" wp14:anchorId="7C87CD9C" wp14:editId="7C87CD9D">
-            <wp:extent cx="127000" cy="107950"/>
-            <wp:effectExtent l="0" t="0" r="0" b="0"/>
-            <wp:docPr id="1838575613" name="image1.png"/>
-            <wp:cNvGraphicFramePr/>
-            <a:graphic xmlns:a="http://schemas.openxmlformats.org/drawingml/2006/main">
-              <a:graphicData uri="http://schemas.openxmlformats.org/drawingml/2006/picture">
-                <pic:pic xmlns:pic="http://schemas.openxmlformats.org/drawingml/2006/picture">
-                  <pic:nvPicPr>
-                    <pic:cNvPr id="0" name="image1.png"/>
-                    <pic:cNvPicPr preferRelativeResize="0"/>
-                  </pic:nvPicPr>
-                  <pic:blipFill>
-                    <a:blip r:embed="rId3"/>
-                    <a:srcRect/>
-                    <a:stretch>
-                      <a:fillRect/>
-                    </a:stretch>
-                  </pic:blipFill>
-                  <pic:spPr>
-                    <a:xfrm>
-                      <a:off x="0" y="0"/>
-                      <a:ext cx="127000" cy="107950"/>
-                    </a:xfrm>
-                    <a:prstGeom prst="rect">
-                      <a:avLst/>
-                    </a:prstGeom>
-                    <a:ln/>
-                  </pic:spPr>
-                </pic:pic>
-              </a:graphicData>
-            </a:graphic>
-          </wp:inline>
-        </w:drawing>
-      </w:r>
-    </w:hyperlink>
-    <w:hyperlink r:id="rId8">
-      <w:r>
-        <w:rPr>
-          <w:rFonts w:ascii="Calibri Light" w:eastAsia="Cambria" w:hAnsi="Calibri Light" w:cs="Calibri Light"/>
-          <w:color w:val="1155CC"/>
-          <w:sz w:val="20"/>
-          <w:szCs w:val="20"/>
-          <w:u w:val="single"/>
-        </w:rPr>
-        <w:t xml:space="preserve"> </w:t>
-      </w:r>
-    </w:hyperlink>
-    <w:hyperlink r:id="rId9">
-      <w:r>
-        <w:rPr>
-          <w:rFonts w:ascii="Calibri Light" w:eastAsia="Cambria" w:hAnsi="Calibri Light" w:cs="Calibri Light"/>
-          <w:i/>
-          <w:color w:val="1155CC"/>
-          <w:sz w:val="20"/>
-          <w:szCs w:val="20"/>
-          <w:u w:val="single"/>
-        </w:rPr>
-        <w:t xml:space="preserve">| </w:t>
-      </w:r>
-    </w:hyperlink>
-    <w:hyperlink r:id="rId10">
-      <w:r>
-        <w:rPr>
-          <w:rFonts w:ascii="Calibri Light" w:eastAsia="Cambria" w:hAnsi="Calibri Light" w:cs="Calibri Light"/>
-          <w:color w:val="1155CC"/>
-          <w:sz w:val="20"/>
-          <w:szCs w:val="20"/>
-          <w:u w:val="single"/>
-        </w:rPr>
-        <w:t>github.com/samlui1009</w:t>
-      </w:r>
-    </w:hyperlink>
+    <w:bookmarkEnd w:id="2"/>
+    <w:bookmarkEnd w:id="3"/>
   </w:p>
 </w:hdr>
 </file>
@@ -2534,6 +3095,14 @@
     <w:abstractNumId w:val="1"/>
   </w:num>
 </w:numbering>
+</file>
+
+<file path=word/people.xml><?xml version="1.0" encoding="utf-8"?>
+<w15:people xmlns:wpc="http://schemas.microsoft.com/office/word/2010/wordprocessingCanvas" xmlns:cx="http://schemas.microsoft.com/office/drawing/2014/chartex" xmlns:cx1="http://schemas.microsoft.com/office/drawing/2015/9/8/chartex" xmlns:cx2="http://schemas.microsoft.com/office/drawing/2015/10/21/chartex" xmlns:cx3="http://schemas.microsoft.com/office/drawing/2016/5/9/chartex" xmlns:cx4="http://schemas.microsoft.com/office/drawing/2016/5/10/chartex" xmlns:cx5="http://schemas.microsoft.com/office/drawing/2016/5/11/chartex" xmlns:cx6="http://schemas.microsoft.com/office/drawing/2016/5/12/chartex" xmlns:cx7="http://schemas.microsoft.com/office/drawing/2016/5/13/chartex" xmlns:cx8="http://schemas.microsoft.com/office/drawing/2016/5/14/chartex" xmlns:mc="http://schemas.openxmlformats.org/markup-compatibility/2006" xmlns:aink="http://schemas.microsoft.com/office/drawing/2016/ink" xmlns:am3d="http://schemas.microsoft.com/office/drawing/2017/model3d" xmlns:o="urn:schemas-microsoft-com:office:office" xmlns:oel="http://schemas.microsoft.com/office/2019/extlst" xmlns:r="http://schemas.openxmlformats.org/officeDocument/2006/relationships" xmlns:m="http://schemas.openxmlformats.org/officeDocument/2006/math" xmlns:v="urn:schemas-microsoft-com:vml" xmlns:wp14="http://schemas.microsoft.com/office/word/2010/wordprocessingDrawing" xmlns:wp="http://schemas.openxmlformats.org/drawingml/2006/wordprocessingDrawing" xmlns:w10="urn:schemas-microsoft-com:office:word" xmlns:w="http://schemas.openxmlformats.org/wordprocessingml/2006/main" xmlns:w14="http://schemas.microsoft.com/office/word/2010/wordml" xmlns:w15="http://schemas.microsoft.com/office/word/2012/wordml" xmlns:w16cex="http://schemas.microsoft.com/office/word/2018/wordml/cex" xmlns:w16cid="http://schemas.microsoft.com/office/word/2016/wordml/cid" xmlns:w16="http://schemas.microsoft.com/office/word/2018/wordml" xmlns:w16du="http://schemas.microsoft.com/office/word/2023/wordml/word16du" xmlns:w16sdtdh="http://schemas.microsoft.com/office/word/2020/wordml/sdtdatahash" xmlns:w16sdtfl="http://schemas.microsoft.com/office/word/2024/wordml/sdtformatlock" xmlns:w16se="http://schemas.microsoft.com/office/word/2015/wordml/symex" xmlns:wpg="http://schemas.microsoft.com/office/word/2010/wordprocessingGroup" xmlns:wpi="http://schemas.microsoft.com/office/word/2010/wordprocessingInk" xmlns:wne="http://schemas.microsoft.com/office/word/2006/wordml" xmlns:wps="http://schemas.microsoft.com/office/word/2010/wordprocessingShape" mc:Ignorable="w14 w15 w16se w16cid w16 w16cex w16sdtdh w16sdtfl w16du wp14">
+  <w15:person w15:author="Sam Lui">
+    <w15:presenceInfo w15:providerId="Windows Live" w15:userId="8f887ab463d8bf2b"/>
+  </w15:person>
+</w15:people>
 </file>
 
 <file path=word/styles.xml><?xml version="1.0" encoding="utf-8"?>
@@ -3205,6 +3774,53 @@
     <w:semiHidden/>
     <w:rsid w:val="00A855CB"/>
   </w:style>
+  <w:style w:type="character" w:styleId="CommentReference">
+    <w:name w:val="annotation reference"/>
+    <w:basedOn w:val="DefaultParagraphFont"/>
+    <w:uiPriority w:val="99"/>
+    <w:semiHidden/>
+    <w:unhideWhenUsed/>
+    <w:rsid w:val="0037705C"/>
+    <w:rPr>
+      <w:sz w:val="16"/>
+      <w:szCs w:val="16"/>
+    </w:rPr>
+  </w:style>
+  <w:style w:type="paragraph" w:styleId="CommentText">
+    <w:name w:val="annotation text"/>
+    <w:basedOn w:val="Normal"/>
+    <w:link w:val="CommentTextChar"/>
+    <w:uiPriority w:val="99"/>
+    <w:unhideWhenUsed/>
+    <w:rsid w:val="0037705C"/>
+    <w:pPr>
+      <w:widowControl/>
+      <w:spacing w:after="160"/>
+    </w:pPr>
+    <w:rPr>
+      <w:rFonts w:asciiTheme="minorHAnsi" w:eastAsiaTheme="minorEastAsia" w:hAnsiTheme="minorHAnsi" w:cstheme="minorBidi"/>
+      <w:kern w:val="2"/>
+      <w:sz w:val="20"/>
+      <w:szCs w:val="20"/>
+      <w:lang w:val="en-CA"/>
+      <w14:ligatures w14:val="standardContextual"/>
+    </w:rPr>
+  </w:style>
+  <w:style w:type="character" w:customStyle="1" w:styleId="CommentTextChar">
+    <w:name w:val="Comment Text Char"/>
+    <w:basedOn w:val="DefaultParagraphFont"/>
+    <w:link w:val="CommentText"/>
+    <w:uiPriority w:val="99"/>
+    <w:rsid w:val="0037705C"/>
+    <w:rPr>
+      <w:rFonts w:asciiTheme="minorHAnsi" w:eastAsiaTheme="minorEastAsia" w:hAnsiTheme="minorHAnsi" w:cstheme="minorBidi"/>
+      <w:kern w:val="2"/>
+      <w:sz w:val="20"/>
+      <w:szCs w:val="20"/>
+      <w:lang w:val="en-CA"/>
+      <w14:ligatures w14:val="standardContextual"/>
+    </w:rPr>
+  </w:style>
 </w:styles>
 </file>
 
